--- a/PARADISE_opleidingsplanning.docx
+++ b/PARADISE_opleidingsplanning.docx
@@ -71,7 +71,7 @@
           <w:sz w:val="22"/>
           <w:lang w:val="nl-BE"/>
         </w:rPr>
-        <w:t>De</w:t>
+        <w:t>De thema's en hun vorm</w:t>
       </w:r>
       <w:proofErr w:type="gramEnd"/>
       <w:r>
@@ -81,7 +81,6 @@
           <w:sz w:val="22"/>
           <w:lang w:val="nl-BE"/>
         </w:rPr>
-        <w:t xml:space="preserve"> vijf thema's en hun vorm</w:t>
       </w:r>
     </w:p>
     <w:p>
@@ -97,7 +96,7 @@
           <w:sz w:val="17"/>
           <w:lang w:val="nl-BE"/>
         </w:rPr>
-        <w:t>De vijf thema's samen zijn zestien uur, de droogloop drie en een half. Dat past niet in zes opleidingen van een halve dag, en al helemaal niet in november alleen. De oplossing is niet inkorten maar splitsen naar wat elk thema werkelijk nodig heeft.</w:t>
+        <w:t>De zes thema's samen zijn zeventien uur, de droogloop met debriefing vier en een half, en de ICC-meting één. Dat past niet in zes opleidingen van een halve dag, en al helemaal niet in november alleen. De oplossing is niet inkorten maar splitsen naar wat elk thema werkelijk nodig heeft, en de thema's verdelen over vier lesgevers.</w:t>
       </w:r>
     </w:p>
     <w:tbl>
@@ -227,8 +226,10 @@
             <w:pPr>
               <w:spacing w:before="40" w:after="40"/>
             </w:pPr>
-            <w:r>
-              <w:rPr>
+            <w:r/>
+            <w:r>
+              <w:rPr>
+                <w:rFonts w:ascii="Segoe UI" w:hAnsi="Segoe UI"/>
                 <w:b/>
                 <w:color w:val="1B2630"/>
                 <w:sz w:val="17"/>
@@ -245,8 +246,11 @@
             <w:pPr>
               <w:spacing w:before="40" w:after="40"/>
             </w:pPr>
-            <w:r>
-              <w:rPr>
+            <w:r/>
+            <w:r>
+              <w:rPr>
+                <w:rFonts w:ascii="Segoe UI" w:hAnsi="Segoe UI"/>
+                <w:b w:val="0"/>
                 <w:color w:val="1B2630"/>
                 <w:sz w:val="17"/>
               </w:rPr>
@@ -262,8 +266,11 @@
             <w:pPr>
               <w:spacing w:before="40" w:after="40"/>
             </w:pPr>
-            <w:r>
-              <w:rPr>
+            <w:r/>
+            <w:r>
+              <w:rPr>
+                <w:rFonts w:ascii="Segoe UI" w:hAnsi="Segoe UI"/>
+                <w:b w:val="0"/>
                 <w:color w:val="1B2630"/>
                 <w:sz w:val="17"/>
               </w:rPr>
@@ -279,8 +286,11 @@
             <w:pPr>
               <w:spacing w:before="40" w:after="40"/>
             </w:pPr>
-            <w:r>
-              <w:rPr>
+            <w:r/>
+            <w:r>
+              <w:rPr>
+                <w:rFonts w:ascii="Segoe UI" w:hAnsi="Segoe UI"/>
+                <w:b w:val="0"/>
                 <w:color w:val="1B2630"/>
                 <w:sz w:val="17"/>
               </w:rPr>
@@ -296,8 +306,11 @@
             <w:pPr>
               <w:spacing w:before="40" w:after="40"/>
             </w:pPr>
-            <w:r>
-              <w:rPr>
+            <w:r/>
+            <w:r>
+              <w:rPr>
+                <w:rFonts w:ascii="Segoe UI" w:hAnsi="Segoe UI"/>
+                <w:b w:val="0"/>
                 <w:color w:val="1B2630"/>
                 <w:sz w:val="17"/>
               </w:rPr>
@@ -315,13 +328,15 @@
             <w:pPr>
               <w:spacing w:before="40" w:after="40"/>
             </w:pPr>
-            <w:r>
-              <w:rPr>
+            <w:r/>
+            <w:r>
+              <w:rPr>
+                <w:rFonts w:ascii="Segoe UI" w:hAnsi="Segoe UI"/>
                 <w:b/>
                 <w:color w:val="1B2630"/>
                 <w:sz w:val="17"/>
               </w:rPr>
-              <w:t>2 · Educatie</w:t>
+              <w:t>2 · Toestemming en randomisatie</w:t>
             </w:r>
           </w:p>
         </w:tc>
@@ -333,8 +348,11 @@
             <w:pPr>
               <w:spacing w:before="40" w:after="40"/>
             </w:pPr>
-            <w:r>
-              <w:rPr>
+            <w:r/>
+            <w:r>
+              <w:rPr>
+                <w:rFonts w:ascii="Segoe UI" w:hAnsi="Segoe UI"/>
+                <w:b w:val="0"/>
                 <w:color w:val="1B2630"/>
                 <w:sz w:val="17"/>
               </w:rPr>
@@ -350,8 +368,11 @@
             <w:pPr>
               <w:spacing w:before="40" w:after="40"/>
             </w:pPr>
-            <w:r>
-              <w:rPr>
+            <w:r/>
+            <w:r>
+              <w:rPr>
+                <w:rFonts w:ascii="Segoe UI" w:hAnsi="Segoe UI"/>
+                <w:b w:val="0"/>
                 <w:color w:val="1B2630"/>
                 <w:sz w:val="17"/>
               </w:rPr>
@@ -367,12 +388,15 @@
             <w:pPr>
               <w:spacing w:before="40" w:after="40"/>
             </w:pPr>
-            <w:r>
-              <w:rPr>
-                <w:color w:val="1B2630"/>
-                <w:sz w:val="17"/>
-              </w:rPr>
-              <w:t>wie de educatie geeft</w:t>
+            <w:r/>
+            <w:r>
+              <w:rPr>
+                <w:rFonts w:ascii="Segoe UI" w:hAnsi="Segoe UI"/>
+                <w:b w:val="0"/>
+                <w:color w:val="1B2630"/>
+                <w:sz w:val="17"/>
+              </w:rPr>
+              <w:t>wie toestemming afneemt en randomiseert</w:t>
             </w:r>
           </w:p>
         </w:tc>
@@ -384,8 +408,11 @@
             <w:pPr>
               <w:spacing w:before="40" w:after="40"/>
             </w:pPr>
-            <w:r>
-              <w:rPr>
+            <w:r/>
+            <w:r>
+              <w:rPr>
+                <w:rFonts w:ascii="Segoe UI" w:hAnsi="Segoe UI"/>
+                <w:b w:val="0"/>
                 <w:color w:val="1B2630"/>
                 <w:sz w:val="17"/>
               </w:rPr>
@@ -403,13 +430,15 @@
             <w:pPr>
               <w:spacing w:before="40" w:after="40"/>
             </w:pPr>
-            <w:r>
-              <w:rPr>
+            <w:r/>
+            <w:r>
+              <w:rPr>
+                <w:rFonts w:ascii="Segoe UI" w:hAnsi="Segoe UI"/>
                 <w:b/>
                 <w:color w:val="1B2630"/>
                 <w:sz w:val="17"/>
               </w:rPr>
-              <w:t>3 · Gedragsbijsturing</w:t>
+              <w:t>3 · Educatie</w:t>
             </w:r>
           </w:p>
         </w:tc>
@@ -421,12 +450,15 @@
             <w:pPr>
               <w:spacing w:before="40" w:after="40"/>
             </w:pPr>
-            <w:r>
-              <w:rPr>
-                <w:color w:val="1B2630"/>
-                <w:sz w:val="17"/>
-              </w:rPr>
-              <w:t>2 × 3 u, plus 2 u booster</w:t>
+            <w:r/>
+            <w:r>
+              <w:rPr>
+                <w:rFonts w:ascii="Segoe UI" w:hAnsi="Segoe UI"/>
+                <w:b w:val="0"/>
+                <w:color w:val="1B2630"/>
+                <w:sz w:val="17"/>
+              </w:rPr>
+              <w:t>1,5 u</w:t>
             </w:r>
           </w:p>
         </w:tc>
@@ -438,12 +470,15 @@
             <w:pPr>
               <w:spacing w:before="40" w:after="40"/>
             </w:pPr>
-            <w:r>
-              <w:rPr>
-                <w:color w:val="1B2630"/>
-                <w:sz w:val="17"/>
-              </w:rPr>
-              <w:t>ter plaatse, centraal</w:t>
+            <w:r/>
+            <w:r>
+              <w:rPr>
+                <w:rFonts w:ascii="Segoe UI" w:hAnsi="Segoe UI"/>
+                <w:b w:val="0"/>
+                <w:color w:val="1B2630"/>
+                <w:sz w:val="17"/>
+              </w:rPr>
+              <w:t>online, plenair</w:t>
             </w:r>
           </w:p>
         </w:tc>
@@ -455,12 +490,15 @@
             <w:pPr>
               <w:spacing w:before="40" w:after="40"/>
             </w:pPr>
-            <w:r>
-              <w:rPr>
-                <w:color w:val="1B2630"/>
-                <w:sz w:val="17"/>
-              </w:rPr>
-              <w:t>2 therapeuten per centrum</w:t>
+            <w:r/>
+            <w:r>
+              <w:rPr>
+                <w:rFonts w:ascii="Segoe UI" w:hAnsi="Segoe UI"/>
+                <w:b w:val="0"/>
+                <w:color w:val="1B2630"/>
+                <w:sz w:val="17"/>
+              </w:rPr>
+              <w:t>wie de educatie geeft</w:t>
             </w:r>
           </w:p>
         </w:tc>
@@ -472,12 +510,15 @@
             <w:pPr>
               <w:spacing w:before="40" w:after="40"/>
             </w:pPr>
-            <w:r>
-              <w:rPr>
-                <w:color w:val="1B2630"/>
-                <w:sz w:val="17"/>
-              </w:rPr>
-              <w:t>P-B2</w:t>
+            <w:r/>
+            <w:r>
+              <w:rPr>
+                <w:rFonts w:ascii="Segoe UI" w:hAnsi="Segoe UI"/>
+                <w:b w:val="0"/>
+                <w:color w:val="1B2630"/>
+                <w:sz w:val="17"/>
+              </w:rPr>
+              <w:t>nieuw</w:t>
             </w:r>
           </w:p>
         </w:tc>
@@ -491,13 +532,15 @@
             <w:pPr>
               <w:spacing w:before="40" w:after="40"/>
             </w:pPr>
-            <w:r>
-              <w:rPr>
+            <w:r/>
+            <w:r>
+              <w:rPr>
+                <w:rFonts w:ascii="Segoe UI" w:hAnsi="Segoe UI"/>
                 <w:b/>
                 <w:color w:val="1B2630"/>
                 <w:sz w:val="17"/>
               </w:rPr>
-              <w:t>4 · Technologie</w:t>
+              <w:t>4 · Gedragsbijsturing</w:t>
             </w:r>
           </w:p>
         </w:tc>
@@ -509,12 +552,15 @@
             <w:pPr>
               <w:spacing w:before="40" w:after="40"/>
             </w:pPr>
-            <w:r>
-              <w:rPr>
-                <w:color w:val="1B2630"/>
-                <w:sz w:val="17"/>
-              </w:rPr>
-              <w:t>2 u</w:t>
+            <w:r/>
+            <w:r>
+              <w:rPr>
+                <w:rFonts w:ascii="Segoe UI" w:hAnsi="Segoe UI"/>
+                <w:b w:val="0"/>
+                <w:color w:val="1B2630"/>
+                <w:sz w:val="17"/>
+              </w:rPr>
+              <w:t>2 × 3 u per groep, plus 2 u booster</w:t>
             </w:r>
           </w:p>
         </w:tc>
@@ -526,12 +572,15 @@
             <w:pPr>
               <w:spacing w:before="40" w:after="40"/>
             </w:pPr>
-            <w:r>
-              <w:rPr>
-                <w:color w:val="1B2630"/>
-                <w:sz w:val="17"/>
-              </w:rPr>
-              <w:t>ter plaatse, per centrum</w:t>
+            <w:r/>
+            <w:r>
+              <w:rPr>
+                <w:rFonts w:ascii="Segoe UI" w:hAnsi="Segoe UI"/>
+                <w:b w:val="0"/>
+                <w:color w:val="1B2630"/>
+                <w:sz w:val="17"/>
+              </w:rPr>
+              <w:t>ter plaatse, centraal, twee groepen</w:t>
             </w:r>
           </w:p>
         </w:tc>
@@ -543,12 +592,15 @@
             <w:pPr>
               <w:spacing w:before="40" w:after="40"/>
             </w:pPr>
-            <w:r>
-              <w:rPr>
-                <w:color w:val="1B2630"/>
-                <w:sz w:val="17"/>
-              </w:rPr>
-              <w:t>wie meet</w:t>
+            <w:r/>
+            <w:r>
+              <w:rPr>
+                <w:rFonts w:ascii="Segoe UI" w:hAnsi="Segoe UI"/>
+                <w:b w:val="0"/>
+                <w:color w:val="1B2630"/>
+                <w:sz w:val="17"/>
+              </w:rPr>
+              <w:t>3 zorgverleners per centrum</w:t>
             </w:r>
           </w:p>
         </w:tc>
@@ -560,12 +612,15 @@
             <w:pPr>
               <w:spacing w:before="40" w:after="40"/>
             </w:pPr>
-            <w:r>
-              <w:rPr>
-                <w:color w:val="1B2630"/>
-                <w:sz w:val="17"/>
-              </w:rPr>
-              <w:t>P-B3</w:t>
+            <w:r/>
+            <w:r>
+              <w:rPr>
+                <w:rFonts w:ascii="Segoe UI" w:hAnsi="Segoe UI"/>
+                <w:b w:val="0"/>
+                <w:color w:val="1B2630"/>
+                <w:sz w:val="17"/>
+              </w:rPr>
+              <w:t>P-B2</w:t>
             </w:r>
           </w:p>
         </w:tc>
@@ -579,13 +634,15 @@
             <w:pPr>
               <w:spacing w:before="40" w:after="40"/>
             </w:pPr>
-            <w:r>
-              <w:rPr>
+            <w:r/>
+            <w:r>
+              <w:rPr>
+                <w:rFonts w:ascii="Segoe UI" w:hAnsi="Segoe UI"/>
                 <w:b/>
                 <w:color w:val="1B2630"/>
                 <w:sz w:val="17"/>
               </w:rPr>
-              <w:t>5 · Datacollectie en vragenlijsten</w:t>
+              <w:t>5 · Technologie</w:t>
             </w:r>
           </w:p>
         </w:tc>
@@ -597,12 +654,15 @@
             <w:pPr>
               <w:spacing w:before="40" w:after="40"/>
             </w:pPr>
-            <w:r>
-              <w:rPr>
-                <w:color w:val="1B2630"/>
-                <w:sz w:val="17"/>
-              </w:rPr>
-              <w:t>1 u zelftest, 2 u sessie</w:t>
+            <w:r/>
+            <w:r>
+              <w:rPr>
+                <w:rFonts w:ascii="Segoe UI" w:hAnsi="Segoe UI"/>
+                <w:b w:val="0"/>
+                <w:color w:val="1B2630"/>
+                <w:sz w:val="17"/>
+              </w:rPr>
+              <w:t>2 u</w:t>
             </w:r>
           </w:p>
         </w:tc>
@@ -614,12 +674,15 @@
             <w:pPr>
               <w:spacing w:before="40" w:after="40"/>
             </w:pPr>
-            <w:r>
-              <w:rPr>
-                <w:color w:val="1B2630"/>
-                <w:sz w:val="17"/>
-              </w:rPr>
-              <w:t>online, na voorbereiding</w:t>
+            <w:r/>
+            <w:r>
+              <w:rPr>
+                <w:rFonts w:ascii="Segoe UI" w:hAnsi="Segoe UI"/>
+                <w:b w:val="0"/>
+                <w:color w:val="1B2630"/>
+                <w:sz w:val="17"/>
+              </w:rPr>
+              <w:t>ter plaatse, per centrum</w:t>
             </w:r>
           </w:p>
         </w:tc>
@@ -631,12 +694,15 @@
             <w:pPr>
               <w:spacing w:before="40" w:after="40"/>
             </w:pPr>
-            <w:r>
-              <w:rPr>
-                <w:color w:val="1B2630"/>
-                <w:sz w:val="17"/>
-              </w:rPr>
-              <w:t>invullers en datamanager</w:t>
+            <w:r/>
+            <w:r>
+              <w:rPr>
+                <w:rFonts w:ascii="Segoe UI" w:hAnsi="Segoe UI"/>
+                <w:b w:val="0"/>
+                <w:color w:val="1B2630"/>
+                <w:sz w:val="17"/>
+              </w:rPr>
+              <w:t>wie meet</w:t>
             </w:r>
           </w:p>
         </w:tc>
@@ -648,12 +714,15 @@
             <w:pPr>
               <w:spacing w:before="40" w:after="40"/>
             </w:pPr>
-            <w:r>
-              <w:rPr>
-                <w:color w:val="1B2630"/>
-                <w:sz w:val="17"/>
-              </w:rPr>
-              <w:t>P-B5</w:t>
+            <w:r/>
+            <w:r>
+              <w:rPr>
+                <w:rFonts w:ascii="Segoe UI" w:hAnsi="Segoe UI"/>
+                <w:b w:val="0"/>
+                <w:color w:val="1B2630"/>
+                <w:sz w:val="17"/>
+              </w:rPr>
+              <w:t>P-B3</w:t>
             </w:r>
           </w:p>
         </w:tc>
@@ -667,13 +736,15 @@
             <w:pPr>
               <w:spacing w:before="40" w:after="40"/>
             </w:pPr>
-            <w:r>
-              <w:rPr>
+            <w:r/>
+            <w:r>
+              <w:rPr>
+                <w:rFonts w:ascii="Segoe UI" w:hAnsi="Segoe UI"/>
                 <w:b/>
                 <w:color w:val="1B2630"/>
                 <w:sz w:val="17"/>
               </w:rPr>
-              <w:t>Droogloop vier visites</w:t>
+              <w:t>6 · Datacollectie en vragenlijsten</w:t>
             </w:r>
           </w:p>
         </w:tc>
@@ -685,12 +756,15 @@
             <w:pPr>
               <w:spacing w:before="40" w:after="40"/>
             </w:pPr>
-            <w:r>
-              <w:rPr>
-                <w:color w:val="1B2630"/>
-                <w:sz w:val="17"/>
-              </w:rPr>
-              <w:t>3,5 u</w:t>
+            <w:r/>
+            <w:r>
+              <w:rPr>
+                <w:rFonts w:ascii="Segoe UI" w:hAnsi="Segoe UI"/>
+                <w:b w:val="0"/>
+                <w:color w:val="1B2630"/>
+                <w:sz w:val="17"/>
+              </w:rPr>
+              <w:t>1 u zelftest, 2 u sessie</w:t>
             </w:r>
           </w:p>
         </w:tc>
@@ -702,12 +776,15 @@
             <w:pPr>
               <w:spacing w:before="40" w:after="40"/>
             </w:pPr>
-            <w:r>
-              <w:rPr>
-                <w:color w:val="1B2630"/>
-                <w:sz w:val="17"/>
-              </w:rPr>
-              <w:t>ter plaatse, per centrum</w:t>
+            <w:r/>
+            <w:r>
+              <w:rPr>
+                <w:rFonts w:ascii="Segoe UI" w:hAnsi="Segoe UI"/>
+                <w:b w:val="0"/>
+                <w:color w:val="1B2630"/>
+                <w:sz w:val="17"/>
+              </w:rPr>
+              <w:t>online, na voorbereiding</w:t>
             </w:r>
           </w:p>
         </w:tc>
@@ -719,12 +796,15 @@
             <w:pPr>
               <w:spacing w:before="40" w:after="40"/>
             </w:pPr>
-            <w:r>
-              <w:rPr>
-                <w:color w:val="1B2630"/>
-                <w:sz w:val="17"/>
-              </w:rPr>
-              <w:t>volledig team</w:t>
+            <w:r/>
+            <w:r>
+              <w:rPr>
+                <w:rFonts w:ascii="Segoe UI" w:hAnsi="Segoe UI"/>
+                <w:b w:val="0"/>
+                <w:color w:val="1B2630"/>
+                <w:sz w:val="17"/>
+              </w:rPr>
+              <w:t>invullers en datamanager</w:t>
             </w:r>
           </w:p>
         </w:tc>
@@ -736,12 +816,15 @@
             <w:pPr>
               <w:spacing w:before="40" w:after="40"/>
             </w:pPr>
-            <w:r>
-              <w:rPr>
-                <w:color w:val="1B2630"/>
-                <w:sz w:val="17"/>
-              </w:rPr>
-              <w:t>nieuw</w:t>
+            <w:r/>
+            <w:r>
+              <w:rPr>
+                <w:rFonts w:ascii="Segoe UI" w:hAnsi="Segoe UI"/>
+                <w:b w:val="0"/>
+                <w:color w:val="1B2630"/>
+                <w:sz w:val="17"/>
+              </w:rPr>
+              <w:t>P-B5</w:t>
             </w:r>
           </w:p>
         </w:tc>
@@ -755,26 +838,235 @@
             <w:pPr>
               <w:spacing w:before="40" w:after="40"/>
             </w:pPr>
-            <w:r>
-              <w:rPr>
+            <w:r/>
+            <w:r>
+              <w:rPr>
+                <w:rFonts w:ascii="Segoe UI" w:hAnsi="Segoe UI"/>
                 <w:b/>
                 <w:color w:val="1B2630"/>
                 <w:sz w:val="17"/>
               </w:rPr>
+              <w:t>Droogloop vier visites</w:t>
+            </w:r>
+          </w:p>
+        </w:tc>
+        <w:tc>
+          <w:tcPr>
+            <w:tcW w:w="1400" w:type="dxa"/>
+          </w:tcPr>
+          <w:p>
+            <w:pPr>
+              <w:spacing w:before="40" w:after="40"/>
+            </w:pPr>
+            <w:r/>
+            <w:r>
+              <w:rPr>
+                <w:rFonts w:ascii="Segoe UI" w:hAnsi="Segoe UI"/>
+                <w:b w:val="0"/>
+                <w:color w:val="1B2630"/>
+                <w:sz w:val="17"/>
+              </w:rPr>
+              <w:t>3,5 u, plus 1 u debriefing</w:t>
+            </w:r>
+          </w:p>
+        </w:tc>
+        <w:tc>
+          <w:tcPr>
+            <w:tcW w:w="2400" w:type="dxa"/>
+          </w:tcPr>
+          <w:p>
+            <w:pPr>
+              <w:spacing w:before="40" w:after="40"/>
+            </w:pPr>
+            <w:r/>
+            <w:r>
+              <w:rPr>
+                <w:rFonts w:ascii="Segoe UI" w:hAnsi="Segoe UI"/>
+                <w:b w:val="0"/>
+                <w:color w:val="1B2630"/>
+                <w:sz w:val="17"/>
+              </w:rPr>
+              <w:t>ter plaatse, per centrum</w:t>
+            </w:r>
+          </w:p>
+        </w:tc>
+        <w:tc>
+          <w:tcPr>
+            <w:tcW w:w="2400" w:type="dxa"/>
+          </w:tcPr>
+          <w:p>
+            <w:pPr>
+              <w:spacing w:before="40" w:after="40"/>
+            </w:pPr>
+            <w:r/>
+            <w:r>
+              <w:rPr>
+                <w:rFonts w:ascii="Segoe UI" w:hAnsi="Segoe UI"/>
+                <w:b w:val="0"/>
+                <w:color w:val="1B2630"/>
+                <w:sz w:val="17"/>
+              </w:rPr>
+              <w:t>volledig team</w:t>
+            </w:r>
+          </w:p>
+        </w:tc>
+        <w:tc>
+          <w:tcPr>
+            <w:tcW w:w="1560" w:type="dxa"/>
+          </w:tcPr>
+          <w:p>
+            <w:pPr>
+              <w:spacing w:before="40" w:after="40"/>
+            </w:pPr>
+            <w:r/>
+            <w:r>
+              <w:rPr>
+                <w:rFonts w:ascii="Segoe UI" w:hAnsi="Segoe UI"/>
+                <w:b w:val="0"/>
+                <w:color w:val="1B2630"/>
+                <w:sz w:val="17"/>
+              </w:rPr>
+              <w:t>nieuw</w:t>
+            </w:r>
+          </w:p>
+        </w:tc>
+      </w:tr>
+      <w:tr>
+        <w:tc>
+          <w:tcPr>
+            <w:tcW w:type="dxa" w:w="2100"/>
+          </w:tcPr>
+          <w:p>
+            <w:pPr>
+              <w:spacing w:before="40" w:after="40"/>
+            </w:pPr>
+            <w:r/>
+            <w:r>
+              <w:rPr>
+                <w:rFonts w:ascii="Segoe UI" w:hAnsi="Segoe UI"/>
+                <w:b/>
+                <w:color w:val="1B2630"/>
+                <w:sz w:val="17"/>
+              </w:rPr>
+              <w:t>Meetbetrouwbaarheid, ICC</w:t>
+            </w:r>
+          </w:p>
+        </w:tc>
+        <w:tc>
+          <w:tcPr>
+            <w:tcW w:type="dxa" w:w="1400"/>
+          </w:tcPr>
+          <w:p>
+            <w:pPr>
+              <w:spacing w:before="40" w:after="40"/>
+            </w:pPr>
+            <w:r/>
+            <w:r>
+              <w:rPr>
+                <w:rFonts w:ascii="Segoe UI" w:hAnsi="Segoe UI"/>
+                <w:b w:val="0"/>
+                <w:color w:val="1B2630"/>
+                <w:sz w:val="17"/>
+              </w:rPr>
+              <w:t>1 u</w:t>
+            </w:r>
+          </w:p>
+        </w:tc>
+        <w:tc>
+          <w:tcPr>
+            <w:tcW w:type="dxa" w:w="2400"/>
+          </w:tcPr>
+          <w:p>
+            <w:pPr>
+              <w:spacing w:before="40" w:after="40"/>
+            </w:pPr>
+            <w:r/>
+            <w:r>
+              <w:rPr>
+                <w:rFonts w:ascii="Segoe UI" w:hAnsi="Segoe UI"/>
+                <w:b w:val="0"/>
+                <w:color w:val="1B2630"/>
+                <w:sz w:val="17"/>
+              </w:rPr>
+              <w:t>ter plaatse, na de droogloop</w:t>
+            </w:r>
+          </w:p>
+        </w:tc>
+        <w:tc>
+          <w:tcPr>
+            <w:tcW w:type="dxa" w:w="2400"/>
+          </w:tcPr>
+          <w:p>
+            <w:pPr>
+              <w:spacing w:before="40" w:after="40"/>
+            </w:pPr>
+            <w:r/>
+            <w:r>
+              <w:rPr>
+                <w:rFonts w:ascii="Segoe UI" w:hAnsi="Segoe UI"/>
+                <w:b w:val="0"/>
+                <w:color w:val="1B2630"/>
+                <w:sz w:val="17"/>
+              </w:rPr>
+              <w:t>twee beoordelaars per centrum</w:t>
+            </w:r>
+          </w:p>
+        </w:tc>
+        <w:tc>
+          <w:tcPr>
+            <w:tcW w:type="dxa" w:w="1560"/>
+          </w:tcPr>
+          <w:p>
+            <w:pPr>
+              <w:spacing w:before="40" w:after="40"/>
+            </w:pPr>
+            <w:r/>
+            <w:r>
+              <w:rPr>
+                <w:rFonts w:ascii="Segoe UI" w:hAnsi="Segoe UI"/>
+                <w:b w:val="0"/>
+                <w:color w:val="1B2630"/>
+                <w:sz w:val="17"/>
+              </w:rPr>
+              <w:t>Go-criterium 6</w:t>
+            </w:r>
+          </w:p>
+        </w:tc>
+      </w:tr>
+      <w:tr>
+        <w:tc>
+          <w:tcPr>
+            <w:tcW w:type="dxa" w:w="2100"/>
+          </w:tcPr>
+          <w:p>
+            <w:pPr>
+              <w:spacing w:before="40" w:after="40"/>
+            </w:pPr>
+            <w:r/>
+            <w:r>
+              <w:rPr>
+                <w:rFonts w:ascii="Segoe UI" w:hAnsi="Segoe UI"/>
+                <w:b/>
+                <w:color w:val="1B2630"/>
+                <w:sz w:val="17"/>
+              </w:rPr>
               <w:t>Certificering</w:t>
             </w:r>
           </w:p>
         </w:tc>
         <w:tc>
           <w:tcPr>
-            <w:tcW w:w="1400" w:type="dxa"/>
-          </w:tcPr>
-          <w:p>
-            <w:pPr>
-              <w:spacing w:before="40" w:after="40"/>
-            </w:pPr>
-            <w:r>
-              <w:rPr>
+            <w:tcW w:type="dxa" w:w="1400"/>
+          </w:tcPr>
+          <w:p>
+            <w:pPr>
+              <w:spacing w:before="40" w:after="40"/>
+            </w:pPr>
+            <w:r/>
+            <w:r>
+              <w:rPr>
+                <w:rFonts w:ascii="Segoe UI" w:hAnsi="Segoe UI"/>
+                <w:b w:val="0"/>
                 <w:color w:val="1B2630"/>
                 <w:sz w:val="17"/>
               </w:rPr>
@@ -784,14 +1076,17 @@
         </w:tc>
         <w:tc>
           <w:tcPr>
-            <w:tcW w:w="2400" w:type="dxa"/>
-          </w:tcPr>
-          <w:p>
-            <w:pPr>
-              <w:spacing w:before="40" w:after="40"/>
-            </w:pPr>
-            <w:r>
-              <w:rPr>
+            <w:tcW w:type="dxa" w:w="2400"/>
+          </w:tcPr>
+          <w:p>
+            <w:pPr>
+              <w:spacing w:before="40" w:after="40"/>
+            </w:pPr>
+            <w:r/>
+            <w:r>
+              <w:rPr>
+                <w:rFonts w:ascii="Segoe UI" w:hAnsi="Segoe UI"/>
+                <w:b w:val="0"/>
                 <w:color w:val="1B2630"/>
                 <w:sz w:val="17"/>
               </w:rPr>
@@ -801,31 +1096,37 @@
         </w:tc>
         <w:tc>
           <w:tcPr>
-            <w:tcW w:w="2400" w:type="dxa"/>
-          </w:tcPr>
-          <w:p>
-            <w:pPr>
-              <w:spacing w:before="40" w:after="40"/>
-            </w:pPr>
-            <w:r>
-              <w:rPr>
-                <w:color w:val="1B2630"/>
-                <w:sz w:val="17"/>
-              </w:rPr>
-              <w:t>minstens 2 per centrum</w:t>
-            </w:r>
-          </w:p>
-        </w:tc>
-        <w:tc>
-          <w:tcPr>
-            <w:tcW w:w="1560" w:type="dxa"/>
-          </w:tcPr>
-          <w:p>
-            <w:pPr>
-              <w:spacing w:before="40" w:after="40"/>
-            </w:pPr>
-            <w:r>
-              <w:rPr>
+            <w:tcW w:type="dxa" w:w="2400"/>
+          </w:tcPr>
+          <w:p>
+            <w:pPr>
+              <w:spacing w:before="40" w:after="40"/>
+            </w:pPr>
+            <w:r/>
+            <w:r>
+              <w:rPr>
+                <w:rFonts w:ascii="Segoe UI" w:hAnsi="Segoe UI"/>
+                <w:b w:val="0"/>
+                <w:color w:val="1B2630"/>
+                <w:sz w:val="17"/>
+              </w:rPr>
+              <w:t>3 opgeleid, minstens 2 gecertificeerd</w:t>
+            </w:r>
+          </w:p>
+        </w:tc>
+        <w:tc>
+          <w:tcPr>
+            <w:tcW w:type="dxa" w:w="1560"/>
+          </w:tcPr>
+          <w:p>
+            <w:pPr>
+              <w:spacing w:before="40" w:after="40"/>
+            </w:pPr>
+            <w:r/>
+            <w:r>
+              <w:rPr>
+                <w:rFonts w:ascii="Segoe UI" w:hAnsi="Segoe UI"/>
+                <w:b w:val="0"/>
                 <w:color w:val="1B2630"/>
                 <w:sz w:val="17"/>
               </w:rPr>
@@ -853,14 +1154,13 @@
           <w:color w:val="1B2630"/>
           <w:lang w:val="nl-BE"/>
         </w:rPr>
-        <w:t xml:space="preserve">Gedragsbijsturing gaat ter plaatse, en daarom in dagdelen in plaats van losse uren. </w:t>
+        <w:t>Gedragsbijsturing gaat ter plaatse, en daarom in dagdelen in plaats van losse uren. Rollenspel in trio's, meekijken en feedback geven op wat iemand werkelijk zegt — dat is precies wat online verloren gaat. Gebundeld tot twee dagdelen van drie uur plus een booster blijft de oefenvorm intact en blijft de reislast beperkt tot drie halve dagen per deelnemer. Met drie zorgverleners per centrum in plaats van twee zijn dat achttien deelnemers: twee groepen van negen, dus vier dagdelen plus twee boosters voor de lesgever.</w:t>
       </w:r>
       <w:r>
         <w:rPr>
           <w:color w:val="1B2630"/>
           <w:lang w:val="nl-BE"/>
         </w:rPr>
-        <w:t>Rollenspel in trio's, meekijken en feedback geven op wat iemand werkelijk zegt — dat is precies wat online verloren gaat. Acht losse uren fysiek geven zou wel acht verplaatsingen betekenen voor twaalf mensen uit zes ziekenhuizen. Gebundeld tot twee dagdelen van drie uur plus een booster van twee uur blijft de oefenvorm intact en blijft de reislast beperkt tot drie halve dagen. Binnen elk dagdeel blijft de opbouw in blokken van een uur staan, met pauze ertussen.</w:t>
       </w:r>
     </w:p>
     <w:p>
@@ -982,7 +1282,7 @@
           <w:sz w:val="17"/>
           <w:lang w:val="nl-BE"/>
         </w:rPr>
-        <w:t>Zestien sessiemomenten tussen 10 november en 27 januari. Alles wat online staat, kan zonder toestel en zonder patiënt; alles wat ter plaatse staat, niet.</w:t>
+        <w:t>Eenentwintig sessiemomenten met datum tussen 10 november en 27 januari, plus zes softwarevoorbereidingen die elk centrum apart met het studieteam inplant. Alles wat online staat, kan zonder toestel en zonder patiënt; alles wat ter plaatse staat, niet.</w:t>
       </w:r>
     </w:p>
     <w:p>
@@ -1311,8 +1611,10 @@
             <w:pPr>
               <w:spacing w:before="40" w:after="40"/>
             </w:pPr>
-            <w:r>
-              <w:rPr>
+            <w:r/>
+            <w:r>
+              <w:rPr>
+                <w:rFonts w:ascii="Segoe UI" w:hAnsi="Segoe UI"/>
                 <w:b/>
                 <w:color w:val="1B2630"/>
                 <w:sz w:val="17"/>
@@ -1328,15 +1630,14 @@
           <w:p>
             <w:pPr>
               <w:spacing w:before="40" w:after="40"/>
-              <w:rPr>
-                <w:lang w:val="nl-BE"/>
-              </w:rPr>
-            </w:pPr>
-            <w:r>
-              <w:rPr>
-                <w:color w:val="1B2630"/>
-                <w:sz w:val="17"/>
-                <w:lang w:val="nl-BE"/>
+            </w:pPr>
+            <w:r/>
+            <w:r>
+              <w:rPr>
+                <w:rFonts w:ascii="Segoe UI" w:hAnsi="Segoe UI"/>
+                <w:b w:val="0"/>
+                <w:color w:val="1B2630"/>
+                <w:sz w:val="17"/>
               </w:rPr>
               <w:t>Theorie 1 — waarom, design, de twee normen, wie doet wat</w:t>
             </w:r>
@@ -1350,8 +1651,11 @@
             <w:pPr>
               <w:spacing w:before="40" w:after="40"/>
             </w:pPr>
-            <w:r>
-              <w:rPr>
+            <w:r/>
+            <w:r>
+              <w:rPr>
+                <w:rFonts w:ascii="Segoe UI" w:hAnsi="Segoe UI"/>
+                <w:b w:val="0"/>
                 <w:color w:val="1B2630"/>
                 <w:sz w:val="17"/>
               </w:rPr>
@@ -1367,8 +1671,11 @@
             <w:pPr>
               <w:spacing w:before="40" w:after="40"/>
             </w:pPr>
-            <w:r>
-              <w:rPr>
+            <w:r/>
+            <w:r>
+              <w:rPr>
+                <w:rFonts w:ascii="Segoe UI" w:hAnsi="Segoe UI"/>
+                <w:b w:val="0"/>
                 <w:color w:val="1B2630"/>
                 <w:sz w:val="17"/>
               </w:rPr>
@@ -1386,8 +1693,10 @@
             <w:pPr>
               <w:spacing w:before="40" w:after="40"/>
             </w:pPr>
-            <w:r>
-              <w:rPr>
+            <w:r/>
+            <w:r>
+              <w:rPr>
+                <w:rFonts w:ascii="Segoe UI" w:hAnsi="Segoe UI"/>
                 <w:b/>
                 <w:color w:val="1B2630"/>
                 <w:sz w:val="17"/>
@@ -1403,15 +1712,14 @@
           <w:p>
             <w:pPr>
               <w:spacing w:before="40" w:after="40"/>
-              <w:rPr>
-                <w:lang w:val="nl-BE"/>
-              </w:rPr>
-            </w:pPr>
-            <w:r>
-              <w:rPr>
-                <w:color w:val="1B2630"/>
-                <w:sz w:val="17"/>
-                <w:lang w:val="nl-BE"/>
+            </w:pPr>
+            <w:r/>
+            <w:r>
+              <w:rPr>
+                <w:rFonts w:ascii="Segoe UI" w:hAnsi="Segoe UI"/>
+                <w:b w:val="0"/>
+                <w:color w:val="1B2630"/>
+                <w:sz w:val="17"/>
               </w:rPr>
               <w:t>Theorie 2 — het traject visite per visite, blindering, veiligheid en melden</w:t>
             </w:r>
@@ -1425,8 +1733,11 @@
             <w:pPr>
               <w:spacing w:before="40" w:after="40"/>
             </w:pPr>
-            <w:r>
-              <w:rPr>
+            <w:r/>
+            <w:r>
+              <w:rPr>
+                <w:rFonts w:ascii="Segoe UI" w:hAnsi="Segoe UI"/>
+                <w:b w:val="0"/>
                 <w:color w:val="1B2630"/>
                 <w:sz w:val="17"/>
               </w:rPr>
@@ -1442,8 +1753,11 @@
             <w:pPr>
               <w:spacing w:before="40" w:after="40"/>
             </w:pPr>
-            <w:r>
-              <w:rPr>
+            <w:r/>
+            <w:r>
+              <w:rPr>
+                <w:rFonts w:ascii="Segoe UI" w:hAnsi="Segoe UI"/>
+                <w:b w:val="0"/>
                 <w:color w:val="1B2630"/>
                 <w:sz w:val="17"/>
               </w:rPr>
@@ -1461,8 +1775,10 @@
             <w:pPr>
               <w:spacing w:before="40" w:after="40"/>
             </w:pPr>
-            <w:r>
-              <w:rPr>
+            <w:r/>
+            <w:r>
+              <w:rPr>
+                <w:rFonts w:ascii="Segoe UI" w:hAnsi="Segoe UI"/>
                 <w:b/>
                 <w:color w:val="1B2630"/>
                 <w:sz w:val="17"/>
@@ -1478,15 +1794,14 @@
           <w:p>
             <w:pPr>
               <w:spacing w:before="40" w:after="40"/>
-              <w:rPr>
-                <w:lang w:val="nl-BE"/>
-              </w:rPr>
-            </w:pPr>
-            <w:r>
-              <w:rPr>
-                <w:color w:val="1B2630"/>
-                <w:sz w:val="17"/>
-                <w:lang w:val="nl-BE"/>
+            </w:pPr>
+            <w:r/>
+            <w:r>
+              <w:rPr>
+                <w:rFonts w:ascii="Segoe UI" w:hAnsi="Segoe UI"/>
+                <w:b w:val="0"/>
+                <w:color w:val="1B2630"/>
+                <w:sz w:val="17"/>
               </w:rPr>
               <w:t>Educatie — boekje, folder, logboek, volgorde van de vragenlijsten</w:t>
             </w:r>
@@ -1500,8 +1815,11 @@
             <w:pPr>
               <w:spacing w:before="40" w:after="40"/>
             </w:pPr>
-            <w:r>
-              <w:rPr>
+            <w:r/>
+            <w:r>
+              <w:rPr>
+                <w:rFonts w:ascii="Segoe UI" w:hAnsi="Segoe UI"/>
+                <w:b w:val="0"/>
                 <w:color w:val="1B2630"/>
                 <w:sz w:val="17"/>
               </w:rPr>
@@ -1517,8 +1835,11 @@
             <w:pPr>
               <w:spacing w:before="40" w:after="40"/>
             </w:pPr>
-            <w:r>
-              <w:rPr>
+            <w:r/>
+            <w:r>
+              <w:rPr>
+                <w:rFonts w:ascii="Segoe UI" w:hAnsi="Segoe UI"/>
+                <w:b w:val="0"/>
                 <w:color w:val="1B2630"/>
                 <w:sz w:val="17"/>
               </w:rPr>
@@ -1536,47 +1857,133 @@
             <w:pPr>
               <w:spacing w:before="40" w:after="40"/>
             </w:pPr>
-            <w:r>
-              <w:rPr>
+            <w:r/>
+            <w:r>
+              <w:rPr>
+                <w:rFonts w:ascii="Segoe UI" w:hAnsi="Segoe UI"/>
                 <w:b/>
                 <w:color w:val="1B2630"/>
                 <w:sz w:val="17"/>
               </w:rPr>
+              <w:t>di 24 nov</w:t>
+            </w:r>
+          </w:p>
+        </w:tc>
+        <w:tc>
+          <w:tcPr>
+            <w:tcW w:w="4500" w:type="dxa"/>
+          </w:tcPr>
+          <w:p>
+            <w:pPr>
+              <w:spacing w:before="40" w:after="40"/>
+            </w:pPr>
+            <w:r/>
+            <w:r>
+              <w:rPr>
+                <w:rFonts w:ascii="Segoe UI" w:hAnsi="Segoe UI"/>
+                <w:b w:val="0"/>
+                <w:color w:val="1B2630"/>
+                <w:sz w:val="17"/>
+              </w:rPr>
+              <w:t>Toestemming, geschiktheid en randomisatie — eCRF 01 tot 06, de verzegelde enveloppen, de volgorde van handelen</w:t>
+            </w:r>
+          </w:p>
+        </w:tc>
+        <w:tc>
+          <w:tcPr>
+            <w:tcW w:w="2000" w:type="dxa"/>
+          </w:tcPr>
+          <w:p>
+            <w:pPr>
+              <w:spacing w:before="40" w:after="40"/>
+            </w:pPr>
+            <w:r/>
+            <w:r>
+              <w:rPr>
+                <w:rFonts w:ascii="Segoe UI" w:hAnsi="Segoe UI"/>
+                <w:b w:val="0"/>
+                <w:color w:val="1B2630"/>
+                <w:sz w:val="17"/>
+              </w:rPr>
+              <w:t>online, 12u30–14u</w:t>
+            </w:r>
+          </w:p>
+        </w:tc>
+        <w:tc>
+          <w:tcPr>
+            <w:tcW w:w="2260" w:type="dxa"/>
+          </w:tcPr>
+          <w:p>
+            <w:pPr>
+              <w:spacing w:before="40" w:after="40"/>
+            </w:pPr>
+            <w:r/>
+            <w:r>
+              <w:rPr>
+                <w:rFonts w:ascii="Segoe UI" w:hAnsi="Segoe UI"/>
+                <w:b w:val="0"/>
+                <w:color w:val="1B2630"/>
+                <w:sz w:val="17"/>
+              </w:rPr>
+              <w:t>site-PI's en wie toestemming afneemt</w:t>
+            </w:r>
+          </w:p>
+        </w:tc>
+      </w:tr>
+      <w:tr>
+        <w:tc>
+          <w:tcPr>
+            <w:tcW w:type="dxa" w:w="1100"/>
+          </w:tcPr>
+          <w:p>
+            <w:pPr>
+              <w:spacing w:before="40" w:after="40"/>
+            </w:pPr>
+            <w:r/>
+            <w:r>
+              <w:rPr>
+                <w:rFonts w:ascii="Segoe UI" w:hAnsi="Segoe UI"/>
+                <w:b/>
+                <w:color w:val="1B2630"/>
+                <w:sz w:val="17"/>
+              </w:rPr>
               <w:t>do 26 nov</w:t>
             </w:r>
           </w:p>
         </w:tc>
         <w:tc>
           <w:tcPr>
-            <w:tcW w:w="4500" w:type="dxa"/>
-          </w:tcPr>
-          <w:p>
-            <w:pPr>
-              <w:spacing w:before="40" w:after="40"/>
-              <w:rPr>
-                <w:lang w:val="nl-BE"/>
-              </w:rPr>
-            </w:pPr>
-            <w:r>
-              <w:rPr>
-                <w:color w:val="1B2630"/>
-                <w:sz w:val="17"/>
-                <w:lang w:val="nl-BE"/>
-              </w:rPr>
-              <w:t>Gedrag, dagdeel 1 — blok 1 grondslagen, blok 2 ambivalentie en verandertaal, blok 3 stap 1 in rollenspel</w:t>
-            </w:r>
-          </w:p>
-        </w:tc>
-        <w:tc>
-          <w:tcPr>
-            <w:tcW w:w="2000" w:type="dxa"/>
-          </w:tcPr>
-          <w:p>
-            <w:pPr>
-              <w:spacing w:before="40" w:after="40"/>
-            </w:pPr>
-            <w:r>
-              <w:rPr>
+            <w:tcW w:type="dxa" w:w="4500"/>
+          </w:tcPr>
+          <w:p>
+            <w:pPr>
+              <w:spacing w:before="40" w:after="40"/>
+            </w:pPr>
+            <w:r/>
+            <w:r>
+              <w:rPr>
+                <w:rFonts w:ascii="Segoe UI" w:hAnsi="Segoe UI"/>
+                <w:b w:val="0"/>
+                <w:color w:val="1B2630"/>
+                <w:sz w:val="17"/>
+              </w:rPr>
+              <w:t>Gedrag groep A, dagdeel 1 — blok 1 grondslagen, blok 2 ambivalentie en verandertaal, blok 3 stap 1 in rollenspel</w:t>
+            </w:r>
+          </w:p>
+        </w:tc>
+        <w:tc>
+          <w:tcPr>
+            <w:tcW w:type="dxa" w:w="2000"/>
+          </w:tcPr>
+          <w:p>
+            <w:pPr>
+              <w:spacing w:before="40" w:after="40"/>
+            </w:pPr>
+            <w:r/>
+            <w:r>
+              <w:rPr>
+                <w:rFonts w:ascii="Segoe UI" w:hAnsi="Segoe UI"/>
+                <w:b w:val="0"/>
                 <w:color w:val="1B2630"/>
                 <w:sz w:val="17"/>
               </w:rPr>
@@ -1586,18 +1993,21 @@
         </w:tc>
         <w:tc>
           <w:tcPr>
-            <w:tcW w:w="2260" w:type="dxa"/>
-          </w:tcPr>
-          <w:p>
-            <w:pPr>
-              <w:spacing w:before="40" w:after="40"/>
-            </w:pPr>
-            <w:r>
-              <w:rPr>
-                <w:color w:val="1B2630"/>
-                <w:sz w:val="17"/>
-              </w:rPr>
-              <w:t>12 therapeuten</w:t>
+            <w:tcW w:type="dxa" w:w="2260"/>
+          </w:tcPr>
+          <w:p>
+            <w:pPr>
+              <w:spacing w:before="40" w:after="40"/>
+            </w:pPr>
+            <w:r/>
+            <w:r>
+              <w:rPr>
+                <w:rFonts w:ascii="Segoe UI" w:hAnsi="Segoe UI"/>
+                <w:b w:val="0"/>
+                <w:color w:val="1B2630"/>
+                <w:sz w:val="17"/>
+              </w:rPr>
+              <w:t>9 zorgverleners</w:t>
             </w:r>
           </w:p>
         </w:tc>
@@ -1637,7 +2047,7 @@
           <w:color w:val="00407A"/>
           <w:lang w:val="nl-BE"/>
         </w:rPr>
-        <w:t>December · technologie per centrum, het tweede gedragsdagdeel centraal</w:t>
+        <w:t>December · technologie per centrum, drie gedragsdagdelen centraal</w:t>
       </w:r>
     </w:p>
     <w:tbl>
@@ -1727,8 +2137,10 @@
             <w:pPr>
               <w:spacing w:before="40" w:after="40"/>
             </w:pPr>
-            <w:r>
-              <w:rPr>
+            <w:r/>
+            <w:r>
+              <w:rPr>
+                <w:rFonts w:ascii="Segoe UI" w:hAnsi="Segoe UI"/>
                 <w:b/>
                 <w:color w:val="1B2630"/>
                 <w:sz w:val="17"/>
@@ -1745,8 +2157,11 @@
             <w:pPr>
               <w:spacing w:before="40" w:after="40"/>
             </w:pPr>
-            <w:r>
-              <w:rPr>
+            <w:r/>
+            <w:r>
+              <w:rPr>
+                <w:rFonts w:ascii="Segoe UI" w:hAnsi="Segoe UI"/>
+                <w:b w:val="0"/>
                 <w:color w:val="1B2630"/>
                 <w:sz w:val="17"/>
               </w:rPr>
@@ -1761,15 +2176,14 @@
           <w:p>
             <w:pPr>
               <w:spacing w:before="40" w:after="40"/>
-              <w:rPr>
-                <w:lang w:val="nl-BE"/>
-              </w:rPr>
-            </w:pPr>
-            <w:r>
-              <w:rPr>
-                <w:color w:val="1B2630"/>
-                <w:sz w:val="17"/>
-                <w:lang w:val="nl-BE"/>
+            </w:pPr>
+            <w:r/>
+            <w:r>
+              <w:rPr>
+                <w:rFonts w:ascii="Segoe UI" w:hAnsi="Segoe UI"/>
+                <w:b w:val="0"/>
+                <w:color w:val="1B2630"/>
+                <w:sz w:val="17"/>
               </w:rPr>
               <w:t>AZ Sint-Jan Brugge · AZ Groeninge Kortrijk</w:t>
             </w:r>
@@ -1785,13 +2199,15 @@
             <w:pPr>
               <w:spacing w:before="40" w:after="40"/>
             </w:pPr>
-            <w:r>
-              <w:rPr>
+            <w:r/>
+            <w:r>
+              <w:rPr>
+                <w:rFonts w:ascii="Segoe UI" w:hAnsi="Segoe UI"/>
                 <w:b/>
                 <w:color w:val="1B2630"/>
                 <w:sz w:val="17"/>
               </w:rPr>
-              <w:t>di 8 dec</w:t>
+              <w:t>do 3 dec</w:t>
             </w:r>
           </w:p>
         </w:tc>
@@ -1803,12 +2219,15 @@
             <w:pPr>
               <w:spacing w:before="40" w:after="40"/>
             </w:pPr>
-            <w:r>
-              <w:rPr>
-                <w:color w:val="1B2630"/>
-                <w:sz w:val="17"/>
-              </w:rPr>
-              <w:t>Technologie, voormiddag en namiddag</w:t>
+            <w:r/>
+            <w:r>
+              <w:rPr>
+                <w:rFonts w:ascii="Segoe UI" w:hAnsi="Segoe UI"/>
+                <w:b w:val="0"/>
+                <w:color w:val="1B2630"/>
+                <w:sz w:val="17"/>
+              </w:rPr>
+              <w:t>Gedrag groep B, dagdeel 1</w:t>
             </w:r>
           </w:p>
         </w:tc>
@@ -1820,12 +2239,15 @@
             <w:pPr>
               <w:spacing w:before="40" w:after="40"/>
             </w:pPr>
-            <w:r>
-              <w:rPr>
-                <w:color w:val="1B2630"/>
-                <w:sz w:val="17"/>
-              </w:rPr>
-              <w:t>UZ Gent · AZORG Aalst</w:t>
+            <w:r/>
+            <w:r>
+              <w:rPr>
+                <w:rFonts w:ascii="Segoe UI" w:hAnsi="Segoe UI"/>
+                <w:b w:val="0"/>
+                <w:color w:val="1B2630"/>
+                <w:sz w:val="17"/>
+              </w:rPr>
+              <w:t>centraal, 9u30–13u</w:t>
             </w:r>
           </w:p>
         </w:tc>
@@ -1839,13 +2261,15 @@
             <w:pPr>
               <w:spacing w:before="40" w:after="40"/>
             </w:pPr>
-            <w:r>
-              <w:rPr>
+            <w:r/>
+            <w:r>
+              <w:rPr>
+                <w:rFonts w:ascii="Segoe UI" w:hAnsi="Segoe UI"/>
                 <w:b/>
                 <w:color w:val="1B2630"/>
                 <w:sz w:val="17"/>
               </w:rPr>
-              <w:t>do 10 dec</w:t>
+              <w:t>di 8 dec</w:t>
             </w:r>
           </w:p>
         </w:tc>
@@ -1856,17 +2280,16 @@
           <w:p>
             <w:pPr>
               <w:spacing w:before="40" w:after="40"/>
-              <w:rPr>
-                <w:lang w:val="nl-BE"/>
-              </w:rPr>
-            </w:pPr>
-            <w:r>
-              <w:rPr>
-                <w:color w:val="1B2630"/>
-                <w:sz w:val="17"/>
-                <w:lang w:val="nl-BE"/>
-              </w:rPr>
-              <w:t>Gedrag, dagdeel 2 — blok 4 stap 2 en teach-back, blok 5 terugkoppeling op meetgegevens, blok 6 moeilijke gesprekken</w:t>
+            </w:pPr>
+            <w:r/>
+            <w:r>
+              <w:rPr>
+                <w:rFonts w:ascii="Segoe UI" w:hAnsi="Segoe UI"/>
+                <w:b w:val="0"/>
+                <w:color w:val="1B2630"/>
+                <w:sz w:val="17"/>
+              </w:rPr>
+              <w:t>Technologie, voormiddag en namiddag</w:t>
             </w:r>
           </w:p>
         </w:tc>
@@ -1878,12 +2301,15 @@
             <w:pPr>
               <w:spacing w:before="40" w:after="40"/>
             </w:pPr>
-            <w:r>
-              <w:rPr>
-                <w:color w:val="1B2630"/>
-                <w:sz w:val="17"/>
-              </w:rPr>
-              <w:t>centraal, 9u30–13u</w:t>
+            <w:r/>
+            <w:r>
+              <w:rPr>
+                <w:rFonts w:ascii="Segoe UI" w:hAnsi="Segoe UI"/>
+                <w:b w:val="0"/>
+                <w:color w:val="1B2630"/>
+                <w:sz w:val="17"/>
+              </w:rPr>
+              <w:t>UZ Gent · AZORG Aalst</w:t>
             </w:r>
           </w:p>
         </w:tc>
@@ -1897,13 +2323,15 @@
             <w:pPr>
               <w:spacing w:before="40" w:after="40"/>
             </w:pPr>
-            <w:r>
-              <w:rPr>
+            <w:r/>
+            <w:r>
+              <w:rPr>
+                <w:rFonts w:ascii="Segoe UI" w:hAnsi="Segoe UI"/>
                 <w:b/>
                 <w:color w:val="1B2630"/>
                 <w:sz w:val="17"/>
               </w:rPr>
-              <w:t>di 15 dec</w:t>
+              <w:t>do 10 dec</w:t>
             </w:r>
           </w:p>
         </w:tc>
@@ -1915,12 +2343,15 @@
             <w:pPr>
               <w:spacing w:before="40" w:after="40"/>
             </w:pPr>
-            <w:r>
-              <w:rPr>
-                <w:color w:val="1B2630"/>
-                <w:sz w:val="17"/>
-              </w:rPr>
-              <w:t>Technologie, volledige voormiddag</w:t>
+            <w:r/>
+            <w:r>
+              <w:rPr>
+                <w:rFonts w:ascii="Segoe UI" w:hAnsi="Segoe UI"/>
+                <w:b w:val="0"/>
+                <w:color w:val="1B2630"/>
+                <w:sz w:val="17"/>
+              </w:rPr>
+              <w:t>Gedrag groep A, dagdeel 2 — blok 4 stap 2 en teach-back, blok 5 terugkoppeling op meetgegevens, blok 6 moeilijke gesprekken</w:t>
             </w:r>
           </w:p>
         </w:tc>
@@ -1932,12 +2363,15 @@
             <w:pPr>
               <w:spacing w:before="40" w:after="40"/>
             </w:pPr>
-            <w:r>
-              <w:rPr>
-                <w:color w:val="1B2630"/>
-                <w:sz w:val="17"/>
-              </w:rPr>
-              <w:t>UZ Leuven</w:t>
+            <w:r/>
+            <w:r>
+              <w:rPr>
+                <w:rFonts w:ascii="Segoe UI" w:hAnsi="Segoe UI"/>
+                <w:b w:val="0"/>
+                <w:color w:val="1B2630"/>
+                <w:sz w:val="17"/>
+              </w:rPr>
+              <w:t>centraal, 9u30–13u</w:t>
             </w:r>
           </w:p>
         </w:tc>
@@ -1951,13 +2385,15 @@
             <w:pPr>
               <w:spacing w:before="40" w:after="40"/>
             </w:pPr>
-            <w:r>
-              <w:rPr>
+            <w:r/>
+            <w:r>
+              <w:rPr>
+                <w:rFonts w:ascii="Segoe UI" w:hAnsi="Segoe UI"/>
                 <w:b/>
                 <w:color w:val="1B2630"/>
                 <w:sz w:val="17"/>
               </w:rPr>
-              <w:t>wo 16 dec</w:t>
+              <w:t>di 15 dec</w:t>
             </w:r>
           </w:p>
         </w:tc>
@@ -1969,8 +2405,11 @@
             <w:pPr>
               <w:spacing w:before="40" w:after="40"/>
             </w:pPr>
-            <w:r>
-              <w:rPr>
+            <w:r/>
+            <w:r>
+              <w:rPr>
+                <w:rFonts w:ascii="Segoe UI" w:hAnsi="Segoe UI"/>
+                <w:b w:val="0"/>
                 <w:color w:val="1B2630"/>
                 <w:sz w:val="17"/>
               </w:rPr>
@@ -1986,12 +2425,15 @@
             <w:pPr>
               <w:spacing w:before="40" w:after="40"/>
             </w:pPr>
-            <w:r>
-              <w:rPr>
-                <w:color w:val="1B2630"/>
-                <w:sz w:val="17"/>
-              </w:rPr>
-              <w:t>UZ Antwerpen</w:t>
+            <w:r/>
+            <w:r>
+              <w:rPr>
+                <w:rFonts w:ascii="Segoe UI" w:hAnsi="Segoe UI"/>
+                <w:b w:val="0"/>
+                <w:color w:val="1B2630"/>
+                <w:sz w:val="17"/>
+              </w:rPr>
+              <w:t>UZ Leuven</w:t>
             </w:r>
           </w:p>
         </w:tc>
@@ -2005,32 +2447,157 @@
             <w:pPr>
               <w:spacing w:before="40" w:after="40"/>
             </w:pPr>
-            <w:r>
-              <w:rPr>
+            <w:r/>
+            <w:r>
+              <w:rPr>
+                <w:rFonts w:ascii="Segoe UI" w:hAnsi="Segoe UI"/>
                 <w:b/>
                 <w:color w:val="1B2630"/>
                 <w:sz w:val="17"/>
               </w:rPr>
+              <w:t>wo 16 dec</w:t>
+            </w:r>
+          </w:p>
+        </w:tc>
+        <w:tc>
+          <w:tcPr>
+            <w:tcW w:w="4700" w:type="dxa"/>
+          </w:tcPr>
+          <w:p>
+            <w:pPr>
+              <w:spacing w:before="40" w:after="40"/>
+            </w:pPr>
+            <w:r/>
+            <w:r>
+              <w:rPr>
+                <w:rFonts w:ascii="Segoe UI" w:hAnsi="Segoe UI"/>
+                <w:b w:val="0"/>
+                <w:color w:val="1B2630"/>
+                <w:sz w:val="17"/>
+              </w:rPr>
+              <w:t>Technologie, volledige voormiddag</w:t>
+            </w:r>
+          </w:p>
+        </w:tc>
+        <w:tc>
+          <w:tcPr>
+            <w:tcW w:w="4060" w:type="dxa"/>
+          </w:tcPr>
+          <w:p>
+            <w:pPr>
+              <w:spacing w:before="40" w:after="40"/>
+            </w:pPr>
+            <w:r/>
+            <w:r>
+              <w:rPr>
+                <w:rFonts w:ascii="Segoe UI" w:hAnsi="Segoe UI"/>
+                <w:b w:val="0"/>
+                <w:color w:val="1B2630"/>
+                <w:sz w:val="17"/>
+              </w:rPr>
+              <w:t>UZ Antwerpen</w:t>
+            </w:r>
+          </w:p>
+        </w:tc>
+      </w:tr>
+      <w:tr>
+        <w:tc>
+          <w:tcPr>
+            <w:tcW w:type="dxa" w:w="1100"/>
+          </w:tcPr>
+          <w:p>
+            <w:pPr>
+              <w:spacing w:before="40" w:after="40"/>
+            </w:pPr>
+            <w:r/>
+            <w:r>
+              <w:rPr>
+                <w:rFonts w:ascii="Segoe UI" w:hAnsi="Segoe UI"/>
+                <w:b/>
+                <w:color w:val="1B2630"/>
+                <w:sz w:val="17"/>
+              </w:rPr>
+              <w:t>do 17 dec</w:t>
+            </w:r>
+          </w:p>
+        </w:tc>
+        <w:tc>
+          <w:tcPr>
+            <w:tcW w:type="dxa" w:w="4700"/>
+          </w:tcPr>
+          <w:p>
+            <w:pPr>
+              <w:spacing w:before="40" w:after="40"/>
+            </w:pPr>
+            <w:r/>
+            <w:r>
+              <w:rPr>
+                <w:rFonts w:ascii="Segoe UI" w:hAnsi="Segoe UI"/>
+                <w:b w:val="0"/>
+                <w:color w:val="1B2630"/>
+                <w:sz w:val="17"/>
+              </w:rPr>
+              <w:t>Gedrag groep B, dagdeel 2</w:t>
+            </w:r>
+          </w:p>
+        </w:tc>
+        <w:tc>
+          <w:tcPr>
+            <w:tcW w:type="dxa" w:w="4060"/>
+          </w:tcPr>
+          <w:p>
+            <w:pPr>
+              <w:spacing w:before="40" w:after="40"/>
+            </w:pPr>
+            <w:r/>
+            <w:r>
+              <w:rPr>
+                <w:rFonts w:ascii="Segoe UI" w:hAnsi="Segoe UI"/>
+                <w:b w:val="0"/>
+                <w:color w:val="1B2630"/>
+                <w:sz w:val="17"/>
+              </w:rPr>
+              <w:t>centraal, 9u30–13u</w:t>
+            </w:r>
+          </w:p>
+        </w:tc>
+      </w:tr>
+      <w:tr>
+        <w:tc>
+          <w:tcPr>
+            <w:tcW w:type="dxa" w:w="1100"/>
+          </w:tcPr>
+          <w:p>
+            <w:pPr>
+              <w:spacing w:before="40" w:after="40"/>
+            </w:pPr>
+            <w:r/>
+            <w:r>
+              <w:rPr>
+                <w:rFonts w:ascii="Segoe UI" w:hAnsi="Segoe UI"/>
+                <w:b/>
+                <w:color w:val="1B2630"/>
+                <w:sz w:val="17"/>
+              </w:rPr>
               <w:t>vr 18 dec</w:t>
             </w:r>
           </w:p>
         </w:tc>
         <w:tc>
           <w:tcPr>
-            <w:tcW w:w="4700" w:type="dxa"/>
-          </w:tcPr>
-          <w:p>
-            <w:pPr>
-              <w:spacing w:before="40" w:after="40"/>
-              <w:rPr>
-                <w:lang w:val="nl-BE"/>
-              </w:rPr>
-            </w:pPr>
-            <w:r>
-              <w:rPr>
-                <w:color w:val="1B2630"/>
-                <w:sz w:val="17"/>
-                <w:lang w:val="nl-BE"/>
+            <w:tcW w:type="dxa" w:w="4700"/>
+          </w:tcPr>
+          <w:p>
+            <w:pPr>
+              <w:spacing w:before="40" w:after="40"/>
+            </w:pPr>
+            <w:r/>
+            <w:r>
+              <w:rPr>
+                <w:rFonts w:ascii="Segoe UI" w:hAnsi="Segoe UI"/>
+                <w:b w:val="0"/>
+                <w:color w:val="1B2630"/>
+                <w:sz w:val="17"/>
               </w:rPr>
               <w:t>Vragenlijstenset en feedbackblad naar de zes centra</w:t>
             </w:r>
@@ -2038,14 +2605,17 @@
         </w:tc>
         <w:tc>
           <w:tcPr>
-            <w:tcW w:w="4060" w:type="dxa"/>
-          </w:tcPr>
-          <w:p>
-            <w:pPr>
-              <w:spacing w:before="40" w:after="40"/>
-            </w:pPr>
-            <w:r>
-              <w:rPr>
+            <w:tcW w:type="dxa" w:w="4060"/>
+          </w:tcPr>
+          <w:p>
+            <w:pPr>
+              <w:spacing w:before="40" w:after="40"/>
+            </w:pPr>
+            <w:r/>
+            <w:r>
+              <w:rPr>
+                <w:rFonts w:ascii="Segoe UI" w:hAnsi="Segoe UI"/>
+                <w:b w:val="0"/>
                 <w:color w:val="1B2630"/>
                 <w:sz w:val="17"/>
               </w:rPr>
@@ -2179,8 +2749,10 @@
             <w:pPr>
               <w:spacing w:before="40" w:after="40"/>
             </w:pPr>
-            <w:r>
-              <w:rPr>
+            <w:r/>
+            <w:r>
+              <w:rPr>
+                <w:rFonts w:ascii="Segoe UI" w:hAnsi="Segoe UI"/>
                 <w:b/>
                 <w:color w:val="1B2630"/>
                 <w:sz w:val="17"/>
@@ -2196,15 +2768,14 @@
           <w:p>
             <w:pPr>
               <w:spacing w:before="40" w:after="40"/>
-              <w:rPr>
-                <w:lang w:val="nl-BE"/>
-              </w:rPr>
-            </w:pPr>
-            <w:r>
-              <w:rPr>
-                <w:color w:val="1B2630"/>
-                <w:sz w:val="17"/>
-                <w:lang w:val="nl-BE"/>
+            </w:pPr>
+            <w:r/>
+            <w:r>
+              <w:rPr>
+                <w:rFonts w:ascii="Segoe UI" w:hAnsi="Segoe UI"/>
+                <w:b w:val="0"/>
+                <w:color w:val="1B2630"/>
+                <w:sz w:val="17"/>
               </w:rPr>
               <w:t>Elk centrum vult de vragenlijstenset in als proefpatiënt</w:t>
             </w:r>
@@ -2218,8 +2789,11 @@
             <w:pPr>
               <w:spacing w:before="40" w:after="40"/>
             </w:pPr>
-            <w:r>
-              <w:rPr>
+            <w:r/>
+            <w:r>
+              <w:rPr>
+                <w:rFonts w:ascii="Segoe UI" w:hAnsi="Segoe UI"/>
+                <w:b w:val="0"/>
                 <w:color w:val="1B2630"/>
                 <w:sz w:val="17"/>
               </w:rPr>
@@ -2237,8 +2811,10 @@
             <w:pPr>
               <w:spacing w:before="40" w:after="40"/>
             </w:pPr>
-            <w:r>
-              <w:rPr>
+            <w:r/>
+            <w:r>
+              <w:rPr>
+                <w:rFonts w:ascii="Segoe UI" w:hAnsi="Segoe UI"/>
                 <w:b/>
                 <w:color w:val="1B2630"/>
                 <w:sz w:val="17"/>
@@ -2254,15 +2830,14 @@
           <w:p>
             <w:pPr>
               <w:spacing w:before="40" w:after="40"/>
-              <w:rPr>
-                <w:lang w:val="nl-BE"/>
-              </w:rPr>
-            </w:pPr>
-            <w:r>
-              <w:rPr>
-                <w:color w:val="1B2630"/>
-                <w:sz w:val="17"/>
-                <w:lang w:val="nl-BE"/>
+            </w:pPr>
+            <w:r/>
+            <w:r>
+              <w:rPr>
+                <w:rFonts w:ascii="Segoe UI" w:hAnsi="Segoe UI"/>
+                <w:b w:val="0"/>
+                <w:color w:val="1B2630"/>
+                <w:sz w:val="17"/>
               </w:rPr>
               <w:t>Feedbackbladen terug bij het studieteam</w:t>
             </w:r>
@@ -2276,8 +2851,11 @@
             <w:pPr>
               <w:spacing w:before="40" w:after="40"/>
             </w:pPr>
-            <w:r>
-              <w:rPr>
+            <w:r/>
+            <w:r>
+              <w:rPr>
+                <w:rFonts w:ascii="Segoe UI" w:hAnsi="Segoe UI"/>
+                <w:b w:val="0"/>
                 <w:color w:val="1B2630"/>
                 <w:sz w:val="17"/>
               </w:rPr>
@@ -2295,8 +2873,10 @@
             <w:pPr>
               <w:spacing w:before="40" w:after="40"/>
             </w:pPr>
-            <w:r>
-              <w:rPr>
+            <w:r/>
+            <w:r>
+              <w:rPr>
+                <w:rFonts w:ascii="Segoe UI" w:hAnsi="Segoe UI"/>
                 <w:b/>
                 <w:color w:val="1B2630"/>
                 <w:sz w:val="17"/>
@@ -2312,15 +2892,14 @@
           <w:p>
             <w:pPr>
               <w:spacing w:before="40" w:after="40"/>
-              <w:rPr>
-                <w:lang w:val="nl-BE"/>
-              </w:rPr>
-            </w:pPr>
-            <w:r>
-              <w:rPr>
-                <w:color w:val="1B2630"/>
-                <w:sz w:val="17"/>
-                <w:lang w:val="nl-BE"/>
+            </w:pPr>
+            <w:r/>
+            <w:r>
+              <w:rPr>
+                <w:rFonts w:ascii="Segoe UI" w:hAnsi="Segoe UI"/>
+                <w:b w:val="0"/>
+                <w:color w:val="1B2630"/>
+                <w:sz w:val="17"/>
               </w:rPr>
               <w:t>Datacollectie en vragenlijsten, op basis van de gemelde struikelpunten</w:t>
             </w:r>
@@ -2334,8 +2913,11 @@
             <w:pPr>
               <w:spacing w:before="40" w:after="40"/>
             </w:pPr>
-            <w:r>
-              <w:rPr>
+            <w:r/>
+            <w:r>
+              <w:rPr>
+                <w:rFonts w:ascii="Segoe UI" w:hAnsi="Segoe UI"/>
+                <w:b w:val="0"/>
                 <w:color w:val="1B2630"/>
                 <w:sz w:val="17"/>
               </w:rPr>
@@ -2353,8 +2935,10 @@
             <w:pPr>
               <w:spacing w:before="40" w:after="40"/>
             </w:pPr>
-            <w:r>
-              <w:rPr>
+            <w:r/>
+            <w:r>
+              <w:rPr>
+                <w:rFonts w:ascii="Segoe UI" w:hAnsi="Segoe UI"/>
                 <w:b/>
                 <w:color w:val="1B2630"/>
                 <w:sz w:val="17"/>
@@ -2371,12 +2955,15 @@
             <w:pPr>
               <w:spacing w:before="40" w:after="40"/>
             </w:pPr>
-            <w:r>
-              <w:rPr>
-                <w:color w:val="1B2630"/>
-                <w:sz w:val="17"/>
-              </w:rPr>
-              <w:t>Droogloop</w:t>
+            <w:r/>
+            <w:r>
+              <w:rPr>
+                <w:rFonts w:ascii="Segoe UI" w:hAnsi="Segoe UI"/>
+                <w:b w:val="0"/>
+                <w:color w:val="1B2630"/>
+                <w:sz w:val="17"/>
+              </w:rPr>
+              <w:t>Droogloop, debriefing en ICC-meting</w:t>
             </w:r>
           </w:p>
         </w:tc>
@@ -2388,8 +2975,11 @@
             <w:pPr>
               <w:spacing w:before="40" w:after="40"/>
             </w:pPr>
-            <w:r>
-              <w:rPr>
+            <w:r/>
+            <w:r>
+              <w:rPr>
+                <w:rFonts w:ascii="Segoe UI" w:hAnsi="Segoe UI"/>
+                <w:b w:val="0"/>
                 <w:color w:val="1B2630"/>
                 <w:sz w:val="17"/>
               </w:rPr>
@@ -2407,8 +2997,10 @@
             <w:pPr>
               <w:spacing w:before="40" w:after="40"/>
             </w:pPr>
-            <w:r>
-              <w:rPr>
+            <w:r/>
+            <w:r>
+              <w:rPr>
+                <w:rFonts w:ascii="Segoe UI" w:hAnsi="Segoe UI"/>
                 <w:b/>
                 <w:color w:val="1B2630"/>
                 <w:sz w:val="17"/>
@@ -2425,12 +3017,15 @@
             <w:pPr>
               <w:spacing w:before="40" w:after="40"/>
             </w:pPr>
-            <w:r>
-              <w:rPr>
-                <w:color w:val="1B2630"/>
-                <w:sz w:val="17"/>
-              </w:rPr>
-              <w:t>Droogloop</w:t>
+            <w:r/>
+            <w:r>
+              <w:rPr>
+                <w:rFonts w:ascii="Segoe UI" w:hAnsi="Segoe UI"/>
+                <w:b w:val="0"/>
+                <w:color w:val="1B2630"/>
+                <w:sz w:val="17"/>
+              </w:rPr>
+              <w:t>Droogloop, debriefing en ICC-meting</w:t>
             </w:r>
           </w:p>
         </w:tc>
@@ -2442,8 +3037,11 @@
             <w:pPr>
               <w:spacing w:before="40" w:after="40"/>
             </w:pPr>
-            <w:r>
-              <w:rPr>
+            <w:r/>
+            <w:r>
+              <w:rPr>
+                <w:rFonts w:ascii="Segoe UI" w:hAnsi="Segoe UI"/>
+                <w:b w:val="0"/>
                 <w:color w:val="1B2630"/>
                 <w:sz w:val="17"/>
               </w:rPr>
@@ -2461,8 +3059,10 @@
             <w:pPr>
               <w:spacing w:before="40" w:after="40"/>
             </w:pPr>
-            <w:r>
-              <w:rPr>
+            <w:r/>
+            <w:r>
+              <w:rPr>
+                <w:rFonts w:ascii="Segoe UI" w:hAnsi="Segoe UI"/>
                 <w:b/>
                 <w:color w:val="1B2630"/>
                 <w:sz w:val="17"/>
@@ -2479,12 +3079,15 @@
             <w:pPr>
               <w:spacing w:before="40" w:after="40"/>
             </w:pPr>
-            <w:r>
-              <w:rPr>
-                <w:color w:val="1B2630"/>
-                <w:sz w:val="17"/>
-              </w:rPr>
-              <w:t>Droogloop</w:t>
+            <w:r/>
+            <w:r>
+              <w:rPr>
+                <w:rFonts w:ascii="Segoe UI" w:hAnsi="Segoe UI"/>
+                <w:b w:val="0"/>
+                <w:color w:val="1B2630"/>
+                <w:sz w:val="17"/>
+              </w:rPr>
+              <w:t>Droogloop, debriefing en ICC-meting</w:t>
             </w:r>
           </w:p>
         </w:tc>
@@ -2496,8 +3099,11 @@
             <w:pPr>
               <w:spacing w:before="40" w:after="40"/>
             </w:pPr>
-            <w:r>
-              <w:rPr>
+            <w:r/>
+            <w:r>
+              <w:rPr>
+                <w:rFonts w:ascii="Segoe UI" w:hAnsi="Segoe UI"/>
+                <w:b w:val="0"/>
                 <w:color w:val="1B2630"/>
                 <w:sz w:val="17"/>
               </w:rPr>
@@ -2515,8 +3121,10 @@
             <w:pPr>
               <w:spacing w:before="40" w:after="40"/>
             </w:pPr>
-            <w:r>
-              <w:rPr>
+            <w:r/>
+            <w:r>
+              <w:rPr>
+                <w:rFonts w:ascii="Segoe UI" w:hAnsi="Segoe UI"/>
                 <w:b/>
                 <w:color w:val="1B2630"/>
                 <w:sz w:val="17"/>
@@ -2533,12 +3141,15 @@
             <w:pPr>
               <w:spacing w:before="40" w:after="40"/>
             </w:pPr>
-            <w:r>
-              <w:rPr>
-                <w:color w:val="1B2630"/>
-                <w:sz w:val="17"/>
-              </w:rPr>
-              <w:t>Droogloop</w:t>
+            <w:r/>
+            <w:r>
+              <w:rPr>
+                <w:rFonts w:ascii="Segoe UI" w:hAnsi="Segoe UI"/>
+                <w:b w:val="0"/>
+                <w:color w:val="1B2630"/>
+                <w:sz w:val="17"/>
+              </w:rPr>
+              <w:t>Droogloop, debriefing en ICC-meting</w:t>
             </w:r>
           </w:p>
         </w:tc>
@@ -2550,8 +3161,11 @@
             <w:pPr>
               <w:spacing w:before="40" w:after="40"/>
             </w:pPr>
-            <w:r>
-              <w:rPr>
+            <w:r/>
+            <w:r>
+              <w:rPr>
+                <w:rFonts w:ascii="Segoe UI" w:hAnsi="Segoe UI"/>
+                <w:b w:val="0"/>
                 <w:color w:val="1B2630"/>
                 <w:sz w:val="17"/>
               </w:rPr>
@@ -2569,8 +3183,10 @@
             <w:pPr>
               <w:spacing w:before="40" w:after="40"/>
             </w:pPr>
-            <w:r>
-              <w:rPr>
+            <w:r/>
+            <w:r>
+              <w:rPr>
+                <w:rFonts w:ascii="Segoe UI" w:hAnsi="Segoe UI"/>
                 <w:b/>
                 <w:color w:val="1B2630"/>
                 <w:sz w:val="17"/>
@@ -2587,12 +3203,15 @@
             <w:pPr>
               <w:spacing w:before="40" w:after="40"/>
             </w:pPr>
-            <w:r>
-              <w:rPr>
-                <w:color w:val="1B2630"/>
-                <w:sz w:val="17"/>
-              </w:rPr>
-              <w:t>Droogloop</w:t>
+            <w:r/>
+            <w:r>
+              <w:rPr>
+                <w:rFonts w:ascii="Segoe UI" w:hAnsi="Segoe UI"/>
+                <w:b w:val="0"/>
+                <w:color w:val="1B2630"/>
+                <w:sz w:val="17"/>
+              </w:rPr>
+              <w:t>Droogloop, debriefing en ICC-meting</w:t>
             </w:r>
           </w:p>
         </w:tc>
@@ -2604,8 +3223,11 @@
             <w:pPr>
               <w:spacing w:before="40" w:after="40"/>
             </w:pPr>
-            <w:r>
-              <w:rPr>
+            <w:r/>
+            <w:r>
+              <w:rPr>
+                <w:rFonts w:ascii="Segoe UI" w:hAnsi="Segoe UI"/>
+                <w:b w:val="0"/>
                 <w:color w:val="1B2630"/>
                 <w:sz w:val="17"/>
               </w:rPr>
@@ -2623,8 +3245,10 @@
             <w:pPr>
               <w:spacing w:before="40" w:after="40"/>
             </w:pPr>
-            <w:r>
-              <w:rPr>
+            <w:r/>
+            <w:r>
+              <w:rPr>
+                <w:rFonts w:ascii="Segoe UI" w:hAnsi="Segoe UI"/>
                 <w:b/>
                 <w:color w:val="1B2630"/>
                 <w:sz w:val="17"/>
@@ -2641,12 +3265,15 @@
             <w:pPr>
               <w:spacing w:before="40" w:after="40"/>
             </w:pPr>
-            <w:r>
-              <w:rPr>
-                <w:color w:val="1B2630"/>
-                <w:sz w:val="17"/>
-              </w:rPr>
-              <w:t>Droogloop</w:t>
+            <w:r/>
+            <w:r>
+              <w:rPr>
+                <w:rFonts w:ascii="Segoe UI" w:hAnsi="Segoe UI"/>
+                <w:b w:val="0"/>
+                <w:color w:val="1B2630"/>
+                <w:sz w:val="17"/>
+              </w:rPr>
+              <w:t>Droogloop, debriefing en ICC-meting</w:t>
             </w:r>
           </w:p>
         </w:tc>
@@ -2658,8 +3285,11 @@
             <w:pPr>
               <w:spacing w:before="40" w:after="40"/>
             </w:pPr>
-            <w:r>
-              <w:rPr>
+            <w:r/>
+            <w:r>
+              <w:rPr>
+                <w:rFonts w:ascii="Segoe UI" w:hAnsi="Segoe UI"/>
+                <w:b w:val="0"/>
                 <w:color w:val="1B2630"/>
                 <w:sz w:val="17"/>
               </w:rPr>
@@ -2677,8 +3307,10 @@
             <w:pPr>
               <w:spacing w:before="40" w:after="40"/>
             </w:pPr>
-            <w:r>
-              <w:rPr>
+            <w:r/>
+            <w:r>
+              <w:rPr>
+                <w:rFonts w:ascii="Segoe UI" w:hAnsi="Segoe UI"/>
                 <w:b/>
                 <w:color w:val="1B2630"/>
                 <w:sz w:val="17"/>
@@ -2694,15 +3326,14 @@
           <w:p>
             <w:pPr>
               <w:spacing w:before="40" w:after="40"/>
-              <w:rPr>
-                <w:lang w:val="nl-BE"/>
-              </w:rPr>
-            </w:pPr>
-            <w:r>
-              <w:rPr>
-                <w:color w:val="1B2630"/>
-                <w:sz w:val="17"/>
-                <w:lang w:val="nl-BE"/>
+            </w:pPr>
+            <w:r/>
+            <w:r>
+              <w:rPr>
+                <w:rFonts w:ascii="Segoe UI" w:hAnsi="Segoe UI"/>
+                <w:b w:val="0"/>
+                <w:color w:val="1B2630"/>
+                <w:sz w:val="17"/>
               </w:rPr>
               <w:t>Certificatenregister getekend en in de Trial Master File</w:t>
             </w:r>
@@ -2716,8 +3347,11 @@
             <w:pPr>
               <w:spacing w:before="40" w:after="40"/>
             </w:pPr>
-            <w:r>
-              <w:rPr>
+            <w:r/>
+            <w:r>
+              <w:rPr>
+                <w:rFonts w:ascii="Segoe UI" w:hAnsi="Segoe UI"/>
+                <w:b w:val="0"/>
                 <w:color w:val="1B2630"/>
                 <w:sz w:val="17"/>
               </w:rPr>
@@ -2745,7 +3379,7 @@
           <w:sz w:val="17"/>
           <w:lang w:val="nl-BE"/>
         </w:rPr>
-        <w:t>Donderdag 21, vrijdag 22, donderdag 28 en vrijdag 29 januari blijven vrij als inhaalslots. Met zes drooglopen in twee weken is de kans reëel dat er één verschuift.</w:t>
+        <w:t>Donderdag 21, vrijdag 22 en donderdag 28 januari blijven vrij als inhaalslots. Met zes drooglopen in twee weken is de kans reîl dat er één verschuift.</w:t>
       </w:r>
     </w:p>
     <w:p>
@@ -3027,7 +3661,7 @@
           <w:b/>
           <w:color w:val="00407A"/>
         </w:rPr>
-        <w:t>Juni 2027 · het boosterdagdeel</w:t>
+        <w:t>Juni 2027 · de boosterdagdelen</w:t>
       </w:r>
     </w:p>
     <w:tbl>
@@ -3097,8 +3731,10 @@
             <w:pPr>
               <w:spacing w:before="40" w:after="40"/>
             </w:pPr>
-            <w:r>
-              <w:rPr>
+            <w:r/>
+            <w:r>
+              <w:rPr>
+                <w:rFonts w:ascii="Segoe UI" w:hAnsi="Segoe UI"/>
                 <w:b/>
                 <w:color w:val="1B2630"/>
                 <w:sz w:val="17"/>
@@ -3115,20 +3751,57 @@
             <w:pPr>
               <w:spacing w:before="40" w:after="40"/>
             </w:pPr>
-            <w:r>
-              <w:rPr>
-                <w:color w:val="1B2630"/>
-                <w:sz w:val="17"/>
-                <w:lang w:val="nl-BE"/>
-              </w:rPr>
-              <w:t xml:space="preserve">Gedrag, dagdeel 3 — blok 7 stap 3 en 4, blok 8 fideliteitsterugkoppeling en bijsturing. </w:t>
-            </w:r>
-            <w:r>
-              <w:rPr>
-                <w:color w:val="1B2630"/>
-                <w:sz w:val="17"/>
-              </w:rPr>
-              <w:t>Centraal, 9u30–12u</w:t>
+            <w:r/>
+            <w:r>
+              <w:rPr>
+                <w:rFonts w:ascii="Segoe UI" w:hAnsi="Segoe UI"/>
+                <w:b w:val="0"/>
+                <w:color w:val="1B2630"/>
+                <w:sz w:val="17"/>
+              </w:rPr>
+              <w:t>Gedrag groep A, dagdeel 3 — blok 7 stap 3 en 4, blok 8 fideliteitsterugkoppeling. Centraal, 9u30–12u</w:t>
+            </w:r>
+          </w:p>
+        </w:tc>
+      </w:tr>
+      <w:tr>
+        <w:tc>
+          <w:tcPr>
+            <w:tcW w:type="dxa" w:w="1700"/>
+          </w:tcPr>
+          <w:p>
+            <w:pPr>
+              <w:spacing w:before="40" w:after="40"/>
+            </w:pPr>
+            <w:r/>
+            <w:r>
+              <w:rPr>
+                <w:rFonts w:ascii="Segoe UI" w:hAnsi="Segoe UI"/>
+                <w:b/>
+                <w:color w:val="1B2630"/>
+                <w:sz w:val="17"/>
+              </w:rPr>
+              <w:t>do 17 juni</w:t>
+            </w:r>
+          </w:p>
+        </w:tc>
+        <w:tc>
+          <w:tcPr>
+            <w:tcW w:type="dxa" w:w="8160"/>
+          </w:tcPr>
+          <w:p>
+            <w:pPr>
+              <w:spacing w:before="40" w:after="40"/>
+            </w:pPr>
+            <w:r/>
+            <w:r>
+              <w:rPr>
+                <w:rFonts w:ascii="Segoe UI" w:hAnsi="Segoe UI"/>
+                <w:b w:val="0"/>
+                <w:color w:val="1B2630"/>
+                <w:sz w:val="17"/>
+              </w:rPr>
+              <w:t>Gedrag groep B, dagdeel 3 — zelfde inhoud. Centraal, 9u30–12u</w:t>
             </w:r>
           </w:p>
         </w:tc>
@@ -3726,7 +4399,7 @@
           <w:color w:val="1B2630"/>
           <w:lang w:val="nl-BE"/>
         </w:rPr>
-        <w:t>Dagindeling van de halve dag: een kwartier opzet en rolverdeling, dan de vier visites in volgorde, twintig minuten voor een ongeplande ulcusmelding — foto's, PEDIS, WIfI, de meldingsroute — en een kwartier debriefing. Samen drie en een half uur. De ulcusmelding is strikt genomen geen visite, maar het is het enige scenario waarin een centrum onder tijdsdruk moet handelen en het enige waar termijnen tellen. Die hoort erin.</w:t>
+        <w:t>Dagindeling: een kwartier opzet en rolverdeling, dan de vier visites in volgorde, twintig minuten voor een ongeplande ulcusmelding — foto's, PEDIS, WIfI, de meldingsroute — en een kwartier debriefing. Samen drie en een half uur. Daarna een uur debriefing met praktijkbeoordeling en het tekenen van de checklist, en een uur ICC-meting. Vijf en een half uur ter plaatse. De ulcusmelding is strikt genomen geen visite, maar het is het enige scenario waarin een centrum onder tijdsdruk moet handelen en het enige waar termijnen tellen. Die hoort erin.</w:t>
       </w:r>
     </w:p>
     <w:p>
@@ -3862,14 +4535,13 @@
           <w:sz w:val="17"/>
           <w:lang w:val="nl-BE"/>
         </w:rPr>
-        <w:t xml:space="preserve">Go-criterium 4 vraagt minstens twee gecertificeerde zorgverleners per centrum, dus twaalf in totaal. </w:t>
+        <w:t>Go-criterium 4 vraagt minstens twee gecertificeerde zorgverleners per centrum. Er worden er drie per centrum opgeleid, achttien in totaal, zodat één uitval of jobwissel het criterium niet doet kantelen. Drie onderdelen, alle drie afgerond vóór 29 januari.</w:t>
       </w:r>
       <w:r>
         <w:rPr>
           <w:color w:val="5A6A78"/>
           <w:sz w:val="17"/>
         </w:rPr>
-        <w:t>Drie onderdelen, alle drie afgerond vóór 29 januari.</w:t>
       </w:r>
     </w:p>
     <w:tbl>
@@ -4276,13 +4948,15 @@
             <w:pPr>
               <w:spacing w:before="40" w:after="40"/>
             </w:pPr>
-            <w:r>
-              <w:rPr>
+            <w:r/>
+            <w:r>
+              <w:rPr>
+                <w:rFonts w:ascii="Segoe UI" w:hAnsi="Segoe UI"/>
                 <w:b/>
                 <w:color w:val="1B2630"/>
                 <w:sz w:val="17"/>
               </w:rPr>
-              <w:t>vr 16 okt</w:t>
+              <w:t>do 1 okt</w:t>
             </w:r>
           </w:p>
         </w:tc>
@@ -4293,17 +4967,16 @@
           <w:p>
             <w:pPr>
               <w:spacing w:before="40" w:after="40"/>
-              <w:rPr>
-                <w:lang w:val="nl-BE"/>
-              </w:rPr>
-            </w:pPr>
-            <w:r>
-              <w:rPr>
-                <w:color w:val="1B2630"/>
-                <w:sz w:val="17"/>
-                <w:lang w:val="nl-BE"/>
-              </w:rPr>
-              <w:t>Zes centra hebben hun data bevestigd</w:t>
+            </w:pPr>
+            <w:r/>
+            <w:r>
+              <w:rPr>
+                <w:rFonts w:ascii="Segoe UI" w:hAnsi="Segoe UI"/>
+                <w:b w:val="0"/>
+                <w:color w:val="1B2630"/>
+                <w:sz w:val="17"/>
+              </w:rPr>
+              <w:t>Drukmeetsystemen besteld</w:t>
             </w:r>
           </w:p>
         </w:tc>
@@ -4315,12 +4988,15 @@
             <w:pPr>
               <w:spacing w:before="40" w:after="40"/>
             </w:pPr>
-            <w:r>
-              <w:rPr>
-                <w:color w:val="1B2630"/>
-                <w:sz w:val="17"/>
-              </w:rPr>
-              <w:t>alles</w:t>
+            <w:r/>
+            <w:r>
+              <w:rPr>
+                <w:rFonts w:ascii="Segoe UI" w:hAnsi="Segoe UI"/>
+                <w:b w:val="0"/>
+                <w:color w:val="1B2630"/>
+                <w:sz w:val="17"/>
+              </w:rPr>
+              <w:t>zes tot acht weken levertijd: later besteld betekent geen technologiedag in december, en januari heeft geen ruimte</w:t>
             </w:r>
           </w:p>
         </w:tc>
@@ -4334,13 +5010,15 @@
             <w:pPr>
               <w:spacing w:before="40" w:after="40"/>
             </w:pPr>
-            <w:r>
-              <w:rPr>
+            <w:r/>
+            <w:r>
+              <w:rPr>
+                <w:rFonts w:ascii="Segoe UI" w:hAnsi="Segoe UI"/>
                 <w:b/>
                 <w:color w:val="1B2630"/>
                 <w:sz w:val="17"/>
               </w:rPr>
-              <w:t>oktober</w:t>
+              <w:t>vr 16 okt</w:t>
             </w:r>
           </w:p>
         </w:tc>
@@ -4352,12 +5030,15 @@
             <w:pPr>
               <w:spacing w:before="40" w:after="40"/>
             </w:pPr>
-            <w:r>
-              <w:rPr>
-                <w:color w:val="1B2630"/>
-                <w:sz w:val="17"/>
-              </w:rPr>
-              <w:t>Licenties EuroQol en iMTA</w:t>
+            <w:r/>
+            <w:r>
+              <w:rPr>
+                <w:rFonts w:ascii="Segoe UI" w:hAnsi="Segoe UI"/>
+                <w:b w:val="0"/>
+                <w:color w:val="1B2630"/>
+                <w:sz w:val="17"/>
+              </w:rPr>
+              <w:t>Zes centra hebben hun data bevestigd</w:t>
             </w:r>
           </w:p>
         </w:tc>
@@ -4368,27 +5049,16 @@
           <w:p>
             <w:pPr>
               <w:spacing w:before="40" w:after="40"/>
-              <w:rPr>
-                <w:lang w:val="nl-BE"/>
-              </w:rPr>
-            </w:pPr>
-            <w:proofErr w:type="gramStart"/>
-            <w:r>
-              <w:rPr>
-                <w:color w:val="1B2630"/>
-                <w:sz w:val="17"/>
-                <w:lang w:val="nl-BE"/>
-              </w:rPr>
-              <w:t>de</w:t>
-            </w:r>
-            <w:proofErr w:type="gramEnd"/>
-            <w:r>
-              <w:rPr>
-                <w:color w:val="1B2630"/>
-                <w:sz w:val="17"/>
-                <w:lang w:val="nl-BE"/>
-              </w:rPr>
-              <w:t xml:space="preserve"> zelftest mag de EQ-5D-5L, iMCQ en iPCQ niet bevatten</w:t>
+            </w:pPr>
+            <w:r/>
+            <w:r>
+              <w:rPr>
+                <w:rFonts w:ascii="Segoe UI" w:hAnsi="Segoe UI"/>
+                <w:b w:val="0"/>
+                <w:color w:val="1B2630"/>
+                <w:sz w:val="17"/>
+              </w:rPr>
+              <w:t>alles</w:t>
             </w:r>
           </w:p>
         </w:tc>
@@ -4402,8 +5072,10 @@
             <w:pPr>
               <w:spacing w:before="40" w:after="40"/>
             </w:pPr>
-            <w:r>
-              <w:rPr>
+            <w:r/>
+            <w:r>
+              <w:rPr>
+                <w:rFonts w:ascii="Segoe UI" w:hAnsi="Segoe UI"/>
                 <w:b/>
                 <w:color w:val="1B2630"/>
                 <w:sz w:val="17"/>
@@ -4420,12 +5092,15 @@
             <w:pPr>
               <w:spacing w:before="40" w:after="40"/>
             </w:pPr>
-            <w:r>
-              <w:rPr>
-                <w:color w:val="1B2630"/>
-                <w:sz w:val="17"/>
-              </w:rPr>
-              <w:t>Formulierenroute beslist (openstaand punt 20)</w:t>
+            <w:r/>
+            <w:r>
+              <w:rPr>
+                <w:rFonts w:ascii="Segoe UI" w:hAnsi="Segoe UI"/>
+                <w:b w:val="0"/>
+                <w:color w:val="1B2630"/>
+                <w:sz w:val="17"/>
+              </w:rPr>
+              <w:t>Licenties EuroQol en iMTA</w:t>
             </w:r>
           </w:p>
         </w:tc>
@@ -4436,27 +5111,16 @@
           <w:p>
             <w:pPr>
               <w:spacing w:before="40" w:after="40"/>
-              <w:rPr>
-                <w:lang w:val="nl-BE"/>
-              </w:rPr>
-            </w:pPr>
-            <w:proofErr w:type="gramStart"/>
-            <w:r>
-              <w:rPr>
-                <w:color w:val="1B2630"/>
-                <w:sz w:val="17"/>
-                <w:lang w:val="nl-BE"/>
-              </w:rPr>
-              <w:t>de</w:t>
-            </w:r>
-            <w:proofErr w:type="gramEnd"/>
-            <w:r>
-              <w:rPr>
-                <w:color w:val="1B2630"/>
-                <w:sz w:val="17"/>
-                <w:lang w:val="nl-BE"/>
-              </w:rPr>
-              <w:t xml:space="preserve"> sessie van 12 januari heeft geen inhoud</w:t>
+            </w:pPr>
+            <w:r/>
+            <w:r>
+              <w:rPr>
+                <w:rFonts w:ascii="Segoe UI" w:hAnsi="Segoe UI"/>
+                <w:b w:val="0"/>
+                <w:color w:val="1B2630"/>
+                <w:sz w:val="17"/>
+              </w:rPr>
+              <w:t>de zelftest mag de EQ-5D-5L, iMCQ en iPCQ niet bevatten</w:t>
             </w:r>
           </w:p>
         </w:tc>
@@ -4470,13 +5134,15 @@
             <w:pPr>
               <w:spacing w:before="40" w:after="40"/>
             </w:pPr>
-            <w:r>
-              <w:rPr>
+            <w:r/>
+            <w:r>
+              <w:rPr>
+                <w:rFonts w:ascii="Segoe UI" w:hAnsi="Segoe UI"/>
                 <w:b/>
                 <w:color w:val="1B2630"/>
                 <w:sz w:val="17"/>
               </w:rPr>
-              <w:t>vr 27 nov</w:t>
+              <w:t>oktober</w:t>
             </w:r>
           </w:p>
         </w:tc>
@@ -4487,17 +5153,16 @@
           <w:p>
             <w:pPr>
               <w:spacing w:before="40" w:after="40"/>
-              <w:rPr>
-                <w:lang w:val="nl-BE"/>
-              </w:rPr>
-            </w:pPr>
-            <w:r>
-              <w:rPr>
-                <w:color w:val="1B2630"/>
-                <w:sz w:val="17"/>
-                <w:lang w:val="nl-BE"/>
-              </w:rPr>
-              <w:t>Masker met acht regio's en palet op 200 kPa, op alle zes de laptops</w:t>
+            </w:pPr>
+            <w:r/>
+            <w:r>
+              <w:rPr>
+                <w:rFonts w:ascii="Segoe UI" w:hAnsi="Segoe UI"/>
+                <w:b w:val="0"/>
+                <w:color w:val="1B2630"/>
+                <w:sz w:val="17"/>
+              </w:rPr>
+              <w:t>Formulierenroute beslist (openstaand punt 20)</w:t>
             </w:r>
           </w:p>
         </w:tc>
@@ -4509,12 +5174,15 @@
             <w:pPr>
               <w:spacing w:before="40" w:after="40"/>
             </w:pPr>
-            <w:r>
-              <w:rPr>
-                <w:color w:val="1B2630"/>
-                <w:sz w:val="17"/>
-              </w:rPr>
-              <w:t>de technologiedag van 1 december</w:t>
+            <w:r/>
+            <w:r>
+              <w:rPr>
+                <w:rFonts w:ascii="Segoe UI" w:hAnsi="Segoe UI"/>
+                <w:b w:val="0"/>
+                <w:color w:val="1B2630"/>
+                <w:sz w:val="17"/>
+              </w:rPr>
+              <w:t>de sessie van 12 januari heeft geen inhoud</w:t>
             </w:r>
           </w:p>
         </w:tc>
@@ -4528,13 +5196,15 @@
             <w:pPr>
               <w:spacing w:before="40" w:after="40"/>
             </w:pPr>
-            <w:r>
-              <w:rPr>
+            <w:r/>
+            <w:r>
+              <w:rPr>
+                <w:rFonts w:ascii="Segoe UI" w:hAnsi="Segoe UI"/>
                 <w:b/>
                 <w:color w:val="1B2630"/>
                 <w:sz w:val="17"/>
               </w:rPr>
-              <w:t>vóór de eigen dag</w:t>
+              <w:t>oktober</w:t>
             </w:r>
           </w:p>
         </w:tc>
@@ -4546,12 +5216,15 @@
             <w:pPr>
               <w:spacing w:before="40" w:after="40"/>
             </w:pPr>
-            <w:r>
-              <w:rPr>
-                <w:color w:val="1B2630"/>
-                <w:sz w:val="17"/>
-              </w:rPr>
-              <w:t>Drukmeetsysteem geïnstalleerd, kalibratietestrun gedaan</w:t>
+            <w:r/>
+            <w:r>
+              <w:rPr>
+                <w:rFonts w:ascii="Segoe UI" w:hAnsi="Segoe UI"/>
+                <w:b w:val="0"/>
+                <w:color w:val="1B2630"/>
+                <w:sz w:val="17"/>
+              </w:rPr>
+              <w:t>Vrijwilligers en toestemmingsroute voor de ICC-metingen</w:t>
             </w:r>
           </w:p>
         </w:tc>
@@ -4562,27 +5235,16 @@
           <w:p>
             <w:pPr>
               <w:spacing w:before="40" w:after="40"/>
-              <w:rPr>
-                <w:lang w:val="nl-BE"/>
-              </w:rPr>
-            </w:pPr>
-            <w:proofErr w:type="gramStart"/>
-            <w:r>
-              <w:rPr>
-                <w:color w:val="1B2630"/>
-                <w:sz w:val="17"/>
-                <w:lang w:val="nl-BE"/>
-              </w:rPr>
-              <w:t>dat</w:t>
-            </w:r>
-            <w:proofErr w:type="gramEnd"/>
-            <w:r>
-              <w:rPr>
-                <w:color w:val="1B2630"/>
-                <w:sz w:val="17"/>
-                <w:lang w:val="nl-BE"/>
-              </w:rPr>
-              <w:t xml:space="preserve"> centrum schuift naar januari</w:t>
+            </w:pPr>
+            <w:r/>
+            <w:r>
+              <w:rPr>
+                <w:rFonts w:ascii="Segoe UI" w:hAnsi="Segoe UI"/>
+                <w:b w:val="0"/>
+                <w:color w:val="1B2630"/>
+                <w:sz w:val="17"/>
+              </w:rPr>
+              <w:t>Go-criterium 6 is niet haalbaar tegen de Go/No-Go</w:t>
             </w:r>
           </w:p>
         </w:tc>
@@ -4596,13 +5258,15 @@
             <w:pPr>
               <w:spacing w:before="40" w:after="40"/>
             </w:pPr>
-            <w:r>
-              <w:rPr>
+            <w:r/>
+            <w:r>
+              <w:rPr>
+                <w:rFonts w:ascii="Segoe UI" w:hAnsi="Segoe UI"/>
                 <w:b/>
                 <w:color w:val="1B2630"/>
                 <w:sz w:val="17"/>
               </w:rPr>
-              <w:t>vr 18 dec</w:t>
+              <w:t>november</w:t>
             </w:r>
           </w:p>
         </w:tc>
@@ -4613,17 +5277,16 @@
           <w:p>
             <w:pPr>
               <w:spacing w:before="40" w:after="40"/>
-              <w:rPr>
-                <w:lang w:val="nl-BE"/>
-              </w:rPr>
-            </w:pPr>
-            <w:r>
-              <w:rPr>
-                <w:color w:val="1B2630"/>
-                <w:sz w:val="17"/>
-                <w:lang w:val="nl-BE"/>
-              </w:rPr>
-              <w:t>Assessment booklet drukklaar na de consensusvergadering</w:t>
+            </w:pPr>
+            <w:r/>
+            <w:r>
+              <w:rPr>
+                <w:rFonts w:ascii="Segoe UI" w:hAnsi="Segoe UI"/>
+                <w:b w:val="0"/>
+                <w:color w:val="1B2630"/>
+                <w:sz w:val="17"/>
+              </w:rPr>
+              <w:t>Plaatsvervanger aangeduid voor technologie en droogloop</w:t>
             </w:r>
           </w:p>
         </w:tc>
@@ -4634,27 +5297,16 @@
           <w:p>
             <w:pPr>
               <w:spacing w:before="40" w:after="40"/>
-              <w:rPr>
-                <w:lang w:val="nl-BE"/>
-              </w:rPr>
-            </w:pPr>
-            <w:proofErr w:type="gramStart"/>
-            <w:r>
-              <w:rPr>
-                <w:color w:val="1B2630"/>
-                <w:sz w:val="17"/>
-                <w:lang w:val="nl-BE"/>
-              </w:rPr>
-              <w:t>de</w:t>
-            </w:r>
-            <w:proofErr w:type="gramEnd"/>
-            <w:r>
-              <w:rPr>
-                <w:color w:val="1B2630"/>
-                <w:sz w:val="17"/>
-                <w:lang w:val="nl-BE"/>
-              </w:rPr>
-              <w:t xml:space="preserve"> zelftest en de sessie van 12 januari</w:t>
+            </w:pPr>
+            <w:r/>
+            <w:r>
+              <w:rPr>
+                <w:rFonts w:ascii="Segoe UI" w:hAnsi="Segoe UI"/>
+                <w:b w:val="0"/>
+                <w:color w:val="1B2630"/>
+                <w:sz w:val="17"/>
+              </w:rPr>
+              <w:t>één ziekteperiode van twee weken legt tien van de dertien sessiedagen stil</w:t>
             </w:r>
           </w:p>
         </w:tc>
@@ -4668,13 +5320,15 @@
             <w:pPr>
               <w:spacing w:before="40" w:after="40"/>
             </w:pPr>
-            <w:r>
-              <w:rPr>
+            <w:r/>
+            <w:r>
+              <w:rPr>
+                <w:rFonts w:ascii="Segoe UI" w:hAnsi="Segoe UI"/>
                 <w:b/>
                 <w:color w:val="1B2630"/>
                 <w:sz w:val="17"/>
               </w:rPr>
-              <w:t>december</w:t>
+              <w:t>vr 27 nov</w:t>
             </w:r>
           </w:p>
         </w:tc>
@@ -4685,17 +5339,16 @@
           <w:p>
             <w:pPr>
               <w:spacing w:before="40" w:after="40"/>
-              <w:rPr>
-                <w:lang w:val="nl-BE"/>
-              </w:rPr>
-            </w:pPr>
-            <w:r>
-              <w:rPr>
-                <w:color w:val="1B2630"/>
-                <w:sz w:val="17"/>
-                <w:lang w:val="nl-BE"/>
-              </w:rPr>
-              <w:t>Beslissing over de opnames, clausule in eCRF 02</w:t>
+            </w:pPr>
+            <w:r/>
+            <w:r>
+              <w:rPr>
+                <w:rFonts w:ascii="Segoe UI" w:hAnsi="Segoe UI"/>
+                <w:b w:val="0"/>
+                <w:color w:val="1B2630"/>
+                <w:sz w:val="17"/>
+              </w:rPr>
+              <w:t>Masker met acht regio's en palet op 200 kPa, op alle zes de laptops</w:t>
             </w:r>
           </w:p>
         </w:tc>
@@ -4706,27 +5359,16 @@
           <w:p>
             <w:pPr>
               <w:spacing w:before="40" w:after="40"/>
-              <w:rPr>
-                <w:lang w:val="nl-BE"/>
-              </w:rPr>
-            </w:pPr>
-            <w:proofErr w:type="gramStart"/>
-            <w:r>
-              <w:rPr>
-                <w:color w:val="1B2630"/>
-                <w:sz w:val="17"/>
-                <w:lang w:val="nl-BE"/>
-              </w:rPr>
-              <w:t>het</w:t>
-            </w:r>
-            <w:proofErr w:type="gramEnd"/>
-            <w:r>
-              <w:rPr>
-                <w:color w:val="1B2630"/>
-                <w:sz w:val="17"/>
-                <w:lang w:val="nl-BE"/>
-              </w:rPr>
-              <w:t xml:space="preserve"> boosterdagdeel van juni en de fideliteitsmeting</w:t>
+            </w:pPr>
+            <w:r/>
+            <w:r>
+              <w:rPr>
+                <w:rFonts w:ascii="Segoe UI" w:hAnsi="Segoe UI"/>
+                <w:b w:val="0"/>
+                <w:color w:val="1B2630"/>
+                <w:sz w:val="17"/>
+              </w:rPr>
+              <w:t>de technologiedag van 1 december</w:t>
             </w:r>
           </w:p>
         </w:tc>
@@ -4740,32 +5382,219 @@
             <w:pPr>
               <w:spacing w:before="40" w:after="40"/>
             </w:pPr>
-            <w:r>
-              <w:rPr>
+            <w:r/>
+            <w:r>
+              <w:rPr>
+                <w:rFonts w:ascii="Segoe UI" w:hAnsi="Segoe UI"/>
                 <w:b/>
                 <w:color w:val="1B2630"/>
                 <w:sz w:val="17"/>
               </w:rPr>
+              <w:t>vóór de eigen dag</w:t>
+            </w:r>
+          </w:p>
+        </w:tc>
+        <w:tc>
+          <w:tcPr>
+            <w:tcW w:w="4200" w:type="dxa"/>
+          </w:tcPr>
+          <w:p>
+            <w:pPr>
+              <w:spacing w:before="40" w:after="40"/>
+            </w:pPr>
+            <w:r/>
+            <w:r>
+              <w:rPr>
+                <w:rFonts w:ascii="Segoe UI" w:hAnsi="Segoe UI"/>
+                <w:b w:val="0"/>
+                <w:color w:val="1B2630"/>
+                <w:sz w:val="17"/>
+              </w:rPr>
+              <w:t>Drukmeetsysteem geïnstalleerd, kalibratietestrun gedaan</w:t>
+            </w:r>
+          </w:p>
+        </w:tc>
+        <w:tc>
+          <w:tcPr>
+            <w:tcW w:w="4060" w:type="dxa"/>
+          </w:tcPr>
+          <w:p>
+            <w:pPr>
+              <w:spacing w:before="40" w:after="40"/>
+            </w:pPr>
+            <w:r/>
+            <w:r>
+              <w:rPr>
+                <w:rFonts w:ascii="Segoe UI" w:hAnsi="Segoe UI"/>
+                <w:b w:val="0"/>
+                <w:color w:val="1B2630"/>
+                <w:sz w:val="17"/>
+              </w:rPr>
+              <w:t>dat centrum schuift naar januari</w:t>
+            </w:r>
+          </w:p>
+        </w:tc>
+      </w:tr>
+      <w:tr>
+        <w:tc>
+          <w:tcPr>
+            <w:tcW w:type="dxa" w:w="1600"/>
+          </w:tcPr>
+          <w:p>
+            <w:pPr>
+              <w:spacing w:before="40" w:after="40"/>
+            </w:pPr>
+            <w:r/>
+            <w:r>
+              <w:rPr>
+                <w:rFonts w:ascii="Segoe UI" w:hAnsi="Segoe UI"/>
+                <w:b/>
+                <w:color w:val="1B2630"/>
+                <w:sz w:val="17"/>
+              </w:rPr>
+              <w:t>vr 18 dec</w:t>
+            </w:r>
+          </w:p>
+        </w:tc>
+        <w:tc>
+          <w:tcPr>
+            <w:tcW w:type="dxa" w:w="4200"/>
+          </w:tcPr>
+          <w:p>
+            <w:pPr>
+              <w:spacing w:before="40" w:after="40"/>
+            </w:pPr>
+            <w:r/>
+            <w:r>
+              <w:rPr>
+                <w:rFonts w:ascii="Segoe UI" w:hAnsi="Segoe UI"/>
+                <w:b w:val="0"/>
+                <w:color w:val="1B2630"/>
+                <w:sz w:val="17"/>
+              </w:rPr>
+              <w:t>Assessment booklet drukklaar na de consensusvergadering</w:t>
+            </w:r>
+          </w:p>
+        </w:tc>
+        <w:tc>
+          <w:tcPr>
+            <w:tcW w:type="dxa" w:w="4060"/>
+          </w:tcPr>
+          <w:p>
+            <w:pPr>
+              <w:spacing w:before="40" w:after="40"/>
+            </w:pPr>
+            <w:r/>
+            <w:r>
+              <w:rPr>
+                <w:rFonts w:ascii="Segoe UI" w:hAnsi="Segoe UI"/>
+                <w:b w:val="0"/>
+                <w:color w:val="1B2630"/>
+                <w:sz w:val="17"/>
+              </w:rPr>
+              <w:t>de zelftest en de sessie van 12 januari</w:t>
+            </w:r>
+          </w:p>
+        </w:tc>
+      </w:tr>
+      <w:tr>
+        <w:tc>
+          <w:tcPr>
+            <w:tcW w:type="dxa" w:w="1600"/>
+          </w:tcPr>
+          <w:p>
+            <w:pPr>
+              <w:spacing w:before="40" w:after="40"/>
+            </w:pPr>
+            <w:r/>
+            <w:r>
+              <w:rPr>
+                <w:rFonts w:ascii="Segoe UI" w:hAnsi="Segoe UI"/>
+                <w:b/>
+                <w:color w:val="1B2630"/>
+                <w:sz w:val="17"/>
+              </w:rPr>
+              <w:t>december</w:t>
+            </w:r>
+          </w:p>
+        </w:tc>
+        <w:tc>
+          <w:tcPr>
+            <w:tcW w:type="dxa" w:w="4200"/>
+          </w:tcPr>
+          <w:p>
+            <w:pPr>
+              <w:spacing w:before="40" w:after="40"/>
+            </w:pPr>
+            <w:r/>
+            <w:r>
+              <w:rPr>
+                <w:rFonts w:ascii="Segoe UI" w:hAnsi="Segoe UI"/>
+                <w:b w:val="0"/>
+                <w:color w:val="1B2630"/>
+                <w:sz w:val="17"/>
+              </w:rPr>
+              <w:t>Beslissing over de opnames, clausule in eCRF 02</w:t>
+            </w:r>
+          </w:p>
+        </w:tc>
+        <w:tc>
+          <w:tcPr>
+            <w:tcW w:type="dxa" w:w="4060"/>
+          </w:tcPr>
+          <w:p>
+            <w:pPr>
+              <w:spacing w:before="40" w:after="40"/>
+            </w:pPr>
+            <w:r/>
+            <w:r>
+              <w:rPr>
+                <w:rFonts w:ascii="Segoe UI" w:hAnsi="Segoe UI"/>
+                <w:b w:val="0"/>
+                <w:color w:val="1B2630"/>
+                <w:sz w:val="17"/>
+              </w:rPr>
+              <w:t>het boosterdagdeel van juni en de fideliteitsmeting</w:t>
+            </w:r>
+          </w:p>
+        </w:tc>
+      </w:tr>
+      <w:tr>
+        <w:tc>
+          <w:tcPr>
+            <w:tcW w:type="dxa" w:w="1600"/>
+          </w:tcPr>
+          <w:p>
+            <w:pPr>
+              <w:spacing w:before="40" w:after="40"/>
+            </w:pPr>
+            <w:r/>
+            <w:r>
+              <w:rPr>
+                <w:rFonts w:ascii="Segoe UI" w:hAnsi="Segoe UI"/>
+                <w:b/>
+                <w:color w:val="1B2630"/>
+                <w:sz w:val="17"/>
+              </w:rPr>
               <w:t>januari</w:t>
             </w:r>
           </w:p>
         </w:tc>
         <w:tc>
           <w:tcPr>
-            <w:tcW w:w="4200" w:type="dxa"/>
-          </w:tcPr>
-          <w:p>
-            <w:pPr>
-              <w:spacing w:before="40" w:after="40"/>
-              <w:rPr>
-                <w:lang w:val="nl-BE"/>
-              </w:rPr>
-            </w:pPr>
-            <w:r>
-              <w:rPr>
-                <w:color w:val="1B2630"/>
-                <w:sz w:val="17"/>
-                <w:lang w:val="nl-BE"/>
+            <w:tcW w:type="dxa" w:w="4200"/>
+          </w:tcPr>
+          <w:p>
+            <w:pPr>
+              <w:spacing w:before="40" w:after="40"/>
+            </w:pPr>
+            <w:r/>
+            <w:r>
+              <w:rPr>
+                <w:rFonts w:ascii="Segoe UI" w:hAnsi="Segoe UI"/>
+                <w:b w:val="0"/>
+                <w:color w:val="1B2630"/>
+                <w:sz w:val="17"/>
               </w:rPr>
               <w:t>Lokale ethische goedkeuring per centrum</w:t>
             </w:r>
@@ -4773,32 +5602,21 @@
         </w:tc>
         <w:tc>
           <w:tcPr>
-            <w:tcW w:w="4060" w:type="dxa"/>
-          </w:tcPr>
-          <w:p>
-            <w:pPr>
-              <w:spacing w:before="40" w:after="40"/>
-              <w:rPr>
-                <w:lang w:val="nl-BE"/>
-              </w:rPr>
-            </w:pPr>
-            <w:proofErr w:type="gramStart"/>
-            <w:r>
-              <w:rPr>
-                <w:color w:val="1B2630"/>
-                <w:sz w:val="17"/>
-                <w:lang w:val="nl-BE"/>
-              </w:rPr>
-              <w:t>opleiden</w:t>
-            </w:r>
-            <w:proofErr w:type="gramEnd"/>
-            <w:r>
-              <w:rPr>
-                <w:color w:val="1B2630"/>
-                <w:sz w:val="17"/>
-                <w:lang w:val="nl-BE"/>
-              </w:rPr>
-              <w:t xml:space="preserve"> mag wel, een pilootpatiënt niet</w:t>
+            <w:tcW w:type="dxa" w:w="4060"/>
+          </w:tcPr>
+          <w:p>
+            <w:pPr>
+              <w:spacing w:before="40" w:after="40"/>
+            </w:pPr>
+            <w:r/>
+            <w:r>
+              <w:rPr>
+                <w:rFonts w:ascii="Segoe UI" w:hAnsi="Segoe UI"/>
+                <w:b w:val="0"/>
+                <w:color w:val="1B2630"/>
+                <w:sz w:val="17"/>
+              </w:rPr>
+              <w:t>opleiden mag wel, een pilootpatiënt niet</w:t>
             </w:r>
           </w:p>
         </w:tc>
@@ -4922,8 +5740,10 @@
             <w:pPr>
               <w:spacing w:before="40" w:after="40"/>
             </w:pPr>
-            <w:r>
-              <w:rPr>
+            <w:r/>
+            <w:r>
+              <w:rPr>
+                <w:rFonts w:ascii="Segoe UI" w:hAnsi="Segoe UI"/>
                 <w:b/>
                 <w:color w:val="1B2630"/>
                 <w:sz w:val="17"/>
@@ -4939,17 +5759,16 @@
           <w:p>
             <w:pPr>
               <w:spacing w:before="40" w:after="40"/>
-              <w:rPr>
-                <w:lang w:val="nl-BE"/>
-              </w:rPr>
-            </w:pPr>
-            <w:r>
-              <w:rPr>
-                <w:color w:val="1B2630"/>
-                <w:sz w:val="17"/>
-                <w:lang w:val="nl-BE"/>
-              </w:rPr>
-              <w:t>3 u theorie, plus de kennistoets</w:t>
+            </w:pPr>
+            <w:r/>
+            <w:r>
+              <w:rPr>
+                <w:rFonts w:ascii="Segoe UI" w:hAnsi="Segoe UI"/>
+                <w:b w:val="0"/>
+                <w:color w:val="1B2630"/>
+                <w:sz w:val="17"/>
+              </w:rPr>
+              <w:t>3 u theorie, 1,5 u toestemming en randomisatie, plus de kennistoets</w:t>
             </w:r>
           </w:p>
         </w:tc>
@@ -4961,8 +5780,11 @@
             <w:pPr>
               <w:spacing w:before="40" w:after="40"/>
             </w:pPr>
-            <w:r>
-              <w:rPr>
+            <w:r/>
+            <w:r>
+              <w:rPr>
+                <w:rFonts w:ascii="Segoe UI" w:hAnsi="Segoe UI"/>
+                <w:b w:val="0"/>
                 <w:color w:val="1B2630"/>
                 <w:sz w:val="17"/>
               </w:rPr>
@@ -4980,8 +5802,10 @@
             <w:pPr>
               <w:spacing w:before="40" w:after="40"/>
             </w:pPr>
-            <w:r>
-              <w:rPr>
+            <w:r/>
+            <w:r>
+              <w:rPr>
+                <w:rFonts w:ascii="Segoe UI" w:hAnsi="Segoe UI"/>
                 <w:b/>
                 <w:color w:val="1B2630"/>
                 <w:sz w:val="17"/>
@@ -4997,17 +5821,16 @@
           <w:p>
             <w:pPr>
               <w:spacing w:before="40" w:after="40"/>
-              <w:rPr>
-                <w:lang w:val="nl-BE"/>
-              </w:rPr>
-            </w:pPr>
-            <w:r>
-              <w:rPr>
-                <w:color w:val="1B2630"/>
-                <w:sz w:val="17"/>
-                <w:lang w:val="nl-BE"/>
-              </w:rPr>
-              <w:t>3 u theorie, 2 u technologie, 3,5 u droogloop</w:t>
+            </w:pPr>
+            <w:r/>
+            <w:r>
+              <w:rPr>
+                <w:rFonts w:ascii="Segoe UI" w:hAnsi="Segoe UI"/>
+                <w:b w:val="0"/>
+                <w:color w:val="1B2630"/>
+                <w:sz w:val="17"/>
+              </w:rPr>
+              <w:t>3 u theorie, 2 u technologie, 4,5 u droogloop</w:t>
             </w:r>
           </w:p>
         </w:tc>
@@ -5018,27 +5841,16 @@
           <w:p>
             <w:pPr>
               <w:spacing w:before="40" w:after="40"/>
-              <w:rPr>
-                <w:lang w:val="nl-BE"/>
-              </w:rPr>
-            </w:pPr>
-            <w:proofErr w:type="gramStart"/>
-            <w:r>
-              <w:rPr>
-                <w:color w:val="1B2630"/>
-                <w:sz w:val="17"/>
-                <w:lang w:val="nl-BE"/>
-              </w:rPr>
-              <w:t>geen</w:t>
-            </w:r>
-            <w:proofErr w:type="gramEnd"/>
-            <w:r>
-              <w:rPr>
-                <w:color w:val="1B2630"/>
-                <w:sz w:val="17"/>
-                <w:lang w:val="nl-BE"/>
-              </w:rPr>
-              <w:t xml:space="preserve"> — alles in eigen centrum</w:t>
+            </w:pPr>
+            <w:r/>
+            <w:r>
+              <w:rPr>
+                <w:rFonts w:ascii="Segoe UI" w:hAnsi="Segoe UI"/>
+                <w:b w:val="0"/>
+                <w:color w:val="1B2630"/>
+                <w:sz w:val="17"/>
+              </w:rPr>
+              <w:t>geen — alles in eigen centrum</w:t>
             </w:r>
           </w:p>
         </w:tc>
@@ -5051,16 +5863,14 @@
           <w:p>
             <w:pPr>
               <w:spacing w:before="40" w:after="40"/>
-              <w:rPr>
-                <w:lang w:val="nl-BE"/>
-              </w:rPr>
-            </w:pPr>
-            <w:r>
-              <w:rPr>
+            </w:pPr>
+            <w:r/>
+            <w:r>
+              <w:rPr>
+                <w:rFonts w:ascii="Segoe UI" w:hAnsi="Segoe UI"/>
                 <w:b/>
                 <w:color w:val="1B2630"/>
                 <w:sz w:val="17"/>
-                <w:lang w:val="nl-BE"/>
               </w:rPr>
               <w:t>Podoloog die meet en begeleidt</w:t>
             </w:r>
@@ -5073,17 +5883,16 @@
           <w:p>
             <w:pPr>
               <w:spacing w:before="40" w:after="40"/>
-              <w:rPr>
-                <w:lang w:val="nl-BE"/>
-              </w:rPr>
-            </w:pPr>
-            <w:r>
-              <w:rPr>
-                <w:color w:val="1B2630"/>
-                <w:sz w:val="17"/>
-                <w:lang w:val="nl-BE"/>
-              </w:rPr>
-              <w:t>3 u theorie, 1,5 u educatie, 2 u technologie, 6 u gedrag, 3 u vragenlijsten, 3,5 u droogloop — samen 19 u, plus 2 u in juni</w:t>
+            </w:pPr>
+            <w:r/>
+            <w:r>
+              <w:rPr>
+                <w:rFonts w:ascii="Segoe UI" w:hAnsi="Segoe UI"/>
+                <w:b w:val="0"/>
+                <w:color w:val="1B2630"/>
+                <w:sz w:val="17"/>
+              </w:rPr>
+              <w:t>3 u theorie, 1,5 u toestemming, 1,5 u educatie, 2 u technologie, 6 u gedrag, 3 u vragenlijsten, 4,5 u droogloop, 1 u ICC — samen 22,5 u, plus 2 u in juni</w:t>
             </w:r>
           </w:p>
         </w:tc>
@@ -5094,15 +5903,14 @@
           <w:p>
             <w:pPr>
               <w:spacing w:before="40" w:after="40"/>
-              <w:rPr>
-                <w:lang w:val="nl-BE"/>
-              </w:rPr>
-            </w:pPr>
-            <w:r>
-              <w:rPr>
-                <w:color w:val="1B2630"/>
-                <w:sz w:val="17"/>
-                <w:lang w:val="nl-BE"/>
+            </w:pPr>
+            <w:r/>
+            <w:r>
+              <w:rPr>
+                <w:rFonts w:ascii="Segoe UI" w:hAnsi="Segoe UI"/>
+                <w:b w:val="0"/>
+                <w:color w:val="1B2630"/>
+                <w:sz w:val="17"/>
               </w:rPr>
               <w:t>2 halve dagen, plus 1 in juni</w:t>
             </w:r>
@@ -5118,8 +5926,10 @@
             <w:pPr>
               <w:spacing w:before="40" w:after="40"/>
             </w:pPr>
-            <w:r>
-              <w:rPr>
+            <w:r/>
+            <w:r>
+              <w:rPr>
+                <w:rFonts w:ascii="Segoe UI" w:hAnsi="Segoe UI"/>
                 <w:b/>
                 <w:color w:val="1B2630"/>
                 <w:sz w:val="17"/>
@@ -5136,8 +5946,11 @@
             <w:pPr>
               <w:spacing w:before="40" w:after="40"/>
             </w:pPr>
-            <w:r>
-              <w:rPr>
+            <w:r/>
+            <w:r>
+              <w:rPr>
+                <w:rFonts w:ascii="Segoe UI" w:hAnsi="Segoe UI"/>
+                <w:b w:val="0"/>
                 <w:color w:val="1B2630"/>
                 <w:sz w:val="17"/>
               </w:rPr>
@@ -5153,8 +5966,11 @@
             <w:pPr>
               <w:spacing w:before="40" w:after="40"/>
             </w:pPr>
-            <w:r>
-              <w:rPr>
+            <w:r/>
+            <w:r>
+              <w:rPr>
+                <w:rFonts w:ascii="Segoe UI" w:hAnsi="Segoe UI"/>
+                <w:b w:val="0"/>
                 <w:color w:val="1B2630"/>
                 <w:sz w:val="17"/>
               </w:rPr>
@@ -5172,13 +5988,15 @@
             <w:pPr>
               <w:spacing w:before="40" w:after="40"/>
             </w:pPr>
-            <w:r>
-              <w:rPr>
+            <w:r/>
+            <w:r>
+              <w:rPr>
+                <w:rFonts w:ascii="Segoe UI" w:hAnsi="Segoe UI"/>
                 <w:b/>
                 <w:color w:val="1B2630"/>
                 <w:sz w:val="17"/>
               </w:rPr>
-              <w:t>Studieteam</w:t>
+              <w:t>Lesgevers</w:t>
             </w:r>
           </w:p>
         </w:tc>
@@ -5189,17 +6007,16 @@
           <w:p>
             <w:pPr>
               <w:spacing w:before="40" w:after="40"/>
-              <w:rPr>
-                <w:lang w:val="nl-BE"/>
-              </w:rPr>
-            </w:pPr>
-            <w:r>
-              <w:rPr>
-                <w:color w:val="1B2630"/>
-                <w:sz w:val="17"/>
-                <w:lang w:val="nl-BE"/>
-              </w:rPr>
-              <w:t>4 online sessies, 3 centrale dagdelen, 4 technologiedagen, 6 droogloopdagen</w:t>
+            </w:pPr>
+            <w:r/>
+            <w:r>
+              <w:rPr>
+                <w:rFonts w:ascii="Segoe UI" w:hAnsi="Segoe UI"/>
+                <w:b w:val="0"/>
+                <w:color w:val="1B2630"/>
+                <w:sz w:val="17"/>
+              </w:rPr>
+              <w:t>zie sectie 7</w:t>
             </w:r>
           </w:p>
         </w:tc>
@@ -5210,17 +6027,16 @@
           <w:p>
             <w:pPr>
               <w:spacing w:before="40" w:after="40"/>
-              <w:rPr>
-                <w:lang w:val="nl-BE"/>
-              </w:rPr>
-            </w:pPr>
-            <w:r>
-              <w:rPr>
-                <w:color w:val="1B2630"/>
-                <w:sz w:val="17"/>
-                <w:lang w:val="nl-BE"/>
-              </w:rPr>
-              <w:t>12 reisdagen tussen 26 nov en 27 jan</w:t>
+            </w:pPr>
+            <w:r/>
+            <w:r>
+              <w:rPr>
+                <w:rFonts w:ascii="Segoe UI" w:hAnsi="Segoe UI"/>
+                <w:b w:val="0"/>
+                <w:color w:val="1B2630"/>
+                <w:sz w:val="17"/>
+              </w:rPr>
+              <w:t>—</w:t>
             </w:r>
           </w:p>
         </w:tc>
@@ -5254,7 +6070,7 @@
           <w:color w:val="00407A"/>
           <w:sz w:val="22"/>
         </w:rPr>
-        <w:t>Schema voor de onderwijzer</w:t>
+        <w:t>De lesgevers</w:t>
       </w:r>
     </w:p>
     <w:p>
@@ -5268,7 +6084,7 @@
           <w:color w:val="5A6A78"/>
           <w:sz w:val="17"/>
         </w:rPr>
-        <w:t>Eén persoon geeft de opleiding en is daarvoor in alle zes de centra ter plaatse. Reistijden zijn schattingen met de auto buiten de spits. Voorbereiding gerekend aan 3 uur per contactuur voor nieuw materiaal en 0,5 uur voor een herhaling; nazorg aan 1 uur per sitebezoek.</w:t>
+        <w:t>Janou geeft technologie en droogloop, inclusief de ICC-meting; de andere thema's liggen bij de co-promotoren. Reistijden zijn schattingen met de auto buiten de spits. Voorbereiding gerekend aan 3 uur per contactuur voor nieuw materiaal en 0,5 uur voor een herhaling. Nazorg van een uur per sitebezoek zit in de dagschema's en is niet apart geteld.</w:t>
       </w:r>
     </w:p>
     <w:p>
@@ -5282,7 +6098,7 @@
           <w:color w:val="00407A"/>
           <w:sz w:val="19"/>
         </w:rPr>
-        <w:t>Contacturen</w:t>
+        <w:t>Wie geeft wat</w:t>
       </w:r>
     </w:p>
     <w:tbl>
@@ -5302,16 +6118,14 @@
         <w:tblLayout w:type="fixed"/>
       </w:tblPr>
       <w:tblGrid>
-        <w:gridCol w:w="1973"/>
-        <w:gridCol w:w="1973"/>
-        <w:gridCol w:w="1973"/>
-        <w:gridCol w:w="1973"/>
-        <w:gridCol w:w="1973"/>
+        <w:gridCol w:w="3289"/>
+        <w:gridCol w:w="3289"/>
+        <w:gridCol w:w="3289"/>
       </w:tblGrid>
       <w:tr>
         <w:tc>
           <w:tcPr>
-            <w:tcW w:type="dxa" w:w="3000"/>
+            <w:tcW w:type="dxa" w:w="3400"/>
             <w:shd w:val="clear" w:color="auto" w:fill="1D8DB0"/>
           </w:tcPr>
           <w:p>
@@ -5326,13 +6140,13 @@
                 <w:color w:val="FFFFFF"/>
                 <w:sz w:val="15"/>
               </w:rPr>
-              <w:t>Onderdeel</w:t>
-            </w:r>
-          </w:p>
-        </w:tc>
-        <w:tc>
-          <w:tcPr>
-            <w:tcW w:type="dxa" w:w="1100"/>
+              <w:t>Thema</w:t>
+            </w:r>
+          </w:p>
+        </w:tc>
+        <w:tc>
+          <w:tcPr>
+            <w:tcW w:type="dxa" w:w="3600"/>
             <w:shd w:val="clear" w:color="auto" w:fill="1D8DB0"/>
           </w:tcPr>
           <w:p>
@@ -5347,13 +6161,13 @@
                 <w:color w:val="FFFFFF"/>
                 <w:sz w:val="15"/>
               </w:rPr>
-              <w:t>Aantal</w:t>
-            </w:r>
-          </w:p>
-        </w:tc>
-        <w:tc>
-          <w:tcPr>
-            <w:tcW w:type="dxa" w:w="1300"/>
+              <w:t>Lesgever</w:t>
+            </w:r>
+          </w:p>
+        </w:tc>
+        <w:tc>
+          <w:tcPr>
+            <w:tcW w:type="dxa" w:w="2860"/>
             <w:shd w:val="clear" w:color="auto" w:fill="1D8DB0"/>
           </w:tcPr>
           <w:p>
@@ -5368,49 +6182,7 @@
                 <w:color w:val="FFFFFF"/>
                 <w:sz w:val="15"/>
               </w:rPr>
-              <w:t>Per keer</w:t>
-            </w:r>
-          </w:p>
-        </w:tc>
-        <w:tc>
-          <w:tcPr>
-            <w:tcW w:type="dxa" w:w="1300"/>
-            <w:shd w:val="clear" w:color="auto" w:fill="1D8DB0"/>
-          </w:tcPr>
-          <w:p>
-            <w:pPr>
-              <w:spacing w:before="60" w:after="60"/>
-            </w:pPr>
-            <w:r/>
-            <w:r>
-              <w:rPr>
-                <w:rFonts w:ascii="Segoe UI" w:hAnsi="Segoe UI"/>
-                <w:b/>
-                <w:color w:val="FFFFFF"/>
-                <w:sz w:val="15"/>
-              </w:rPr>
-              <w:t>Totaal</w:t>
-            </w:r>
-          </w:p>
-        </w:tc>
-        <w:tc>
-          <w:tcPr>
-            <w:tcW w:type="dxa" w:w="3160"/>
-            <w:shd w:val="clear" w:color="auto" w:fill="1D8DB0"/>
-          </w:tcPr>
-          <w:p>
-            <w:pPr>
-              <w:spacing w:before="60" w:after="60"/>
-            </w:pPr>
-            <w:r/>
-            <w:r>
-              <w:rPr>
-                <w:rFonts w:ascii="Segoe UI" w:hAnsi="Segoe UI"/>
-                <w:b/>
-                <w:color w:val="FFFFFF"/>
-                <w:sz w:val="15"/>
-              </w:rPr>
-              <w:t>Vorm</w:t>
+              <w:t>Contacturen</w:t>
             </w:r>
           </w:p>
         </w:tc>
@@ -5418,7 +6190,7 @@
       <w:tr>
         <w:tc>
           <w:tcPr>
-            <w:tcW w:type="dxa" w:w="3000"/>
+            <w:tcW w:type="dxa" w:w="3400"/>
           </w:tcPr>
           <w:p>
             <w:pPr>
@@ -5432,13 +6204,13 @@
                 <w:color w:val="1B2630"/>
                 <w:sz w:val="17"/>
               </w:rPr>
-              <w:t>Theorie</w:t>
-            </w:r>
-          </w:p>
-        </w:tc>
-        <w:tc>
-          <w:tcPr>
-            <w:tcW w:type="dxa" w:w="1100"/>
+              <w:t>Theorie 1 en 2</w:t>
+            </w:r>
+          </w:p>
+        </w:tc>
+        <w:tc>
+          <w:tcPr>
+            <w:tcW w:type="dxa" w:w="3600"/>
           </w:tcPr>
           <w:p>
             <w:pPr>
@@ -5452,13 +6224,13 @@
                 <w:color w:val="1B2630"/>
                 <w:sz w:val="17"/>
               </w:rPr>
-              <w:t>2</w:t>
-            </w:r>
-          </w:p>
-        </w:tc>
-        <w:tc>
-          <w:tcPr>
-            <w:tcW w:type="dxa" w:w="1300"/>
+              <w:t>Deschamps</w:t>
+            </w:r>
+          </w:p>
+        </w:tc>
+        <w:tc>
+          <w:tcPr>
+            <w:tcW w:type="dxa" w:w="2860"/>
           </w:tcPr>
           <w:p>
             <w:pPr>
@@ -5472,47 +6244,7 @@
                 <w:color w:val="1B2630"/>
                 <w:sz w:val="17"/>
               </w:rPr>
-              <w:t>1,5 u</w:t>
-            </w:r>
-          </w:p>
-        </w:tc>
-        <w:tc>
-          <w:tcPr>
-            <w:tcW w:type="dxa" w:w="1300"/>
-          </w:tcPr>
-          <w:p>
-            <w:pPr>
-              <w:spacing w:before="40" w:after="40"/>
-            </w:pPr>
-            <w:r/>
-            <w:r>
-              <w:rPr>
-                <w:rFonts w:ascii="Segoe UI" w:hAnsi="Segoe UI"/>
-                <w:b w:val="0"/>
-                <w:color w:val="1B2630"/>
-                <w:sz w:val="17"/>
-              </w:rPr>
               <w:t>3 u</w:t>
-            </w:r>
-          </w:p>
-        </w:tc>
-        <w:tc>
-          <w:tcPr>
-            <w:tcW w:type="dxa" w:w="3160"/>
-          </w:tcPr>
-          <w:p>
-            <w:pPr>
-              <w:spacing w:before="40" w:after="40"/>
-            </w:pPr>
-            <w:r/>
-            <w:r>
-              <w:rPr>
-                <w:rFonts w:ascii="Segoe UI" w:hAnsi="Segoe UI"/>
-                <w:b w:val="0"/>
-                <w:color w:val="1B2630"/>
-                <w:sz w:val="17"/>
-              </w:rPr>
-              <w:t>online</w:t>
             </w:r>
           </w:p>
         </w:tc>
@@ -5520,7 +6252,7 @@
       <w:tr>
         <w:tc>
           <w:tcPr>
-            <w:tcW w:type="dxa" w:w="3000"/>
+            <w:tcW w:type="dxa" w:w="3400"/>
           </w:tcPr>
           <w:p>
             <w:pPr>
@@ -5534,13 +6266,13 @@
                 <w:color w:val="1B2630"/>
                 <w:sz w:val="17"/>
               </w:rPr>
-              <w:t>Educatie</w:t>
-            </w:r>
-          </w:p>
-        </w:tc>
-        <w:tc>
-          <w:tcPr>
-            <w:tcW w:type="dxa" w:w="1100"/>
+              <w:t>Toestemming en randomisatie</w:t>
+            </w:r>
+          </w:p>
+        </w:tc>
+        <w:tc>
+          <w:tcPr>
+            <w:tcW w:type="dxa" w:w="3600"/>
           </w:tcPr>
           <w:p>
             <w:pPr>
@@ -5554,13 +6286,13 @@
                 <w:color w:val="1B2630"/>
                 <w:sz w:val="17"/>
               </w:rPr>
-              <w:t>1</w:t>
-            </w:r>
-          </w:p>
-        </w:tc>
-        <w:tc>
-          <w:tcPr>
-            <w:tcW w:type="dxa" w:w="1300"/>
+              <w:t>Deschamps, met de site-PI's</w:t>
+            </w:r>
+          </w:p>
+        </w:tc>
+        <w:tc>
+          <w:tcPr>
+            <w:tcW w:type="dxa" w:w="2860"/>
           </w:tcPr>
           <w:p>
             <w:pPr>
@@ -5575,46 +6307,6 @@
                 <w:sz w:val="17"/>
               </w:rPr>
               <w:t>1,5 u</w:t>
-            </w:r>
-          </w:p>
-        </w:tc>
-        <w:tc>
-          <w:tcPr>
-            <w:tcW w:type="dxa" w:w="1300"/>
-          </w:tcPr>
-          <w:p>
-            <w:pPr>
-              <w:spacing w:before="40" w:after="40"/>
-            </w:pPr>
-            <w:r/>
-            <w:r>
-              <w:rPr>
-                <w:rFonts w:ascii="Segoe UI" w:hAnsi="Segoe UI"/>
-                <w:b w:val="0"/>
-                <w:color w:val="1B2630"/>
-                <w:sz w:val="17"/>
-              </w:rPr>
-              <w:t>1,5 u</w:t>
-            </w:r>
-          </w:p>
-        </w:tc>
-        <w:tc>
-          <w:tcPr>
-            <w:tcW w:type="dxa" w:w="3160"/>
-          </w:tcPr>
-          <w:p>
-            <w:pPr>
-              <w:spacing w:before="40" w:after="40"/>
-            </w:pPr>
-            <w:r/>
-            <w:r>
-              <w:rPr>
-                <w:rFonts w:ascii="Segoe UI" w:hAnsi="Segoe UI"/>
-                <w:b w:val="0"/>
-                <w:color w:val="1B2630"/>
-                <w:sz w:val="17"/>
-              </w:rPr>
-              <w:t>online</w:t>
             </w:r>
           </w:p>
         </w:tc>
@@ -5622,7 +6314,7 @@
       <w:tr>
         <w:tc>
           <w:tcPr>
-            <w:tcW w:type="dxa" w:w="3000"/>
+            <w:tcW w:type="dxa" w:w="3400"/>
           </w:tcPr>
           <w:p>
             <w:pPr>
@@ -5636,13 +6328,13 @@
                 <w:color w:val="1B2630"/>
                 <w:sz w:val="17"/>
               </w:rPr>
-              <w:t>Softwarevoorbereiding</w:t>
-            </w:r>
-          </w:p>
-        </w:tc>
-        <w:tc>
-          <w:tcPr>
-            <w:tcW w:type="dxa" w:w="1100"/>
+              <w:t>Educatie</w:t>
+            </w:r>
+          </w:p>
+        </w:tc>
+        <w:tc>
+          <w:tcPr>
+            <w:tcW w:type="dxa" w:w="3600"/>
           </w:tcPr>
           <w:p>
             <w:pPr>
@@ -5656,13 +6348,13 @@
                 <w:color w:val="1B2630"/>
                 <w:sz w:val="17"/>
               </w:rPr>
-              <w:t>6</w:t>
-            </w:r>
-          </w:p>
-        </w:tc>
-        <w:tc>
-          <w:tcPr>
-            <w:tcW w:type="dxa" w:w="1300"/>
+              <w:t>Dobbels</w:t>
+            </w:r>
+          </w:p>
+        </w:tc>
+        <w:tc>
+          <w:tcPr>
+            <w:tcW w:type="dxa" w:w="2860"/>
           </w:tcPr>
           <w:p>
             <w:pPr>
@@ -5676,47 +6368,7 @@
                 <w:color w:val="1B2630"/>
                 <w:sz w:val="17"/>
               </w:rPr>
-              <w:t>0,5 u</w:t>
-            </w:r>
-          </w:p>
-        </w:tc>
-        <w:tc>
-          <w:tcPr>
-            <w:tcW w:type="dxa" w:w="1300"/>
-          </w:tcPr>
-          <w:p>
-            <w:pPr>
-              <w:spacing w:before="40" w:after="40"/>
-            </w:pPr>
-            <w:r/>
-            <w:r>
-              <w:rPr>
-                <w:rFonts w:ascii="Segoe UI" w:hAnsi="Segoe UI"/>
-                <w:b w:val="0"/>
-                <w:color w:val="1B2630"/>
-                <w:sz w:val="17"/>
-              </w:rPr>
-              <w:t>3 u</w:t>
-            </w:r>
-          </w:p>
-        </w:tc>
-        <w:tc>
-          <w:tcPr>
-            <w:tcW w:type="dxa" w:w="3160"/>
-          </w:tcPr>
-          <w:p>
-            <w:pPr>
-              <w:spacing w:before="40" w:after="40"/>
-            </w:pPr>
-            <w:r/>
-            <w:r>
-              <w:rPr>
-                <w:rFonts w:ascii="Segoe UI" w:hAnsi="Segoe UI"/>
-                <w:b w:val="0"/>
-                <w:color w:val="1B2630"/>
-                <w:sz w:val="17"/>
-              </w:rPr>
-              <w:t>online, per centrum</w:t>
+              <w:t>1,5 u</w:t>
             </w:r>
           </w:p>
         </w:tc>
@@ -5724,7 +6376,7 @@
       <w:tr>
         <w:tc>
           <w:tcPr>
-            <w:tcW w:type="dxa" w:w="3000"/>
+            <w:tcW w:type="dxa" w:w="3400"/>
           </w:tcPr>
           <w:p>
             <w:pPr>
@@ -5738,13 +6390,13 @@
                 <w:color w:val="1B2630"/>
                 <w:sz w:val="17"/>
               </w:rPr>
-              <w:t>Datacollectie en vragenlijsten</w:t>
-            </w:r>
-          </w:p>
-        </w:tc>
-        <w:tc>
-          <w:tcPr>
-            <w:tcW w:type="dxa" w:w="1100"/>
+              <w:t>Gedragsbijsturing, twee groepen</w:t>
+            </w:r>
+          </w:p>
+        </w:tc>
+        <w:tc>
+          <w:tcPr>
+            <w:tcW w:type="dxa" w:w="3600"/>
           </w:tcPr>
           <w:p>
             <w:pPr>
@@ -5758,13 +6410,13 @@
                 <w:color w:val="1B2630"/>
                 <w:sz w:val="17"/>
               </w:rPr>
-              <w:t>1</w:t>
-            </w:r>
-          </w:p>
-        </w:tc>
-        <w:tc>
-          <w:tcPr>
-            <w:tcW w:type="dxa" w:w="1300"/>
+              <w:t>Dobbels</w:t>
+            </w:r>
+          </w:p>
+        </w:tc>
+        <w:tc>
+          <w:tcPr>
+            <w:tcW w:type="dxa" w:w="2860"/>
           </w:tcPr>
           <w:p>
             <w:pPr>
@@ -5778,47 +6430,7 @@
                 <w:color w:val="1B2630"/>
                 <w:sz w:val="17"/>
               </w:rPr>
-              <w:t>2 u</w:t>
-            </w:r>
-          </w:p>
-        </w:tc>
-        <w:tc>
-          <w:tcPr>
-            <w:tcW w:type="dxa" w:w="1300"/>
-          </w:tcPr>
-          <w:p>
-            <w:pPr>
-              <w:spacing w:before="40" w:after="40"/>
-            </w:pPr>
-            <w:r/>
-            <w:r>
-              <w:rPr>
-                <w:rFonts w:ascii="Segoe UI" w:hAnsi="Segoe UI"/>
-                <w:b w:val="0"/>
-                <w:color w:val="1B2630"/>
-                <w:sz w:val="17"/>
-              </w:rPr>
-              <w:t>2 u</w:t>
-            </w:r>
-          </w:p>
-        </w:tc>
-        <w:tc>
-          <w:tcPr>
-            <w:tcW w:type="dxa" w:w="3160"/>
-          </w:tcPr>
-          <w:p>
-            <w:pPr>
-              <w:spacing w:before="40" w:after="40"/>
-            </w:pPr>
-            <w:r/>
-            <w:r>
-              <w:rPr>
-                <w:rFonts w:ascii="Segoe UI" w:hAnsi="Segoe UI"/>
-                <w:b w:val="0"/>
-                <w:color w:val="1B2630"/>
-                <w:sz w:val="17"/>
-              </w:rPr>
-              <w:t>online</w:t>
+              <w:t>12 u, plus 4 u booster</w:t>
             </w:r>
           </w:p>
         </w:tc>
@@ -5826,7 +6438,7 @@
       <w:tr>
         <w:tc>
           <w:tcPr>
-            <w:tcW w:type="dxa" w:w="3000"/>
+            <w:tcW w:type="dxa" w:w="3400"/>
           </w:tcPr>
           <w:p>
             <w:pPr>
@@ -5840,13 +6452,13 @@
                 <w:color w:val="1B2630"/>
                 <w:sz w:val="17"/>
               </w:rPr>
-              <w:t>Gedragsdagdeel</w:t>
-            </w:r>
-          </w:p>
-        </w:tc>
-        <w:tc>
-          <w:tcPr>
-            <w:tcW w:type="dxa" w:w="1100"/>
+              <w:t>Technologie, zes centra</w:t>
+            </w:r>
+          </w:p>
+        </w:tc>
+        <w:tc>
+          <w:tcPr>
+            <w:tcW w:type="dxa" w:w="3600"/>
           </w:tcPr>
           <w:p>
             <w:pPr>
@@ -5860,13 +6472,13 @@
                 <w:color w:val="1B2630"/>
                 <w:sz w:val="17"/>
               </w:rPr>
-              <w:t>2</w:t>
-            </w:r>
-          </w:p>
-        </w:tc>
-        <w:tc>
-          <w:tcPr>
-            <w:tcW w:type="dxa" w:w="1300"/>
+              <w:t>Janou</w:t>
+            </w:r>
+          </w:p>
+        </w:tc>
+        <w:tc>
+          <w:tcPr>
+            <w:tcW w:type="dxa" w:w="2860"/>
           </w:tcPr>
           <w:p>
             <w:pPr>
@@ -5880,47 +6492,7 @@
                 <w:color w:val="1B2630"/>
                 <w:sz w:val="17"/>
               </w:rPr>
-              <w:t>3,5 u</w:t>
-            </w:r>
-          </w:p>
-        </w:tc>
-        <w:tc>
-          <w:tcPr>
-            <w:tcW w:type="dxa" w:w="1300"/>
-          </w:tcPr>
-          <w:p>
-            <w:pPr>
-              <w:spacing w:before="40" w:after="40"/>
-            </w:pPr>
-            <w:r/>
-            <w:r>
-              <w:rPr>
-                <w:rFonts w:ascii="Segoe UI" w:hAnsi="Segoe UI"/>
-                <w:b w:val="0"/>
-                <w:color w:val="1B2630"/>
-                <w:sz w:val="17"/>
-              </w:rPr>
-              <w:t>7 u</w:t>
-            </w:r>
-          </w:p>
-        </w:tc>
-        <w:tc>
-          <w:tcPr>
-            <w:tcW w:type="dxa" w:w="3160"/>
-          </w:tcPr>
-          <w:p>
-            <w:pPr>
-              <w:spacing w:before="40" w:after="40"/>
-            </w:pPr>
-            <w:r/>
-            <w:r>
-              <w:rPr>
-                <w:rFonts w:ascii="Segoe UI" w:hAnsi="Segoe UI"/>
-                <w:b w:val="0"/>
-                <w:color w:val="1B2630"/>
-                <w:sz w:val="17"/>
-              </w:rPr>
-              <w:t>centraal, ter plaatse</w:t>
+              <w:t>12 u</w:t>
             </w:r>
           </w:p>
         </w:tc>
@@ -5928,7 +6500,7 @@
       <w:tr>
         <w:tc>
           <w:tcPr>
-            <w:tcW w:type="dxa" w:w="3000"/>
+            <w:tcW w:type="dxa" w:w="3400"/>
           </w:tcPr>
           <w:p>
             <w:pPr>
@@ -5942,13 +6514,13 @@
                 <w:color w:val="1B2630"/>
                 <w:sz w:val="17"/>
               </w:rPr>
-              <w:t>Technologie</w:t>
-            </w:r>
-          </w:p>
-        </w:tc>
-        <w:tc>
-          <w:tcPr>
-            <w:tcW w:type="dxa" w:w="1100"/>
+              <w:t>Softwarevoorbereiding, zes centra</w:t>
+            </w:r>
+          </w:p>
+        </w:tc>
+        <w:tc>
+          <w:tcPr>
+            <w:tcW w:type="dxa" w:w="3600"/>
           </w:tcPr>
           <w:p>
             <w:pPr>
@@ -5962,13 +6534,13 @@
                 <w:color w:val="1B2630"/>
                 <w:sz w:val="17"/>
               </w:rPr>
-              <w:t>6</w:t>
-            </w:r>
-          </w:p>
-        </w:tc>
-        <w:tc>
-          <w:tcPr>
-            <w:tcW w:type="dxa" w:w="1300"/>
+              <w:t>Janou</w:t>
+            </w:r>
+          </w:p>
+        </w:tc>
+        <w:tc>
+          <w:tcPr>
+            <w:tcW w:type="dxa" w:w="2860"/>
           </w:tcPr>
           <w:p>
             <w:pPr>
@@ -5982,47 +6554,7 @@
                 <w:color w:val="1B2630"/>
                 <w:sz w:val="17"/>
               </w:rPr>
-              <w:t>2 u</w:t>
-            </w:r>
-          </w:p>
-        </w:tc>
-        <w:tc>
-          <w:tcPr>
-            <w:tcW w:type="dxa" w:w="1300"/>
-          </w:tcPr>
-          <w:p>
-            <w:pPr>
-              <w:spacing w:before="40" w:after="40"/>
-            </w:pPr>
-            <w:r/>
-            <w:r>
-              <w:rPr>
-                <w:rFonts w:ascii="Segoe UI" w:hAnsi="Segoe UI"/>
-                <w:b w:val="0"/>
-                <w:color w:val="1B2630"/>
-                <w:sz w:val="17"/>
-              </w:rPr>
-              <w:t>12 u</w:t>
-            </w:r>
-          </w:p>
-        </w:tc>
-        <w:tc>
-          <w:tcPr>
-            <w:tcW w:type="dxa" w:w="3160"/>
-          </w:tcPr>
-          <w:p>
-            <w:pPr>
-              <w:spacing w:before="40" w:after="40"/>
-            </w:pPr>
-            <w:r/>
-            <w:r>
-              <w:rPr>
-                <w:rFonts w:ascii="Segoe UI" w:hAnsi="Segoe UI"/>
-                <w:b w:val="0"/>
-                <w:color w:val="1B2630"/>
-                <w:sz w:val="17"/>
-              </w:rPr>
-              <w:t>in het centrum</w:t>
+              <w:t>3 u</w:t>
             </w:r>
           </w:p>
         </w:tc>
@@ -6030,7 +6562,7 @@
       <w:tr>
         <w:tc>
           <w:tcPr>
-            <w:tcW w:type="dxa" w:w="3000"/>
+            <w:tcW w:type="dxa" w:w="3400"/>
           </w:tcPr>
           <w:p>
             <w:pPr>
@@ -6044,13 +6576,13 @@
                 <w:color w:val="1B2630"/>
                 <w:sz w:val="17"/>
               </w:rPr>
-              <w:t>Droogloop</w:t>
-            </w:r>
-          </w:p>
-        </w:tc>
-        <w:tc>
-          <w:tcPr>
-            <w:tcW w:type="dxa" w:w="1100"/>
+              <w:t>Datacollectie en vragenlijsten</w:t>
+            </w:r>
+          </w:p>
+        </w:tc>
+        <w:tc>
+          <w:tcPr>
+            <w:tcW w:type="dxa" w:w="3600"/>
           </w:tcPr>
           <w:p>
             <w:pPr>
@@ -6064,13 +6596,13 @@
                 <w:color w:val="1B2630"/>
                 <w:sz w:val="17"/>
               </w:rPr>
-              <w:t>6</w:t>
-            </w:r>
-          </w:p>
-        </w:tc>
-        <w:tc>
-          <w:tcPr>
-            <w:tcW w:type="dxa" w:w="1300"/>
+              <w:t>Fobelets, met het studieteam</w:t>
+            </w:r>
+          </w:p>
+        </w:tc>
+        <w:tc>
+          <w:tcPr>
+            <w:tcW w:type="dxa" w:w="2860"/>
           </w:tcPr>
           <w:p>
             <w:pPr>
@@ -6084,47 +6616,7 @@
                 <w:color w:val="1B2630"/>
                 <w:sz w:val="17"/>
               </w:rPr>
-              <w:t>3,5 u</w:t>
-            </w:r>
-          </w:p>
-        </w:tc>
-        <w:tc>
-          <w:tcPr>
-            <w:tcW w:type="dxa" w:w="1300"/>
-          </w:tcPr>
-          <w:p>
-            <w:pPr>
-              <w:spacing w:before="40" w:after="40"/>
-            </w:pPr>
-            <w:r/>
-            <w:r>
-              <w:rPr>
-                <w:rFonts w:ascii="Segoe UI" w:hAnsi="Segoe UI"/>
-                <w:b w:val="0"/>
-                <w:color w:val="1B2630"/>
-                <w:sz w:val="17"/>
-              </w:rPr>
-              <w:t>21 u</w:t>
-            </w:r>
-          </w:p>
-        </w:tc>
-        <w:tc>
-          <w:tcPr>
-            <w:tcW w:type="dxa" w:w="3160"/>
-          </w:tcPr>
-          <w:p>
-            <w:pPr>
-              <w:spacing w:before="40" w:after="40"/>
-            </w:pPr>
-            <w:r/>
-            <w:r>
-              <w:rPr>
-                <w:rFonts w:ascii="Segoe UI" w:hAnsi="Segoe UI"/>
-                <w:b w:val="0"/>
-                <w:color w:val="1B2630"/>
-                <w:sz w:val="17"/>
-              </w:rPr>
-              <w:t>in het centrum</w:t>
+              <w:t>2 u</w:t>
             </w:r>
           </w:p>
         </w:tc>
@@ -6132,7 +6624,131 @@
       <w:tr>
         <w:tc>
           <w:tcPr>
-            <w:tcW w:type="dxa" w:w="3000"/>
+            <w:tcW w:type="dxa" w:w="3400"/>
+          </w:tcPr>
+          <w:p>
+            <w:pPr>
+              <w:spacing w:before="40" w:after="40"/>
+            </w:pPr>
+            <w:r/>
+            <w:r>
+              <w:rPr>
+                <w:rFonts w:ascii="Segoe UI" w:hAnsi="Segoe UI"/>
+                <w:b/>
+                <w:color w:val="1B2630"/>
+                <w:sz w:val="17"/>
+              </w:rPr>
+              <w:t>Droogloop met debriefing, zes centra</w:t>
+            </w:r>
+          </w:p>
+        </w:tc>
+        <w:tc>
+          <w:tcPr>
+            <w:tcW w:type="dxa" w:w="3600"/>
+          </w:tcPr>
+          <w:p>
+            <w:pPr>
+              <w:spacing w:before="40" w:after="40"/>
+            </w:pPr>
+            <w:r/>
+            <w:r>
+              <w:rPr>
+                <w:rFonts w:ascii="Segoe UI" w:hAnsi="Segoe UI"/>
+                <w:b w:val="0"/>
+                <w:color w:val="1B2630"/>
+                <w:sz w:val="17"/>
+              </w:rPr>
+              <w:t>Janou</w:t>
+            </w:r>
+          </w:p>
+        </w:tc>
+        <w:tc>
+          <w:tcPr>
+            <w:tcW w:type="dxa" w:w="2860"/>
+          </w:tcPr>
+          <w:p>
+            <w:pPr>
+              <w:spacing w:before="40" w:after="40"/>
+            </w:pPr>
+            <w:r/>
+            <w:r>
+              <w:rPr>
+                <w:rFonts w:ascii="Segoe UI" w:hAnsi="Segoe UI"/>
+                <w:b w:val="0"/>
+                <w:color w:val="1B2630"/>
+                <w:sz w:val="17"/>
+              </w:rPr>
+              <w:t>27 u</w:t>
+            </w:r>
+          </w:p>
+        </w:tc>
+      </w:tr>
+      <w:tr>
+        <w:tc>
+          <w:tcPr>
+            <w:tcW w:type="dxa" w:w="3400"/>
+          </w:tcPr>
+          <w:p>
+            <w:pPr>
+              <w:spacing w:before="40" w:after="40"/>
+            </w:pPr>
+            <w:r/>
+            <w:r>
+              <w:rPr>
+                <w:rFonts w:ascii="Segoe UI" w:hAnsi="Segoe UI"/>
+                <w:b/>
+                <w:color w:val="1B2630"/>
+                <w:sz w:val="17"/>
+              </w:rPr>
+              <w:t>ICC-meting, zes centra</w:t>
+            </w:r>
+          </w:p>
+        </w:tc>
+        <w:tc>
+          <w:tcPr>
+            <w:tcW w:type="dxa" w:w="3600"/>
+          </w:tcPr>
+          <w:p>
+            <w:pPr>
+              <w:spacing w:before="40" w:after="40"/>
+            </w:pPr>
+            <w:r/>
+            <w:r>
+              <w:rPr>
+                <w:rFonts w:ascii="Segoe UI" w:hAnsi="Segoe UI"/>
+                <w:b w:val="0"/>
+                <w:color w:val="1B2630"/>
+                <w:sz w:val="17"/>
+              </w:rPr>
+              <w:t>Janou</w:t>
+            </w:r>
+          </w:p>
+        </w:tc>
+        <w:tc>
+          <w:tcPr>
+            <w:tcW w:type="dxa" w:w="2860"/>
+          </w:tcPr>
+          <w:p>
+            <w:pPr>
+              <w:spacing w:before="40" w:after="40"/>
+            </w:pPr>
+            <w:r/>
+            <w:r>
+              <w:rPr>
+                <w:rFonts w:ascii="Segoe UI" w:hAnsi="Segoe UI"/>
+                <w:b w:val="0"/>
+                <w:color w:val="1B2630"/>
+                <w:sz w:val="17"/>
+              </w:rPr>
+              <w:t>6 u</w:t>
+            </w:r>
+          </w:p>
+        </w:tc>
+      </w:tr>
+      <w:tr>
+        <w:tc>
+          <w:tcPr>
+            <w:tcW w:type="dxa" w:w="3400"/>
             <w:shd w:val="clear" w:color="auto" w:fill="EAF3F8"/>
           </w:tcPr>
           <w:p>
@@ -6147,13 +6763,13 @@
                 <w:color w:val="00407A"/>
                 <w:sz w:val="17"/>
               </w:rPr>
-              <w:t>Totaal</w:t>
-            </w:r>
-          </w:p>
-        </w:tc>
-        <w:tc>
-          <w:tcPr>
-            <w:tcW w:type="dxa" w:w="1100"/>
+              <w:t>Totaal vóór de start</w:t>
+            </w:r>
+          </w:p>
+        </w:tc>
+        <w:tc>
+          <w:tcPr>
+            <w:tcW w:type="dxa" w:w="3600"/>
             <w:shd w:val="clear" w:color="auto" w:fill="EAF3F8"/>
           </w:tcPr>
           <w:p>
@@ -6168,13 +6784,13 @@
                 <w:color w:val="00407A"/>
                 <w:sz w:val="17"/>
               </w:rPr>
-              <w:t>24</w:t>
-            </w:r>
-          </w:p>
-        </w:tc>
-        <w:tc>
-          <w:tcPr>
-            <w:tcW w:type="dxa" w:w="1300"/>
+              <w:t>waarvan Janou 48 u</w:t>
+            </w:r>
+          </w:p>
+        </w:tc>
+        <w:tc>
+          <w:tcPr>
+            <w:tcW w:type="dxa" w:w="2860"/>
             <w:shd w:val="clear" w:color="auto" w:fill="EAF3F8"/>
           </w:tcPr>
           <w:p>
@@ -6189,49 +6805,7 @@
                 <w:color w:val="00407A"/>
                 <w:sz w:val="17"/>
               </w:rPr>
-              <w:t>—</w:t>
-            </w:r>
-          </w:p>
-        </w:tc>
-        <w:tc>
-          <w:tcPr>
-            <w:tcW w:type="dxa" w:w="1300"/>
-            <w:shd w:val="clear" w:color="auto" w:fill="EAF3F8"/>
-          </w:tcPr>
-          <w:p>
-            <w:pPr>
-              <w:spacing w:before="40" w:after="40"/>
-            </w:pPr>
-            <w:r/>
-            <w:r>
-              <w:rPr>
-                <w:rFonts w:ascii="Segoe UI" w:hAnsi="Segoe UI"/>
-                <w:b/>
-                <w:color w:val="00407A"/>
-                <w:sz w:val="17"/>
-              </w:rPr>
-              <w:t>49,5 u</w:t>
-            </w:r>
-          </w:p>
-        </w:tc>
-        <w:tc>
-          <w:tcPr>
-            <w:tcW w:type="dxa" w:w="3160"/>
-            <w:shd w:val="clear" w:color="auto" w:fill="EAF3F8"/>
-          </w:tcPr>
-          <w:p>
-            <w:pPr>
-              <w:spacing w:before="40" w:after="40"/>
-            </w:pPr>
-            <w:r/>
-            <w:r>
-              <w:rPr>
-                <w:rFonts w:ascii="Segoe UI" w:hAnsi="Segoe UI"/>
-                <w:b/>
-                <w:color w:val="00407A"/>
-                <w:sz w:val="17"/>
-              </w:rPr>
-              <w:t>plus 2,5 u in juni 2027</w:t>
+              <w:t>68 u</w:t>
             </w:r>
           </w:p>
         </w:tc>
@@ -7603,7 +8177,7 @@
                 <w:color w:val="1B2630"/>
                 <w:sz w:val="17"/>
               </w:rPr>
-              <w:t>13u30–15u</w:t>
+              <w:t>13u30–14u30</w:t>
             </w:r>
           </w:p>
         </w:tc>
@@ -7623,7 +8197,7 @@
                 <w:color w:val="1B2630"/>
                 <w:sz w:val="17"/>
               </w:rPr>
-              <w:t>Terugrit</w:t>
+              <w:t>ICC-meting: twee beoordelaars, dezelfde twee vrijwilligers</w:t>
             </w:r>
           </w:p>
         </w:tc>
@@ -7645,7 +8219,7 @@
                 <w:color w:val="1B2630"/>
                 <w:sz w:val="17"/>
               </w:rPr>
-              <w:t>15u–15u30</w:t>
+              <w:t>14u30–16u</w:t>
             </w:r>
           </w:p>
         </w:tc>
@@ -7665,7 +8239,7 @@
                 <w:color w:val="1B2630"/>
                 <w:sz w:val="17"/>
               </w:rPr>
-              <w:t>Nazorg</w:t>
+              <w:t>Terugrit</w:t>
             </w:r>
           </w:p>
         </w:tc>
@@ -7674,6 +8248,48 @@
         <w:tc>
           <w:tcPr>
             <w:tcW w:type="dxa" w:w="1500"/>
+          </w:tcPr>
+          <w:p>
+            <w:pPr>
+              <w:spacing w:before="40" w:after="40"/>
+            </w:pPr>
+            <w:r/>
+            <w:r>
+              <w:rPr>
+                <w:rFonts w:ascii="Segoe UI" w:hAnsi="Segoe UI"/>
+                <w:b/>
+                <w:color w:val="1B2630"/>
+                <w:sz w:val="17"/>
+              </w:rPr>
+              <w:t>16u–16u30</w:t>
+            </w:r>
+          </w:p>
+        </w:tc>
+        <w:tc>
+          <w:tcPr>
+            <w:tcW w:type="dxa" w:w="8360"/>
+          </w:tcPr>
+          <w:p>
+            <w:pPr>
+              <w:spacing w:before="40" w:after="40"/>
+            </w:pPr>
+            <w:r/>
+            <w:r>
+              <w:rPr>
+                <w:rFonts w:ascii="Segoe UI" w:hAnsi="Segoe UI"/>
+                <w:b w:val="0"/>
+                <w:color w:val="1B2630"/>
+                <w:sz w:val="17"/>
+              </w:rPr>
+              <w:t>Nazorg</w:t>
+            </w:r>
+          </w:p>
+        </w:tc>
+      </w:tr>
+      <w:tr>
+        <w:tc>
+          <w:tcPr>
+            <w:tcW w:type="dxa" w:w="1500"/>
             <w:shd w:val="clear" w:color="auto" w:fill="EAF3F8"/>
           </w:tcPr>
           <w:p>
@@ -7688,7 +8304,7 @@
                 <w:color w:val="00407A"/>
                 <w:sz w:val="17"/>
               </w:rPr>
-              <w:t>8 u 30 deur tot deur</w:t>
+              <w:t>9 u 30 deur tot deur</w:t>
             </w:r>
           </w:p>
         </w:tc>
@@ -7709,7 +8325,7 @@
                 <w:color w:val="00407A"/>
                 <w:sz w:val="17"/>
               </w:rPr>
-              <w:t>3,5 u contact · 3 u rijden · 30 min opstellen · 1 u 30 beoordeling en nazorg</w:t>
+              <w:t>5,5 u contact · 3 u rijden · 30 min opstellen · 30 min nazorg</w:t>
             </w:r>
           </w:p>
         </w:tc>
@@ -7731,7 +8347,7 @@
           <w:color w:val="5A6A78"/>
           <w:sz w:val="17"/>
         </w:rPr>
-        <w:t>Een droogloop met één onderwijzer is krap: iemand moet de patiënt spelen terwijl de onderwijzer observeert en scoort. De back-upzorgverlener uit site-readinesscriterium 9 is daarvoor de logische keuze.</w:t>
+        <w:t>Een droogloop met één lesgever is krap: iemand moet de patiënt spelen terwijl de lesgever observeert en scoort. De back-upzorgverlener uit site-readinesscriterium 9 is daarvoor de logische keuze. Leuven en Antwerpen komen boven de negen uur en tellen als anderhalve dag.</w:t>
       </w:r>
     </w:p>
     <w:p>
@@ -7745,7 +8361,7 @@
           <w:color w:val="00407A"/>
           <w:sz w:val="19"/>
         </w:rPr>
-        <w:t>Week per week</w:t>
+        <w:t>Het schema van Janou, week per week</w:t>
       </w:r>
     </w:p>
     <w:tbl>
@@ -7851,7 +8467,7 @@
                 <w:color w:val="1B2630"/>
                 <w:sz w:val="17"/>
               </w:rPr>
-              <w:t>9–13 nov</w:t>
+              <w:t>9–27 nov</w:t>
             </w:r>
           </w:p>
         </w:tc>
@@ -7871,7 +8487,7 @@
                 <w:color w:val="1B2630"/>
                 <w:sz w:val="17"/>
               </w:rPr>
-              <w:t>di 10 theorie 1, online</w:t>
+              <w:t>Vier online sessies bijwonen; geen eigen lesuren</w:t>
             </w:r>
           </w:p>
         </w:tc>
@@ -7891,7 +8507,7 @@
                 <w:color w:val="1B2630"/>
                 <w:sz w:val="17"/>
               </w:rPr>
-              <w:t>0,5</w:t>
+              <w:t>1</w:t>
             </w:r>
           </w:p>
         </w:tc>
@@ -7913,7 +8529,7 @@
                 <w:color w:val="1B2630"/>
                 <w:sz w:val="17"/>
               </w:rPr>
-              <w:t>16–20 nov</w:t>
+              <w:t>30 nov – 4 dec</w:t>
             </w:r>
           </w:p>
         </w:tc>
@@ -7933,7 +8549,7 @@
                 <w:color w:val="1B2630"/>
                 <w:sz w:val="17"/>
               </w:rPr>
-              <w:t>di 17 theorie 2 en wo 18 educatie, online</w:t>
+              <w:t>di 1 technologie Brugge en Kortrijk</w:t>
             </w:r>
           </w:p>
         </w:tc>
@@ -7975,7 +8591,7 @@
                 <w:color w:val="1B2630"/>
                 <w:sz w:val="17"/>
               </w:rPr>
-              <w:t>23–27 nov</w:t>
+              <w:t>7–11 dec</w:t>
             </w:r>
           </w:p>
         </w:tc>
@@ -7995,7 +8611,7 @@
                 <w:color w:val="1B2630"/>
                 <w:sz w:val="17"/>
               </w:rPr>
-              <w:t>do 26 gedragsdagdeel 1, centraal</w:t>
+              <w:t>di 8 technologie Gent en Aalst</w:t>
             </w:r>
           </w:p>
         </w:tc>
@@ -8037,7 +8653,7 @@
                 <w:color w:val="1B2630"/>
                 <w:sz w:val="17"/>
               </w:rPr>
-              <w:t>30 nov – 4 dec</w:t>
+              <w:t>14–18 dec</w:t>
             </w:r>
           </w:p>
         </w:tc>
@@ -8057,7 +8673,7 @@
                 <w:color w:val="1B2630"/>
                 <w:sz w:val="17"/>
               </w:rPr>
-              <w:t>di 1 technologie Brugge en Kortrijk</w:t>
+              <w:t>di 15 Leuven, wo 16 Antwerpen, vr 18 vragenlijstenset uit</w:t>
             </w:r>
           </w:p>
         </w:tc>
@@ -8077,7 +8693,7 @@
                 <w:color w:val="1B2630"/>
                 <w:sz w:val="17"/>
               </w:rPr>
-              <w:t>1</w:t>
+              <w:t>2,5</w:t>
             </w:r>
           </w:p>
         </w:tc>
@@ -8099,7 +8715,7 @@
                 <w:color w:val="1B2630"/>
                 <w:sz w:val="17"/>
               </w:rPr>
-              <w:t>7–11 dec</w:t>
+              <w:t>4–8 jan</w:t>
             </w:r>
           </w:p>
         </w:tc>
@@ -8119,7 +8735,7 @@
                 <w:color w:val="1B2630"/>
                 <w:sz w:val="17"/>
               </w:rPr>
-              <w:t>di 8 technologie Gent en Aalst, do 10 gedragsdagdeel 2</w:t>
+              <w:t>Zelftest loopt in de centra</w:t>
             </w:r>
           </w:p>
         </w:tc>
@@ -8139,7 +8755,7 @@
                 <w:color w:val="1B2630"/>
                 <w:sz w:val="17"/>
               </w:rPr>
-              <w:t>2</w:t>
+              <w:t>0,5</w:t>
             </w:r>
           </w:p>
         </w:tc>
@@ -8161,7 +8777,7 @@
                 <w:color w:val="1B2630"/>
                 <w:sz w:val="17"/>
               </w:rPr>
-              <w:t>14–18 dec</w:t>
+              <w:t>11–15 jan</w:t>
             </w:r>
           </w:p>
         </w:tc>
@@ -8181,7 +8797,7 @@
                 <w:color w:val="1B2630"/>
                 <w:sz w:val="17"/>
               </w:rPr>
-              <w:t>di 15 Leuven, wo 16 Antwerpen, vr 18 vragenlijstenset uit</w:t>
+              <w:t>di 12 datacollectie bijwonen, do 14 Brugge, vr 15 Kortrijk</w:t>
             </w:r>
           </w:p>
         </w:tc>
@@ -8223,7 +8839,7 @@
                 <w:color w:val="1B2630"/>
                 <w:sz w:val="17"/>
               </w:rPr>
-              <w:t>4–8 jan</w:t>
+              <w:t>18–22 jan</w:t>
             </w:r>
           </w:p>
         </w:tc>
@@ -8243,7 +8859,7 @@
                 <w:color w:val="1B2630"/>
                 <w:sz w:val="17"/>
               </w:rPr>
-              <w:t>zelftest loopt in de centra, feedbackbladen verwerken</w:t>
+              <w:t>di 19 Gent, wo 20 Aalst</w:t>
             </w:r>
           </w:p>
         </w:tc>
@@ -8263,7 +8879,7 @@
                 <w:color w:val="1B2630"/>
                 <w:sz w:val="17"/>
               </w:rPr>
-              <w:t>1</w:t>
+              <w:t>2</w:t>
             </w:r>
           </w:p>
         </w:tc>
@@ -8285,7 +8901,7 @@
                 <w:color w:val="1B2630"/>
                 <w:sz w:val="17"/>
               </w:rPr>
-              <w:t>11–15 jan</w:t>
+              <w:t>25–29 jan</w:t>
             </w:r>
           </w:p>
         </w:tc>
@@ -8305,7 +8921,7 @@
                 <w:color w:val="1B2630"/>
                 <w:sz w:val="17"/>
               </w:rPr>
-              <w:t>di 12 datacollectie online, do 14 Brugge, vr 15 Kortrijk</w:t>
+              <w:t>di 26 Leuven, wo 27 Antwerpen, vr 29 register afwerken</w:t>
             </w:r>
           </w:p>
         </w:tc>
@@ -8325,7 +8941,7 @@
                 <w:color w:val="1B2630"/>
                 <w:sz w:val="17"/>
               </w:rPr>
-              <w:t>2,5</w:t>
+              <w:t>3,5</w:t>
             </w:r>
           </w:p>
         </w:tc>
@@ -8334,130 +8950,6 @@
         <w:tc>
           <w:tcPr>
             <w:tcW w:type="dxa" w:w="1900"/>
-          </w:tcPr>
-          <w:p>
-            <w:pPr>
-              <w:spacing w:before="40" w:after="40"/>
-            </w:pPr>
-            <w:r/>
-            <w:r>
-              <w:rPr>
-                <w:rFonts w:ascii="Segoe UI" w:hAnsi="Segoe UI"/>
-                <w:b/>
-                <w:color w:val="1B2630"/>
-                <w:sz w:val="17"/>
-              </w:rPr>
-              <w:t>18–22 jan</w:t>
-            </w:r>
-          </w:p>
-        </w:tc>
-        <w:tc>
-          <w:tcPr>
-            <w:tcW w:type="dxa" w:w="6300"/>
-          </w:tcPr>
-          <w:p>
-            <w:pPr>
-              <w:spacing w:before="40" w:after="40"/>
-            </w:pPr>
-            <w:r/>
-            <w:r>
-              <w:rPr>
-                <w:rFonts w:ascii="Segoe UI" w:hAnsi="Segoe UI"/>
-                <w:b w:val="0"/>
-                <w:color w:val="1B2630"/>
-                <w:sz w:val="17"/>
-              </w:rPr>
-              <w:t>di 19 Gent, wo 20 Aalst</w:t>
-            </w:r>
-          </w:p>
-        </w:tc>
-        <w:tc>
-          <w:tcPr>
-            <w:tcW w:type="dxa" w:w="1660"/>
-          </w:tcPr>
-          <w:p>
-            <w:pPr>
-              <w:spacing w:before="40" w:after="40"/>
-            </w:pPr>
-            <w:r/>
-            <w:r>
-              <w:rPr>
-                <w:rFonts w:ascii="Segoe UI" w:hAnsi="Segoe UI"/>
-                <w:b w:val="0"/>
-                <w:color w:val="1B2630"/>
-                <w:sz w:val="17"/>
-              </w:rPr>
-              <w:t>2</w:t>
-            </w:r>
-          </w:p>
-        </w:tc>
-      </w:tr>
-      <w:tr>
-        <w:tc>
-          <w:tcPr>
-            <w:tcW w:type="dxa" w:w="1900"/>
-          </w:tcPr>
-          <w:p>
-            <w:pPr>
-              <w:spacing w:before="40" w:after="40"/>
-            </w:pPr>
-            <w:r/>
-            <w:r>
-              <w:rPr>
-                <w:rFonts w:ascii="Segoe UI" w:hAnsi="Segoe UI"/>
-                <w:b/>
-                <w:color w:val="1B2630"/>
-                <w:sz w:val="17"/>
-              </w:rPr>
-              <w:t>25–29 jan</w:t>
-            </w:r>
-          </w:p>
-        </w:tc>
-        <w:tc>
-          <w:tcPr>
-            <w:tcW w:type="dxa" w:w="6300"/>
-          </w:tcPr>
-          <w:p>
-            <w:pPr>
-              <w:spacing w:before="40" w:after="40"/>
-            </w:pPr>
-            <w:r/>
-            <w:r>
-              <w:rPr>
-                <w:rFonts w:ascii="Segoe UI" w:hAnsi="Segoe UI"/>
-                <w:b w:val="0"/>
-                <w:color w:val="1B2630"/>
-                <w:sz w:val="17"/>
-              </w:rPr>
-              <w:t>di 26 Leuven, wo 27 Antwerpen, vr 29 register afwerken</w:t>
-            </w:r>
-          </w:p>
-        </w:tc>
-        <w:tc>
-          <w:tcPr>
-            <w:tcW w:type="dxa" w:w="1660"/>
-          </w:tcPr>
-          <w:p>
-            <w:pPr>
-              <w:spacing w:before="40" w:after="40"/>
-            </w:pPr>
-            <w:r/>
-            <w:r>
-              <w:rPr>
-                <w:rFonts w:ascii="Segoe UI" w:hAnsi="Segoe UI"/>
-                <w:b w:val="0"/>
-                <w:color w:val="1B2630"/>
-                <w:sz w:val="17"/>
-              </w:rPr>
-              <w:t>2,5</w:t>
-            </w:r>
-          </w:p>
-        </w:tc>
-      </w:tr>
-      <w:tr>
-        <w:tc>
-          <w:tcPr>
-            <w:tcW w:type="dxa" w:w="1900"/>
             <w:shd w:val="clear" w:color="auto" w:fill="EAF3F8"/>
           </w:tcPr>
           <w:p>
@@ -8493,7 +8985,7 @@
                 <w:color w:val="00407A"/>
                 <w:sz w:val="17"/>
               </w:rPr>
-              <w:t>Vierentwintig sessiemomenten</w:t>
+              <w:t>Twaalf sitebezoeken in zes centra</w:t>
             </w:r>
           </w:p>
         </w:tc>
@@ -8514,7 +9006,7 @@
                 <w:color w:val="00407A"/>
                 <w:sz w:val="17"/>
               </w:rPr>
-              <w:t>16 dagen</w:t>
+              <w:t>14 dagen</w:t>
             </w:r>
           </w:p>
         </w:tc>
@@ -8536,7 +9028,7 @@
           <w:color w:val="00407A"/>
           <w:sz w:val="19"/>
         </w:rPr>
-        <w:t>Voorbereiding en nazorg</w:t>
+        <w:t>Voorbereiding van Janou</w:t>
       </w:r>
     </w:p>
     <w:tbl>
@@ -8664,7 +9156,7 @@
                 <w:color w:val="1B2630"/>
                 <w:sz w:val="17"/>
               </w:rPr>
-              <w:t>Theorie, 3 u</w:t>
+              <w:t>Technologie, 2 u</w:t>
             </w:r>
           </w:p>
         </w:tc>
@@ -8684,7 +9176,7 @@
                 <w:color w:val="1B2630"/>
                 <w:sz w:val="17"/>
               </w:rPr>
-              <w:t>9 u</w:t>
+              <w:t>6 u</w:t>
             </w:r>
           </w:p>
         </w:tc>
@@ -8704,7 +9196,7 @@
                 <w:color w:val="1B2630"/>
                 <w:sz w:val="17"/>
               </w:rPr>
-              <w:t>—</w:t>
+              <w:t>5 × 0,5 u</w:t>
             </w:r>
           </w:p>
         </w:tc>
@@ -8724,7 +9216,7 @@
                 <w:color w:val="1B2630"/>
                 <w:sz w:val="17"/>
               </w:rPr>
-              <w:t>9 u</w:t>
+              <w:t>8,5 u</w:t>
             </w:r>
           </w:p>
         </w:tc>
@@ -8746,7 +9238,7 @@
                 <w:color w:val="1B2630"/>
                 <w:sz w:val="17"/>
               </w:rPr>
-              <w:t>Educatie, 1,5 u</w:t>
+              <w:t>Softwarevoorbereiding</w:t>
             </w:r>
           </w:p>
         </w:tc>
@@ -8766,7 +9258,7 @@
                 <w:color w:val="1B2630"/>
                 <w:sz w:val="17"/>
               </w:rPr>
-              <w:t>4,5 u</w:t>
+              <w:t>1 u</w:t>
             </w:r>
           </w:p>
         </w:tc>
@@ -8806,7 +9298,7 @@
                 <w:color w:val="1B2630"/>
                 <w:sz w:val="17"/>
               </w:rPr>
-              <w:t>4,5 u</w:t>
+              <w:t>1 u</w:t>
             </w:r>
           </w:p>
         </w:tc>
@@ -8828,7 +9320,7 @@
                 <w:color w:val="1B2630"/>
                 <w:sz w:val="17"/>
               </w:rPr>
-              <w:t>Gedrag, 7 u, samen met Dobbels</w:t>
+              <w:t>Droogloop met debriefing, 4,5 u</w:t>
             </w:r>
           </w:p>
         </w:tc>
@@ -8848,7 +9340,7 @@
                 <w:color w:val="1B2630"/>
                 <w:sz w:val="17"/>
               </w:rPr>
-              <w:t>10 u</w:t>
+              <w:t>12 u scenario en materialenset</w:t>
             </w:r>
           </w:p>
         </w:tc>
@@ -8868,7 +9360,7 @@
                 <w:color w:val="1B2630"/>
                 <w:sz w:val="17"/>
               </w:rPr>
-              <w:t>—</w:t>
+              <w:t>5 × 0,5 u</w:t>
             </w:r>
           </w:p>
         </w:tc>
@@ -8888,7 +9380,7 @@
                 <w:color w:val="1B2630"/>
                 <w:sz w:val="17"/>
               </w:rPr>
-              <w:t>10 u</w:t>
+              <w:t>14,5 u</w:t>
             </w:r>
           </w:p>
         </w:tc>
@@ -8910,7 +9402,7 @@
                 <w:color w:val="1B2630"/>
                 <w:sz w:val="17"/>
               </w:rPr>
-              <w:t>Technologie, 2 u</w:t>
+              <w:t>ICC</w:t>
             </w:r>
           </w:p>
         </w:tc>
@@ -8930,7 +9422,7 @@
                 <w:color w:val="1B2630"/>
                 <w:sz w:val="17"/>
               </w:rPr>
-              <w:t>6 u</w:t>
+              <w:t>8 u opzet, vrijwilligers, analyse</w:t>
             </w:r>
           </w:p>
         </w:tc>
@@ -8950,7 +9442,7 @@
                 <w:color w:val="1B2630"/>
                 <w:sz w:val="17"/>
               </w:rPr>
-              <w:t>5 × 0,5 u</w:t>
+              <w:t>—</w:t>
             </w:r>
           </w:p>
         </w:tc>
@@ -8970,7 +9462,7 @@
                 <w:color w:val="1B2630"/>
                 <w:sz w:val="17"/>
               </w:rPr>
-              <w:t>8,5 u</w:t>
+              <w:t>8 u</w:t>
             </w:r>
           </w:p>
         </w:tc>
@@ -8992,7 +9484,7 @@
                 <w:color w:val="1B2630"/>
                 <w:sz w:val="17"/>
               </w:rPr>
-              <w:t>Datacollectie, 2 u</w:t>
+              <w:t>Certificering, administratie</w:t>
             </w:r>
           </w:p>
         </w:tc>
@@ -9012,7 +9504,7 @@
                 <w:color w:val="1B2630"/>
                 <w:sz w:val="17"/>
               </w:rPr>
-              <w:t>6 u</w:t>
+              <w:t>4 u</w:t>
             </w:r>
           </w:p>
         </w:tc>
@@ -9032,7 +9524,7 @@
                 <w:color w:val="1B2630"/>
                 <w:sz w:val="17"/>
               </w:rPr>
-              <w:t>feedbackbladen lezen, 2 u</w:t>
+              <w:t>—</w:t>
             </w:r>
           </w:p>
         </w:tc>
@@ -9052,7 +9544,7 @@
                 <w:color w:val="1B2630"/>
                 <w:sz w:val="17"/>
               </w:rPr>
-              <w:t>8 u</w:t>
+              <w:t>4 u</w:t>
             </w:r>
           </w:p>
         </w:tc>
@@ -9061,170 +9553,6 @@
         <w:tc>
           <w:tcPr>
             <w:tcW w:type="dxa" w:w="3000"/>
-          </w:tcPr>
-          <w:p>
-            <w:pPr>
-              <w:spacing w:before="40" w:after="40"/>
-            </w:pPr>
-            <w:r/>
-            <w:r>
-              <w:rPr>
-                <w:rFonts w:ascii="Segoe UI" w:hAnsi="Segoe UI"/>
-                <w:b/>
-                <w:color w:val="1B2630"/>
-                <w:sz w:val="17"/>
-              </w:rPr>
-              <w:t>Droogloop, 3,5 u</w:t>
-            </w:r>
-          </w:p>
-        </w:tc>
-        <w:tc>
-          <w:tcPr>
-            <w:tcW w:type="dxa" w:w="2600"/>
-          </w:tcPr>
-          <w:p>
-            <w:pPr>
-              <w:spacing w:before="40" w:after="40"/>
-            </w:pPr>
-            <w:r/>
-            <w:r>
-              <w:rPr>
-                <w:rFonts w:ascii="Segoe UI" w:hAnsi="Segoe UI"/>
-                <w:b w:val="0"/>
-                <w:color w:val="1B2630"/>
-                <w:sz w:val="17"/>
-              </w:rPr>
-              <w:t>10 u scenario en materialenset</w:t>
-            </w:r>
-          </w:p>
-        </w:tc>
-        <w:tc>
-          <w:tcPr>
-            <w:tcW w:type="dxa" w:w="2200"/>
-          </w:tcPr>
-          <w:p>
-            <w:pPr>
-              <w:spacing w:before="40" w:after="40"/>
-            </w:pPr>
-            <w:r/>
-            <w:r>
-              <w:rPr>
-                <w:rFonts w:ascii="Segoe UI" w:hAnsi="Segoe UI"/>
-                <w:b w:val="0"/>
-                <w:color w:val="1B2630"/>
-                <w:sz w:val="17"/>
-              </w:rPr>
-              <w:t>5 × 0,5 u</w:t>
-            </w:r>
-          </w:p>
-        </w:tc>
-        <w:tc>
-          <w:tcPr>
-            <w:tcW w:type="dxa" w:w="2060"/>
-          </w:tcPr>
-          <w:p>
-            <w:pPr>
-              <w:spacing w:before="40" w:after="40"/>
-            </w:pPr>
-            <w:r/>
-            <w:r>
-              <w:rPr>
-                <w:rFonts w:ascii="Segoe UI" w:hAnsi="Segoe UI"/>
-                <w:b w:val="0"/>
-                <w:color w:val="1B2630"/>
-                <w:sz w:val="17"/>
-              </w:rPr>
-              <w:t>12,5 u</w:t>
-            </w:r>
-          </w:p>
-        </w:tc>
-      </w:tr>
-      <w:tr>
-        <w:tc>
-          <w:tcPr>
-            <w:tcW w:type="dxa" w:w="3000"/>
-          </w:tcPr>
-          <w:p>
-            <w:pPr>
-              <w:spacing w:before="40" w:after="40"/>
-            </w:pPr>
-            <w:r/>
-            <w:r>
-              <w:rPr>
-                <w:rFonts w:ascii="Segoe UI" w:hAnsi="Segoe UI"/>
-                <w:b/>
-                <w:color w:val="1B2630"/>
-                <w:sz w:val="17"/>
-              </w:rPr>
-              <w:t>Nazorg</w:t>
-            </w:r>
-          </w:p>
-        </w:tc>
-        <w:tc>
-          <w:tcPr>
-            <w:tcW w:type="dxa" w:w="2600"/>
-          </w:tcPr>
-          <w:p>
-            <w:pPr>
-              <w:spacing w:before="40" w:after="40"/>
-            </w:pPr>
-            <w:r/>
-            <w:r>
-              <w:rPr>
-                <w:rFonts w:ascii="Segoe UI" w:hAnsi="Segoe UI"/>
-                <w:b w:val="0"/>
-                <w:color w:val="1B2630"/>
-                <w:sz w:val="17"/>
-              </w:rPr>
-              <w:t>12 sitebezoeken × 1 u</w:t>
-            </w:r>
-          </w:p>
-        </w:tc>
-        <w:tc>
-          <w:tcPr>
-            <w:tcW w:type="dxa" w:w="2200"/>
-          </w:tcPr>
-          <w:p>
-            <w:pPr>
-              <w:spacing w:before="40" w:after="40"/>
-            </w:pPr>
-            <w:r/>
-            <w:r>
-              <w:rPr>
-                <w:rFonts w:ascii="Segoe UI" w:hAnsi="Segoe UI"/>
-                <w:b w:val="0"/>
-                <w:color w:val="1B2630"/>
-                <w:sz w:val="17"/>
-              </w:rPr>
-              <w:t>certificering, 4 u</w:t>
-            </w:r>
-          </w:p>
-        </w:tc>
-        <w:tc>
-          <w:tcPr>
-            <w:tcW w:type="dxa" w:w="2060"/>
-          </w:tcPr>
-          <w:p>
-            <w:pPr>
-              <w:spacing w:before="40" w:after="40"/>
-            </w:pPr>
-            <w:r/>
-            <w:r>
-              <w:rPr>
-                <w:rFonts w:ascii="Segoe UI" w:hAnsi="Segoe UI"/>
-                <w:b w:val="0"/>
-                <w:color w:val="1B2630"/>
-                <w:sz w:val="17"/>
-              </w:rPr>
-              <w:t>16 u</w:t>
-            </w:r>
-          </w:p>
-        </w:tc>
-      </w:tr>
-      <w:tr>
-        <w:tc>
-          <w:tcPr>
-            <w:tcW w:type="dxa" w:w="3000"/>
             <w:shd w:val="clear" w:color="auto" w:fill="EAF3F8"/>
           </w:tcPr>
           <w:p>
@@ -9302,7 +9630,7 @@
                 <w:color w:val="00407A"/>
                 <w:sz w:val="17"/>
               </w:rPr>
-              <w:t>68,5 u ≈ 9 dagen</w:t>
+              <w:t>36 u ≈ 4,5 dagen</w:t>
             </w:r>
           </w:p>
         </w:tc>
@@ -9408,7 +9736,7 @@
                 <w:color w:val="1B2630"/>
                 <w:sz w:val="17"/>
               </w:rPr>
-              <w:t>Sessies, reizen en opstellen</w:t>
+              <w:t>Janou · sessies, reizen en opstellen</w:t>
             </w:r>
           </w:p>
         </w:tc>
@@ -9428,7 +9756,7 @@
                 <w:color w:val="1B2630"/>
                 <w:sz w:val="17"/>
               </w:rPr>
-              <w:t>16</w:t>
+              <w:t>14</w:t>
             </w:r>
           </w:p>
         </w:tc>
@@ -9450,7 +9778,7 @@
                 <w:color w:val="1B2630"/>
                 <w:sz w:val="17"/>
               </w:rPr>
-              <w:t>Voorbereiding en nazorg</w:t>
+              <w:t>Janou · voorbereiding en administratie</w:t>
             </w:r>
           </w:p>
         </w:tc>
@@ -9470,7 +9798,7 @@
                 <w:color w:val="1B2630"/>
                 <w:sz w:val="17"/>
               </w:rPr>
-              <w:t>9</w:t>
+              <w:t>4,5</w:t>
             </w:r>
           </w:p>
         </w:tc>
@@ -9479,6 +9807,132 @@
         <w:tc>
           <w:tcPr>
             <w:tcW w:type="dxa" w:w="6400"/>
+          </w:tcPr>
+          <w:p>
+            <w:pPr>
+              <w:spacing w:before="40" w:after="40"/>
+            </w:pPr>
+            <w:r/>
+            <w:r>
+              <w:rPr>
+                <w:rFonts w:ascii="Segoe UI" w:hAnsi="Segoe UI"/>
+                <w:b/>
+                <w:color w:val="1B2630"/>
+                <w:sz w:val="17"/>
+              </w:rPr>
+              <w:t>Deschamps · 4,5 u contact, drie online sessies</w:t>
+            </w:r>
+          </w:p>
+        </w:tc>
+        <w:tc>
+          <w:tcPr>
+            <w:tcW w:type="dxa" w:w="3460"/>
+          </w:tcPr>
+          <w:p>
+            <w:pPr>
+              <w:spacing w:before="40" w:after="40"/>
+            </w:pPr>
+            <w:r/>
+            <w:r>
+              <w:rPr>
+                <w:rFonts w:ascii="Segoe UI" w:hAnsi="Segoe UI"/>
+                <w:b w:val="0"/>
+                <w:color w:val="1B2630"/>
+                <w:sz w:val="17"/>
+              </w:rPr>
+              <w:t>2</w:t>
+            </w:r>
+          </w:p>
+        </w:tc>
+      </w:tr>
+      <w:tr>
+        <w:tc>
+          <w:tcPr>
+            <w:tcW w:type="dxa" w:w="6400"/>
+          </w:tcPr>
+          <w:p>
+            <w:pPr>
+              <w:spacing w:before="40" w:after="40"/>
+            </w:pPr>
+            <w:r/>
+            <w:r>
+              <w:rPr>
+                <w:rFonts w:ascii="Segoe UI" w:hAnsi="Segoe UI"/>
+                <w:b/>
+                <w:color w:val="1B2630"/>
+                <w:sz w:val="17"/>
+              </w:rPr>
+              <w:t>Dobbels · 13,5 u contact, vier dagdelen plus twee boosters</w:t>
+            </w:r>
+          </w:p>
+        </w:tc>
+        <w:tc>
+          <w:tcPr>
+            <w:tcW w:type="dxa" w:w="3460"/>
+          </w:tcPr>
+          <w:p>
+            <w:pPr>
+              <w:spacing w:before="40" w:after="40"/>
+            </w:pPr>
+            <w:r/>
+            <w:r>
+              <w:rPr>
+                <w:rFonts w:ascii="Segoe UI" w:hAnsi="Segoe UI"/>
+                <w:b w:val="0"/>
+                <w:color w:val="1B2630"/>
+                <w:sz w:val="17"/>
+              </w:rPr>
+              <w:t>6</w:t>
+            </w:r>
+          </w:p>
+        </w:tc>
+      </w:tr>
+      <w:tr>
+        <w:tc>
+          <w:tcPr>
+            <w:tcW w:type="dxa" w:w="6400"/>
+          </w:tcPr>
+          <w:p>
+            <w:pPr>
+              <w:spacing w:before="40" w:after="40"/>
+            </w:pPr>
+            <w:r/>
+            <w:r>
+              <w:rPr>
+                <w:rFonts w:ascii="Segoe UI" w:hAnsi="Segoe UI"/>
+                <w:b/>
+                <w:color w:val="1B2630"/>
+                <w:sz w:val="17"/>
+              </w:rPr>
+              <w:t>Fobelets · 2 u contact, één online sessie</w:t>
+            </w:r>
+          </w:p>
+        </w:tc>
+        <w:tc>
+          <w:tcPr>
+            <w:tcW w:type="dxa" w:w="3460"/>
+          </w:tcPr>
+          <w:p>
+            <w:pPr>
+              <w:spacing w:before="40" w:after="40"/>
+            </w:pPr>
+            <w:r/>
+            <w:r>
+              <w:rPr>
+                <w:rFonts w:ascii="Segoe UI" w:hAnsi="Segoe UI"/>
+                <w:b w:val="0"/>
+                <w:color w:val="1B2630"/>
+                <w:sz w:val="17"/>
+              </w:rPr>
+              <w:t>1,5</w:t>
+            </w:r>
+          </w:p>
+        </w:tc>
+      </w:tr>
+      <w:tr>
+        <w:tc>
+          <w:tcPr>
+            <w:tcW w:type="dxa" w:w="6400"/>
             <w:shd w:val="clear" w:color="auto" w:fill="EAF3F8"/>
           </w:tcPr>
           <w:p>
@@ -9493,7 +9947,7 @@
                 <w:color w:val="00407A"/>
                 <w:sz w:val="17"/>
               </w:rPr>
-              <w:t>Tussen 10 november en 29 januari</w:t>
+              <w:t>Janou, tussen 10 november en 29 januari</w:t>
             </w:r>
           </w:p>
         </w:tc>
@@ -9514,7 +9968,7 @@
                 <w:color w:val="00407A"/>
                 <w:sz w:val="17"/>
               </w:rPr>
-              <w:t>25 dagen</w:t>
+              <w:t>18,5 van de 48 werkdagen</w:t>
             </w:r>
           </w:p>
         </w:tc>
@@ -9527,16 +9981,268 @@
     </w:p>
     <w:p>
       <w:pPr>
-        <w:spacing w:before="0" w:after="120"/>
+        <w:spacing w:before="160" w:after="60"/>
+      </w:pPr>
+      <w:r>
+        <w:rPr>
+          <w:rFonts w:ascii="Segoe UI" w:hAnsi="Segoe UI"/>
+          <w:b/>
+          <w:color w:val="00407A"/>
+          <w:sz w:val="19"/>
+        </w:rPr>
+        <w:t>Wat het kost</w:t>
+      </w:r>
+    </w:p>
+    <w:tbl>
+      <w:tblPr>
+        <w:tblW w:type="auto" w:w="0"/>
+        <w:jc w:val="left"/>
+        <w:tblLayout w:type="fixed"/>
+        <w:tblLook w:firstColumn="1" w:firstRow="1" w:lastColumn="0" w:lastRow="0" w:noHBand="0" w:noVBand="1" w:val="04A0"/>
+        <w:tblBorders>
+          <w:top w:val="single" w:sz="4" w:color="D8E2EA"/>
+          <w:left w:val="single" w:sz="4" w:color="D8E2EA"/>
+          <w:bottom w:val="single" w:sz="4" w:color="D8E2EA"/>
+          <w:right w:val="single" w:sz="4" w:color="D8E2EA"/>
+          <w:insideH w:val="single" w:sz="4" w:color="D8E2EA"/>
+          <w:insideV w:val="single" w:sz="4" w:color="D8E2EA"/>
+        </w:tblBorders>
+        <w:tblLayout w:type="fixed"/>
+      </w:tblPr>
+      <w:tblGrid>
+        <w:gridCol w:w="4933"/>
+        <w:gridCol w:w="4933"/>
+      </w:tblGrid>
+      <w:tr>
+        <w:tc>
+          <w:tcPr>
+            <w:tcW w:type="dxa" w:w="3400"/>
+            <w:shd w:val="clear" w:color="auto" w:fill="1D8DB0"/>
+          </w:tcPr>
+          <w:p>
+            <w:pPr>
+              <w:spacing w:before="60" w:after="60"/>
+            </w:pPr>
+            <w:r/>
+            <w:r>
+              <w:rPr>
+                <w:rFonts w:ascii="Segoe UI" w:hAnsi="Segoe UI"/>
+                <w:b/>
+                <w:color w:val="FFFFFF"/>
+                <w:sz w:val="15"/>
+              </w:rPr>
+              <w:t>Post</w:t>
+            </w:r>
+          </w:p>
+        </w:tc>
+        <w:tc>
+          <w:tcPr>
+            <w:tcW w:type="dxa" w:w="6460"/>
+            <w:shd w:val="clear" w:color="auto" w:fill="1D8DB0"/>
+          </w:tcPr>
+          <w:p>
+            <w:pPr>
+              <w:spacing w:before="60" w:after="60"/>
+            </w:pPr>
+            <w:r/>
+            <w:r>
+              <w:rPr>
+                <w:rFonts w:ascii="Segoe UI" w:hAnsi="Segoe UI"/>
+                <w:b/>
+                <w:color w:val="FFFFFF"/>
+                <w:sz w:val="15"/>
+              </w:rPr>
+              <w:t>Omvang</w:t>
+            </w:r>
+          </w:p>
+        </w:tc>
+      </w:tr>
+      <w:tr>
+        <w:tc>
+          <w:tcPr>
+            <w:tcW w:type="dxa" w:w="3400"/>
+          </w:tcPr>
+          <w:p>
+            <w:pPr>
+              <w:spacing w:before="40" w:after="40"/>
+            </w:pPr>
+            <w:r/>
+            <w:r>
+              <w:rPr>
+                <w:rFonts w:ascii="Segoe UI" w:hAnsi="Segoe UI"/>
+                <w:b/>
+                <w:color w:val="1B2630"/>
+                <w:sz w:val="17"/>
+              </w:rPr>
+              <w:t>Verplaatsingen studieteam</w:t>
+            </w:r>
+          </w:p>
+        </w:tc>
+        <w:tc>
+          <w:tcPr>
+            <w:tcW w:type="dxa" w:w="6460"/>
+          </w:tcPr>
+          <w:p>
+            <w:pPr>
+              <w:spacing w:before="40" w:after="40"/>
+            </w:pPr>
+            <w:r/>
+            <w:r>
+              <w:rPr>
+                <w:rFonts w:ascii="Segoe UI" w:hAnsi="Segoe UI"/>
+                <w:b w:val="0"/>
+                <w:color w:val="1B2630"/>
+                <w:sz w:val="17"/>
+              </w:rPr>
+              <w:t>14 reisdagen, ongeveer 2.400 km</w:t>
+            </w:r>
+          </w:p>
+        </w:tc>
+      </w:tr>
+      <w:tr>
+        <w:tc>
+          <w:tcPr>
+            <w:tcW w:type="dxa" w:w="3400"/>
+          </w:tcPr>
+          <w:p>
+            <w:pPr>
+              <w:spacing w:before="40" w:after="40"/>
+            </w:pPr>
+            <w:r/>
+            <w:r>
+              <w:rPr>
+                <w:rFonts w:ascii="Segoe UI" w:hAnsi="Segoe UI"/>
+                <w:b/>
+                <w:color w:val="1B2630"/>
+                <w:sz w:val="17"/>
+              </w:rPr>
+              <w:t>Verplaatsingen zorgverleners</w:t>
+            </w:r>
+          </w:p>
+        </w:tc>
+        <w:tc>
+          <w:tcPr>
+            <w:tcW w:type="dxa" w:w="6460"/>
+          </w:tcPr>
+          <w:p>
+            <w:pPr>
+              <w:spacing w:before="40" w:after="40"/>
+            </w:pPr>
+            <w:r/>
+            <w:r>
+              <w:rPr>
+                <w:rFonts w:ascii="Segoe UI" w:hAnsi="Segoe UI"/>
+                <w:b w:val="0"/>
+                <w:color w:val="1B2630"/>
+                <w:sz w:val="17"/>
+              </w:rPr>
+              <w:t>18 personen × 3 dagdelen centraal</w:t>
+            </w:r>
+          </w:p>
+        </w:tc>
+      </w:tr>
+      <w:tr>
+        <w:tc>
+          <w:tcPr>
+            <w:tcW w:type="dxa" w:w="3400"/>
+          </w:tcPr>
+          <w:p>
+            <w:pPr>
+              <w:spacing w:before="40" w:after="40"/>
+            </w:pPr>
+            <w:r/>
+            <w:r>
+              <w:rPr>
+                <w:rFonts w:ascii="Segoe UI" w:hAnsi="Segoe UI"/>
+                <w:b/>
+                <w:color w:val="1B2630"/>
+                <w:sz w:val="17"/>
+              </w:rPr>
+              <w:t>Zaal en catering</w:t>
+            </w:r>
+          </w:p>
+        </w:tc>
+        <w:tc>
+          <w:tcPr>
+            <w:tcW w:type="dxa" w:w="6460"/>
+          </w:tcPr>
+          <w:p>
+            <w:pPr>
+              <w:spacing w:before="40" w:after="40"/>
+            </w:pPr>
+            <w:r/>
+            <w:r>
+              <w:rPr>
+                <w:rFonts w:ascii="Segoe UI" w:hAnsi="Segoe UI"/>
+                <w:b w:val="0"/>
+                <w:color w:val="1B2630"/>
+                <w:sz w:val="17"/>
+              </w:rPr>
+              <w:t>4 dagdelen in november en december, 2 in juni</w:t>
+            </w:r>
+          </w:p>
+        </w:tc>
+      </w:tr>
+      <w:tr>
+        <w:tc>
+          <w:tcPr>
+            <w:tcW w:type="dxa" w:w="3400"/>
+          </w:tcPr>
+          <w:p>
+            <w:pPr>
+              <w:spacing w:before="40" w:after="40"/>
+            </w:pPr>
+            <w:r/>
+            <w:r>
+              <w:rPr>
+                <w:rFonts w:ascii="Segoe UI" w:hAnsi="Segoe UI"/>
+                <w:b/>
+                <w:color w:val="1B2630"/>
+                <w:sz w:val="17"/>
+              </w:rPr>
+              <w:t>Klinische tijd</w:t>
+            </w:r>
+          </w:p>
+        </w:tc>
+        <w:tc>
+          <w:tcPr>
+            <w:tcW w:type="dxa" w:w="6460"/>
+          </w:tcPr>
+          <w:p>
+            <w:pPr>
+              <w:spacing w:before="40" w:after="40"/>
+            </w:pPr>
+            <w:r/>
+            <w:r>
+              <w:rPr>
+                <w:rFonts w:ascii="Segoe UI" w:hAnsi="Segoe UI"/>
+                <w:b w:val="0"/>
+                <w:color w:val="1B2630"/>
+                <w:sz w:val="17"/>
+              </w:rPr>
+              <w:t>ongeveer 400 u over achttien zorgverleners, plus zes drooglopen met het volledige team</w:t>
+            </w:r>
+          </w:p>
+        </w:tc>
+      </w:tr>
+    </w:tbl>
+    <w:p>
+      <w:pPr>
+        <w:spacing w:after="40"/>
+      </w:pPr>
+    </w:p>
+    <w:p>
+      <w:pPr>
+        <w:spacing w:before="0" w:after="100"/>
       </w:pPr>
       <w:r>
         <w:rPr>
           <w:rFonts w:ascii="Segoe UI" w:hAnsi="Segoe UI"/>
           <w:b w:val="0"/>
-          <w:color w:val="1B2630"/>
-          <w:sz w:val="19"/>
+          <w:color w:val="5A6A78"/>
+          <w:sz w:val="17"/>
         </w:rPr>
-        <w:t>In die periode liggen 48 werkdagen. De opleiding neemt er 25 van.</w:t>
+        <w:t>Nog te prijzen. Hoort in de site agreements en in de voortgangsrapportering aan het FWO.</w:t>
       </w:r>
     </w:p>
     <w:p>
@@ -9634,7 +10340,7 @@
                 <w:color w:val="1B2630"/>
                 <w:sz w:val="17"/>
               </w:rPr>
-              <w:t>11–29 jan</w:t>
+              <w:t>vóór 1 okt</w:t>
             </w:r>
           </w:p>
         </w:tc>
@@ -9654,7 +10360,7 @@
                 <w:color w:val="1B2630"/>
                 <w:sz w:val="17"/>
               </w:rPr>
-              <w:t>Zes drooglopen en één online sessie in vijftien werkdagen: zeven volle dagen op tien beschikbare</w:t>
+              <w:t>Drukmeetsystemen besteld. Zes tot acht weken levertijd: niet besteld betekent geen technologiedag in december</w:t>
             </w:r>
           </w:p>
         </w:tc>
@@ -9676,7 +10382,7 @@
                 <w:color w:val="1B2630"/>
                 <w:sz w:val="17"/>
               </w:rPr>
-              <w:t>14–18 dec</w:t>
+              <w:t>11–29 jan</w:t>
             </w:r>
           </w:p>
         </w:tc>
@@ -9696,7 +10402,7 @@
                 <w:color w:val="1B2630"/>
                 <w:sz w:val="17"/>
               </w:rPr>
-              <w:t>Twee verre centra op twee opeenvolgende dagen, met een gedragsdagdeel in dezelfde week</w:t>
+              <w:t>Acht van de vijftien werkdagen ter plaatse, plus voorbereiding</w:t>
             </w:r>
           </w:p>
         </w:tc>
@@ -9718,6 +10424,48 @@
                 <w:color w:val="1B2630"/>
                 <w:sz w:val="17"/>
               </w:rPr>
+              <w:t>26 en 27 jan</w:t>
+            </w:r>
+          </w:p>
+        </w:tc>
+        <w:tc>
+          <w:tcPr>
+            <w:tcW w:type="dxa" w:w="7460"/>
+          </w:tcPr>
+          <w:p>
+            <w:pPr>
+              <w:spacing w:before="40" w:after="40"/>
+            </w:pPr>
+            <w:r/>
+            <w:r>
+              <w:rPr>
+                <w:rFonts w:ascii="Segoe UI" w:hAnsi="Segoe UI"/>
+                <w:b w:val="0"/>
+                <w:color w:val="1B2630"/>
+                <w:sz w:val="17"/>
+              </w:rPr>
+              <w:t>Leuven en Antwerpen, negen en een half uur deur tot deur, twee dagen na elkaar</w:t>
+            </w:r>
+          </w:p>
+        </w:tc>
+      </w:tr>
+      <w:tr>
+        <w:tc>
+          <w:tcPr>
+            <w:tcW w:type="dxa" w:w="2400"/>
+          </w:tcPr>
+          <w:p>
+            <w:pPr>
+              <w:spacing w:before="40" w:after="40"/>
+            </w:pPr>
+            <w:r/>
+            <w:r>
+              <w:rPr>
+                <w:rFonts w:ascii="Segoe UI" w:hAnsi="Segoe UI"/>
+                <w:b/>
+                <w:color w:val="1B2630"/>
+                <w:sz w:val="17"/>
+              </w:rPr>
               <w:t>21 dec – 3 jan</w:t>
             </w:r>
           </w:p>
@@ -9739,6 +10487,48 @@
                 <w:sz w:val="17"/>
               </w:rPr>
               <w:t>Kerstvakantie: geen inhaalruimte tussen december en januari</w:t>
+            </w:r>
+          </w:p>
+        </w:tc>
+      </w:tr>
+      <w:tr>
+        <w:tc>
+          <w:tcPr>
+            <w:tcW w:type="dxa" w:w="2400"/>
+          </w:tcPr>
+          <w:p>
+            <w:pPr>
+              <w:spacing w:before="40" w:after="40"/>
+            </w:pPr>
+            <w:r/>
+            <w:r>
+              <w:rPr>
+                <w:rFonts w:ascii="Segoe UI" w:hAnsi="Segoe UI"/>
+                <w:b/>
+                <w:color w:val="1B2630"/>
+                <w:sz w:val="17"/>
+              </w:rPr>
+              <w:t>doorlopend</w:t>
+            </w:r>
+          </w:p>
+        </w:tc>
+        <w:tc>
+          <w:tcPr>
+            <w:tcW w:type="dxa" w:w="7460"/>
+          </w:tcPr>
+          <w:p>
+            <w:pPr>
+              <w:spacing w:before="40" w:after="40"/>
+            </w:pPr>
+            <w:r/>
+            <w:r>
+              <w:rPr>
+                <w:rFonts w:ascii="Segoe UI" w:hAnsi="Segoe UI"/>
+                <w:b w:val="0"/>
+                <w:color w:val="1B2630"/>
+                <w:sz w:val="17"/>
+              </w:rPr>
+              <w:t>Zonder plaatsvervanger legt één ziekteperiode van twee weken tien van de veertien sessiedagen stil</w:t>
             </w:r>
           </w:p>
         </w:tc>
@@ -9760,7 +10550,7 @@
           <w:color w:val="00407A"/>
           <w:sz w:val="19"/>
         </w:rPr>
-        <w:t>Vier manieren om te ontlasten</w:t>
+        <w:t>Wat nog niet opgelost is</w:t>
       </w:r>
     </w:p>
     <w:tbl>
@@ -9780,14 +10570,13 @@
         <w:tblLayout w:type="fixed"/>
       </w:tblPr>
       <w:tblGrid>
-        <w:gridCol w:w="3289"/>
-        <w:gridCol w:w="3289"/>
-        <w:gridCol w:w="3289"/>
+        <w:gridCol w:w="4933"/>
+        <w:gridCol w:w="4933"/>
       </w:tblGrid>
       <w:tr>
         <w:tc>
           <w:tcPr>
-            <w:tcW w:type="dxa" w:w="2600"/>
+            <w:tcW w:type="dxa" w:w="2400"/>
             <w:shd w:val="clear" w:color="auto" w:fill="1D8DB0"/>
           </w:tcPr>
           <w:p>
@@ -9802,13 +10591,13 @@
                 <w:color w:val="FFFFFF"/>
                 <w:sz w:val="15"/>
               </w:rPr>
-              <w:t>Variant</w:t>
-            </w:r>
-          </w:p>
-        </w:tc>
-        <w:tc>
-          <w:tcPr>
-            <w:tcW w:type="dxa" w:w="3400"/>
+              <w:t>Punt</w:t>
+            </w:r>
+          </w:p>
+        </w:tc>
+        <w:tc>
+          <w:tcPr>
+            <w:tcW w:type="dxa" w:w="7460"/>
             <w:shd w:val="clear" w:color="auto" w:fill="1D8DB0"/>
           </w:tcPr>
           <w:p>
@@ -9823,28 +10612,7 @@
                 <w:color w:val="FFFFFF"/>
                 <w:sz w:val="15"/>
               </w:rPr>
-              <w:t>Wat het scheelt</w:t>
-            </w:r>
-          </w:p>
-        </w:tc>
-        <w:tc>
-          <w:tcPr>
-            <w:tcW w:type="dxa" w:w="3860"/>
-            <w:shd w:val="clear" w:color="auto" w:fill="1D8DB0"/>
-          </w:tcPr>
-          <w:p>
-            <w:pPr>
-              <w:spacing w:before="60" w:after="60"/>
-            </w:pPr>
-            <w:r/>
-            <w:r>
-              <w:rPr>
-                <w:rFonts w:ascii="Segoe UI" w:hAnsi="Segoe UI"/>
-                <w:b/>
-                <w:color w:val="FFFFFF"/>
-                <w:sz w:val="15"/>
-              </w:rPr>
-              <w:t>Wat het kost</w:t>
+              <w:t>Wat eraan ontbreekt</w:t>
             </w:r>
           </w:p>
         </w:tc>
@@ -9852,7 +10620,7 @@
       <w:tr>
         <w:tc>
           <w:tcPr>
-            <w:tcW w:type="dxa" w:w="2600"/>
+            <w:tcW w:type="dxa" w:w="2400"/>
           </w:tcPr>
           <w:p>
             <w:pPr>
@@ -9866,13 +10634,13 @@
                 <w:color w:val="1B2630"/>
                 <w:sz w:val="17"/>
               </w:rPr>
-              <w:t>Tweede onderwijzer voor de technologiedagen</w:t>
-            </w:r>
-          </w:p>
-        </w:tc>
-        <w:tc>
-          <w:tcPr>
-            <w:tcW w:type="dxa" w:w="3400"/>
+              <w:t>ICC-meting</w:t>
+            </w:r>
+          </w:p>
+        </w:tc>
+        <w:tc>
+          <w:tcPr>
+            <w:tcW w:type="dxa" w:w="7460"/>
           </w:tcPr>
           <w:p>
             <w:pPr>
@@ -9886,27 +10654,7 @@
                 <w:color w:val="1B2630"/>
                 <w:sz w:val="17"/>
               </w:rPr>
-              <w:t>4 reisdagen, 8,5 u voorbereiding</w:t>
-            </w:r>
-          </w:p>
-        </w:tc>
-        <w:tc>
-          <w:tcPr>
-            <w:tcW w:type="dxa" w:w="3860"/>
-          </w:tcPr>
-          <w:p>
-            <w:pPr>
-              <w:spacing w:before="40" w:after="40"/>
-            </w:pPr>
-            <w:r/>
-            <w:r>
-              <w:rPr>
-                <w:rFonts w:ascii="Segoe UI" w:hAnsi="Segoe UI"/>
-                <w:b w:val="0"/>
-                <w:color w:val="1B2630"/>
-                <w:sz w:val="17"/>
-              </w:rPr>
-              <w:t>die persoon moet zelf gecertificeerd zijn op de toestellen</w:t>
+              <w:t>Twaalf vrijwilligers gepoold is weinig voor een ICC, en onder welke toestemming zij gemeten worden ligt niet vast</w:t>
             </w:r>
           </w:p>
         </w:tc>
@@ -9914,7 +10662,7 @@
       <w:tr>
         <w:tc>
           <w:tcPr>
-            <w:tcW w:type="dxa" w:w="2600"/>
+            <w:tcW w:type="dxa" w:w="2400"/>
           </w:tcPr>
           <w:p>
             <w:pPr>
@@ -9928,13 +10676,13 @@
                 <w:color w:val="1B2630"/>
                 <w:sz w:val="17"/>
               </w:rPr>
-              <w:t>Technologie en droogloop op één dag per centrum</w:t>
-            </w:r>
-          </w:p>
-        </w:tc>
-        <w:tc>
-          <w:tcPr>
-            <w:tcW w:type="dxa" w:w="3400"/>
+              <w:t>Centrum niet klaar op 1 februari</w:t>
+            </w:r>
+          </w:p>
+        </w:tc>
+        <w:tc>
+          <w:tcPr>
+            <w:tcW w:type="dxa" w:w="7460"/>
           </w:tcPr>
           <w:p>
             <w:pPr>
@@ -9948,27 +10696,7 @@
                 <w:color w:val="1B2630"/>
                 <w:sz w:val="17"/>
               </w:rPr>
-              <w:t>4 reisdagen</w:t>
-            </w:r>
-          </w:p>
-        </w:tc>
-        <w:tc>
-          <w:tcPr>
-            <w:tcW w:type="dxa" w:w="3860"/>
-          </w:tcPr>
-          <w:p>
-            <w:pPr>
-              <w:spacing w:before="40" w:after="40"/>
-            </w:pPr>
-            <w:r/>
-            <w:r>
-              <w:rPr>
-                <w:rFonts w:ascii="Segoe UI" w:hAnsi="Segoe UI"/>
-                <w:b w:val="0"/>
-                <w:color w:val="1B2630"/>
-                <w:sz w:val="17"/>
-              </w:rPr>
-              <w:t>alles in januari; geen tijd om te herstellen wat de technologiedag blootlegt</w:t>
+              <w:t>Go-criterium 2 zegt zes op zes; er is geen regel voor een gefaseerde start</w:t>
             </w:r>
           </w:p>
         </w:tc>
@@ -9976,7 +10704,7 @@
       <w:tr>
         <w:tc>
           <w:tcPr>
-            <w:tcW w:type="dxa" w:w="2600"/>
+            <w:tcW w:type="dxa" w:w="2400"/>
           </w:tcPr>
           <w:p>
             <w:pPr>
@@ -9990,13 +10718,13 @@
                 <w:color w:val="1B2630"/>
                 <w:sz w:val="17"/>
               </w:rPr>
-              <w:t>Dobbels geeft de gedragsdagdelen alleen</w:t>
-            </w:r>
-          </w:p>
-        </w:tc>
-        <w:tc>
-          <w:tcPr>
-            <w:tcW w:type="dxa" w:w="3400"/>
+              <w:t>Plaatsvervanger</w:t>
+            </w:r>
+          </w:p>
+        </w:tc>
+        <w:tc>
+          <w:tcPr>
+            <w:tcW w:type="dxa" w:w="7460"/>
           </w:tcPr>
           <w:p>
             <w:pPr>
@@ -10010,89 +10738,7 @@
                 <w:color w:val="1B2630"/>
                 <w:sz w:val="17"/>
               </w:rPr>
-              <w:t>3 dagen</w:t>
-            </w:r>
-          </w:p>
-        </w:tc>
-        <w:tc>
-          <w:tcPr>
-            <w:tcW w:type="dxa" w:w="3860"/>
-          </w:tcPr>
-          <w:p>
-            <w:pPr>
-              <w:spacing w:before="40" w:after="40"/>
-            </w:pPr>
-            <w:r/>
-            <w:r>
-              <w:rPr>
-                <w:rFonts w:ascii="Segoe UI" w:hAnsi="Segoe UI"/>
-                <w:b w:val="0"/>
-                <w:color w:val="1B2630"/>
-                <w:sz w:val="17"/>
-              </w:rPr>
-              <w:t>de koppeling met de droogloop en de certificering valt weg</w:t>
-            </w:r>
-          </w:p>
-        </w:tc>
-      </w:tr>
-      <w:tr>
-        <w:tc>
-          <w:tcPr>
-            <w:tcW w:type="dxa" w:w="2600"/>
-          </w:tcPr>
-          <w:p>
-            <w:pPr>
-              <w:spacing w:before="40" w:after="40"/>
-            </w:pPr>
-            <w:r/>
-            <w:r>
-              <w:rPr>
-                <w:rFonts w:ascii="Segoe UI" w:hAnsi="Segoe UI"/>
-                <w:b/>
-                <w:color w:val="1B2630"/>
-                <w:sz w:val="17"/>
-              </w:rPr>
-              <w:t>Drooglopen over drie weken in plaats van twee</w:t>
-            </w:r>
-          </w:p>
-        </w:tc>
-        <w:tc>
-          <w:tcPr>
-            <w:tcW w:type="dxa" w:w="3400"/>
-          </w:tcPr>
-          <w:p>
-            <w:pPr>
-              <w:spacing w:before="40" w:after="40"/>
-            </w:pPr>
-            <w:r/>
-            <w:r>
-              <w:rPr>
-                <w:rFonts w:ascii="Segoe UI" w:hAnsi="Segoe UI"/>
-                <w:b w:val="0"/>
-                <w:color w:val="1B2630"/>
-                <w:sz w:val="17"/>
-              </w:rPr>
-              <w:t>minder foutrisico</w:t>
-            </w:r>
-          </w:p>
-        </w:tc>
-        <w:tc>
-          <w:tcPr>
-            <w:tcW w:type="dxa" w:w="3860"/>
-          </w:tcPr>
-          <w:p>
-            <w:pPr>
-              <w:spacing w:before="40" w:after="40"/>
-            </w:pPr>
-            <w:r/>
-            <w:r>
-              <w:rPr>
-                <w:rFonts w:ascii="Segoe UI" w:hAnsi="Segoe UI"/>
-                <w:b w:val="0"/>
-                <w:color w:val="1B2630"/>
-                <w:sz w:val="17"/>
-              </w:rPr>
-              <w:t>de inhaalweek vóór de piloot verdwijnt</w:t>
+              <w:t>Niemand anders kent de toestellen, de droogloop en de certificeringsscores</w:t>
             </w:r>
           </w:p>
         </w:tc>
@@ -10102,20 +10748,6 @@
       <w:pPr>
         <w:spacing w:after="40"/>
       </w:pPr>
-    </w:p>
-    <w:p>
-      <w:pPr>
-        <w:spacing w:before="0" w:after="120"/>
-      </w:pPr>
-      <w:r>
-        <w:rPr>
-          <w:rFonts w:ascii="Segoe UI" w:hAnsi="Segoe UI"/>
-          <w:b w:val="0"/>
-          <w:color w:val="1B2630"/>
-          <w:sz w:val="19"/>
-        </w:rPr>
-        <w:t>De eerste twee samen brengen het totaal van 25 naar ongeveer 18 dagen.</w:t>
-      </w:r>
     </w:p>
     <w:p>
       <w:pPr>
@@ -10306,6 +10938,102 @@
           <w:lang w:val="nl-BE"/>
         </w:rPr>
         <w:t>Wie de derde persoon per centrum is die meeloopt voor de certificering.</w:t>
+      </w:r>
+    </w:p>
+    <w:p>
+      <w:pPr>
+        <w:spacing w:after="80"/>
+        <w:ind w:left="280" w:hanging="280"/>
+      </w:pPr>
+      <w:r>
+        <w:rPr>
+          <w:rFonts w:ascii="Segoe UI" w:hAnsi="Segoe UI"/>
+          <w:b/>
+          <w:color w:val="FF7A00"/>
+          <w:sz w:val="19"/>
+        </w:rPr>
+        <w:t xml:space="preserve">6.  </w:t>
+      </w:r>
+      <w:r>
+        <w:rPr>
+          <w:rFonts w:ascii="Segoe UI" w:hAnsi="Segoe UI"/>
+          <w:b/>
+          <w:color w:val="1B2630"/>
+          <w:sz w:val="19"/>
+        </w:rPr>
+        <w:t>Wie de thema's geeft die Janou niet doet — voorstel: Deschamps theorie en randomisatie, Dobbels educatie en gedrag, Fobelets datacollectie.</w:t>
+      </w:r>
+    </w:p>
+    <w:p>
+      <w:pPr>
+        <w:spacing w:after="80"/>
+        <w:ind w:left="280" w:hanging="280"/>
+      </w:pPr>
+      <w:r>
+        <w:rPr>
+          <w:rFonts w:ascii="Segoe UI" w:hAnsi="Segoe UI"/>
+          <w:b/>
+          <w:color w:val="FF7A00"/>
+          <w:sz w:val="19"/>
+        </w:rPr>
+        <w:t xml:space="preserve">7.  </w:t>
+      </w:r>
+      <w:r>
+        <w:rPr>
+          <w:rFonts w:ascii="Segoe UI" w:hAnsi="Segoe UI"/>
+          <w:b/>
+          <w:color w:val="1B2630"/>
+          <w:sz w:val="19"/>
+        </w:rPr>
+        <w:t>Een plaatsvervanger voor technologie en droogloop, met naam.</w:t>
+      </w:r>
+    </w:p>
+    <w:p>
+      <w:pPr>
+        <w:spacing w:after="80"/>
+        <w:ind w:left="280" w:hanging="280"/>
+      </w:pPr>
+      <w:r>
+        <w:rPr>
+          <w:rFonts w:ascii="Segoe UI" w:hAnsi="Segoe UI"/>
+          <w:b/>
+          <w:color w:val="FF7A00"/>
+          <w:sz w:val="19"/>
+        </w:rPr>
+        <w:t xml:space="preserve">8.  </w:t>
+      </w:r>
+      <w:r>
+        <w:rPr>
+          <w:rFonts w:ascii="Segoe UI" w:hAnsi="Segoe UI"/>
+          <w:b/>
+          <w:color w:val="1B2630"/>
+          <w:sz w:val="19"/>
+        </w:rPr>
+        <w:t>Onder welke toestemming de ICC-metingen gebeuren, en op hoeveel vrijwilligers.</w:t>
+      </w:r>
+    </w:p>
+    <w:p>
+      <w:pPr>
+        <w:spacing w:after="80"/>
+        <w:ind w:left="280" w:hanging="280"/>
+      </w:pPr>
+      <w:r>
+        <w:rPr>
+          <w:rFonts w:ascii="Segoe UI" w:hAnsi="Segoe UI"/>
+          <w:b/>
+          <w:color w:val="FF7A00"/>
+          <w:sz w:val="19"/>
+        </w:rPr>
+        <w:t xml:space="preserve">9.  </w:t>
+      </w:r>
+      <w:r>
+        <w:rPr>
+          <w:rFonts w:ascii="Segoe UI" w:hAnsi="Segoe UI"/>
+          <w:b/>
+          <w:color w:val="1B2630"/>
+          <w:sz w:val="19"/>
+        </w:rPr>
+        <w:t>Wat er gebeurt als een centrum op 1 februari niet klaar is: gefaseerde start of alles opschuiven.</w:t>
       </w:r>
     </w:p>
     <w:p>

--- a/PARADISE_opleidingsplanning.docx
+++ b/PARADISE_opleidingsplanning.docx
@@ -642,7 +642,7 @@
                 <w:color w:val="1B2630"/>
                 <w:sz w:val="17"/>
               </w:rPr>
-              <w:t>5 · Technologie</w:t>
+              <w:t>5 · Technologie — pedar, Orthotimer, MoveMonitor</w:t>
             </w:r>
           </w:p>
         </w:tc>
@@ -1008,7 +1008,7 @@
                 <w:color w:val="1B2630"/>
                 <w:sz w:val="17"/>
               </w:rPr>
-              <w:t>twee beoordelaars per centrum</w:t>
+              <w:t>twee beoordelaars per centrum, doorgaans de podoloog en de pedorthist</w:t>
             </w:r>
           </w:p>
         </w:tc>
@@ -4689,13 +4689,15 @@
             <w:pPr>
               <w:spacing w:before="40" w:after="40"/>
             </w:pPr>
-            <w:r>
-              <w:rPr>
+            <w:r/>
+            <w:r>
+              <w:rPr>
+                <w:rFonts w:ascii="Segoe UI" w:hAnsi="Segoe UI"/>
                 <w:b/>
                 <w:color w:val="1B2630"/>
                 <w:sz w:val="17"/>
               </w:rPr>
-              <w:t>Praktijkbeoordeling tijdens de droogloop</w:t>
+              <w:t>Praktijkbeoordeling gedrag, door Dobbels</w:t>
             </w:r>
           </w:p>
         </w:tc>
@@ -4707,12 +4709,15 @@
             <w:pPr>
               <w:spacing w:before="40" w:after="40"/>
             </w:pPr>
-            <w:r>
-              <w:rPr>
-                <w:color w:val="1B2630"/>
-                <w:sz w:val="17"/>
-              </w:rPr>
-              <w:t>14–27 jan</w:t>
+            <w:r/>
+            <w:r>
+              <w:rPr>
+                <w:rFonts w:ascii="Segoe UI" w:hAnsi="Segoe UI"/>
+                <w:b w:val="0"/>
+                <w:color w:val="1B2630"/>
+                <w:sz w:val="17"/>
+              </w:rPr>
+              <w:t>tweede gedragsdagdeel, 10 of 17 dec</w:t>
             </w:r>
           </w:p>
         </w:tc>
@@ -4724,12 +4729,77 @@
             <w:pPr>
               <w:spacing w:before="40" w:after="40"/>
             </w:pPr>
-            <w:r>
-              <w:rPr>
-                <w:color w:val="1B2630"/>
-                <w:sz w:val="17"/>
-              </w:rPr>
-              <w:t>alle domeinen 3 op 4</w:t>
+            <w:r/>
+            <w:r>
+              <w:rPr>
+                <w:rFonts w:ascii="Segoe UI" w:hAnsi="Segoe UI"/>
+                <w:b w:val="0"/>
+                <w:color w:val="1B2630"/>
+                <w:sz w:val="17"/>
+              </w:rPr>
+              <w:t>domein gedrag 3 op 4</w:t>
+            </w:r>
+          </w:p>
+        </w:tc>
+      </w:tr>
+      <w:tr>
+        <w:tc>
+          <w:tcPr>
+            <w:tcW w:type="dxa" w:w="3200"/>
+          </w:tcPr>
+          <w:p>
+            <w:pPr>
+              <w:spacing w:before="40" w:after="40"/>
+            </w:pPr>
+            <w:r/>
+            <w:r>
+              <w:rPr>
+                <w:rFonts w:ascii="Segoe UI" w:hAnsi="Segoe UI"/>
+                <w:b/>
+                <w:color w:val="1B2630"/>
+                <w:sz w:val="17"/>
+              </w:rPr>
+              <w:t>Praktijkbeoordeling techniek en traject, door Janou</w:t>
+            </w:r>
+          </w:p>
+        </w:tc>
+        <w:tc>
+          <w:tcPr>
+            <w:tcW w:type="dxa" w:w="3200"/>
+          </w:tcPr>
+          <w:p>
+            <w:pPr>
+              <w:spacing w:before="40" w:after="40"/>
+            </w:pPr>
+            <w:r/>
+            <w:r>
+              <w:rPr>
+                <w:rFonts w:ascii="Segoe UI" w:hAnsi="Segoe UI"/>
+                <w:b w:val="0"/>
+                <w:color w:val="1B2630"/>
+                <w:sz w:val="17"/>
+              </w:rPr>
+              <w:t>droogloop, 14–27 jan</w:t>
+            </w:r>
+          </w:p>
+        </w:tc>
+        <w:tc>
+          <w:tcPr>
+            <w:tcW w:type="dxa" w:w="3460"/>
+          </w:tcPr>
+          <w:p>
+            <w:pPr>
+              <w:spacing w:before="40" w:after="40"/>
+            </w:pPr>
+            <w:r/>
+            <w:r>
+              <w:rPr>
+                <w:rFonts w:ascii="Segoe UI" w:hAnsi="Segoe UI"/>
+                <w:b w:val="0"/>
+                <w:color w:val="1B2630"/>
+                <w:sz w:val="17"/>
+              </w:rPr>
+              <w:t>overige domeinen 3 op 4</w:t>
             </w:r>
           </w:p>
         </w:tc>
@@ -5830,7 +5900,7 @@
                 <w:color w:val="1B2630"/>
                 <w:sz w:val="17"/>
               </w:rPr>
-              <w:t>3 u theorie, 2 u technologie, 4,5 u droogloop</w:t>
+              <w:t>3 u theorie, 2 u technologie, 4,5 u droogloop, 1 u ICC</w:t>
             </w:r>
           </w:p>
         </w:tc>
@@ -10094,7 +10164,7 @@
                 <w:color w:val="1B2630"/>
                 <w:sz w:val="17"/>
               </w:rPr>
-              <w:t>14 reisdagen, ongeveer 2.400 km</w:t>
+              <w:t>10 reisdagen, ongeveer 1.600 km</w:t>
             </w:r>
           </w:p>
         </w:tc>
@@ -10841,14 +10911,13 @@
           <w:color w:val="1B2630"/>
           <w:lang w:val="nl-BE"/>
         </w:rPr>
-        <w:t>De locatie van de drie centrale gedragsdagdelen.</w:t>
+        <w:t>De locatie van de vier centrale gedragsdagdelen en de twee boosters.</w:t>
       </w:r>
       <w:r>
         <w:rPr>
           <w:color w:val="1B2630"/>
           <w:lang w:val="nl-BE"/>
         </w:rPr>
-        <w:t xml:space="preserve">  </w:t>
       </w:r>
     </w:p>
     <w:p>

--- a/PARADISE_opleidingsplanning.docx
+++ b/PARADISE_opleidingsplanning.docx
@@ -435,7 +435,7 @@
                 <w:color w:val="1B2630"/>
                 <w:sz w:val="17"/>
               </w:rPr>
-              <w:t>3 blokken van 2 u, elk op een andere dag</w:t>
+              <w:t>6 blokken van 2 u, drie per dag</w:t>
             </w:r>
           </w:p>
         </w:tc>
@@ -447,12 +447,15 @@
             <w:pPr>
               <w:spacing w:before="40" w:after="40"/>
             </w:pPr>
-            <w:r>
-              <w:rPr>
-                <w:color w:val="1B2630"/>
-                <w:sz w:val="17"/>
-              </w:rPr>
-              <w:t>ter plaatse, per centrum</w:t>
+            <w:r/>
+            <w:r>
+              <w:rPr>
+                <w:rFonts w:ascii="Segoe UI" w:hAnsi="Segoe UI"/>
+                <w:b w:val="0"/>
+                <w:color w:val="1B2630"/>
+                <w:sz w:val="17"/>
+              </w:rPr>
+              <w:t>ter plaatse, per centrum, twee dagen</w:t>
             </w:r>
           </w:p>
         </w:tc>
@@ -1891,7 +1894,7 @@
                 <w:color w:val="1B2630"/>
                 <w:sz w:val="17"/>
               </w:rPr>
-              <w:t>Gedrag blok 1, twee uur per centrum — op een andere dag dan de technologiedag</w:t>
+              <w:t>Gedragsdag 1: blok 1 tot 3, zes uur per centrum — op een andere dag dan de technologiedag</w:t>
             </w:r>
           </w:p>
         </w:tc>
@@ -2648,7 +2651,7 @@
                 <w:color w:val="1B2630"/>
                 <w:sz w:val="17"/>
               </w:rPr>
-              <w:t>januari</w:t>
+              <w:t>vr 29 jan</w:t>
             </w:r>
           </w:p>
         </w:tc>
@@ -2668,75 +2671,13 @@
                 <w:color w:val="1B2630"/>
                 <w:sz w:val="17"/>
               </w:rPr>
-              <w:t>Gedrag blok 2, twee uur per centrum — niet op de droogloopdag</w:t>
+              <w:t>Certificatenregister getekend en in de Trial Master File</w:t>
             </w:r>
           </w:p>
         </w:tc>
         <w:tc>
           <w:tcPr>
             <w:tcW w:w="3460" w:type="dxa"/>
-          </w:tcPr>
-          <w:p>
-            <w:pPr>
-              <w:spacing w:before="40" w:after="40"/>
-            </w:pPr>
-            <w:r/>
-            <w:r>
-              <w:rPr>
-                <w:rFonts w:ascii="Segoe UI" w:hAnsi="Segoe UI"/>
-                <w:b w:val="0"/>
-                <w:color w:val="1B2630"/>
-                <w:sz w:val="17"/>
-              </w:rPr>
-              <w:t>bij elk centrum</w:t>
-            </w:r>
-          </w:p>
-        </w:tc>
-      </w:tr>
-      <w:tr>
-        <w:tc>
-          <w:tcPr>
-            <w:tcW w:type="dxa" w:w="1500"/>
-          </w:tcPr>
-          <w:p>
-            <w:pPr>
-              <w:spacing w:before="40" w:after="40"/>
-            </w:pPr>
-            <w:r/>
-            <w:r>
-              <w:rPr>
-                <w:rFonts w:ascii="Segoe UI" w:hAnsi="Segoe UI"/>
-                <w:b/>
-                <w:color w:val="1B2630"/>
-                <w:sz w:val="17"/>
-              </w:rPr>
-              <w:t>vr 29 jan</w:t>
-            </w:r>
-          </w:p>
-        </w:tc>
-        <w:tc>
-          <w:tcPr>
-            <w:tcW w:type="dxa" w:w="4900"/>
-          </w:tcPr>
-          <w:p>
-            <w:pPr>
-              <w:spacing w:before="40" w:after="40"/>
-            </w:pPr>
-            <w:r/>
-            <w:r>
-              <w:rPr>
-                <w:rFonts w:ascii="Segoe UI" w:hAnsi="Segoe UI"/>
-                <w:b w:val="0"/>
-                <w:color w:val="1B2630"/>
-                <w:sz w:val="17"/>
-              </w:rPr>
-              <w:t>Certificatenregister getekend en in de Trial Master File</w:t>
-            </w:r>
-          </w:p>
-        </w:tc>
-        <w:tc>
-          <w:tcPr>
-            <w:tcW w:type="dxa" w:w="3460"/>
           </w:tcPr>
           <w:p>
             <w:pPr>
@@ -3055,7 +2996,7 @@
           <w:b/>
           <w:color w:val="00407A"/>
         </w:rPr>
-        <w:t>2027 · het derde gedragsblok</w:t>
+        <w:t>2027 · de tweede gedragsdag</w:t>
       </w:r>
     </w:p>
     <w:tbl>
@@ -3153,7 +3094,7 @@
                 <w:color w:val="1B2630"/>
                 <w:sz w:val="17"/>
               </w:rPr>
-              <w:t>Gedrag blok 3, twee uur per centrum: terugkoppeling op meetgegevens, stap 3 en 4, en de fideliteitsterugkoppeling. Zes bezoeken, vóór de eerste maand 3-visites</w:t>
+              <w:t>Gedragsdag 2: blok 4 tot 6, zes uur per centrum — terugkoppeling op meetgegevens, stap 3 en 4, en de fideliteitsterugkoppeling. Zes dagen, vóór de eerste maand 3-visites</w:t>
             </w:r>
           </w:p>
         </w:tc>
@@ -4633,7 +4574,7 @@
                 <w:color w:val="1B2630"/>
                 <w:sz w:val="17"/>
               </w:rPr>
-              <w:t>3 u theorie, 1,5 u toestemming, 1,5 u educatie, 2 u technologie, 4 u gedrag, 3 u vragenlijsten, 4,5 u droogloop, 1 u ICC — samen 20,5 u vóór de start, plus 2 u in april</w:t>
+              <w:t>3 u theorie, 1,5 u toestemming, 1,5 u educatie, 2 u technologie, 6 u gedrag, 3 u vragenlijsten, 4,5 u droogloop, 1 u ICC — samen 22,5 u vóór de start, plus 6 u in april</w:t>
             </w:r>
           </w:p>
         </w:tc>
@@ -4761,7 +4702,7 @@
                 <w:color w:val="1B2630"/>
                 <w:sz w:val="17"/>
               </w:rPr>
-              <w:t>Janou twaalf sitebezoeken, Dobbels achttien — zes per blok</w:t>
+              <w:t>Janou twaalf sitebezoeken, Dobbels twaalf volle dagen — zes per gedragsdag</w:t>
             </w:r>
           </w:p>
         </w:tc>
@@ -5072,7 +5013,7 @@
                 <w:color w:val="1B2630"/>
                 <w:sz w:val="17"/>
               </w:rPr>
-              <w:t>Gedrag blok 1 en 2, zes centra</w:t>
+              <w:t>Gedragsdag 1, zes centra</w:t>
             </w:r>
           </w:p>
         </w:tc>
@@ -5109,7 +5050,7 @@
                 <w:color w:val="1B2630"/>
                 <w:sz w:val="17"/>
               </w:rPr>
-              <w:t>24 u</w:t>
+              <w:t>36 u</w:t>
             </w:r>
           </w:p>
         </w:tc>
@@ -5406,7 +5347,7 @@
                 <w:color w:val="1B2630"/>
                 <w:sz w:val="17"/>
               </w:rPr>
-              <w:t>Gedrag blok 3, in april 2027</w:t>
+              <w:t>Gedragsdag 2, in april 2027</w:t>
             </w:r>
           </w:p>
         </w:tc>
@@ -5445,7 +5386,7 @@
                 <w:color w:val="1B2630"/>
                 <w:sz w:val="17"/>
               </w:rPr>
-              <w:t>12 u</w:t>
+              <w:t>36 u</w:t>
             </w:r>
           </w:p>
         </w:tc>
@@ -5506,7 +5447,7 @@
                 <w:color w:val="1B2630"/>
                 <w:sz w:val="17"/>
               </w:rPr>
-              <w:t>80 u</w:t>
+              <w:t>92 u</w:t>
             </w:r>
           </w:p>
         </w:tc>
@@ -6950,7 +6891,7 @@
                 <w:color w:val="1B2630"/>
                 <w:sz w:val="17"/>
               </w:rPr>
-              <w:t>Dobbels · 25,5 u contact, achttien sitebezoeken</w:t>
+              <w:t>Dobbels · 37,5 u contact, zes volle dagen in december</w:t>
             </w:r>
           </w:p>
         </w:tc>
@@ -6970,7 +6911,7 @@
                 <w:color w:val="1B2630"/>
                 <w:sz w:val="17"/>
               </w:rPr>
-              <w:t>12</w:t>
+              <w:t>10</w:t>
             </w:r>
           </w:p>
         </w:tc>
@@ -7157,7 +7098,7 @@
           <w:color w:val="1B2630"/>
           <w:sz w:val="19"/>
         </w:rPr>
-        <w:t>Of Dobbels de achttien gedragsbezoeken zelf doet, of iemand opleidt voor blok 3.</w:t>
+        <w:t>Of Dobbels de twaalf gedragsdagen zelf geeft, of iemand opleidt voor gedragsdag 2.</w:t>
       </w:r>
     </w:p>
     <w:p>
@@ -7216,7 +7157,7 @@
           <w:color w:val="1B2630"/>
           <w:sz w:val="19"/>
         </w:rPr>
-        <w:t>Vier uur gedrag vóór de start en twee in april — of alle zes vooraf.</w:t>
+        <w:t>Zes uur gedrag vóór de start en zes in april — of alle twaalf vooraf.</w:t>
       </w:r>
     </w:p>
     <w:p>

--- a/PARADISE_opleidingsplanning.docx
+++ b/PARADISE_opleidingsplanning.docx
@@ -884,19 +884,21 @@
       <w:tr>
         <w:tc>
           <w:tcPr>
-            <w:tcW w:w="2400" w:type="dxa"/>
-          </w:tcPr>
-          <w:p>
-            <w:pPr>
-              <w:spacing w:before="40" w:after="40"/>
-            </w:pPr>
-            <w:r>
-              <w:rPr>
+            <w:tcW w:w="1800" w:type="dxa"/>
+          </w:tcPr>
+          <w:p>
+            <w:pPr>
+              <w:spacing w:before="40" w:after="40"/>
+            </w:pPr>
+            <w:r/>
+            <w:r>
+              <w:rPr>
+                <w:rFonts w:ascii="Segoe UI" w:hAnsi="Segoe UI"/>
                 <w:b/>
                 <w:color w:val="1B2630"/>
                 <w:sz w:val="17"/>
               </w:rPr>
-              <w:t>1–16 dec</w:t>
+              <w:t>week van 21 sep</w:t>
             </w:r>
           </w:p>
         </w:tc>
@@ -907,17 +909,16 @@
           <w:p>
             <w:pPr>
               <w:spacing w:before="40" w:after="40"/>
-              <w:rPr>
-                <w:lang w:val="nl-BE"/>
-              </w:rPr>
-            </w:pPr>
-            <w:r>
-              <w:rPr>
-                <w:color w:val="1B2630"/>
-                <w:sz w:val="17"/>
-                <w:lang w:val="nl-BE"/>
-              </w:rPr>
-              <w:t>Zes opleidingsdagen van zes uur ter plaatse, met twee lesgevers, in twaalf werkdagen</w:t>
+            </w:pPr>
+            <w:r/>
+            <w:r>
+              <w:rPr>
+                <w:rFonts w:ascii="Segoe UI" w:hAnsi="Segoe UI"/>
+                <w:b w:val="0"/>
+                <w:color w:val="1B2630"/>
+                <w:sz w:val="17"/>
+              </w:rPr>
+              <w:t>Datumvoorstel naar de zes centra, met per sessie wie er verwacht wordt</w:t>
             </w:r>
           </w:p>
         </w:tc>
@@ -925,19 +926,21 @@
       <w:tr>
         <w:tc>
           <w:tcPr>
-            <w:tcW w:w="2400" w:type="dxa"/>
-          </w:tcPr>
-          <w:p>
-            <w:pPr>
-              <w:spacing w:before="40" w:after="40"/>
-            </w:pPr>
-            <w:r>
-              <w:rPr>
+            <w:tcW w:w="1800" w:type="dxa"/>
+          </w:tcPr>
+          <w:p>
+            <w:pPr>
+              <w:spacing w:before="40" w:after="40"/>
+            </w:pPr>
+            <w:r/>
+            <w:r>
+              <w:rPr>
+                <w:rFonts w:ascii="Segoe UI" w:hAnsi="Segoe UI"/>
                 <w:b/>
                 <w:color w:val="1B2630"/>
                 <w:sz w:val="17"/>
               </w:rPr>
-              <w:t>11–29 jan</w:t>
+              <w:t>vr 16 okt</w:t>
             </w:r>
           </w:p>
         </w:tc>
@@ -948,17 +951,16 @@
           <w:p>
             <w:pPr>
               <w:spacing w:before="40" w:after="40"/>
-              <w:rPr>
-                <w:lang w:val="nl-BE"/>
-              </w:rPr>
-            </w:pPr>
-            <w:r>
-              <w:rPr>
-                <w:color w:val="1B2630"/>
-                <w:sz w:val="17"/>
-                <w:lang w:val="nl-BE"/>
-              </w:rPr>
-              <w:t>Acht van de vijftien werkdagen ter plaatse, plus voorbereiding</w:t>
+            </w:pPr>
+            <w:r/>
+            <w:r>
+              <w:rPr>
+                <w:rFonts w:ascii="Segoe UI" w:hAnsi="Segoe UI"/>
+                <w:b w:val="0"/>
+                <w:color w:val="1B2630"/>
+                <w:sz w:val="17"/>
+              </w:rPr>
+              <w:t>Antwoord van de zes centra; kalender vastgelegd, daarna geen verschuiving meer</w:t>
             </w:r>
           </w:p>
         </w:tc>
@@ -966,19 +968,21 @@
       <w:tr>
         <w:tc>
           <w:tcPr>
-            <w:tcW w:w="2400" w:type="dxa"/>
-          </w:tcPr>
-          <w:p>
-            <w:pPr>
-              <w:spacing w:before="40" w:after="40"/>
-            </w:pPr>
-            <w:r>
-              <w:rPr>
+            <w:tcW w:w="1800" w:type="dxa"/>
+          </w:tcPr>
+          <w:p>
+            <w:pPr>
+              <w:spacing w:before="40" w:after="40"/>
+            </w:pPr>
+            <w:r/>
+            <w:r>
+              <w:rPr>
+                <w:rFonts w:ascii="Segoe UI" w:hAnsi="Segoe UI"/>
                 <w:b/>
                 <w:color w:val="1B2630"/>
                 <w:sz w:val="17"/>
               </w:rPr>
-              <w:t>26 en 27 jan</w:t>
+              <w:t>oktober</w:t>
             </w:r>
           </w:p>
         </w:tc>
@@ -989,58 +993,16 @@
           <w:p>
             <w:pPr>
               <w:spacing w:before="40" w:after="40"/>
-              <w:rPr>
-                <w:lang w:val="nl-BE"/>
-              </w:rPr>
-            </w:pPr>
-            <w:r>
-              <w:rPr>
-                <w:color w:val="1B2630"/>
-                <w:sz w:val="17"/>
-                <w:lang w:val="nl-BE"/>
-              </w:rPr>
-              <w:t>Leuven en Antwerpen, negen en een half uur deur tot deur, twee dagen na elkaar</w:t>
-            </w:r>
-          </w:p>
-        </w:tc>
-      </w:tr>
-      <w:tr>
-        <w:tc>
-          <w:tcPr>
-            <w:tcW w:w="2400" w:type="dxa"/>
-          </w:tcPr>
-          <w:p>
-            <w:pPr>
-              <w:spacing w:before="40" w:after="40"/>
-            </w:pPr>
-            <w:r>
-              <w:rPr>
-                <w:b/>
-                <w:color w:val="1B2630"/>
-                <w:sz w:val="17"/>
-              </w:rPr>
-              <w:t>21 dec – 3 jan</w:t>
-            </w:r>
-          </w:p>
-        </w:tc>
-        <w:tc>
-          <w:tcPr>
-            <w:tcW w:w="8060" w:type="dxa"/>
-          </w:tcPr>
-          <w:p>
-            <w:pPr>
-              <w:spacing w:before="40" w:after="40"/>
-              <w:rPr>
-                <w:lang w:val="nl-BE"/>
-              </w:rPr>
-            </w:pPr>
-            <w:r>
-              <w:rPr>
-                <w:color w:val="1B2630"/>
-                <w:sz w:val="17"/>
-                <w:lang w:val="nl-BE"/>
-              </w:rPr>
-              <w:t>Kerstvakantie: geen inhaalruimte tussen december en januari</w:t>
+            </w:pPr>
+            <w:r/>
+            <w:r>
+              <w:rPr>
+                <w:rFonts w:ascii="Segoe UI" w:hAnsi="Segoe UI"/>
+                <w:b w:val="0"/>
+                <w:color w:val="1B2630"/>
+                <w:sz w:val="17"/>
+              </w:rPr>
+              <w:t>Licenties EuroQol en iMTA rond, formulierenroute beslist, drukmeetsystemen besteld</w:t>
             </w:r>
           </w:p>
         </w:tc>
@@ -1383,12 +1345,15 @@
             <w:pPr>
               <w:spacing w:before="40" w:after="40"/>
             </w:pPr>
-            <w:r>
-              <w:rPr>
-                <w:color w:val="1B2630"/>
-                <w:sz w:val="17"/>
-              </w:rPr>
-              <w:t>iedereen</w:t>
+            <w:r/>
+            <w:r>
+              <w:rPr>
+                <w:rFonts w:ascii="Segoe UI" w:hAnsi="Segoe UI"/>
+                <w:b w:val="0"/>
+                <w:color w:val="1B2630"/>
+                <w:sz w:val="17"/>
+              </w:rPr>
+              <w:t>wie de educatie geeft</w:t>
             </w:r>
           </w:p>
         </w:tc>
@@ -2715,7 +2680,7 @@
           <w:sz w:val="17"/>
           <w:lang w:val="nl-BE"/>
         </w:rPr>
-        <w:t>Donderdag 21, vrijdag 22 en donderdag 28 januari blijven vrij als inhaalslots. Met zes drooglopen in twee weken is de kans reëel dat er één verschuift.</w:t>
+        <w:t>Donderdag 21, vrijdag 22 en donderdag 28 januari blijven vrij als inhaalslots. Met zes drooglopen in twee weken is de kans reëel dat er één verschuift, en de kerstvakantie ervoor laat geen ruimte om iets naar voren te halen. Leuven en Antwerpen vallen bovendien op twee opeenvolgende dagen, elk negen en een half uur deur tot deur.</w:t>
       </w:r>
     </w:p>
     <w:p>
@@ -4044,17 +4009,16 @@
           <w:p>
             <w:pPr>
               <w:spacing w:before="40" w:after="40"/>
-              <w:rPr>
-                <w:lang w:val="nl-BE"/>
-              </w:rPr>
-            </w:pPr>
-            <w:r>
-              <w:rPr>
-                <w:color w:val="1B2630"/>
-                <w:sz w:val="17"/>
-                <w:lang w:val="nl-BE"/>
-              </w:rPr>
-              <w:t>één ziekteperiode van twee weken legt tien van de dertien sessiedagen stil</w:t>
+            </w:pPr>
+            <w:r/>
+            <w:r>
+              <w:rPr>
+                <w:rFonts w:ascii="Segoe UI" w:hAnsi="Segoe UI"/>
+                <w:b w:val="0"/>
+                <w:color w:val="1B2630"/>
+                <w:sz w:val="17"/>
+              </w:rPr>
+              <w:t>één ziekteperiode van twee weken legt twaalf van de veertien sessiedagen stil</w:t>
             </w:r>
           </w:p>
         </w:tc>
@@ -4234,17 +4198,16 @@
           <w:p>
             <w:pPr>
               <w:spacing w:before="40" w:after="40"/>
-              <w:rPr>
-                <w:lang w:val="nl-BE"/>
-              </w:rPr>
-            </w:pPr>
-            <w:r>
-              <w:rPr>
-                <w:color w:val="1B2630"/>
-                <w:sz w:val="17"/>
-                <w:lang w:val="nl-BE"/>
-              </w:rPr>
-              <w:t>het boosterdagdeel van juni en de fideliteitsmeting</w:t>
+            </w:pPr>
+            <w:r/>
+            <w:r>
+              <w:rPr>
+                <w:rFonts w:ascii="Segoe UI" w:hAnsi="Segoe UI"/>
+                <w:b w:val="0"/>
+                <w:color w:val="1B2630"/>
+                <w:sz w:val="17"/>
+              </w:rPr>
+              <w:t>gedragsdag 2 van april en de fideliteitsmeting</w:t>
             </w:r>
           </w:p>
         </w:tc>
@@ -4677,12 +4640,15 @@
             <w:pPr>
               <w:spacing w:before="40" w:after="40"/>
             </w:pPr>
-            <w:r>
-              <w:rPr>
-                <w:color w:val="1B2630"/>
-                <w:sz w:val="17"/>
-              </w:rPr>
-              <w:t>zie sectie 7</w:t>
+            <w:r/>
+            <w:r>
+              <w:rPr>
+                <w:rFonts w:ascii="Segoe UI" w:hAnsi="Segoe UI"/>
+                <w:b w:val="0"/>
+                <w:color w:val="1B2630"/>
+                <w:sz w:val="17"/>
+              </w:rPr>
+              <w:t>zie sectie 6</w:t>
             </w:r>
           </w:p>
         </w:tc>
@@ -6891,7 +6857,7 @@
                 <w:color w:val="1B2630"/>
                 <w:sz w:val="17"/>
               </w:rPr>
-              <w:t>Dobbels · 37,5 u contact, zes volle dagen in december</w:t>
+              <w:t>Dobbels · 37,5 u contact vóór de start, twaalf volle lesdagen</w:t>
             </w:r>
           </w:p>
         </w:tc>

--- a/PARADISE_opleidingsplanning.docx
+++ b/PARADISE_opleidingsplanning.docx
@@ -710,80 +710,6 @@
           </w:p>
         </w:tc>
       </w:tr>
-      <w:tr>
-        <w:trPr>
-          <w:trHeight w:val="597"/>
-        </w:trPr>
-        <w:tc>
-          <w:tcPr>
-            <w:tcW w:w="2400" w:type="dxa"/>
-          </w:tcPr>
-          <w:p>
-            <w:pPr>
-              <w:spacing w:before="40" w:after="40"/>
-            </w:pPr>
-            <w:r>
-              <w:rPr>
-                <w:b/>
-                <w:color w:val="1B2630"/>
-                <w:sz w:val="17"/>
-              </w:rPr>
-              <w:t>Certificering</w:t>
-            </w:r>
-          </w:p>
-        </w:tc>
-        <w:tc>
-          <w:tcPr>
-            <w:tcW w:w="1900" w:type="dxa"/>
-          </w:tcPr>
-          <w:p>
-            <w:pPr>
-              <w:spacing w:before="40" w:after="40"/>
-            </w:pPr>
-            <w:r>
-              <w:rPr>
-                <w:color w:val="1B2630"/>
-                <w:sz w:val="17"/>
-              </w:rPr>
-              <w:t>in de droogloop</w:t>
-            </w:r>
-          </w:p>
-        </w:tc>
-        <w:tc>
-          <w:tcPr>
-            <w:tcW w:w="2700" w:type="dxa"/>
-          </w:tcPr>
-          <w:p>
-            <w:pPr>
-              <w:spacing w:before="40" w:after="40"/>
-            </w:pPr>
-            <w:r>
-              <w:rPr>
-                <w:color w:val="1B2630"/>
-                <w:sz w:val="17"/>
-              </w:rPr>
-              <w:t>gemengd</w:t>
-            </w:r>
-          </w:p>
-        </w:tc>
-        <w:tc>
-          <w:tcPr>
-            <w:tcW w:w="2860" w:type="dxa"/>
-          </w:tcPr>
-          <w:p>
-            <w:pPr>
-              <w:spacing w:before="40" w:after="40"/>
-            </w:pPr>
-            <w:r>
-              <w:rPr>
-                <w:color w:val="1B2630"/>
-                <w:sz w:val="17"/>
-              </w:rPr>
-              <w:t>3 opgeleid, minstens 2 gecertificeerd</w:t>
-            </w:r>
-          </w:p>
-        </w:tc>
-      </w:tr>
     </w:tbl>
     <w:p>
       <w:pPr>
@@ -1451,7 +1377,7 @@
           <w:sz w:val="17"/>
           <w:lang w:val="nl-BE"/>
         </w:rPr>
-        <w:t>De week van 2 tot 8 november is herfstvakantie en woensdag 11 november is een feestdag</w:t>
+        <w:t>De week van 2 tot 8 november is herfstvakantie en woensdag 11 november is een feestdag; daar staat niets.</w:t>
       </w:r>
       <w:r>
         <w:rPr>
@@ -1459,7 +1385,6 @@
           <w:sz w:val="17"/>
           <w:lang w:val="nl-BE"/>
         </w:rPr>
-        <w:t xml:space="preserve">. </w:t>
       </w:r>
       <w:r>
         <w:rPr>
@@ -1467,7 +1392,6 @@
           <w:sz w:val="17"/>
           <w:lang w:val="nl-BE"/>
         </w:rPr>
-        <w:t>De kennistoets staat online open van woensdag 18 november tot vrijdag 4 december, met herkansing tot vrijdag 18 december.</w:t>
       </w:r>
     </w:p>
     <w:p>
@@ -2264,7 +2188,7 @@
                 <w:color w:val="1B2630"/>
                 <w:sz w:val="17"/>
               </w:rPr>
-              <w:t>Droogloop, debriefing en ICC-meting</w:t>
+              <w:t>Droogloop en debriefing</w:t>
             </w:r>
           </w:p>
         </w:tc>
@@ -2326,7 +2250,7 @@
                 <w:color w:val="1B2630"/>
                 <w:sz w:val="17"/>
               </w:rPr>
-              <w:t>Droogloop, debriefing en ICC-meting</w:t>
+              <w:t>Droogloop en debriefing</w:t>
             </w:r>
           </w:p>
         </w:tc>
@@ -2388,7 +2312,7 @@
                 <w:color w:val="1B2630"/>
                 <w:sz w:val="17"/>
               </w:rPr>
-              <w:t>Droogloop, debriefing en ICC-meting</w:t>
+              <w:t>Droogloop en debriefing</w:t>
             </w:r>
           </w:p>
         </w:tc>
@@ -2450,7 +2374,7 @@
                 <w:color w:val="1B2630"/>
                 <w:sz w:val="17"/>
               </w:rPr>
-              <w:t>Droogloop, debriefing en ICC-meting</w:t>
+              <w:t>Droogloop en debriefing</w:t>
             </w:r>
           </w:p>
         </w:tc>
@@ -2512,7 +2436,7 @@
                 <w:color w:val="1B2630"/>
                 <w:sz w:val="17"/>
               </w:rPr>
-              <w:t>Droogloop, debriefing en ICC-meting</w:t>
+              <w:t>Droogloop en debriefing</w:t>
             </w:r>
           </w:p>
         </w:tc>
@@ -2574,7 +2498,7 @@
                 <w:color w:val="1B2630"/>
                 <w:sz w:val="17"/>
               </w:rPr>
-              <w:t>Droogloop, debriefing en ICC-meting</w:t>
+              <w:t>Droogloop en debriefing</w:t>
             </w:r>
           </w:p>
         </w:tc>
@@ -2595,68 +2519,6 @@
                 <w:sz w:val="17"/>
               </w:rPr>
               <w:t>UZ Antwerpen</w:t>
-            </w:r>
-          </w:p>
-        </w:tc>
-      </w:tr>
-      <w:tr>
-        <w:tc>
-          <w:tcPr>
-            <w:tcW w:w="1500" w:type="dxa"/>
-          </w:tcPr>
-          <w:p>
-            <w:pPr>
-              <w:spacing w:before="40" w:after="40"/>
-            </w:pPr>
-            <w:r/>
-            <w:r>
-              <w:rPr>
-                <w:rFonts w:ascii="Segoe UI" w:hAnsi="Segoe UI"/>
-                <w:b/>
-                <w:color w:val="1B2630"/>
-                <w:sz w:val="17"/>
-              </w:rPr>
-              <w:t>vr 29 jan</w:t>
-            </w:r>
-          </w:p>
-        </w:tc>
-        <w:tc>
-          <w:tcPr>
-            <w:tcW w:w="4900" w:type="dxa"/>
-          </w:tcPr>
-          <w:p>
-            <w:pPr>
-              <w:spacing w:before="40" w:after="40"/>
-            </w:pPr>
-            <w:r/>
-            <w:r>
-              <w:rPr>
-                <w:rFonts w:ascii="Segoe UI" w:hAnsi="Segoe UI"/>
-                <w:b w:val="0"/>
-                <w:color w:val="1B2630"/>
-                <w:sz w:val="17"/>
-              </w:rPr>
-              <w:t>Certificatenregister getekend en in de Trial Master File</w:t>
-            </w:r>
-          </w:p>
-        </w:tc>
-        <w:tc>
-          <w:tcPr>
-            <w:tcW w:w="3460" w:type="dxa"/>
-          </w:tcPr>
-          <w:p>
-            <w:pPr>
-              <w:spacing w:before="40" w:after="40"/>
-            </w:pPr>
-            <w:r/>
-            <w:r>
-              <w:rPr>
-                <w:rFonts w:ascii="Segoe UI" w:hAnsi="Segoe UI"/>
-                <w:b w:val="0"/>
-                <w:color w:val="1B2630"/>
-                <w:sz w:val="17"/>
-              </w:rPr>
-              <w:t>—</w:t>
             </w:r>
           </w:p>
         </w:tc>
@@ -3915,68 +3777,6 @@
                 <w:color w:val="1B2630"/>
                 <w:sz w:val="17"/>
               </w:rPr>
-              <w:t>oktober</w:t>
-            </w:r>
-          </w:p>
-        </w:tc>
-        <w:tc>
-          <w:tcPr>
-            <w:tcW w:w="4200" w:type="dxa"/>
-          </w:tcPr>
-          <w:p>
-            <w:pPr>
-              <w:spacing w:before="40" w:after="40"/>
-              <w:rPr>
-                <w:lang w:val="nl-BE"/>
-              </w:rPr>
-            </w:pPr>
-            <w:r>
-              <w:rPr>
-                <w:color w:val="1B2630"/>
-                <w:sz w:val="17"/>
-                <w:lang w:val="nl-BE"/>
-              </w:rPr>
-              <w:t>Vrijwilligers en toestemmingsroute voor de ICC-metingen</w:t>
-            </w:r>
-          </w:p>
-        </w:tc>
-        <w:tc>
-          <w:tcPr>
-            <w:tcW w:w="4060" w:type="dxa"/>
-          </w:tcPr>
-          <w:p>
-            <w:pPr>
-              <w:spacing w:before="40" w:after="40"/>
-              <w:rPr>
-                <w:lang w:val="nl-BE"/>
-              </w:rPr>
-            </w:pPr>
-            <w:r>
-              <w:rPr>
-                <w:color w:val="1B2630"/>
-                <w:sz w:val="17"/>
-                <w:lang w:val="nl-BE"/>
-              </w:rPr>
-              <w:t>Go-criterium 6 is niet haalbaar tegen de Go/No-Go</w:t>
-            </w:r>
-          </w:p>
-        </w:tc>
-      </w:tr>
-      <w:tr>
-        <w:tc>
-          <w:tcPr>
-            <w:tcW w:w="1600" w:type="dxa"/>
-          </w:tcPr>
-          <w:p>
-            <w:pPr>
-              <w:spacing w:before="40" w:after="40"/>
-            </w:pPr>
-            <w:r>
-              <w:rPr>
-                <w:b/>
-                <w:color w:val="1B2630"/>
-                <w:sz w:val="17"/>
-              </w:rPr>
               <w:t>november</w:t>
             </w:r>
           </w:p>
@@ -4408,17 +4208,16 @@
           <w:p>
             <w:pPr>
               <w:spacing w:before="40" w:after="40"/>
-              <w:rPr>
-                <w:lang w:val="nl-BE"/>
-              </w:rPr>
-            </w:pPr>
-            <w:r>
-              <w:rPr>
-                <w:color w:val="1B2630"/>
-                <w:sz w:val="17"/>
-                <w:lang w:val="nl-BE"/>
-              </w:rPr>
-              <w:t>3 u theorie, 1,5 u toestemming en randomisatie, plus de kennistoets</w:t>
+            </w:pPr>
+            <w:r/>
+            <w:r>
+              <w:rPr>
+                <w:rFonts w:ascii="Segoe UI" w:hAnsi="Segoe UI"/>
+                <w:b w:val="0"/>
+                <w:color w:val="1B2630"/>
+                <w:sz w:val="17"/>
+              </w:rPr>
+              <w:t>3 u theorie, 1,5 u toestemming en randomisatie</w:t>
             </w:r>
           </w:p>
         </w:tc>
@@ -4466,17 +4265,16 @@
           <w:p>
             <w:pPr>
               <w:spacing w:before="40" w:after="40"/>
-              <w:rPr>
-                <w:lang w:val="nl-BE"/>
-              </w:rPr>
-            </w:pPr>
-            <w:r>
-              <w:rPr>
-                <w:color w:val="1B2630"/>
-                <w:sz w:val="17"/>
-                <w:lang w:val="nl-BE"/>
-              </w:rPr>
-              <w:t>3 u theorie, 2 u technologie, 4,5 u droogloop, 1 u ICC</w:t>
+            </w:pPr>
+            <w:r/>
+            <w:r>
+              <w:rPr>
+                <w:rFonts w:ascii="Segoe UI" w:hAnsi="Segoe UI"/>
+                <w:b w:val="0"/>
+                <w:color w:val="1B2630"/>
+                <w:sz w:val="17"/>
+              </w:rPr>
+              <w:t>3 u theorie, 2 u technologie, 4,5 u droogloop</w:t>
             </w:r>
           </w:p>
         </w:tc>
@@ -4537,7 +4335,7 @@
                 <w:color w:val="1B2630"/>
                 <w:sz w:val="17"/>
               </w:rPr>
-              <w:t>3 u theorie, 1,5 u toestemming, 1,5 u educatie, 2 u technologie, 6 u gedrag, 3 u vragenlijsten, 4,5 u droogloop, 1 u ICC — samen 22,5 u vóór de start, plus 6 u in april</w:t>
+              <w:t>3 u theorie, 1,5 u toestemming, 1,5 u educatie, 2 u technologie, 6 u gedrag, 3 u vragenlijsten, 4,5 u droogloop — samen 21,5 u vóór de start, plus 6 u in april</w:t>
             </w:r>
           </w:p>
         </w:tc>
@@ -5245,52 +5043,60 @@
         <w:tc>
           <w:tcPr>
             <w:tcW w:w="3400" w:type="dxa"/>
-          </w:tcPr>
-          <w:p>
-            <w:pPr>
-              <w:spacing w:before="40" w:after="40"/>
-            </w:pPr>
-            <w:r>
-              <w:rPr>
+            <w:shd w:val="clear" w:color="auto" w:fill="EAF3F8"/>
+          </w:tcPr>
+          <w:p>
+            <w:pPr>
+              <w:spacing w:before="40" w:after="40"/>
+            </w:pPr>
+            <w:r/>
+            <w:r>
+              <w:rPr>
+                <w:rFonts w:ascii="Segoe UI" w:hAnsi="Segoe UI"/>
                 <w:b/>
                 <w:color w:val="1B2630"/>
                 <w:sz w:val="17"/>
               </w:rPr>
-              <w:t>ICC-meting, zes centra</w:t>
+              <w:t>Gedragsdag 2, in april 2027</w:t>
             </w:r>
           </w:p>
         </w:tc>
         <w:tc>
           <w:tcPr>
             <w:tcW w:w="3600" w:type="dxa"/>
-          </w:tcPr>
-          <w:p>
-            <w:pPr>
-              <w:spacing w:before="40" w:after="40"/>
-            </w:pPr>
-            <w:r>
-              <w:rPr>
-                <w:color w:val="1B2630"/>
-                <w:sz w:val="17"/>
-              </w:rPr>
-              <w:t>Janou</w:t>
+            <w:shd w:val="clear" w:color="auto" w:fill="EAF3F8"/>
+          </w:tcPr>
+          <w:p>
+            <w:pPr>
+              <w:spacing w:before="40" w:after="40"/>
+            </w:pPr>
+            <w:r>
+              <w:rPr>
+                <w:color w:val="1B2630"/>
+                <w:sz w:val="17"/>
+              </w:rPr>
+              <w:t>Dobbels</w:t>
             </w:r>
           </w:p>
         </w:tc>
         <w:tc>
           <w:tcPr>
             <w:tcW w:w="2860" w:type="dxa"/>
-          </w:tcPr>
-          <w:p>
-            <w:pPr>
-              <w:spacing w:before="40" w:after="40"/>
-            </w:pPr>
-            <w:r>
-              <w:rPr>
-                <w:color w:val="1B2630"/>
-                <w:sz w:val="17"/>
-              </w:rPr>
-              <w:t>6 u</w:t>
+            <w:shd w:val="clear" w:color="auto" w:fill="EAF3F8"/>
+          </w:tcPr>
+          <w:p>
+            <w:pPr>
+              <w:spacing w:before="40" w:after="40"/>
+            </w:pPr>
+            <w:r/>
+            <w:r>
+              <w:rPr>
+                <w:rFonts w:ascii="Segoe UI" w:hAnsi="Segoe UI"/>
+                <w:b w:val="0"/>
+                <w:color w:val="1B2630"/>
+                <w:sz w:val="17"/>
+              </w:rPr>
+              <w:t>36 u</w:t>
             </w:r>
           </w:p>
         </w:tc>
@@ -5305,15 +5111,13 @@
             <w:pPr>
               <w:spacing w:before="40" w:after="40"/>
             </w:pPr>
-            <w:r/>
-            <w:r>
-              <w:rPr>
-                <w:rFonts w:ascii="Segoe UI" w:hAnsi="Segoe UI"/>
+            <w:r>
+              <w:rPr>
                 <w:b/>
-                <w:color w:val="1B2630"/>
-                <w:sz w:val="17"/>
-              </w:rPr>
-              <w:t>Gedragsdag 2, in april 2027</w:t>
+                <w:color w:val="00407A"/>
+                <w:sz w:val="17"/>
+              </w:rPr>
+              <w:t>Totaal vóór de start</w:t>
             </w:r>
           </w:p>
         </w:tc>
@@ -5326,12 +5130,15 @@
             <w:pPr>
               <w:spacing w:before="40" w:after="40"/>
             </w:pPr>
-            <w:r>
-              <w:rPr>
-                <w:color w:val="1B2630"/>
-                <w:sz w:val="17"/>
-              </w:rPr>
-              <w:t>Dobbels</w:t>
+            <w:r/>
+            <w:r>
+              <w:rPr>
+                <w:rFonts w:ascii="Segoe UI" w:hAnsi="Segoe UI"/>
+                <w:b w:val="0"/>
+                <w:color w:val="1B2630"/>
+                <w:sz w:val="17"/>
+              </w:rPr>
+              <w:t>waarvan Janou 42 u</w:t>
             </w:r>
           </w:p>
         </w:tc>
@@ -5352,68 +5159,7 @@
                 <w:color w:val="1B2630"/>
                 <w:sz w:val="17"/>
               </w:rPr>
-              <w:t>36 u</w:t>
-            </w:r>
-          </w:p>
-        </w:tc>
-      </w:tr>
-      <w:tr>
-        <w:tc>
-          <w:tcPr>
-            <w:tcW w:w="3400" w:type="dxa"/>
-            <w:shd w:val="clear" w:color="auto" w:fill="EAF3F8"/>
-          </w:tcPr>
-          <w:p>
-            <w:pPr>
-              <w:spacing w:before="40" w:after="40"/>
-            </w:pPr>
-            <w:r>
-              <w:rPr>
-                <w:b/>
-                <w:color w:val="00407A"/>
-                <w:sz w:val="17"/>
-              </w:rPr>
-              <w:t>Totaal vóór de start</w:t>
-            </w:r>
-          </w:p>
-        </w:tc>
-        <w:tc>
-          <w:tcPr>
-            <w:tcW w:w="3600" w:type="dxa"/>
-            <w:shd w:val="clear" w:color="auto" w:fill="EAF3F8"/>
-          </w:tcPr>
-          <w:p>
-            <w:pPr>
-              <w:spacing w:before="40" w:after="40"/>
-            </w:pPr>
-            <w:r>
-              <w:rPr>
-                <w:b/>
-                <w:color w:val="00407A"/>
-                <w:sz w:val="17"/>
-              </w:rPr>
-              <w:t>waarvan Janou 48 u</w:t>
-            </w:r>
-          </w:p>
-        </w:tc>
-        <w:tc>
-          <w:tcPr>
-            <w:tcW w:w="2860" w:type="dxa"/>
-            <w:shd w:val="clear" w:color="auto" w:fill="EAF3F8"/>
-          </w:tcPr>
-          <w:p>
-            <w:pPr>
-              <w:spacing w:before="40" w:after="40"/>
-            </w:pPr>
-            <w:r/>
-            <w:r>
-              <w:rPr>
-                <w:rFonts w:ascii="Segoe UI" w:hAnsi="Segoe UI"/>
-                <w:b w:val="0"/>
-                <w:color w:val="1B2630"/>
-                <w:sz w:val="17"/>
-              </w:rPr>
-              <w:t>92 u</w:t>
+              <w:t>86 u</w:t>
             </w:r>
           </w:p>
         </w:tc>
@@ -5558,7 +5304,7 @@
                 <w:color w:val="1B2630"/>
                 <w:sz w:val="17"/>
               </w:rPr>
-              <w:t>Vier online sessies bijwonen; geen eigen lesuren</w:t>
+              <w:t>Vier online sessies bijwonen, geen verplaatsing</w:t>
             </w:r>
           </w:p>
         </w:tc>
@@ -5744,7 +5490,7 @@
                 <w:color w:val="1B2630"/>
                 <w:sz w:val="17"/>
               </w:rPr>
-              <w:t>di 15 Leuven, wo 16 Antwerpen, vr 18 vragenlijstenset uit</w:t>
+              <w:t>di 15 Leuven, wo 16 Antwerpen — technologie; vr 18 vragenlijstenset uit</w:t>
             </w:r>
           </w:p>
         </w:tc>
@@ -5868,7 +5614,7 @@
                 <w:color w:val="1B2630"/>
                 <w:sz w:val="17"/>
               </w:rPr>
-              <w:t>di 12 datacollectie bijwonen, do 14 Brugge, vr 15 Kortrijk</w:t>
+              <w:t>di 12 datacollectie online; do 14 Brugge, vr 15 Kortrijk — droogloop</w:t>
             </w:r>
           </w:p>
         </w:tc>
@@ -5930,7 +5676,7 @@
                 <w:color w:val="1B2630"/>
                 <w:sz w:val="17"/>
               </w:rPr>
-              <w:t>di 19 Gent, wo 20 Aalst</w:t>
+              <w:t>di 19 Gent, wo 20 Aalst — droogloop</w:t>
             </w:r>
           </w:p>
         </w:tc>
@@ -5992,7 +5738,7 @@
                 <w:color w:val="1B2630"/>
                 <w:sz w:val="17"/>
               </w:rPr>
-              <w:t>di 26 Leuven, wo 27 Antwerpen, vr 29 register afwerken</w:t>
+              <w:t>di 26 Leuven, wo 27 Antwerpen — droogloop</w:t>
             </w:r>
           </w:p>
         </w:tc>
@@ -6012,7 +5758,7 @@
                 <w:color w:val="1B2630"/>
                 <w:sz w:val="17"/>
               </w:rPr>
-              <w:t>3,5</w:t>
+              <w:t>2</w:t>
             </w:r>
           </w:p>
         </w:tc>
@@ -6035,7 +5781,7 @@
                 <w:color w:val="00407A"/>
                 <w:sz w:val="17"/>
               </w:rPr>
-              <w:t>Tien weken</w:t>
+              <w:t>Tien reisdagen, twaalf sitebezoeken</w:t>
             </w:r>
           </w:p>
         </w:tc>
@@ -6056,7 +5802,7 @@
                 <w:color w:val="00407A"/>
                 <w:sz w:val="17"/>
               </w:rPr>
-              <w:t>Twaalf sitebezoeken in zes centra</w:t>
+              <w:t>Elke dag met een verplaatsing telt als een volle dag</w:t>
             </w:r>
           </w:p>
         </w:tc>
@@ -6077,7 +5823,7 @@
                 <w:color w:val="00407A"/>
                 <w:sz w:val="17"/>
               </w:rPr>
-              <w:t>14 dagen</w:t>
+              <w:t>12,5 dagen</w:t>
             </w:r>
           </w:p>
         </w:tc>
@@ -6422,148 +6168,6 @@
         <w:tc>
           <w:tcPr>
             <w:tcW w:w="3000" w:type="dxa"/>
-          </w:tcPr>
-          <w:p>
-            <w:pPr>
-              <w:spacing w:before="40" w:after="40"/>
-            </w:pPr>
-            <w:r>
-              <w:rPr>
-                <w:b/>
-                <w:color w:val="1B2630"/>
-                <w:sz w:val="17"/>
-              </w:rPr>
-              <w:t>ICC</w:t>
-            </w:r>
-          </w:p>
-        </w:tc>
-        <w:tc>
-          <w:tcPr>
-            <w:tcW w:w="2600" w:type="dxa"/>
-          </w:tcPr>
-          <w:p>
-            <w:pPr>
-              <w:spacing w:before="40" w:after="40"/>
-            </w:pPr>
-            <w:r>
-              <w:rPr>
-                <w:color w:val="1B2630"/>
-                <w:sz w:val="17"/>
-              </w:rPr>
-              <w:t>8 u opzet, vrijwilligers, analyse</w:t>
-            </w:r>
-          </w:p>
-        </w:tc>
-        <w:tc>
-          <w:tcPr>
-            <w:tcW w:w="2200" w:type="dxa"/>
-          </w:tcPr>
-          <w:p>
-            <w:pPr>
-              <w:spacing w:before="40" w:after="40"/>
-            </w:pPr>
-            <w:r>
-              <w:rPr>
-                <w:color w:val="1B2630"/>
-                <w:sz w:val="17"/>
-              </w:rPr>
-              <w:t>—</w:t>
-            </w:r>
-          </w:p>
-        </w:tc>
-        <w:tc>
-          <w:tcPr>
-            <w:tcW w:w="2060" w:type="dxa"/>
-          </w:tcPr>
-          <w:p>
-            <w:pPr>
-              <w:spacing w:before="40" w:after="40"/>
-            </w:pPr>
-            <w:r>
-              <w:rPr>
-                <w:color w:val="1B2630"/>
-                <w:sz w:val="17"/>
-              </w:rPr>
-              <w:t>8 u</w:t>
-            </w:r>
-          </w:p>
-        </w:tc>
-      </w:tr>
-      <w:tr>
-        <w:tc>
-          <w:tcPr>
-            <w:tcW w:w="3000" w:type="dxa"/>
-          </w:tcPr>
-          <w:p>
-            <w:pPr>
-              <w:spacing w:before="40" w:after="40"/>
-            </w:pPr>
-            <w:r>
-              <w:rPr>
-                <w:b/>
-                <w:color w:val="1B2630"/>
-                <w:sz w:val="17"/>
-              </w:rPr>
-              <w:t>Certificering, administratie</w:t>
-            </w:r>
-          </w:p>
-        </w:tc>
-        <w:tc>
-          <w:tcPr>
-            <w:tcW w:w="2600" w:type="dxa"/>
-          </w:tcPr>
-          <w:p>
-            <w:pPr>
-              <w:spacing w:before="40" w:after="40"/>
-            </w:pPr>
-            <w:r>
-              <w:rPr>
-                <w:color w:val="1B2630"/>
-                <w:sz w:val="17"/>
-              </w:rPr>
-              <w:t>4 u</w:t>
-            </w:r>
-          </w:p>
-        </w:tc>
-        <w:tc>
-          <w:tcPr>
-            <w:tcW w:w="2200" w:type="dxa"/>
-          </w:tcPr>
-          <w:p>
-            <w:pPr>
-              <w:spacing w:before="40" w:after="40"/>
-            </w:pPr>
-            <w:r>
-              <w:rPr>
-                <w:color w:val="1B2630"/>
-                <w:sz w:val="17"/>
-              </w:rPr>
-              <w:t>—</w:t>
-            </w:r>
-          </w:p>
-        </w:tc>
-        <w:tc>
-          <w:tcPr>
-            <w:tcW w:w="2060" w:type="dxa"/>
-          </w:tcPr>
-          <w:p>
-            <w:pPr>
-              <w:spacing w:before="40" w:after="40"/>
-            </w:pPr>
-            <w:r>
-              <w:rPr>
-                <w:color w:val="1B2630"/>
-                <w:sz w:val="17"/>
-              </w:rPr>
-              <w:t>4 u</w:t>
-            </w:r>
-          </w:p>
-        </w:tc>
-      </w:tr>
-      <w:tr>
-        <w:tc>
-          <w:tcPr>
-            <w:tcW w:w="3000" w:type="dxa"/>
             <w:shd w:val="clear" w:color="auto" w:fill="EAF3F8"/>
           </w:tcPr>
           <w:p>
@@ -6627,13 +6231,15 @@
             <w:pPr>
               <w:spacing w:before="40" w:after="40"/>
             </w:pPr>
-            <w:r>
-              <w:rPr>
-                <w:b/>
-                <w:color w:val="00407A"/>
-                <w:sz w:val="17"/>
-              </w:rPr>
-              <w:t>36 u ≈ 4,5 dagen</w:t>
+            <w:r/>
+            <w:r>
+              <w:rPr>
+                <w:rFonts w:ascii="Segoe UI" w:hAnsi="Segoe UI"/>
+                <w:b w:val="0"/>
+                <w:color w:val="1B2630"/>
+                <w:sz w:val="17"/>
+              </w:rPr>
+              <w:t>24 u ≈ 3 dagen</w:t>
             </w:r>
           </w:p>
         </w:tc>
@@ -6731,7 +6337,7 @@
                 <w:color w:val="1B2630"/>
                 <w:sz w:val="17"/>
               </w:rPr>
-              <w:t>Janou · sessies, reizen en opstellen</w:t>
+              <w:t>Janou · sessies en reisdagen</w:t>
             </w:r>
           </w:p>
         </w:tc>
@@ -6751,7 +6357,7 @@
                 <w:color w:val="1B2630"/>
                 <w:sz w:val="17"/>
               </w:rPr>
-              <w:t>14</w:t>
+              <w:t>12,5</w:t>
             </w:r>
           </w:p>
         </w:tc>
@@ -6773,7 +6379,7 @@
                 <w:color w:val="1B2630"/>
                 <w:sz w:val="17"/>
               </w:rPr>
-              <w:t>Janou · voorbereiding en administratie</w:t>
+              <w:t>Janou · voorbereiding</w:t>
             </w:r>
           </w:p>
         </w:tc>
@@ -6793,7 +6399,7 @@
                 <w:color w:val="1B2630"/>
                 <w:sz w:val="17"/>
               </w:rPr>
-              <w:t>4,5</w:t>
+              <w:t>3</w:t>
             </w:r>
           </w:p>
         </w:tc>
@@ -6857,7 +6463,7 @@
                 <w:color w:val="1B2630"/>
                 <w:sz w:val="17"/>
               </w:rPr>
-              <w:t>Dobbels · 37,5 u contact vóór de start, twaalf volle lesdagen</w:t>
+              <w:t>Dobbels · 37,5 u contact, zes lesdagen in december</w:t>
             </w:r>
           </w:p>
         </w:tc>
@@ -6877,7 +6483,7 @@
                 <w:color w:val="1B2630"/>
                 <w:sz w:val="17"/>
               </w:rPr>
-              <w:t>10</w:t>
+              <w:t>9</w:t>
             </w:r>
           </w:p>
         </w:tc>
@@ -6963,7 +6569,7 @@
                 <w:color w:val="00407A"/>
                 <w:sz w:val="17"/>
               </w:rPr>
-              <w:t>18,5 van de 48 werkdagen</w:t>
+              <w:t>15,5 van de 48 werkdagen</w:t>
             </w:r>
           </w:p>
         </w:tc>
@@ -7018,26 +6624,21 @@
       </w:pPr>
       <w:r>
         <w:rPr>
+          <w:rFonts w:ascii="Segoe UI" w:hAnsi="Segoe UI"/>
           <w:b/>
           <w:color w:val="FF7A00"/>
-          <w:lang w:val="nl-BE"/>
+          <w:sz w:val="19"/>
         </w:rPr>
         <w:t xml:space="preserve">1.  </w:t>
       </w:r>
       <w:r>
         <w:rPr>
+          <w:rFonts w:ascii="Segoe UI" w:hAnsi="Segoe UI"/>
           <w:b/>
           <w:color w:val="1B2630"/>
-          <w:lang w:val="nl-BE"/>
+          <w:sz w:val="19"/>
         </w:rPr>
         <w:t>De zes data van december en januari, met per centrum wie er die dag bij is.</w:t>
-      </w:r>
-      <w:r>
-        <w:rPr>
-          <w:color w:val="1B2630"/>
-          <w:lang w:val="nl-BE"/>
-        </w:rPr>
-        <w:t xml:space="preserve">  </w:t>
       </w:r>
     </w:p>
     <w:p>
@@ -7077,26 +6678,21 @@
       </w:pPr>
       <w:r>
         <w:rPr>
+          <w:rFonts w:ascii="Segoe UI" w:hAnsi="Segoe UI"/>
           <w:b/>
           <w:color w:val="FF7A00"/>
-          <w:lang w:val="nl-BE"/>
+          <w:sz w:val="19"/>
         </w:rPr>
         <w:t xml:space="preserve">3.  </w:t>
       </w:r>
       <w:r>
         <w:rPr>
+          <w:rFonts w:ascii="Segoe UI" w:hAnsi="Segoe UI"/>
           <w:b/>
           <w:color w:val="1B2630"/>
-          <w:lang w:val="nl-BE"/>
+          <w:sz w:val="19"/>
         </w:rPr>
         <w:t>Educatie online of ter plaatse.</w:t>
-      </w:r>
-      <w:r>
-        <w:rPr>
-          <w:color w:val="1B2630"/>
-          <w:lang w:val="nl-BE"/>
-        </w:rPr>
-        <w:t xml:space="preserve">  </w:t>
       </w:r>
     </w:p>
     <w:p>
@@ -7136,19 +6732,21 @@
       </w:pPr>
       <w:r>
         <w:rPr>
+          <w:rFonts w:ascii="Segoe UI" w:hAnsi="Segoe UI"/>
           <w:b/>
           <w:color w:val="FF7A00"/>
-          <w:lang w:val="nl-BE"/>
+          <w:sz w:val="19"/>
         </w:rPr>
         <w:t xml:space="preserve">5.  </w:t>
       </w:r>
       <w:r>
         <w:rPr>
+          <w:rFonts w:ascii="Segoe UI" w:hAnsi="Segoe UI"/>
           <w:b/>
           <w:color w:val="1B2630"/>
-          <w:lang w:val="nl-BE"/>
+          <w:sz w:val="19"/>
         </w:rPr>
-        <w:t>Wie de derde persoon per centrum is die meeloopt voor de certificering.</w:t>
+        <w:t>Wie de thema's geeft die Janou niet doet — voorstel: Deschamps theorie en randomisatie, Dobbels educatie en gedrag, Fobelets datacollectie (proces en GE evaluatie).</w:t>
       </w:r>
     </w:p>
     <w:p>
@@ -7161,58 +6759,19 @@
       </w:pPr>
       <w:r>
         <w:rPr>
+          <w:rFonts w:ascii="Segoe UI" w:hAnsi="Segoe UI"/>
           <w:b/>
           <w:color w:val="FF7A00"/>
-          <w:lang w:val="nl-BE"/>
+          <w:sz w:val="19"/>
         </w:rPr>
         <w:t xml:space="preserve">6.  </w:t>
       </w:r>
       <w:r>
         <w:rPr>
+          <w:rFonts w:ascii="Segoe UI" w:hAnsi="Segoe UI"/>
           <w:b/>
           <w:color w:val="1B2630"/>
-          <w:lang w:val="nl-BE"/>
-        </w:rPr>
-        <w:t>Wie de thema's geeft die Janou niet doet — voorstel: Deschamps theorie en randomisatie, Dobbels educatie en gedrag, Fobelets datacollectie</w:t>
-      </w:r>
-      <w:r>
-        <w:rPr>
-          <w:b/>
-          <w:color w:val="1B2630"/>
-          <w:lang w:val="nl-BE"/>
-        </w:rPr>
-        <w:t xml:space="preserve"> (proces en GE evaluatie)</w:t>
-      </w:r>
-      <w:r>
-        <w:rPr>
-          <w:b/>
-          <w:color w:val="1B2630"/>
-          <w:lang w:val="nl-BE"/>
-        </w:rPr>
-        <w:t>.</w:t>
-      </w:r>
-    </w:p>
-    <w:p>
-      <w:pPr>
-        <w:spacing w:after="80"/>
-        <w:ind w:left="280" w:hanging="280"/>
-        <w:rPr>
-          <w:lang w:val="nl-BE"/>
-        </w:rPr>
-      </w:pPr>
-      <w:r>
-        <w:rPr>
-          <w:b/>
-          <w:color w:val="FF7A00"/>
-          <w:lang w:val="nl-BE"/>
-        </w:rPr>
-        <w:t xml:space="preserve">7.  </w:t>
-      </w:r>
-      <w:r>
-        <w:rPr>
-          <w:b/>
-          <w:color w:val="1B2630"/>
-          <w:lang w:val="nl-BE"/>
+          <w:sz w:val="19"/>
         </w:rPr>
         <w:t>Een plaatsvervanger voor technologie en droogloop, met naam.</w:t>
       </w:r>
@@ -7232,7 +6791,7 @@
           <w:color w:val="FF7A00"/>
           <w:sz w:val="19"/>
         </w:rPr>
-        <w:t xml:space="preserve">8.  </w:t>
+        <w:t xml:space="preserve">7.  </w:t>
       </w:r>
       <w:r>
         <w:rPr>

--- a/PARADISE_opleidingsplanning.docx
+++ b/PARADISE_opleidingsplanning.docx
@@ -435,7 +435,7 @@
                 <w:color w:val="1B2630"/>
                 <w:sz w:val="17"/>
               </w:rPr>
-              <w:t>6 blokken van 2 u, drie per dag</w:t>
+              <w:t>6 blokken van 1 u, drie per dag</w:t>
             </w:r>
           </w:p>
         </w:tc>
@@ -1783,7 +1783,7 @@
                 <w:color w:val="1B2630"/>
                 <w:sz w:val="17"/>
               </w:rPr>
-              <w:t>Gedragsdag 1: blok 1 tot 3, zes uur per centrum — op een andere dag dan de technologiedag</w:t>
+              <w:t>Gedragsdag 1: blok 1 tot 3, drie uur per centrum — op een andere dag dan de technologiedag</w:t>
             </w:r>
           </w:p>
         </w:tc>
@@ -2921,7 +2921,7 @@
                 <w:color w:val="1B2630"/>
                 <w:sz w:val="17"/>
               </w:rPr>
-              <w:t>Gedragsdag 2: blok 4 tot 6, zes uur per centrum — terugkoppeling op meetgegevens, stap 3 en 4, en de fideliteitsterugkoppeling. Zes dagen, vóór de eerste maand 3-visites</w:t>
+              <w:t>Gedragsdag 2: blok 4 tot 6, drie uur per centrum — terugkoppeling op meetgegevens, stap 3 en 4, en de fideliteitsterugkoppeling. Zes dagen, vóór de eerste maand 3-visites</w:t>
             </w:r>
           </w:p>
         </w:tc>
@@ -4335,7 +4335,7 @@
                 <w:color w:val="1B2630"/>
                 <w:sz w:val="17"/>
               </w:rPr>
-              <w:t>3 u theorie, 1,5 u toestemming, 1,5 u educatie, 2 u technologie, 6 u gedrag, 3 u vragenlijsten, 4,5 u droogloop — samen 21,5 u vóór de start, plus 6 u in april</w:t>
+              <w:t>3 u theorie, 1,5 u toestemming, 1,5 u educatie, 2 u technologie, 3 u gedrag, 3 u vragenlijsten, 4,5 u droogloop — samen 18,5 u vóór de start, plus 3 u in april</w:t>
             </w:r>
           </w:p>
         </w:tc>
@@ -4466,7 +4466,7 @@
                 <w:color w:val="1B2630"/>
                 <w:sz w:val="17"/>
               </w:rPr>
-              <w:t>Janou twaalf sitebezoeken, Dobbels twaalf volle dagen — zes per gedragsdag</w:t>
+              <w:t>Janou twaalf sitebezoeken, Dobbels twaalf reisdagen — zes per gedragsdag</w:t>
             </w:r>
           </w:p>
         </w:tc>
@@ -4814,7 +4814,7 @@
                 <w:color w:val="1B2630"/>
                 <w:sz w:val="17"/>
               </w:rPr>
-              <w:t>36 u</w:t>
+              <w:t>18 u</w:t>
             </w:r>
           </w:p>
         </w:tc>
@@ -5096,7 +5096,7 @@
                 <w:color w:val="1B2630"/>
                 <w:sz w:val="17"/>
               </w:rPr>
-              <w:t>36 u</w:t>
+              <w:t>18 u</w:t>
             </w:r>
           </w:p>
         </w:tc>
@@ -5159,7 +5159,7 @@
                 <w:color w:val="1B2630"/>
                 <w:sz w:val="17"/>
               </w:rPr>
-              <w:t>86 u</w:t>
+              <w:t>68 u</w:t>
             </w:r>
           </w:p>
         </w:tc>
@@ -6463,7 +6463,7 @@
                 <w:color w:val="1B2630"/>
                 <w:sz w:val="17"/>
               </w:rPr>
-              <w:t>Dobbels · 37,5 u contact, zes lesdagen in december</w:t>
+              <w:t>Dobbels · 19,5 u contact vóór de start, zes lesdagen in december</w:t>
             </w:r>
           </w:p>
         </w:tc>
@@ -6483,7 +6483,7 @@
                 <w:color w:val="1B2630"/>
                 <w:sz w:val="17"/>
               </w:rPr>
-              <w:t>9</w:t>
+              <w:t>8</w:t>
             </w:r>
           </w:p>
         </w:tc>
@@ -6719,7 +6719,7 @@
           <w:color w:val="1B2630"/>
           <w:sz w:val="19"/>
         </w:rPr>
-        <w:t>Zes uur gedrag vóór de start en zes in april — of alle twaalf vooraf.</w:t>
+        <w:t>Drie uur gedrag vóór de start en drie in april — of alle zes vooraf.</w:t>
       </w:r>
     </w:p>
     <w:p>

--- a/PARADISE_opleidingsplanning.docx
+++ b/PARADISE_opleidingsplanning.docx
@@ -4466,7 +4466,7 @@
                 <w:color w:val="1B2630"/>
                 <w:sz w:val="17"/>
               </w:rPr>
-              <w:t>Janou twaalf sitebezoeken, Dobbels twaalf reisdagen — zes per gedragsdag</w:t>
+              <w:t>Janou achttien sitebezoeken, Dobbels twaalf reisdagen — zes per gedragsdag</w:t>
             </w:r>
           </w:p>
         </w:tc>
@@ -4789,23 +4789,6 @@
             <w:pPr>
               <w:spacing w:before="40" w:after="40"/>
             </w:pPr>
-            <w:r>
-              <w:rPr>
-                <w:color w:val="1B2630"/>
-                <w:sz w:val="17"/>
-              </w:rPr>
-              <w:t>Dobbels</w:t>
-            </w:r>
-          </w:p>
-        </w:tc>
-        <w:tc>
-          <w:tcPr>
-            <w:tcW w:w="2860" w:type="dxa"/>
-          </w:tcPr>
-          <w:p>
-            <w:pPr>
-              <w:spacing w:before="40" w:after="40"/>
-            </w:pPr>
             <w:r/>
             <w:r>
               <w:rPr>
@@ -4814,6 +4797,26 @@
                 <w:color w:val="1B2630"/>
                 <w:sz w:val="17"/>
               </w:rPr>
+              <w:t>Dobbels, met Janou erbij</w:t>
+            </w:r>
+          </w:p>
+        </w:tc>
+        <w:tc>
+          <w:tcPr>
+            <w:tcW w:w="2860" w:type="dxa"/>
+          </w:tcPr>
+          <w:p>
+            <w:pPr>
+              <w:spacing w:before="40" w:after="40"/>
+            </w:pPr>
+            <w:r/>
+            <w:r>
+              <w:rPr>
+                <w:rFonts w:ascii="Segoe UI" w:hAnsi="Segoe UI"/>
+                <w:b w:val="0"/>
+                <w:color w:val="1B2630"/>
+                <w:sz w:val="17"/>
+              </w:rPr>
               <w:t>18 u</w:t>
             </w:r>
           </w:p>
@@ -5070,12 +5073,15 @@
             <w:pPr>
               <w:spacing w:before="40" w:after="40"/>
             </w:pPr>
-            <w:r>
-              <w:rPr>
-                <w:color w:val="1B2630"/>
-                <w:sz w:val="17"/>
-              </w:rPr>
-              <w:t>Dobbels</w:t>
+            <w:r/>
+            <w:r>
+              <w:rPr>
+                <w:rFonts w:ascii="Segoe UI" w:hAnsi="Segoe UI"/>
+                <w:b w:val="0"/>
+                <w:color w:val="1B2630"/>
+                <w:sz w:val="17"/>
+              </w:rPr>
+              <w:t>Dobbels, met Janou erbij</w:t>
             </w:r>
           </w:p>
         </w:tc>
@@ -5532,7 +5538,7 @@
                 <w:color w:val="1B2630"/>
                 <w:sz w:val="17"/>
               </w:rPr>
-              <w:t>4–8 jan</w:t>
+              <w:t>december, te plannen</w:t>
             </w:r>
           </w:p>
         </w:tc>
@@ -5552,7 +5558,7 @@
                 <w:color w:val="1B2630"/>
                 <w:sz w:val="17"/>
               </w:rPr>
-              <w:t>Zelftest loopt in de centra</w:t>
+              <w:t>Zes gedragsdagen bijwonen, één per centrum</w:t>
             </w:r>
           </w:p>
         </w:tc>
@@ -5572,7 +5578,7 @@
                 <w:color w:val="1B2630"/>
                 <w:sz w:val="17"/>
               </w:rPr>
-              <w:t>0,5</w:t>
+              <w:t>6</w:t>
             </w:r>
           </w:p>
         </w:tc>
@@ -5594,7 +5600,7 @@
                 <w:color w:val="1B2630"/>
                 <w:sz w:val="17"/>
               </w:rPr>
-              <w:t>11–15 jan</w:t>
+              <w:t>4–8 jan</w:t>
             </w:r>
           </w:p>
         </w:tc>
@@ -5614,7 +5620,7 @@
                 <w:color w:val="1B2630"/>
                 <w:sz w:val="17"/>
               </w:rPr>
-              <w:t>di 12 datacollectie online; do 14 Brugge, vr 15 Kortrijk — droogloop</w:t>
+              <w:t>Zelftest loopt in de centra</w:t>
             </w:r>
           </w:p>
         </w:tc>
@@ -5634,7 +5640,7 @@
                 <w:color w:val="1B2630"/>
                 <w:sz w:val="17"/>
               </w:rPr>
-              <w:t>2,5</w:t>
+              <w:t>0,5</w:t>
             </w:r>
           </w:p>
         </w:tc>
@@ -5656,7 +5662,7 @@
                 <w:color w:val="1B2630"/>
                 <w:sz w:val="17"/>
               </w:rPr>
-              <w:t>18–22 jan</w:t>
+              <w:t>11–15 jan</w:t>
             </w:r>
           </w:p>
         </w:tc>
@@ -5676,7 +5682,7 @@
                 <w:color w:val="1B2630"/>
                 <w:sz w:val="17"/>
               </w:rPr>
-              <w:t>di 19 Gent, wo 20 Aalst — droogloop</w:t>
+              <w:t>di 12 datacollectie online; do 14 Brugge, vr 15 Kortrijk — droogloop</w:t>
             </w:r>
           </w:p>
         </w:tc>
@@ -5696,7 +5702,7 @@
                 <w:color w:val="1B2630"/>
                 <w:sz w:val="17"/>
               </w:rPr>
-              <w:t>2</w:t>
+              <w:t>2,5</w:t>
             </w:r>
           </w:p>
         </w:tc>
@@ -5718,7 +5724,7 @@
                 <w:color w:val="1B2630"/>
                 <w:sz w:val="17"/>
               </w:rPr>
-              <w:t>25–29 jan</w:t>
+              <w:t>18–22 jan</w:t>
             </w:r>
           </w:p>
         </w:tc>
@@ -5738,7 +5744,7 @@
                 <w:color w:val="1B2630"/>
                 <w:sz w:val="17"/>
               </w:rPr>
-              <w:t>di 26 Leuven, wo 27 Antwerpen — droogloop</w:t>
+              <w:t>di 19 Gent, wo 20 Aalst — droogloop</w:t>
             </w:r>
           </w:p>
         </w:tc>
@@ -5767,6 +5773,71 @@
         <w:tc>
           <w:tcPr>
             <w:tcW w:w="1900" w:type="dxa"/>
+            <w:shd w:val="clear" w:color="auto" w:fill="EAF3F8"/>
+          </w:tcPr>
+          <w:p>
+            <w:pPr>
+              <w:spacing w:before="40" w:after="40"/>
+            </w:pPr>
+            <w:r/>
+            <w:r>
+              <w:rPr>
+                <w:rFonts w:ascii="Segoe UI" w:hAnsi="Segoe UI"/>
+                <w:b/>
+                <w:color w:val="1B2630"/>
+                <w:sz w:val="17"/>
+              </w:rPr>
+              <w:t>25–29 jan</w:t>
+            </w:r>
+          </w:p>
+        </w:tc>
+        <w:tc>
+          <w:tcPr>
+            <w:tcW w:w="6300" w:type="dxa"/>
+            <w:shd w:val="clear" w:color="auto" w:fill="EAF3F8"/>
+          </w:tcPr>
+          <w:p>
+            <w:pPr>
+              <w:spacing w:before="40" w:after="40"/>
+            </w:pPr>
+            <w:r/>
+            <w:r>
+              <w:rPr>
+                <w:rFonts w:ascii="Segoe UI" w:hAnsi="Segoe UI"/>
+                <w:b w:val="0"/>
+                <w:color w:val="1B2630"/>
+                <w:sz w:val="17"/>
+              </w:rPr>
+              <w:t>di 26 Leuven, wo 27 Antwerpen — droogloop</w:t>
+            </w:r>
+          </w:p>
+        </w:tc>
+        <w:tc>
+          <w:tcPr>
+            <w:tcW w:w="1660" w:type="dxa"/>
+            <w:shd w:val="clear" w:color="auto" w:fill="EAF3F8"/>
+          </w:tcPr>
+          <w:p>
+            <w:pPr>
+              <w:spacing w:before="40" w:after="40"/>
+            </w:pPr>
+            <w:r/>
+            <w:r>
+              <w:rPr>
+                <w:rFonts w:ascii="Segoe UI" w:hAnsi="Segoe UI"/>
+                <w:b w:val="0"/>
+                <w:color w:val="1B2630"/>
+                <w:sz w:val="17"/>
+              </w:rPr>
+              <w:t>2</w:t>
+            </w:r>
+          </w:p>
+        </w:tc>
+      </w:tr>
+      <w:tr>
+        <w:tc>
+          <w:tcPr>
+            <w:tcW w:type="dxa" w:w="1900"/>
             <w:shd w:val="clear" w:color="auto" w:fill="EAF3F8"/>
           </w:tcPr>
           <w:p>
@@ -5781,13 +5852,13 @@
                 <w:color w:val="00407A"/>
                 <w:sz w:val="17"/>
               </w:rPr>
-              <w:t>Tien reisdagen, twaalf sitebezoeken</w:t>
-            </w:r>
-          </w:p>
-        </w:tc>
-        <w:tc>
-          <w:tcPr>
-            <w:tcW w:w="6300" w:type="dxa"/>
+              <w:t>Zestien reisdagen, achttien sitebezoeken</w:t>
+            </w:r>
+          </w:p>
+        </w:tc>
+        <w:tc>
+          <w:tcPr>
+            <w:tcW w:type="dxa" w:w="6300"/>
             <w:shd w:val="clear" w:color="auto" w:fill="EAF3F8"/>
           </w:tcPr>
           <w:p>
@@ -5808,7 +5879,7 @@
         </w:tc>
         <w:tc>
           <w:tcPr>
-            <w:tcW w:w="1660" w:type="dxa"/>
+            <w:tcW w:type="dxa" w:w="1660"/>
             <w:shd w:val="clear" w:color="auto" w:fill="EAF3F8"/>
           </w:tcPr>
           <w:p>
@@ -5823,7 +5894,7 @@
                 <w:color w:val="00407A"/>
                 <w:sz w:val="17"/>
               </w:rPr>
-              <w:t>12,5 dagen</w:t>
+              <w:t>18,5 dagen</w:t>
             </w:r>
           </w:p>
         </w:tc>
@@ -6357,7 +6428,7 @@
                 <w:color w:val="1B2630"/>
                 <w:sz w:val="17"/>
               </w:rPr>
-              <w:t>12,5</w:t>
+              <w:t>18,5</w:t>
             </w:r>
           </w:p>
         </w:tc>
@@ -6569,7 +6640,7 @@
                 <w:color w:val="00407A"/>
                 <w:sz w:val="17"/>
               </w:rPr>
-              <w:t>15,5 van de 48 werkdagen</w:t>
+              <w:t>21,5 van de 48 werkdagen</w:t>
             </w:r>
           </w:p>
         </w:tc>

--- a/PARADISE_opleidingsplanning.docx
+++ b/PARADISE_opleidingsplanning.docx
@@ -426,14 +426,15 @@
           <w:p>
             <w:pPr>
               <w:spacing w:before="40" w:after="40"/>
-            </w:pPr>
-            <w:r/>
-            <w:r>
-              <w:rPr>
-                <w:rFonts w:ascii="Segoe UI" w:hAnsi="Segoe UI"/>
-                <w:b w:val="0"/>
-                <w:color w:val="1B2630"/>
-                <w:sz w:val="17"/>
+              <w:rPr>
+                <w:lang w:val="nl-BE"/>
+              </w:rPr>
+            </w:pPr>
+            <w:r>
+              <w:rPr>
+                <w:color w:val="1B2630"/>
+                <w:sz w:val="17"/>
+                <w:lang w:val="nl-BE"/>
               </w:rPr>
               <w:t>6 blokken van 1 u, drie per dag</w:t>
             </w:r>
@@ -446,14 +447,15 @@
           <w:p>
             <w:pPr>
               <w:spacing w:before="40" w:after="40"/>
-            </w:pPr>
-            <w:r/>
-            <w:r>
-              <w:rPr>
-                <w:rFonts w:ascii="Segoe UI" w:hAnsi="Segoe UI"/>
-                <w:b w:val="0"/>
-                <w:color w:val="1B2630"/>
-                <w:sz w:val="17"/>
+              <w:rPr>
+                <w:lang w:val="nl-BE"/>
+              </w:rPr>
+            </w:pPr>
+            <w:r>
+              <w:rPr>
+                <w:color w:val="1B2630"/>
+                <w:sz w:val="17"/>
+                <w:lang w:val="nl-BE"/>
               </w:rPr>
               <w:t>ter plaatse, per centrum, twee dagen</w:t>
             </w:r>
@@ -816,10 +818,8 @@
             <w:pPr>
               <w:spacing w:before="40" w:after="40"/>
             </w:pPr>
-            <w:r/>
-            <w:r>
-              <w:rPr>
-                <w:rFonts w:ascii="Segoe UI" w:hAnsi="Segoe UI"/>
+            <w:r>
+              <w:rPr>
                 <w:b/>
                 <w:color w:val="1B2630"/>
                 <w:sz w:val="17"/>
@@ -835,14 +835,15 @@
           <w:p>
             <w:pPr>
               <w:spacing w:before="40" w:after="40"/>
-            </w:pPr>
-            <w:r/>
-            <w:r>
-              <w:rPr>
-                <w:rFonts w:ascii="Segoe UI" w:hAnsi="Segoe UI"/>
-                <w:b w:val="0"/>
-                <w:color w:val="1B2630"/>
-                <w:sz w:val="17"/>
+              <w:rPr>
+                <w:lang w:val="nl-BE"/>
+              </w:rPr>
+            </w:pPr>
+            <w:r>
+              <w:rPr>
+                <w:color w:val="1B2630"/>
+                <w:sz w:val="17"/>
+                <w:lang w:val="nl-BE"/>
               </w:rPr>
               <w:t>Datumvoorstel naar de zes centra, met per sessie wie er verwacht wordt</w:t>
             </w:r>
@@ -858,10 +859,8 @@
             <w:pPr>
               <w:spacing w:before="40" w:after="40"/>
             </w:pPr>
-            <w:r/>
-            <w:r>
-              <w:rPr>
-                <w:rFonts w:ascii="Segoe UI" w:hAnsi="Segoe UI"/>
+            <w:r>
+              <w:rPr>
                 <w:b/>
                 <w:color w:val="1B2630"/>
                 <w:sz w:val="17"/>
@@ -877,14 +876,15 @@
           <w:p>
             <w:pPr>
               <w:spacing w:before="40" w:after="40"/>
-            </w:pPr>
-            <w:r/>
-            <w:r>
-              <w:rPr>
-                <w:rFonts w:ascii="Segoe UI" w:hAnsi="Segoe UI"/>
-                <w:b w:val="0"/>
-                <w:color w:val="1B2630"/>
-                <w:sz w:val="17"/>
+              <w:rPr>
+                <w:lang w:val="nl-BE"/>
+              </w:rPr>
+            </w:pPr>
+            <w:r>
+              <w:rPr>
+                <w:color w:val="1B2630"/>
+                <w:sz w:val="17"/>
+                <w:lang w:val="nl-BE"/>
               </w:rPr>
               <w:t>Antwoord van de zes centra; kalender vastgelegd, daarna geen verschuiving meer</w:t>
             </w:r>
@@ -900,10 +900,8 @@
             <w:pPr>
               <w:spacing w:before="40" w:after="40"/>
             </w:pPr>
-            <w:r/>
-            <w:r>
-              <w:rPr>
-                <w:rFonts w:ascii="Segoe UI" w:hAnsi="Segoe UI"/>
+            <w:r>
+              <w:rPr>
                 <w:b/>
                 <w:color w:val="1B2630"/>
                 <w:sz w:val="17"/>
@@ -919,29 +917,22 @@
           <w:p>
             <w:pPr>
               <w:spacing w:before="40" w:after="40"/>
-            </w:pPr>
-            <w:r/>
-            <w:r>
-              <w:rPr>
-                <w:rFonts w:ascii="Segoe UI" w:hAnsi="Segoe UI"/>
-                <w:b w:val="0"/>
-                <w:color w:val="1B2630"/>
-                <w:sz w:val="17"/>
-              </w:rPr>
-              <w:t>Licenties EuroQol en iMTA rond, formulierenroute beslist, drukmeetsystemen besteld</w:t>
+              <w:rPr>
+                <w:lang w:val="nl-BE"/>
+              </w:rPr>
+            </w:pPr>
+            <w:r>
+              <w:rPr>
+                <w:color w:val="1B2630"/>
+                <w:sz w:val="17"/>
+                <w:lang w:val="nl-BE"/>
+              </w:rPr>
+              <w:t>Licenties EuroQol en iMTA rond, formulierenroute beslist</w:t>
             </w:r>
           </w:p>
         </w:tc>
       </w:tr>
     </w:tbl>
-    <w:p>
-      <w:pPr>
-        <w:spacing w:after="40"/>
-        <w:rPr>
-          <w:lang w:val="nl-BE"/>
-        </w:rPr>
-      </w:pPr>
-    </w:p>
     <w:p>
       <w:pPr>
         <w:spacing w:before="160" w:after="60"/>
@@ -1271,11 +1262,8 @@
             <w:pPr>
               <w:spacing w:before="40" w:after="40"/>
             </w:pPr>
-            <w:r/>
-            <w:r>
-              <w:rPr>
-                <w:rFonts w:ascii="Segoe UI" w:hAnsi="Segoe UI"/>
-                <w:b w:val="0"/>
+            <w:r>
+              <w:rPr>
                 <w:color w:val="1B2630"/>
                 <w:sz w:val="17"/>
               </w:rPr>
@@ -1379,30 +1367,6 @@
         </w:rPr>
         <w:t>De week van 2 tot 8 november is herfstvakantie en woensdag 11 november is een feestdag; daar staat niets.</w:t>
       </w:r>
-      <w:r>
-        <w:rPr>
-          <w:color w:val="5A6A78"/>
-          <w:sz w:val="17"/>
-          <w:lang w:val="nl-BE"/>
-        </w:rPr>
-      </w:r>
-      <w:r>
-        <w:rPr>
-          <w:color w:val="5A6A78"/>
-          <w:sz w:val="17"/>
-          <w:lang w:val="nl-BE"/>
-        </w:rPr>
-      </w:r>
-    </w:p>
-    <w:p>
-      <w:pPr>
-        <w:spacing w:before="160" w:after="60"/>
-        <w:rPr>
-          <w:b/>
-          <w:color w:val="00407A"/>
-          <w:lang w:val="nl-BE"/>
-        </w:rPr>
-      </w:pPr>
     </w:p>
     <w:p>
       <w:pPr>
@@ -1507,10 +1471,8 @@
             <w:pPr>
               <w:spacing w:before="40" w:after="40"/>
             </w:pPr>
-            <w:r/>
-            <w:r>
-              <w:rPr>
-                <w:rFonts w:ascii="Segoe UI" w:hAnsi="Segoe UI"/>
+            <w:r>
+              <w:rPr>
                 <w:b/>
                 <w:color w:val="1B2630"/>
                 <w:sz w:val="17"/>
@@ -1527,11 +1489,8 @@
             <w:pPr>
               <w:spacing w:before="40" w:after="40"/>
             </w:pPr>
-            <w:r/>
-            <w:r>
-              <w:rPr>
-                <w:rFonts w:ascii="Segoe UI" w:hAnsi="Segoe UI"/>
-                <w:b w:val="0"/>
+            <w:r>
+              <w:rPr>
                 <w:color w:val="1B2630"/>
                 <w:sz w:val="17"/>
               </w:rPr>
@@ -1546,14 +1505,15 @@
           <w:p>
             <w:pPr>
               <w:spacing w:before="40" w:after="40"/>
-            </w:pPr>
-            <w:r/>
-            <w:r>
-              <w:rPr>
-                <w:rFonts w:ascii="Segoe UI" w:hAnsi="Segoe UI"/>
-                <w:b w:val="0"/>
-                <w:color w:val="1B2630"/>
-                <w:sz w:val="17"/>
+              <w:rPr>
+                <w:lang w:val="nl-BE"/>
+              </w:rPr>
+            </w:pPr>
+            <w:r>
+              <w:rPr>
+                <w:color w:val="1B2630"/>
+                <w:sz w:val="17"/>
+                <w:lang w:val="nl-BE"/>
               </w:rPr>
               <w:t>AZ Sint-Jan Brugge · AZ Groeninge Kortrijk</w:t>
             </w:r>
@@ -1569,10 +1529,8 @@
             <w:pPr>
               <w:spacing w:before="40" w:after="40"/>
             </w:pPr>
-            <w:r/>
-            <w:r>
-              <w:rPr>
-                <w:rFonts w:ascii="Segoe UI" w:hAnsi="Segoe UI"/>
+            <w:r>
+              <w:rPr>
                 <w:b/>
                 <w:color w:val="1B2630"/>
                 <w:sz w:val="17"/>
@@ -1589,11 +1547,8 @@
             <w:pPr>
               <w:spacing w:before="40" w:after="40"/>
             </w:pPr>
-            <w:r/>
-            <w:r>
-              <w:rPr>
-                <w:rFonts w:ascii="Segoe UI" w:hAnsi="Segoe UI"/>
-                <w:b w:val="0"/>
+            <w:r>
+              <w:rPr>
                 <w:color w:val="1B2630"/>
                 <w:sz w:val="17"/>
               </w:rPr>
@@ -1609,11 +1564,8 @@
             <w:pPr>
               <w:spacing w:before="40" w:after="40"/>
             </w:pPr>
-            <w:r/>
-            <w:r>
-              <w:rPr>
-                <w:rFonts w:ascii="Segoe UI" w:hAnsi="Segoe UI"/>
-                <w:b w:val="0"/>
+            <w:r>
+              <w:rPr>
                 <w:color w:val="1B2630"/>
                 <w:sz w:val="17"/>
               </w:rPr>
@@ -1631,10 +1583,8 @@
             <w:pPr>
               <w:spacing w:before="40" w:after="40"/>
             </w:pPr>
-            <w:r/>
-            <w:r>
-              <w:rPr>
-                <w:rFonts w:ascii="Segoe UI" w:hAnsi="Segoe UI"/>
+            <w:r>
+              <w:rPr>
                 <w:b/>
                 <w:color w:val="1B2630"/>
                 <w:sz w:val="17"/>
@@ -1651,11 +1601,8 @@
             <w:pPr>
               <w:spacing w:before="40" w:after="40"/>
             </w:pPr>
-            <w:r/>
-            <w:r>
-              <w:rPr>
-                <w:rFonts w:ascii="Segoe UI" w:hAnsi="Segoe UI"/>
-                <w:b w:val="0"/>
+            <w:r>
+              <w:rPr>
                 <w:color w:val="1B2630"/>
                 <w:sz w:val="17"/>
               </w:rPr>
@@ -1671,11 +1618,8 @@
             <w:pPr>
               <w:spacing w:before="40" w:after="40"/>
             </w:pPr>
-            <w:r/>
-            <w:r>
-              <w:rPr>
-                <w:rFonts w:ascii="Segoe UI" w:hAnsi="Segoe UI"/>
-                <w:b w:val="0"/>
+            <w:r>
+              <w:rPr>
                 <w:color w:val="1B2630"/>
                 <w:sz w:val="17"/>
               </w:rPr>
@@ -1693,10 +1637,8 @@
             <w:pPr>
               <w:spacing w:before="40" w:after="40"/>
             </w:pPr>
-            <w:r/>
-            <w:r>
-              <w:rPr>
-                <w:rFonts w:ascii="Segoe UI" w:hAnsi="Segoe UI"/>
+            <w:r>
+              <w:rPr>
                 <w:b/>
                 <w:color w:val="1B2630"/>
                 <w:sz w:val="17"/>
@@ -1713,11 +1655,8 @@
             <w:pPr>
               <w:spacing w:before="40" w:after="40"/>
             </w:pPr>
-            <w:r/>
-            <w:r>
-              <w:rPr>
-                <w:rFonts w:ascii="Segoe UI" w:hAnsi="Segoe UI"/>
-                <w:b w:val="0"/>
+            <w:r>
+              <w:rPr>
                 <w:color w:val="1B2630"/>
                 <w:sz w:val="17"/>
               </w:rPr>
@@ -1733,11 +1672,8 @@
             <w:pPr>
               <w:spacing w:before="40" w:after="40"/>
             </w:pPr>
-            <w:r/>
-            <w:r>
-              <w:rPr>
-                <w:rFonts w:ascii="Segoe UI" w:hAnsi="Segoe UI"/>
-                <w:b w:val="0"/>
+            <w:r>
+              <w:rPr>
                 <w:color w:val="1B2630"/>
                 <w:sz w:val="17"/>
               </w:rPr>
@@ -1755,14 +1691,13 @@
             <w:pPr>
               <w:spacing w:before="40" w:after="40"/>
             </w:pPr>
-            <w:r/>
-            <w:r>
-              <w:rPr>
-                <w:rFonts w:ascii="Segoe UI" w:hAnsi="Segoe UI"/>
+            <w:r>
+              <w:rPr>
                 <w:b/>
                 <w:color w:val="1B2630"/>
                 <w:sz w:val="17"/>
               </w:rPr>
+              <w:lastRenderedPageBreak/>
               <w:t>december</w:t>
             </w:r>
           </w:p>
@@ -1774,14 +1709,15 @@
           <w:p>
             <w:pPr>
               <w:spacing w:before="40" w:after="40"/>
-            </w:pPr>
-            <w:r/>
-            <w:r>
-              <w:rPr>
-                <w:rFonts w:ascii="Segoe UI" w:hAnsi="Segoe UI"/>
-                <w:b w:val="0"/>
-                <w:color w:val="1B2630"/>
-                <w:sz w:val="17"/>
+              <w:rPr>
+                <w:lang w:val="nl-BE"/>
+              </w:rPr>
+            </w:pPr>
+            <w:r>
+              <w:rPr>
+                <w:color w:val="1B2630"/>
+                <w:sz w:val="17"/>
+                <w:lang w:val="nl-BE"/>
               </w:rPr>
               <w:t>Gedragsdag 1: blok 1 tot 3, drie uur per centrum — op een andere dag dan de technologiedag</w:t>
             </w:r>
@@ -1795,11 +1731,8 @@
             <w:pPr>
               <w:spacing w:before="40" w:after="40"/>
             </w:pPr>
-            <w:r/>
-            <w:r>
-              <w:rPr>
-                <w:rFonts w:ascii="Segoe UI" w:hAnsi="Segoe UI"/>
-                <w:b w:val="0"/>
+            <w:r>
+              <w:rPr>
                 <w:color w:val="1B2630"/>
                 <w:sz w:val="17"/>
               </w:rPr>
@@ -1817,10 +1750,8 @@
             <w:pPr>
               <w:spacing w:before="40" w:after="40"/>
             </w:pPr>
-            <w:r/>
-            <w:r>
-              <w:rPr>
-                <w:rFonts w:ascii="Segoe UI" w:hAnsi="Segoe UI"/>
+            <w:r>
+              <w:rPr>
                 <w:b/>
                 <w:color w:val="1B2630"/>
                 <w:sz w:val="17"/>
@@ -1836,16 +1767,25 @@
           <w:p>
             <w:pPr>
               <w:spacing w:before="40" w:after="40"/>
-            </w:pPr>
-            <w:r/>
-            <w:r>
-              <w:rPr>
-                <w:rFonts w:ascii="Segoe UI" w:hAnsi="Segoe UI"/>
-                <w:b w:val="0"/>
-                <w:color w:val="1B2630"/>
-                <w:sz w:val="17"/>
-              </w:rPr>
-              <w:t>Vragenlijstenset en feedbackblad naar de zes centra</w:t>
+              <w:rPr>
+                <w:lang w:val="nl-BE"/>
+              </w:rPr>
+            </w:pPr>
+            <w:r>
+              <w:rPr>
+                <w:color w:val="1B2630"/>
+                <w:sz w:val="17"/>
+                <w:lang w:val="nl-BE"/>
+              </w:rPr>
+              <w:t>F</w:t>
+            </w:r>
+            <w:r>
+              <w:rPr>
+                <w:color w:val="1B2630"/>
+                <w:sz w:val="17"/>
+                <w:lang w:val="nl-BE"/>
+              </w:rPr>
+              <w:t>eedbackblad naar de zes centra</w:t>
             </w:r>
           </w:p>
         </w:tc>
@@ -1857,11 +1797,8 @@
             <w:pPr>
               <w:spacing w:before="40" w:after="40"/>
             </w:pPr>
-            <w:r/>
-            <w:r>
-              <w:rPr>
-                <w:rFonts w:ascii="Segoe UI" w:hAnsi="Segoe UI"/>
-                <w:b w:val="0"/>
+            <w:r>
+              <w:rPr>
                 <w:color w:val="1B2630"/>
                 <w:sz w:val="17"/>
               </w:rPr>
@@ -1974,10 +1911,8 @@
             <w:pPr>
               <w:spacing w:before="40" w:after="40"/>
             </w:pPr>
-            <w:r/>
-            <w:r>
-              <w:rPr>
-                <w:rFonts w:ascii="Segoe UI" w:hAnsi="Segoe UI"/>
+            <w:r>
+              <w:rPr>
                 <w:b/>
                 <w:color w:val="1B2630"/>
                 <w:sz w:val="17"/>
@@ -1993,14 +1928,15 @@
           <w:p>
             <w:pPr>
               <w:spacing w:before="40" w:after="40"/>
-            </w:pPr>
-            <w:r/>
-            <w:r>
-              <w:rPr>
-                <w:rFonts w:ascii="Segoe UI" w:hAnsi="Segoe UI"/>
-                <w:b w:val="0"/>
-                <w:color w:val="1B2630"/>
-                <w:sz w:val="17"/>
+              <w:rPr>
+                <w:lang w:val="nl-BE"/>
+              </w:rPr>
+            </w:pPr>
+            <w:r>
+              <w:rPr>
+                <w:color w:val="1B2630"/>
+                <w:sz w:val="17"/>
+                <w:lang w:val="nl-BE"/>
               </w:rPr>
               <w:t>Elk centrum vult de vragenlijstenset in als proefpatiënt</w:t>
             </w:r>
@@ -2014,11 +1950,8 @@
             <w:pPr>
               <w:spacing w:before="40" w:after="40"/>
             </w:pPr>
-            <w:r/>
-            <w:r>
-              <w:rPr>
-                <w:rFonts w:ascii="Segoe UI" w:hAnsi="Segoe UI"/>
-                <w:b w:val="0"/>
+            <w:r>
+              <w:rPr>
                 <w:color w:val="1B2630"/>
                 <w:sz w:val="17"/>
               </w:rPr>
@@ -2036,10 +1969,8 @@
             <w:pPr>
               <w:spacing w:before="40" w:after="40"/>
             </w:pPr>
-            <w:r/>
-            <w:r>
-              <w:rPr>
-                <w:rFonts w:ascii="Segoe UI" w:hAnsi="Segoe UI"/>
+            <w:r>
+              <w:rPr>
                 <w:b/>
                 <w:color w:val="1B2630"/>
                 <w:sz w:val="17"/>
@@ -2055,14 +1986,15 @@
           <w:p>
             <w:pPr>
               <w:spacing w:before="40" w:after="40"/>
-            </w:pPr>
-            <w:r/>
-            <w:r>
-              <w:rPr>
-                <w:rFonts w:ascii="Segoe UI" w:hAnsi="Segoe UI"/>
-                <w:b w:val="0"/>
-                <w:color w:val="1B2630"/>
-                <w:sz w:val="17"/>
+              <w:rPr>
+                <w:lang w:val="nl-BE"/>
+              </w:rPr>
+            </w:pPr>
+            <w:r>
+              <w:rPr>
+                <w:color w:val="1B2630"/>
+                <w:sz w:val="17"/>
+                <w:lang w:val="nl-BE"/>
               </w:rPr>
               <w:t>Feedbackbladen terug bij het studieteam</w:t>
             </w:r>
@@ -2076,11 +2008,8 @@
             <w:pPr>
               <w:spacing w:before="40" w:after="40"/>
             </w:pPr>
-            <w:r/>
-            <w:r>
-              <w:rPr>
-                <w:rFonts w:ascii="Segoe UI" w:hAnsi="Segoe UI"/>
-                <w:b w:val="0"/>
+            <w:r>
+              <w:rPr>
                 <w:color w:val="1B2630"/>
                 <w:sz w:val="17"/>
               </w:rPr>
@@ -2098,10 +2027,8 @@
             <w:pPr>
               <w:spacing w:before="40" w:after="40"/>
             </w:pPr>
-            <w:r/>
-            <w:r>
-              <w:rPr>
-                <w:rFonts w:ascii="Segoe UI" w:hAnsi="Segoe UI"/>
+            <w:r>
+              <w:rPr>
                 <w:b/>
                 <w:color w:val="1B2630"/>
                 <w:sz w:val="17"/>
@@ -2117,14 +2044,15 @@
           <w:p>
             <w:pPr>
               <w:spacing w:before="40" w:after="40"/>
-            </w:pPr>
-            <w:r/>
-            <w:r>
-              <w:rPr>
-                <w:rFonts w:ascii="Segoe UI" w:hAnsi="Segoe UI"/>
-                <w:b w:val="0"/>
-                <w:color w:val="1B2630"/>
-                <w:sz w:val="17"/>
+              <w:rPr>
+                <w:lang w:val="nl-BE"/>
+              </w:rPr>
+            </w:pPr>
+            <w:r>
+              <w:rPr>
+                <w:color w:val="1B2630"/>
+                <w:sz w:val="17"/>
+                <w:lang w:val="nl-BE"/>
               </w:rPr>
               <w:t>Datacollectie en vragenlijsten, op basis van de gemelde struikelpunten</w:t>
             </w:r>
@@ -2138,11 +2066,8 @@
             <w:pPr>
               <w:spacing w:before="40" w:after="40"/>
             </w:pPr>
-            <w:r/>
-            <w:r>
-              <w:rPr>
-                <w:rFonts w:ascii="Segoe UI" w:hAnsi="Segoe UI"/>
-                <w:b w:val="0"/>
+            <w:r>
+              <w:rPr>
                 <w:color w:val="1B2630"/>
                 <w:sz w:val="17"/>
               </w:rPr>
@@ -2160,10 +2085,8 @@
             <w:pPr>
               <w:spacing w:before="40" w:after="40"/>
             </w:pPr>
-            <w:r/>
-            <w:r>
-              <w:rPr>
-                <w:rFonts w:ascii="Segoe UI" w:hAnsi="Segoe UI"/>
+            <w:r>
+              <w:rPr>
                 <w:b/>
                 <w:color w:val="1B2630"/>
                 <w:sz w:val="17"/>
@@ -2180,11 +2103,8 @@
             <w:pPr>
               <w:spacing w:before="40" w:after="40"/>
             </w:pPr>
-            <w:r/>
-            <w:r>
-              <w:rPr>
-                <w:rFonts w:ascii="Segoe UI" w:hAnsi="Segoe UI"/>
-                <w:b w:val="0"/>
+            <w:r>
+              <w:rPr>
                 <w:color w:val="1B2630"/>
                 <w:sz w:val="17"/>
               </w:rPr>
@@ -2200,11 +2120,8 @@
             <w:pPr>
               <w:spacing w:before="40" w:after="40"/>
             </w:pPr>
-            <w:r/>
-            <w:r>
-              <w:rPr>
-                <w:rFonts w:ascii="Segoe UI" w:hAnsi="Segoe UI"/>
-                <w:b w:val="0"/>
+            <w:r>
+              <w:rPr>
                 <w:color w:val="1B2630"/>
                 <w:sz w:val="17"/>
               </w:rPr>
@@ -2222,10 +2139,8 @@
             <w:pPr>
               <w:spacing w:before="40" w:after="40"/>
             </w:pPr>
-            <w:r/>
-            <w:r>
-              <w:rPr>
-                <w:rFonts w:ascii="Segoe UI" w:hAnsi="Segoe UI"/>
+            <w:r>
+              <w:rPr>
                 <w:b/>
                 <w:color w:val="1B2630"/>
                 <w:sz w:val="17"/>
@@ -2242,11 +2157,8 @@
             <w:pPr>
               <w:spacing w:before="40" w:after="40"/>
             </w:pPr>
-            <w:r/>
-            <w:r>
-              <w:rPr>
-                <w:rFonts w:ascii="Segoe UI" w:hAnsi="Segoe UI"/>
-                <w:b w:val="0"/>
+            <w:r>
+              <w:rPr>
                 <w:color w:val="1B2630"/>
                 <w:sz w:val="17"/>
               </w:rPr>
@@ -2262,11 +2174,8 @@
             <w:pPr>
               <w:spacing w:before="40" w:after="40"/>
             </w:pPr>
-            <w:r/>
-            <w:r>
-              <w:rPr>
-                <w:rFonts w:ascii="Segoe UI" w:hAnsi="Segoe UI"/>
-                <w:b w:val="0"/>
+            <w:r>
+              <w:rPr>
                 <w:color w:val="1B2630"/>
                 <w:sz w:val="17"/>
               </w:rPr>
@@ -2284,10 +2193,8 @@
             <w:pPr>
               <w:spacing w:before="40" w:after="40"/>
             </w:pPr>
-            <w:r/>
-            <w:r>
-              <w:rPr>
-                <w:rFonts w:ascii="Segoe UI" w:hAnsi="Segoe UI"/>
+            <w:r>
+              <w:rPr>
                 <w:b/>
                 <w:color w:val="1B2630"/>
                 <w:sz w:val="17"/>
@@ -2304,11 +2211,8 @@
             <w:pPr>
               <w:spacing w:before="40" w:after="40"/>
             </w:pPr>
-            <w:r/>
-            <w:r>
-              <w:rPr>
-                <w:rFonts w:ascii="Segoe UI" w:hAnsi="Segoe UI"/>
-                <w:b w:val="0"/>
+            <w:r>
+              <w:rPr>
                 <w:color w:val="1B2630"/>
                 <w:sz w:val="17"/>
               </w:rPr>
@@ -2324,11 +2228,8 @@
             <w:pPr>
               <w:spacing w:before="40" w:after="40"/>
             </w:pPr>
-            <w:r/>
-            <w:r>
-              <w:rPr>
-                <w:rFonts w:ascii="Segoe UI" w:hAnsi="Segoe UI"/>
-                <w:b w:val="0"/>
+            <w:r>
+              <w:rPr>
                 <w:color w:val="1B2630"/>
                 <w:sz w:val="17"/>
               </w:rPr>
@@ -2346,10 +2247,8 @@
             <w:pPr>
               <w:spacing w:before="40" w:after="40"/>
             </w:pPr>
-            <w:r/>
-            <w:r>
-              <w:rPr>
-                <w:rFonts w:ascii="Segoe UI" w:hAnsi="Segoe UI"/>
+            <w:r>
+              <w:rPr>
                 <w:b/>
                 <w:color w:val="1B2630"/>
                 <w:sz w:val="17"/>
@@ -2366,11 +2265,8 @@
             <w:pPr>
               <w:spacing w:before="40" w:after="40"/>
             </w:pPr>
-            <w:r/>
-            <w:r>
-              <w:rPr>
-                <w:rFonts w:ascii="Segoe UI" w:hAnsi="Segoe UI"/>
-                <w:b w:val="0"/>
+            <w:r>
+              <w:rPr>
                 <w:color w:val="1B2630"/>
                 <w:sz w:val="17"/>
               </w:rPr>
@@ -2386,11 +2282,8 @@
             <w:pPr>
               <w:spacing w:before="40" w:after="40"/>
             </w:pPr>
-            <w:r/>
-            <w:r>
-              <w:rPr>
-                <w:rFonts w:ascii="Segoe UI" w:hAnsi="Segoe UI"/>
-                <w:b w:val="0"/>
+            <w:r>
+              <w:rPr>
                 <w:color w:val="1B2630"/>
                 <w:sz w:val="17"/>
               </w:rPr>
@@ -2408,10 +2301,8 @@
             <w:pPr>
               <w:spacing w:before="40" w:after="40"/>
             </w:pPr>
-            <w:r/>
-            <w:r>
-              <w:rPr>
-                <w:rFonts w:ascii="Segoe UI" w:hAnsi="Segoe UI"/>
+            <w:r>
+              <w:rPr>
                 <w:b/>
                 <w:color w:val="1B2630"/>
                 <w:sz w:val="17"/>
@@ -2428,11 +2319,8 @@
             <w:pPr>
               <w:spacing w:before="40" w:after="40"/>
             </w:pPr>
-            <w:r/>
-            <w:r>
-              <w:rPr>
-                <w:rFonts w:ascii="Segoe UI" w:hAnsi="Segoe UI"/>
-                <w:b w:val="0"/>
+            <w:r>
+              <w:rPr>
                 <w:color w:val="1B2630"/>
                 <w:sz w:val="17"/>
               </w:rPr>
@@ -2448,11 +2336,8 @@
             <w:pPr>
               <w:spacing w:before="40" w:after="40"/>
             </w:pPr>
-            <w:r/>
-            <w:r>
-              <w:rPr>
-                <w:rFonts w:ascii="Segoe UI" w:hAnsi="Segoe UI"/>
-                <w:b w:val="0"/>
+            <w:r>
+              <w:rPr>
                 <w:color w:val="1B2630"/>
                 <w:sz w:val="17"/>
               </w:rPr>
@@ -2470,10 +2355,8 @@
             <w:pPr>
               <w:spacing w:before="40" w:after="40"/>
             </w:pPr>
-            <w:r/>
-            <w:r>
-              <w:rPr>
-                <w:rFonts w:ascii="Segoe UI" w:hAnsi="Segoe UI"/>
+            <w:r>
+              <w:rPr>
                 <w:b/>
                 <w:color w:val="1B2630"/>
                 <w:sz w:val="17"/>
@@ -2490,11 +2373,8 @@
             <w:pPr>
               <w:spacing w:before="40" w:after="40"/>
             </w:pPr>
-            <w:r/>
-            <w:r>
-              <w:rPr>
-                <w:rFonts w:ascii="Segoe UI" w:hAnsi="Segoe UI"/>
-                <w:b w:val="0"/>
+            <w:r>
+              <w:rPr>
                 <w:color w:val="1B2630"/>
                 <w:sz w:val="17"/>
               </w:rPr>
@@ -2510,11 +2390,8 @@
             <w:pPr>
               <w:spacing w:before="40" w:after="40"/>
             </w:pPr>
-            <w:r/>
-            <w:r>
-              <w:rPr>
-                <w:rFonts w:ascii="Segoe UI" w:hAnsi="Segoe UI"/>
-                <w:b w:val="0"/>
+            <w:r>
+              <w:rPr>
                 <w:color w:val="1B2630"/>
                 <w:sz w:val="17"/>
               </w:rPr>
@@ -2811,11 +2688,6 @@
     </w:tbl>
     <w:p>
       <w:pPr>
-        <w:spacing w:after="40"/>
-      </w:pPr>
-    </w:p>
-    <w:p>
-      <w:pPr>
         <w:spacing w:before="160" w:after="60"/>
       </w:pPr>
       <w:r>
@@ -2893,10 +2765,8 @@
             <w:pPr>
               <w:spacing w:before="40" w:after="40"/>
             </w:pPr>
-            <w:r/>
-            <w:r>
-              <w:rPr>
-                <w:rFonts w:ascii="Segoe UI" w:hAnsi="Segoe UI"/>
+            <w:r>
+              <w:rPr>
                 <w:b/>
                 <w:color w:val="1B2630"/>
                 <w:sz w:val="17"/>
@@ -2912,39 +2782,46 @@
           <w:p>
             <w:pPr>
               <w:spacing w:before="40" w:after="40"/>
-            </w:pPr>
-            <w:r/>
-            <w:r>
-              <w:rPr>
-                <w:rFonts w:ascii="Segoe UI" w:hAnsi="Segoe UI"/>
-                <w:b w:val="0"/>
-                <w:color w:val="1B2630"/>
-                <w:sz w:val="17"/>
-              </w:rPr>
-              <w:t>Gedragsdag 2: blok 4 tot 6, drie uur per centrum — terugkoppeling op meetgegevens, stap 3 en 4, en de fideliteitsterugkoppeling. Zes dagen, vóór de eerste maand 3-visites</w:t>
+              <w:rPr>
+                <w:lang w:val="nl-BE"/>
+              </w:rPr>
+            </w:pPr>
+            <w:r>
+              <w:rPr>
+                <w:color w:val="1B2630"/>
+                <w:sz w:val="17"/>
+                <w:lang w:val="nl-BE"/>
+              </w:rPr>
+              <w:t>Gedragsdag 2: blok 4 tot 6, drie uur per centrum</w:t>
+            </w:r>
+            <w:r>
+              <w:rPr>
+                <w:color w:val="1B2630"/>
+                <w:sz w:val="17"/>
+                <w:lang w:val="nl-BE"/>
+              </w:rPr>
+              <w:t xml:space="preserve">, stap 3 en 4, en de fideliteitsterugkoppeling. </w:t>
+            </w:r>
+            <w:r>
+              <w:rPr>
+                <w:color w:val="1B2630"/>
+                <w:sz w:val="17"/>
+                <w:lang w:val="nl-BE"/>
+              </w:rPr>
+              <w:t xml:space="preserve">Enkele </w:t>
+            </w:r>
+            <w:r>
+              <w:rPr>
+                <w:color w:val="1B2630"/>
+                <w:sz w:val="17"/>
+                <w:lang w:val="nl-BE"/>
+              </w:rPr>
+              <w:t>dagen, vóór de eerste maand 3-visites</w:t>
             </w:r>
           </w:p>
         </w:tc>
       </w:tr>
     </w:tbl>
-    <w:p>
-      <w:pPr>
-        <w:spacing w:after="40"/>
-        <w:rPr>
-          <w:lang w:val="nl-BE"/>
-        </w:rPr>
-      </w:pPr>
-    </w:p>
-    <w:p>
-      <w:pPr>
-        <w:spacing w:before="300" w:after="100"/>
-        <w:rPr>
-          <w:color w:val="5A6A78"/>
-          <w:sz w:val="17"/>
-          <w:lang w:val="nl-BE"/>
-        </w:rPr>
-      </w:pPr>
-    </w:p>
     <w:p>
       <w:pPr>
         <w:spacing w:before="300" w:after="100"/>
@@ -2959,7 +2836,6 @@
           <w:sz w:val="22"/>
           <w:lang w:val="nl-BE"/>
         </w:rPr>
-        <w:lastRenderedPageBreak/>
         <w:t xml:space="preserve">3  </w:t>
       </w:r>
       <w:r>
@@ -3381,6 +3257,7 @@
                 <w:color w:val="1B2630"/>
                 <w:sz w:val="17"/>
               </w:rPr>
+              <w:lastRenderedPageBreak/>
               <w:t>4</w:t>
             </w:r>
           </w:p>
@@ -3722,13 +3599,33 @@
           <w:p>
             <w:pPr>
               <w:spacing w:before="40" w:after="40"/>
-            </w:pPr>
-            <w:r>
-              <w:rPr>
-                <w:color w:val="1B2630"/>
-                <w:sz w:val="17"/>
-              </w:rPr>
-              <w:t>Formulierenroute beslist (openstaand punt 20)</w:t>
+              <w:rPr>
+                <w:lang w:val="nl-BE"/>
+              </w:rPr>
+            </w:pPr>
+            <w:r>
+              <w:rPr>
+                <w:color w:val="1B2630"/>
+                <w:sz w:val="17"/>
+                <w:lang w:val="nl-BE"/>
+              </w:rPr>
+              <w:t xml:space="preserve">Formulierenroute </w:t>
+            </w:r>
+            <w:r>
+              <w:rPr>
+                <w:color w:val="1B2630"/>
+                <w:sz w:val="17"/>
+                <w:lang w:val="nl-BE"/>
+              </w:rPr>
+              <w:t>klaar en getest</w:t>
+            </w:r>
+            <w:r>
+              <w:rPr>
+                <w:color w:val="1B2630"/>
+                <w:sz w:val="17"/>
+                <w:lang w:val="nl-BE"/>
+              </w:rPr>
+              <w:t xml:space="preserve"> </w:t>
             </w:r>
           </w:p>
         </w:tc>
@@ -3749,15 +3646,7 @@
                 <w:sz w:val="17"/>
                 <w:lang w:val="nl-BE"/>
               </w:rPr>
-              <w:t>de</w:t>
-            </w:r>
-            <w:r>
-              <w:rPr>
-                <w:color w:val="1B2630"/>
-                <w:sz w:val="17"/>
-                <w:lang w:val="nl-BE"/>
-              </w:rPr>
-              <w:t xml:space="preserve"> sessie van 12 januari heeft geen inhoud</w:t>
+              <w:t>de sessie van 12 januari heeft geen inhoud</w:t>
             </w:r>
           </w:p>
         </w:tc>
@@ -3777,7 +3666,7 @@
                 <w:color w:val="1B2630"/>
                 <w:sz w:val="17"/>
               </w:rPr>
-              <w:t>november</w:t>
+              <w:t>oktober</w:t>
             </w:r>
           </w:p>
         </w:tc>
@@ -3809,14 +3698,15 @@
           <w:p>
             <w:pPr>
               <w:spacing w:before="40" w:after="40"/>
-            </w:pPr>
-            <w:r/>
-            <w:r>
-              <w:rPr>
-                <w:rFonts w:ascii="Segoe UI" w:hAnsi="Segoe UI"/>
-                <w:b w:val="0"/>
-                <w:color w:val="1B2630"/>
-                <w:sz w:val="17"/>
+              <w:rPr>
+                <w:lang w:val="nl-BE"/>
+              </w:rPr>
+            </w:pPr>
+            <w:r>
+              <w:rPr>
+                <w:color w:val="1B2630"/>
+                <w:sz w:val="17"/>
+                <w:lang w:val="nl-BE"/>
               </w:rPr>
               <w:t>één ziekteperiode van twee weken legt twaalf van de veertien sessiedagen stil</w:t>
             </w:r>
@@ -3838,7 +3728,7 @@
                 <w:color w:val="1B2630"/>
                 <w:sz w:val="17"/>
               </w:rPr>
-              <w:t>vóór de eigen dag</w:t>
+              <w:t>vr 18 dec</w:t>
             </w:r>
           </w:p>
         </w:tc>
@@ -3849,13 +3739,17 @@
           <w:p>
             <w:pPr>
               <w:spacing w:before="40" w:after="40"/>
-            </w:pPr>
-            <w:r>
-              <w:rPr>
-                <w:color w:val="1B2630"/>
-                <w:sz w:val="17"/>
-              </w:rPr>
-              <w:t>Drukmeetsysteem geïnstalleerd, kalibratietestrun gedaan</w:t>
+              <w:rPr>
+                <w:lang w:val="nl-BE"/>
+              </w:rPr>
+            </w:pPr>
+            <w:r>
+              <w:rPr>
+                <w:color w:val="1B2630"/>
+                <w:sz w:val="17"/>
+                <w:lang w:val="nl-BE"/>
+              </w:rPr>
+              <w:t>Assessment booklet drukklaar na de consensusvergadering</w:t>
             </w:r>
           </w:p>
         </w:tc>
@@ -3876,7 +3770,7 @@
                 <w:sz w:val="17"/>
                 <w:lang w:val="nl-BE"/>
               </w:rPr>
-              <w:t>dat centrum schuift naar januari</w:t>
+              <w:t>de zelftest en de sessie van 12 januari</w:t>
             </w:r>
           </w:p>
         </w:tc>
@@ -3896,7 +3790,7 @@
                 <w:color w:val="1B2630"/>
                 <w:sz w:val="17"/>
               </w:rPr>
-              <w:t>vr 18 dec</w:t>
+              <w:t>december</w:t>
             </w:r>
           </w:p>
         </w:tc>
@@ -3917,7 +3811,7 @@
                 <w:sz w:val="17"/>
                 <w:lang w:val="nl-BE"/>
               </w:rPr>
-              <w:t>Assessment booklet drukklaar na de consensusvergadering</w:t>
+              <w:t>Beslissing over de opnames, clausule in eCRF 02</w:t>
             </w:r>
           </w:p>
         </w:tc>
@@ -3937,75 +3831,6 @@
                 <w:color w:val="1B2630"/>
                 <w:sz w:val="17"/>
                 <w:lang w:val="nl-BE"/>
-              </w:rPr>
-              <w:t>de</w:t>
-            </w:r>
-            <w:r>
-              <w:rPr>
-                <w:color w:val="1B2630"/>
-                <w:sz w:val="17"/>
-                <w:lang w:val="nl-BE"/>
-              </w:rPr>
-              <w:t xml:space="preserve"> zelftest en de sessie van 12 januari</w:t>
-            </w:r>
-          </w:p>
-        </w:tc>
-      </w:tr>
-      <w:tr>
-        <w:tc>
-          <w:tcPr>
-            <w:tcW w:w="1600" w:type="dxa"/>
-          </w:tcPr>
-          <w:p>
-            <w:pPr>
-              <w:spacing w:before="40" w:after="40"/>
-            </w:pPr>
-            <w:r>
-              <w:rPr>
-                <w:b/>
-                <w:color w:val="1B2630"/>
-                <w:sz w:val="17"/>
-              </w:rPr>
-              <w:t>december</w:t>
-            </w:r>
-          </w:p>
-        </w:tc>
-        <w:tc>
-          <w:tcPr>
-            <w:tcW w:w="4200" w:type="dxa"/>
-          </w:tcPr>
-          <w:p>
-            <w:pPr>
-              <w:spacing w:before="40" w:after="40"/>
-              <w:rPr>
-                <w:lang w:val="nl-BE"/>
-              </w:rPr>
-            </w:pPr>
-            <w:r>
-              <w:rPr>
-                <w:color w:val="1B2630"/>
-                <w:sz w:val="17"/>
-                <w:lang w:val="nl-BE"/>
-              </w:rPr>
-              <w:t>Beslissing over de opnames, clausule in eCRF 02</w:t>
-            </w:r>
-          </w:p>
-        </w:tc>
-        <w:tc>
-          <w:tcPr>
-            <w:tcW w:w="4060" w:type="dxa"/>
-          </w:tcPr>
-          <w:p>
-            <w:pPr>
-              <w:spacing w:before="40" w:after="40"/>
-            </w:pPr>
-            <w:r/>
-            <w:r>
-              <w:rPr>
-                <w:rFonts w:ascii="Segoe UI" w:hAnsi="Segoe UI"/>
-                <w:b w:val="0"/>
-                <w:color w:val="1B2630"/>
-                <w:sz w:val="17"/>
               </w:rPr>
               <w:t>gedragsdag 2 van april en de fideliteitsmeting</w:t>
             </w:r>
@@ -4208,14 +4033,15 @@
           <w:p>
             <w:pPr>
               <w:spacing w:before="40" w:after="40"/>
-            </w:pPr>
-            <w:r/>
-            <w:r>
-              <w:rPr>
-                <w:rFonts w:ascii="Segoe UI" w:hAnsi="Segoe UI"/>
-                <w:b w:val="0"/>
-                <w:color w:val="1B2630"/>
-                <w:sz w:val="17"/>
+              <w:rPr>
+                <w:lang w:val="nl-BE"/>
+              </w:rPr>
+            </w:pPr>
+            <w:r>
+              <w:rPr>
+                <w:color w:val="1B2630"/>
+                <w:sz w:val="17"/>
+                <w:lang w:val="nl-BE"/>
               </w:rPr>
               <w:t>3 u theorie, 1,5 u toestemming en randomisatie</w:t>
             </w:r>
@@ -4265,14 +4091,15 @@
           <w:p>
             <w:pPr>
               <w:spacing w:before="40" w:after="40"/>
-            </w:pPr>
-            <w:r/>
-            <w:r>
-              <w:rPr>
-                <w:rFonts w:ascii="Segoe UI" w:hAnsi="Segoe UI"/>
-                <w:b w:val="0"/>
-                <w:color w:val="1B2630"/>
-                <w:sz w:val="17"/>
+              <w:rPr>
+                <w:lang w:val="nl-BE"/>
+              </w:rPr>
+            </w:pPr>
+            <w:r>
+              <w:rPr>
+                <w:color w:val="1B2630"/>
+                <w:sz w:val="17"/>
+                <w:lang w:val="nl-BE"/>
               </w:rPr>
               <w:t>3 u theorie, 2 u technologie, 4,5 u droogloop</w:t>
             </w:r>
@@ -4326,14 +4153,15 @@
           <w:p>
             <w:pPr>
               <w:spacing w:before="40" w:after="40"/>
-            </w:pPr>
-            <w:r/>
-            <w:r>
-              <w:rPr>
-                <w:rFonts w:ascii="Segoe UI" w:hAnsi="Segoe UI"/>
-                <w:b w:val="0"/>
-                <w:color w:val="1B2630"/>
-                <w:sz w:val="17"/>
+              <w:rPr>
+                <w:lang w:val="nl-BE"/>
+              </w:rPr>
+            </w:pPr>
+            <w:r>
+              <w:rPr>
+                <w:color w:val="1B2630"/>
+                <w:sz w:val="17"/>
+                <w:lang w:val="nl-BE"/>
               </w:rPr>
               <w:t>3 u theorie, 1,5 u toestemming, 1,5 u educatie, 2 u technologie, 3 u gedrag, 3 u vragenlijsten, 4,5 u droogloop — samen 18,5 u vóór de start, plus 3 u in april</w:t>
             </w:r>
@@ -4438,11 +4266,8 @@
             <w:pPr>
               <w:spacing w:before="40" w:after="40"/>
             </w:pPr>
-            <w:r/>
-            <w:r>
-              <w:rPr>
-                <w:rFonts w:ascii="Segoe UI" w:hAnsi="Segoe UI"/>
-                <w:b w:val="0"/>
+            <w:r>
+              <w:rPr>
                 <w:color w:val="1B2630"/>
                 <w:sz w:val="17"/>
               </w:rPr>
@@ -4457,14 +4282,15 @@
           <w:p>
             <w:pPr>
               <w:spacing w:before="40" w:after="40"/>
-            </w:pPr>
-            <w:r/>
-            <w:r>
-              <w:rPr>
-                <w:rFonts w:ascii="Segoe UI" w:hAnsi="Segoe UI"/>
-                <w:b w:val="0"/>
-                <w:color w:val="1B2630"/>
-                <w:sz w:val="17"/>
+              <w:rPr>
+                <w:lang w:val="nl-BE"/>
+              </w:rPr>
+            </w:pPr>
+            <w:r>
+              <w:rPr>
+                <w:color w:val="1B2630"/>
+                <w:sz w:val="17"/>
+                <w:lang w:val="nl-BE"/>
               </w:rPr>
               <w:t>Janou achttien sitebezoeken, Dobbels twaalf reisdagen — zes per gedragsdag</w:t>
             </w:r>
@@ -4486,7 +4312,6 @@
           <w:sz w:val="22"/>
           <w:lang w:val="nl-BE"/>
         </w:rPr>
-        <w:lastRenderedPageBreak/>
         <w:t>6</w:t>
       </w:r>
       <w:r>
@@ -4632,6 +4457,13 @@
               </w:rPr>
               <w:t>Deschamps</w:t>
             </w:r>
+            <w:r>
+              <w:rPr>
+                <w:color w:val="1B2630"/>
+                <w:sz w:val="17"/>
+              </w:rPr>
+              <w:t xml:space="preserve"> en Janou</w:t>
+            </w:r>
           </w:p>
         </w:tc>
         <w:tc>
@@ -4684,7 +4516,14 @@
                 <w:color w:val="1B2630"/>
                 <w:sz w:val="17"/>
               </w:rPr>
-              <w:t>Deschamps, met de site-PI's</w:t>
+              <w:t>Deschamps</w:t>
+            </w:r>
+            <w:r>
+              <w:rPr>
+                <w:color w:val="1B2630"/>
+                <w:sz w:val="17"/>
+              </w:rPr>
+              <w:t xml:space="preserve"> en janou</w:t>
             </w:r>
           </w:p>
         </w:tc>
@@ -4769,10 +4608,8 @@
             <w:pPr>
               <w:spacing w:before="40" w:after="40"/>
             </w:pPr>
-            <w:r/>
-            <w:r>
-              <w:rPr>
-                <w:rFonts w:ascii="Segoe UI" w:hAnsi="Segoe UI"/>
+            <w:r>
+              <w:rPr>
                 <w:b/>
                 <w:color w:val="1B2630"/>
                 <w:sz w:val="17"/>
@@ -4789,15 +4626,12 @@
             <w:pPr>
               <w:spacing w:before="40" w:after="40"/>
             </w:pPr>
-            <w:r/>
-            <w:r>
-              <w:rPr>
-                <w:rFonts w:ascii="Segoe UI" w:hAnsi="Segoe UI"/>
-                <w:b w:val="0"/>
-                <w:color w:val="1B2630"/>
-                <w:sz w:val="17"/>
-              </w:rPr>
-              <w:t>Dobbels, met Janou erbij</w:t>
+            <w:r>
+              <w:rPr>
+                <w:color w:val="1B2630"/>
+                <w:sz w:val="17"/>
+              </w:rPr>
+              <w:t xml:space="preserve">Dobbels, met Janou </w:t>
             </w:r>
           </w:p>
         </w:tc>
@@ -4809,11 +4643,8 @@
             <w:pPr>
               <w:spacing w:before="40" w:after="40"/>
             </w:pPr>
-            <w:r/>
-            <w:r>
-              <w:rPr>
-                <w:rFonts w:ascii="Segoe UI" w:hAnsi="Segoe UI"/>
-                <w:b w:val="0"/>
+            <w:r>
+              <w:rPr>
                 <w:color w:val="1B2630"/>
                 <w:sz w:val="17"/>
               </w:rPr>
@@ -5052,10 +4883,8 @@
             <w:pPr>
               <w:spacing w:before="40" w:after="40"/>
             </w:pPr>
-            <w:r/>
-            <w:r>
-              <w:rPr>
-                <w:rFonts w:ascii="Segoe UI" w:hAnsi="Segoe UI"/>
+            <w:r>
+              <w:rPr>
                 <w:b/>
                 <w:color w:val="1B2630"/>
                 <w:sz w:val="17"/>
@@ -5073,15 +4902,12 @@
             <w:pPr>
               <w:spacing w:before="40" w:after="40"/>
             </w:pPr>
-            <w:r/>
-            <w:r>
-              <w:rPr>
-                <w:rFonts w:ascii="Segoe UI" w:hAnsi="Segoe UI"/>
-                <w:b w:val="0"/>
-                <w:color w:val="1B2630"/>
-                <w:sz w:val="17"/>
-              </w:rPr>
-              <w:t>Dobbels, met Janou erbij</w:t>
+            <w:r>
+              <w:rPr>
+                <w:color w:val="1B2630"/>
+                <w:sz w:val="17"/>
+              </w:rPr>
+              <w:t xml:space="preserve">Dobbels, met Janou </w:t>
             </w:r>
           </w:p>
         </w:tc>
@@ -5094,11 +4920,8 @@
             <w:pPr>
               <w:spacing w:before="40" w:after="40"/>
             </w:pPr>
-            <w:r/>
-            <w:r>
-              <w:rPr>
-                <w:rFonts w:ascii="Segoe UI" w:hAnsi="Segoe UI"/>
-                <w:b w:val="0"/>
+            <w:r>
+              <w:rPr>
                 <w:color w:val="1B2630"/>
                 <w:sz w:val="17"/>
               </w:rPr>
@@ -5136,16 +4959,6 @@
             <w:pPr>
               <w:spacing w:before="40" w:after="40"/>
             </w:pPr>
-            <w:r/>
-            <w:r>
-              <w:rPr>
-                <w:rFonts w:ascii="Segoe UI" w:hAnsi="Segoe UI"/>
-                <w:b w:val="0"/>
-                <w:color w:val="1B2630"/>
-                <w:sz w:val="17"/>
-              </w:rPr>
-              <w:t>waarvan Janou 42 u</w:t>
-            </w:r>
           </w:p>
         </w:tc>
         <w:tc>
@@ -5157,11 +4970,8 @@
             <w:pPr>
               <w:spacing w:before="40" w:after="40"/>
             </w:pPr>
-            <w:r/>
-            <w:r>
-              <w:rPr>
-                <w:rFonts w:ascii="Segoe UI" w:hAnsi="Segoe UI"/>
-                <w:b w:val="0"/>
+            <w:r>
+              <w:rPr>
                 <w:color w:val="1B2630"/>
                 <w:sz w:val="17"/>
               </w:rPr>
@@ -5171,1486 +4981,6 @@
         </w:tc>
       </w:tr>
     </w:tbl>
-    <w:p>
-      <w:pPr>
-        <w:spacing w:after="40"/>
-        <w:rPr>
-          <w:lang w:val="nl-BE"/>
-        </w:rPr>
-      </w:pPr>
-    </w:p>
-    <w:p>
-      <w:pPr>
-        <w:spacing w:before="160" w:after="60"/>
-        <w:rPr>
-          <w:lang w:val="nl-BE"/>
-        </w:rPr>
-      </w:pPr>
-      <w:r>
-        <w:rPr>
-          <w:b/>
-          <w:color w:val="00407A"/>
-          <w:lang w:val="nl-BE"/>
-        </w:rPr>
-        <w:t>Het schema van Janou, week per week</w:t>
-      </w:r>
-    </w:p>
-    <w:tbl>
-      <w:tblPr>
-        <w:tblW w:w="0" w:type="auto"/>
-        <w:tblBorders>
-          <w:top w:val="single" w:sz="4" w:space="0" w:color="D8E2EA"/>
-          <w:left w:val="single" w:sz="4" w:space="0" w:color="D8E2EA"/>
-          <w:bottom w:val="single" w:sz="4" w:space="0" w:color="D8E2EA"/>
-          <w:right w:val="single" w:sz="4" w:space="0" w:color="D8E2EA"/>
-          <w:insideH w:val="single" w:sz="4" w:space="0" w:color="D8E2EA"/>
-          <w:insideV w:val="single" w:sz="4" w:space="0" w:color="D8E2EA"/>
-        </w:tblBorders>
-        <w:tblLayout w:type="fixed"/>
-        <w:tblLook w:val="04A0" w:firstRow="1" w:lastRow="0" w:firstColumn="1" w:lastColumn="0" w:noHBand="0" w:noVBand="1"/>
-      </w:tblPr>
-      <w:tblGrid>
-        <w:gridCol w:w="1900"/>
-        <w:gridCol w:w="6300"/>
-        <w:gridCol w:w="1660"/>
-      </w:tblGrid>
-      <w:tr>
-        <w:tc>
-          <w:tcPr>
-            <w:tcW w:w="1900" w:type="dxa"/>
-            <w:shd w:val="clear" w:color="auto" w:fill="1D8DB0"/>
-          </w:tcPr>
-          <w:p>
-            <w:pPr>
-              <w:spacing w:before="60" w:after="60"/>
-            </w:pPr>
-            <w:r>
-              <w:rPr>
-                <w:b/>
-                <w:color w:val="FFFFFF"/>
-                <w:sz w:val="15"/>
-              </w:rPr>
-              <w:t>Week</w:t>
-            </w:r>
-          </w:p>
-        </w:tc>
-        <w:tc>
-          <w:tcPr>
-            <w:tcW w:w="6300" w:type="dxa"/>
-            <w:shd w:val="clear" w:color="auto" w:fill="1D8DB0"/>
-          </w:tcPr>
-          <w:p>
-            <w:pPr>
-              <w:spacing w:before="60" w:after="60"/>
-            </w:pPr>
-            <w:r>
-              <w:rPr>
-                <w:b/>
-                <w:color w:val="FFFFFF"/>
-                <w:sz w:val="15"/>
-              </w:rPr>
-              <w:t>Wat</w:t>
-            </w:r>
-          </w:p>
-        </w:tc>
-        <w:tc>
-          <w:tcPr>
-            <w:tcW w:w="1660" w:type="dxa"/>
-            <w:shd w:val="clear" w:color="auto" w:fill="1D8DB0"/>
-          </w:tcPr>
-          <w:p>
-            <w:pPr>
-              <w:spacing w:before="60" w:after="60"/>
-            </w:pPr>
-            <w:r>
-              <w:rPr>
-                <w:b/>
-                <w:color w:val="FFFFFF"/>
-                <w:sz w:val="15"/>
-              </w:rPr>
-              <w:t>Dagen</w:t>
-            </w:r>
-          </w:p>
-        </w:tc>
-      </w:tr>
-      <w:tr>
-        <w:tc>
-          <w:tcPr>
-            <w:tcW w:w="1900" w:type="dxa"/>
-          </w:tcPr>
-          <w:p>
-            <w:pPr>
-              <w:spacing w:before="40" w:after="40"/>
-            </w:pPr>
-            <w:r/>
-            <w:r>
-              <w:rPr>
-                <w:rFonts w:ascii="Segoe UI" w:hAnsi="Segoe UI"/>
-                <w:b/>
-                <w:color w:val="1B2630"/>
-                <w:sz w:val="17"/>
-              </w:rPr>
-              <w:t>9–27 nov</w:t>
-            </w:r>
-          </w:p>
-        </w:tc>
-        <w:tc>
-          <w:tcPr>
-            <w:tcW w:w="6300" w:type="dxa"/>
-          </w:tcPr>
-          <w:p>
-            <w:pPr>
-              <w:spacing w:before="40" w:after="40"/>
-            </w:pPr>
-            <w:r/>
-            <w:r>
-              <w:rPr>
-                <w:rFonts w:ascii="Segoe UI" w:hAnsi="Segoe UI"/>
-                <w:b w:val="0"/>
-                <w:color w:val="1B2630"/>
-                <w:sz w:val="17"/>
-              </w:rPr>
-              <w:t>Vier online sessies bijwonen, geen verplaatsing</w:t>
-            </w:r>
-          </w:p>
-        </w:tc>
-        <w:tc>
-          <w:tcPr>
-            <w:tcW w:w="1660" w:type="dxa"/>
-          </w:tcPr>
-          <w:p>
-            <w:pPr>
-              <w:spacing w:before="40" w:after="40"/>
-            </w:pPr>
-            <w:r/>
-            <w:r>
-              <w:rPr>
-                <w:rFonts w:ascii="Segoe UI" w:hAnsi="Segoe UI"/>
-                <w:b w:val="0"/>
-                <w:color w:val="1B2630"/>
-                <w:sz w:val="17"/>
-              </w:rPr>
-              <w:t>1</w:t>
-            </w:r>
-          </w:p>
-        </w:tc>
-      </w:tr>
-      <w:tr>
-        <w:tc>
-          <w:tcPr>
-            <w:tcW w:w="1900" w:type="dxa"/>
-          </w:tcPr>
-          <w:p>
-            <w:pPr>
-              <w:spacing w:before="40" w:after="40"/>
-            </w:pPr>
-            <w:r/>
-            <w:r>
-              <w:rPr>
-                <w:rFonts w:ascii="Segoe UI" w:hAnsi="Segoe UI"/>
-                <w:b/>
-                <w:color w:val="1B2630"/>
-                <w:sz w:val="17"/>
-              </w:rPr>
-              <w:t>30 nov – 4 dec</w:t>
-            </w:r>
-          </w:p>
-        </w:tc>
-        <w:tc>
-          <w:tcPr>
-            <w:tcW w:w="6300" w:type="dxa"/>
-          </w:tcPr>
-          <w:p>
-            <w:pPr>
-              <w:spacing w:before="40" w:after="40"/>
-            </w:pPr>
-            <w:r/>
-            <w:r>
-              <w:rPr>
-                <w:rFonts w:ascii="Segoe UI" w:hAnsi="Segoe UI"/>
-                <w:b w:val="0"/>
-                <w:color w:val="1B2630"/>
-                <w:sz w:val="17"/>
-              </w:rPr>
-              <w:t>di 1 Brugge en Kortrijk — technologie</w:t>
-            </w:r>
-          </w:p>
-        </w:tc>
-        <w:tc>
-          <w:tcPr>
-            <w:tcW w:w="1660" w:type="dxa"/>
-          </w:tcPr>
-          <w:p>
-            <w:pPr>
-              <w:spacing w:before="40" w:after="40"/>
-            </w:pPr>
-            <w:r/>
-            <w:r>
-              <w:rPr>
-                <w:rFonts w:ascii="Segoe UI" w:hAnsi="Segoe UI"/>
-                <w:b w:val="0"/>
-                <w:color w:val="1B2630"/>
-                <w:sz w:val="17"/>
-              </w:rPr>
-              <w:t>1</w:t>
-            </w:r>
-          </w:p>
-        </w:tc>
-      </w:tr>
-      <w:tr>
-        <w:tc>
-          <w:tcPr>
-            <w:tcW w:w="1900" w:type="dxa"/>
-          </w:tcPr>
-          <w:p>
-            <w:pPr>
-              <w:spacing w:before="40" w:after="40"/>
-            </w:pPr>
-            <w:r/>
-            <w:r>
-              <w:rPr>
-                <w:rFonts w:ascii="Segoe UI" w:hAnsi="Segoe UI"/>
-                <w:b/>
-                <w:color w:val="1B2630"/>
-                <w:sz w:val="17"/>
-              </w:rPr>
-              <w:t>7–11 dec</w:t>
-            </w:r>
-          </w:p>
-        </w:tc>
-        <w:tc>
-          <w:tcPr>
-            <w:tcW w:w="6300" w:type="dxa"/>
-          </w:tcPr>
-          <w:p>
-            <w:pPr>
-              <w:spacing w:before="40" w:after="40"/>
-            </w:pPr>
-            <w:r/>
-            <w:r>
-              <w:rPr>
-                <w:rFonts w:ascii="Segoe UI" w:hAnsi="Segoe UI"/>
-                <w:b w:val="0"/>
-                <w:color w:val="1B2630"/>
-                <w:sz w:val="17"/>
-              </w:rPr>
-              <w:t>di 8 Gent en Aalst — technologie</w:t>
-            </w:r>
-          </w:p>
-        </w:tc>
-        <w:tc>
-          <w:tcPr>
-            <w:tcW w:w="1660" w:type="dxa"/>
-          </w:tcPr>
-          <w:p>
-            <w:pPr>
-              <w:spacing w:before="40" w:after="40"/>
-            </w:pPr>
-            <w:r/>
-            <w:r>
-              <w:rPr>
-                <w:rFonts w:ascii="Segoe UI" w:hAnsi="Segoe UI"/>
-                <w:b w:val="0"/>
-                <w:color w:val="1B2630"/>
-                <w:sz w:val="17"/>
-              </w:rPr>
-              <w:t>1</w:t>
-            </w:r>
-          </w:p>
-        </w:tc>
-      </w:tr>
-      <w:tr>
-        <w:tc>
-          <w:tcPr>
-            <w:tcW w:w="1900" w:type="dxa"/>
-          </w:tcPr>
-          <w:p>
-            <w:pPr>
-              <w:spacing w:before="40" w:after="40"/>
-            </w:pPr>
-            <w:r/>
-            <w:r>
-              <w:rPr>
-                <w:rFonts w:ascii="Segoe UI" w:hAnsi="Segoe UI"/>
-                <w:b/>
-                <w:color w:val="1B2630"/>
-                <w:sz w:val="17"/>
-              </w:rPr>
-              <w:t>14–18 dec</w:t>
-            </w:r>
-          </w:p>
-        </w:tc>
-        <w:tc>
-          <w:tcPr>
-            <w:tcW w:w="6300" w:type="dxa"/>
-          </w:tcPr>
-          <w:p>
-            <w:pPr>
-              <w:spacing w:before="40" w:after="40"/>
-            </w:pPr>
-            <w:r/>
-            <w:r>
-              <w:rPr>
-                <w:rFonts w:ascii="Segoe UI" w:hAnsi="Segoe UI"/>
-                <w:b w:val="0"/>
-                <w:color w:val="1B2630"/>
-                <w:sz w:val="17"/>
-              </w:rPr>
-              <w:t>di 15 Leuven, wo 16 Antwerpen — technologie; vr 18 vragenlijstenset uit</w:t>
-            </w:r>
-          </w:p>
-        </w:tc>
-        <w:tc>
-          <w:tcPr>
-            <w:tcW w:w="1660" w:type="dxa"/>
-          </w:tcPr>
-          <w:p>
-            <w:pPr>
-              <w:spacing w:before="40" w:after="40"/>
-            </w:pPr>
-            <w:r/>
-            <w:r>
-              <w:rPr>
-                <w:rFonts w:ascii="Segoe UI" w:hAnsi="Segoe UI"/>
-                <w:b w:val="0"/>
-                <w:color w:val="1B2630"/>
-                <w:sz w:val="17"/>
-              </w:rPr>
-              <w:t>2,5</w:t>
-            </w:r>
-          </w:p>
-        </w:tc>
-      </w:tr>
-      <w:tr>
-        <w:tc>
-          <w:tcPr>
-            <w:tcW w:w="1900" w:type="dxa"/>
-          </w:tcPr>
-          <w:p>
-            <w:pPr>
-              <w:spacing w:before="40" w:after="40"/>
-            </w:pPr>
-            <w:r/>
-            <w:r>
-              <w:rPr>
-                <w:rFonts w:ascii="Segoe UI" w:hAnsi="Segoe UI"/>
-                <w:b/>
-                <w:color w:val="1B2630"/>
-                <w:sz w:val="17"/>
-              </w:rPr>
-              <w:t>december, te plannen</w:t>
-            </w:r>
-          </w:p>
-        </w:tc>
-        <w:tc>
-          <w:tcPr>
-            <w:tcW w:w="6300" w:type="dxa"/>
-          </w:tcPr>
-          <w:p>
-            <w:pPr>
-              <w:spacing w:before="40" w:after="40"/>
-            </w:pPr>
-            <w:r/>
-            <w:r>
-              <w:rPr>
-                <w:rFonts w:ascii="Segoe UI" w:hAnsi="Segoe UI"/>
-                <w:b w:val="0"/>
-                <w:color w:val="1B2630"/>
-                <w:sz w:val="17"/>
-              </w:rPr>
-              <w:t>Zes gedragsdagen bijwonen, één per centrum</w:t>
-            </w:r>
-          </w:p>
-        </w:tc>
-        <w:tc>
-          <w:tcPr>
-            <w:tcW w:w="1660" w:type="dxa"/>
-          </w:tcPr>
-          <w:p>
-            <w:pPr>
-              <w:spacing w:before="40" w:after="40"/>
-            </w:pPr>
-            <w:r/>
-            <w:r>
-              <w:rPr>
-                <w:rFonts w:ascii="Segoe UI" w:hAnsi="Segoe UI"/>
-                <w:b w:val="0"/>
-                <w:color w:val="1B2630"/>
-                <w:sz w:val="17"/>
-              </w:rPr>
-              <w:t>6</w:t>
-            </w:r>
-          </w:p>
-        </w:tc>
-      </w:tr>
-      <w:tr>
-        <w:tc>
-          <w:tcPr>
-            <w:tcW w:w="1900" w:type="dxa"/>
-          </w:tcPr>
-          <w:p>
-            <w:pPr>
-              <w:spacing w:before="40" w:after="40"/>
-            </w:pPr>
-            <w:r/>
-            <w:r>
-              <w:rPr>
-                <w:rFonts w:ascii="Segoe UI" w:hAnsi="Segoe UI"/>
-                <w:b/>
-                <w:color w:val="1B2630"/>
-                <w:sz w:val="17"/>
-              </w:rPr>
-              <w:t>4–8 jan</w:t>
-            </w:r>
-          </w:p>
-        </w:tc>
-        <w:tc>
-          <w:tcPr>
-            <w:tcW w:w="6300" w:type="dxa"/>
-          </w:tcPr>
-          <w:p>
-            <w:pPr>
-              <w:spacing w:before="40" w:after="40"/>
-            </w:pPr>
-            <w:r/>
-            <w:r>
-              <w:rPr>
-                <w:rFonts w:ascii="Segoe UI" w:hAnsi="Segoe UI"/>
-                <w:b w:val="0"/>
-                <w:color w:val="1B2630"/>
-                <w:sz w:val="17"/>
-              </w:rPr>
-              <w:t>Zelftest loopt in de centra</w:t>
-            </w:r>
-          </w:p>
-        </w:tc>
-        <w:tc>
-          <w:tcPr>
-            <w:tcW w:w="1660" w:type="dxa"/>
-          </w:tcPr>
-          <w:p>
-            <w:pPr>
-              <w:spacing w:before="40" w:after="40"/>
-            </w:pPr>
-            <w:r/>
-            <w:r>
-              <w:rPr>
-                <w:rFonts w:ascii="Segoe UI" w:hAnsi="Segoe UI"/>
-                <w:b w:val="0"/>
-                <w:color w:val="1B2630"/>
-                <w:sz w:val="17"/>
-              </w:rPr>
-              <w:t>0,5</w:t>
-            </w:r>
-          </w:p>
-        </w:tc>
-      </w:tr>
-      <w:tr>
-        <w:tc>
-          <w:tcPr>
-            <w:tcW w:w="1900" w:type="dxa"/>
-          </w:tcPr>
-          <w:p>
-            <w:pPr>
-              <w:spacing w:before="40" w:after="40"/>
-            </w:pPr>
-            <w:r/>
-            <w:r>
-              <w:rPr>
-                <w:rFonts w:ascii="Segoe UI" w:hAnsi="Segoe UI"/>
-                <w:b/>
-                <w:color w:val="1B2630"/>
-                <w:sz w:val="17"/>
-              </w:rPr>
-              <w:t>11–15 jan</w:t>
-            </w:r>
-          </w:p>
-        </w:tc>
-        <w:tc>
-          <w:tcPr>
-            <w:tcW w:w="6300" w:type="dxa"/>
-          </w:tcPr>
-          <w:p>
-            <w:pPr>
-              <w:spacing w:before="40" w:after="40"/>
-            </w:pPr>
-            <w:r/>
-            <w:r>
-              <w:rPr>
-                <w:rFonts w:ascii="Segoe UI" w:hAnsi="Segoe UI"/>
-                <w:b w:val="0"/>
-                <w:color w:val="1B2630"/>
-                <w:sz w:val="17"/>
-              </w:rPr>
-              <w:t>di 12 datacollectie online; do 14 Brugge, vr 15 Kortrijk — droogloop</w:t>
-            </w:r>
-          </w:p>
-        </w:tc>
-        <w:tc>
-          <w:tcPr>
-            <w:tcW w:w="1660" w:type="dxa"/>
-          </w:tcPr>
-          <w:p>
-            <w:pPr>
-              <w:spacing w:before="40" w:after="40"/>
-            </w:pPr>
-            <w:r/>
-            <w:r>
-              <w:rPr>
-                <w:rFonts w:ascii="Segoe UI" w:hAnsi="Segoe UI"/>
-                <w:b w:val="0"/>
-                <w:color w:val="1B2630"/>
-                <w:sz w:val="17"/>
-              </w:rPr>
-              <w:t>2,5</w:t>
-            </w:r>
-          </w:p>
-        </w:tc>
-      </w:tr>
-      <w:tr>
-        <w:tc>
-          <w:tcPr>
-            <w:tcW w:w="1900" w:type="dxa"/>
-          </w:tcPr>
-          <w:p>
-            <w:pPr>
-              <w:spacing w:before="40" w:after="40"/>
-            </w:pPr>
-            <w:r/>
-            <w:r>
-              <w:rPr>
-                <w:rFonts w:ascii="Segoe UI" w:hAnsi="Segoe UI"/>
-                <w:b/>
-                <w:color w:val="1B2630"/>
-                <w:sz w:val="17"/>
-              </w:rPr>
-              <w:t>18–22 jan</w:t>
-            </w:r>
-          </w:p>
-        </w:tc>
-        <w:tc>
-          <w:tcPr>
-            <w:tcW w:w="6300" w:type="dxa"/>
-          </w:tcPr>
-          <w:p>
-            <w:pPr>
-              <w:spacing w:before="40" w:after="40"/>
-            </w:pPr>
-            <w:r/>
-            <w:r>
-              <w:rPr>
-                <w:rFonts w:ascii="Segoe UI" w:hAnsi="Segoe UI"/>
-                <w:b w:val="0"/>
-                <w:color w:val="1B2630"/>
-                <w:sz w:val="17"/>
-              </w:rPr>
-              <w:t>di 19 Gent, wo 20 Aalst — droogloop</w:t>
-            </w:r>
-          </w:p>
-        </w:tc>
-        <w:tc>
-          <w:tcPr>
-            <w:tcW w:w="1660" w:type="dxa"/>
-          </w:tcPr>
-          <w:p>
-            <w:pPr>
-              <w:spacing w:before="40" w:after="40"/>
-            </w:pPr>
-            <w:r/>
-            <w:r>
-              <w:rPr>
-                <w:rFonts w:ascii="Segoe UI" w:hAnsi="Segoe UI"/>
-                <w:b w:val="0"/>
-                <w:color w:val="1B2630"/>
-                <w:sz w:val="17"/>
-              </w:rPr>
-              <w:t>2</w:t>
-            </w:r>
-          </w:p>
-        </w:tc>
-      </w:tr>
-      <w:tr>
-        <w:tc>
-          <w:tcPr>
-            <w:tcW w:w="1900" w:type="dxa"/>
-            <w:shd w:val="clear" w:color="auto" w:fill="EAF3F8"/>
-          </w:tcPr>
-          <w:p>
-            <w:pPr>
-              <w:spacing w:before="40" w:after="40"/>
-            </w:pPr>
-            <w:r/>
-            <w:r>
-              <w:rPr>
-                <w:rFonts w:ascii="Segoe UI" w:hAnsi="Segoe UI"/>
-                <w:b/>
-                <w:color w:val="1B2630"/>
-                <w:sz w:val="17"/>
-              </w:rPr>
-              <w:t>25–29 jan</w:t>
-            </w:r>
-          </w:p>
-        </w:tc>
-        <w:tc>
-          <w:tcPr>
-            <w:tcW w:w="6300" w:type="dxa"/>
-            <w:shd w:val="clear" w:color="auto" w:fill="EAF3F8"/>
-          </w:tcPr>
-          <w:p>
-            <w:pPr>
-              <w:spacing w:before="40" w:after="40"/>
-            </w:pPr>
-            <w:r/>
-            <w:r>
-              <w:rPr>
-                <w:rFonts w:ascii="Segoe UI" w:hAnsi="Segoe UI"/>
-                <w:b w:val="0"/>
-                <w:color w:val="1B2630"/>
-                <w:sz w:val="17"/>
-              </w:rPr>
-              <w:t>di 26 Leuven, wo 27 Antwerpen — droogloop</w:t>
-            </w:r>
-          </w:p>
-        </w:tc>
-        <w:tc>
-          <w:tcPr>
-            <w:tcW w:w="1660" w:type="dxa"/>
-            <w:shd w:val="clear" w:color="auto" w:fill="EAF3F8"/>
-          </w:tcPr>
-          <w:p>
-            <w:pPr>
-              <w:spacing w:before="40" w:after="40"/>
-            </w:pPr>
-            <w:r/>
-            <w:r>
-              <w:rPr>
-                <w:rFonts w:ascii="Segoe UI" w:hAnsi="Segoe UI"/>
-                <w:b w:val="0"/>
-                <w:color w:val="1B2630"/>
-                <w:sz w:val="17"/>
-              </w:rPr>
-              <w:t>2</w:t>
-            </w:r>
-          </w:p>
-        </w:tc>
-      </w:tr>
-      <w:tr>
-        <w:tc>
-          <w:tcPr>
-            <w:tcW w:type="dxa" w:w="1900"/>
-            <w:shd w:val="clear" w:color="auto" w:fill="EAF3F8"/>
-          </w:tcPr>
-          <w:p>
-            <w:pPr>
-              <w:spacing w:before="40" w:after="40"/>
-            </w:pPr>
-            <w:r/>
-            <w:r>
-              <w:rPr>
-                <w:rFonts w:ascii="Segoe UI" w:hAnsi="Segoe UI"/>
-                <w:b/>
-                <w:color w:val="00407A"/>
-                <w:sz w:val="17"/>
-              </w:rPr>
-              <w:t>Zestien reisdagen, achttien sitebezoeken</w:t>
-            </w:r>
-          </w:p>
-        </w:tc>
-        <w:tc>
-          <w:tcPr>
-            <w:tcW w:type="dxa" w:w="6300"/>
-            <w:shd w:val="clear" w:color="auto" w:fill="EAF3F8"/>
-          </w:tcPr>
-          <w:p>
-            <w:pPr>
-              <w:spacing w:before="40" w:after="40"/>
-            </w:pPr>
-            <w:r/>
-            <w:r>
-              <w:rPr>
-                <w:rFonts w:ascii="Segoe UI" w:hAnsi="Segoe UI"/>
-                <w:b/>
-                <w:color w:val="00407A"/>
-                <w:sz w:val="17"/>
-              </w:rPr>
-              <w:t>Elke dag met een verplaatsing telt als een volle dag</w:t>
-            </w:r>
-          </w:p>
-        </w:tc>
-        <w:tc>
-          <w:tcPr>
-            <w:tcW w:type="dxa" w:w="1660"/>
-            <w:shd w:val="clear" w:color="auto" w:fill="EAF3F8"/>
-          </w:tcPr>
-          <w:p>
-            <w:pPr>
-              <w:spacing w:before="40" w:after="40"/>
-            </w:pPr>
-            <w:r/>
-            <w:r>
-              <w:rPr>
-                <w:rFonts w:ascii="Segoe UI" w:hAnsi="Segoe UI"/>
-                <w:b/>
-                <w:color w:val="00407A"/>
-                <w:sz w:val="17"/>
-              </w:rPr>
-              <w:t>18,5 dagen</w:t>
-            </w:r>
-          </w:p>
-        </w:tc>
-      </w:tr>
-    </w:tbl>
-    <w:p>
-      <w:pPr>
-        <w:spacing w:after="40"/>
-      </w:pPr>
-    </w:p>
-    <w:p>
-      <w:pPr>
-        <w:spacing w:before="160" w:after="60"/>
-      </w:pPr>
-      <w:r>
-        <w:rPr>
-          <w:b/>
-          <w:color w:val="00407A"/>
-        </w:rPr>
-        <w:t>Voorbereiding</w:t>
-      </w:r>
-      <w:r>
-        <w:rPr>
-          <w:b/>
-          <w:color w:val="00407A"/>
-        </w:rPr>
-        <w:t xml:space="preserve"> van Janou</w:t>
-      </w:r>
-    </w:p>
-    <w:tbl>
-      <w:tblPr>
-        <w:tblW w:w="0" w:type="auto"/>
-        <w:tblBorders>
-          <w:top w:val="single" w:sz="4" w:space="0" w:color="D8E2EA"/>
-          <w:left w:val="single" w:sz="4" w:space="0" w:color="D8E2EA"/>
-          <w:bottom w:val="single" w:sz="4" w:space="0" w:color="D8E2EA"/>
-          <w:right w:val="single" w:sz="4" w:space="0" w:color="D8E2EA"/>
-          <w:insideH w:val="single" w:sz="4" w:space="0" w:color="D8E2EA"/>
-          <w:insideV w:val="single" w:sz="4" w:space="0" w:color="D8E2EA"/>
-        </w:tblBorders>
-        <w:tblLayout w:type="fixed"/>
-        <w:tblLook w:val="04A0" w:firstRow="1" w:lastRow="0" w:firstColumn="1" w:lastColumn="0" w:noHBand="0" w:noVBand="1"/>
-      </w:tblPr>
-      <w:tblGrid>
-        <w:gridCol w:w="3000"/>
-        <w:gridCol w:w="2600"/>
-        <w:gridCol w:w="2200"/>
-        <w:gridCol w:w="2060"/>
-      </w:tblGrid>
-      <w:tr>
-        <w:tc>
-          <w:tcPr>
-            <w:tcW w:w="3000" w:type="dxa"/>
-            <w:shd w:val="clear" w:color="auto" w:fill="1D8DB0"/>
-          </w:tcPr>
-          <w:p>
-            <w:pPr>
-              <w:spacing w:before="60" w:after="60"/>
-            </w:pPr>
-            <w:r>
-              <w:rPr>
-                <w:b/>
-                <w:color w:val="FFFFFF"/>
-                <w:sz w:val="15"/>
-              </w:rPr>
-              <w:t>Onderdeel</w:t>
-            </w:r>
-          </w:p>
-        </w:tc>
-        <w:tc>
-          <w:tcPr>
-            <w:tcW w:w="2600" w:type="dxa"/>
-            <w:shd w:val="clear" w:color="auto" w:fill="1D8DB0"/>
-          </w:tcPr>
-          <w:p>
-            <w:pPr>
-              <w:spacing w:before="60" w:after="60"/>
-            </w:pPr>
-            <w:r>
-              <w:rPr>
-                <w:b/>
-                <w:color w:val="FFFFFF"/>
-                <w:sz w:val="15"/>
-              </w:rPr>
-              <w:t>Nieuw materiaal</w:t>
-            </w:r>
-          </w:p>
-        </w:tc>
-        <w:tc>
-          <w:tcPr>
-            <w:tcW w:w="2200" w:type="dxa"/>
-            <w:shd w:val="clear" w:color="auto" w:fill="1D8DB0"/>
-          </w:tcPr>
-          <w:p>
-            <w:pPr>
-              <w:spacing w:before="60" w:after="60"/>
-            </w:pPr>
-            <w:r>
-              <w:rPr>
-                <w:b/>
-                <w:color w:val="FFFFFF"/>
-                <w:sz w:val="15"/>
-              </w:rPr>
-              <w:t>Herhaling</w:t>
-            </w:r>
-          </w:p>
-        </w:tc>
-        <w:tc>
-          <w:tcPr>
-            <w:tcW w:w="2060" w:type="dxa"/>
-            <w:shd w:val="clear" w:color="auto" w:fill="1D8DB0"/>
-          </w:tcPr>
-          <w:p>
-            <w:pPr>
-              <w:spacing w:before="60" w:after="60"/>
-            </w:pPr>
-            <w:r>
-              <w:rPr>
-                <w:b/>
-                <w:color w:val="FFFFFF"/>
-                <w:sz w:val="15"/>
-              </w:rPr>
-              <w:t>Totaal</w:t>
-            </w:r>
-          </w:p>
-        </w:tc>
-      </w:tr>
-      <w:tr>
-        <w:tc>
-          <w:tcPr>
-            <w:tcW w:w="3000" w:type="dxa"/>
-          </w:tcPr>
-          <w:p>
-            <w:pPr>
-              <w:spacing w:before="40" w:after="40"/>
-            </w:pPr>
-            <w:r>
-              <w:rPr>
-                <w:b/>
-                <w:color w:val="1B2630"/>
-                <w:sz w:val="17"/>
-              </w:rPr>
-              <w:t>Technologie, 2 u</w:t>
-            </w:r>
-          </w:p>
-        </w:tc>
-        <w:tc>
-          <w:tcPr>
-            <w:tcW w:w="2600" w:type="dxa"/>
-          </w:tcPr>
-          <w:p>
-            <w:pPr>
-              <w:spacing w:before="40" w:after="40"/>
-            </w:pPr>
-            <w:r>
-              <w:rPr>
-                <w:color w:val="1B2630"/>
-                <w:sz w:val="17"/>
-              </w:rPr>
-              <w:t>6 u</w:t>
-            </w:r>
-          </w:p>
-        </w:tc>
-        <w:tc>
-          <w:tcPr>
-            <w:tcW w:w="2200" w:type="dxa"/>
-          </w:tcPr>
-          <w:p>
-            <w:pPr>
-              <w:spacing w:before="40" w:after="40"/>
-            </w:pPr>
-            <w:r>
-              <w:rPr>
-                <w:color w:val="1B2630"/>
-                <w:sz w:val="17"/>
-              </w:rPr>
-              <w:t>5 × 0,5 u</w:t>
-            </w:r>
-          </w:p>
-        </w:tc>
-        <w:tc>
-          <w:tcPr>
-            <w:tcW w:w="2060" w:type="dxa"/>
-          </w:tcPr>
-          <w:p>
-            <w:pPr>
-              <w:spacing w:before="40" w:after="40"/>
-            </w:pPr>
-            <w:r>
-              <w:rPr>
-                <w:color w:val="1B2630"/>
-                <w:sz w:val="17"/>
-              </w:rPr>
-              <w:t>8,5 u</w:t>
-            </w:r>
-          </w:p>
-        </w:tc>
-      </w:tr>
-      <w:tr>
-        <w:tc>
-          <w:tcPr>
-            <w:tcW w:w="3000" w:type="dxa"/>
-          </w:tcPr>
-          <w:p>
-            <w:pPr>
-              <w:spacing w:before="40" w:after="40"/>
-            </w:pPr>
-            <w:r>
-              <w:rPr>
-                <w:b/>
-                <w:color w:val="1B2630"/>
-                <w:sz w:val="17"/>
-              </w:rPr>
-              <w:t>Softwarevoorbereiding</w:t>
-            </w:r>
-          </w:p>
-        </w:tc>
-        <w:tc>
-          <w:tcPr>
-            <w:tcW w:w="2600" w:type="dxa"/>
-          </w:tcPr>
-          <w:p>
-            <w:pPr>
-              <w:spacing w:before="40" w:after="40"/>
-            </w:pPr>
-            <w:r>
-              <w:rPr>
-                <w:color w:val="1B2630"/>
-                <w:sz w:val="17"/>
-              </w:rPr>
-              <w:t>1 u</w:t>
-            </w:r>
-          </w:p>
-        </w:tc>
-        <w:tc>
-          <w:tcPr>
-            <w:tcW w:w="2200" w:type="dxa"/>
-          </w:tcPr>
-          <w:p>
-            <w:pPr>
-              <w:spacing w:before="40" w:after="40"/>
-            </w:pPr>
-            <w:r>
-              <w:rPr>
-                <w:color w:val="1B2630"/>
-                <w:sz w:val="17"/>
-              </w:rPr>
-              <w:t>—</w:t>
-            </w:r>
-          </w:p>
-        </w:tc>
-        <w:tc>
-          <w:tcPr>
-            <w:tcW w:w="2060" w:type="dxa"/>
-          </w:tcPr>
-          <w:p>
-            <w:pPr>
-              <w:spacing w:before="40" w:after="40"/>
-            </w:pPr>
-            <w:r>
-              <w:rPr>
-                <w:color w:val="1B2630"/>
-                <w:sz w:val="17"/>
-              </w:rPr>
-              <w:t>1 u</w:t>
-            </w:r>
-          </w:p>
-        </w:tc>
-      </w:tr>
-      <w:tr>
-        <w:tc>
-          <w:tcPr>
-            <w:tcW w:w="3000" w:type="dxa"/>
-          </w:tcPr>
-          <w:p>
-            <w:pPr>
-              <w:spacing w:before="40" w:after="40"/>
-            </w:pPr>
-            <w:r>
-              <w:rPr>
-                <w:b/>
-                <w:color w:val="1B2630"/>
-                <w:sz w:val="17"/>
-              </w:rPr>
-              <w:t>Droogloop met debriefing, 4,5 u</w:t>
-            </w:r>
-          </w:p>
-        </w:tc>
-        <w:tc>
-          <w:tcPr>
-            <w:tcW w:w="2600" w:type="dxa"/>
-          </w:tcPr>
-          <w:p>
-            <w:pPr>
-              <w:spacing w:before="40" w:after="40"/>
-            </w:pPr>
-            <w:r>
-              <w:rPr>
-                <w:color w:val="1B2630"/>
-                <w:sz w:val="17"/>
-              </w:rPr>
-              <w:t>12 u scenario en materialenset</w:t>
-            </w:r>
-          </w:p>
-        </w:tc>
-        <w:tc>
-          <w:tcPr>
-            <w:tcW w:w="2200" w:type="dxa"/>
-          </w:tcPr>
-          <w:p>
-            <w:pPr>
-              <w:spacing w:before="40" w:after="40"/>
-            </w:pPr>
-            <w:r>
-              <w:rPr>
-                <w:color w:val="1B2630"/>
-                <w:sz w:val="17"/>
-              </w:rPr>
-              <w:t>5 × 0,5 u</w:t>
-            </w:r>
-          </w:p>
-        </w:tc>
-        <w:tc>
-          <w:tcPr>
-            <w:tcW w:w="2060" w:type="dxa"/>
-          </w:tcPr>
-          <w:p>
-            <w:pPr>
-              <w:spacing w:before="40" w:after="40"/>
-            </w:pPr>
-            <w:r>
-              <w:rPr>
-                <w:color w:val="1B2630"/>
-                <w:sz w:val="17"/>
-              </w:rPr>
-              <w:t>14,5 u</w:t>
-            </w:r>
-          </w:p>
-        </w:tc>
-      </w:tr>
-      <w:tr>
-        <w:tc>
-          <w:tcPr>
-            <w:tcW w:w="3000" w:type="dxa"/>
-            <w:shd w:val="clear" w:color="auto" w:fill="EAF3F8"/>
-          </w:tcPr>
-          <w:p>
-            <w:pPr>
-              <w:spacing w:before="40" w:after="40"/>
-            </w:pPr>
-            <w:r>
-              <w:rPr>
-                <w:b/>
-                <w:color w:val="00407A"/>
-                <w:sz w:val="17"/>
-              </w:rPr>
-              <w:t>Totaal</w:t>
-            </w:r>
-          </w:p>
-        </w:tc>
-        <w:tc>
-          <w:tcPr>
-            <w:tcW w:w="2600" w:type="dxa"/>
-            <w:shd w:val="clear" w:color="auto" w:fill="EAF3F8"/>
-          </w:tcPr>
-          <w:p>
-            <w:pPr>
-              <w:spacing w:before="40" w:after="40"/>
-            </w:pPr>
-            <w:r>
-              <w:rPr>
-                <w:b/>
-                <w:color w:val="00407A"/>
-                <w:sz w:val="17"/>
-              </w:rPr>
-              <w:t>—</w:t>
-            </w:r>
-          </w:p>
-        </w:tc>
-        <w:tc>
-          <w:tcPr>
-            <w:tcW w:w="2200" w:type="dxa"/>
-            <w:shd w:val="clear" w:color="auto" w:fill="EAF3F8"/>
-          </w:tcPr>
-          <w:p>
-            <w:pPr>
-              <w:spacing w:before="40" w:after="40"/>
-            </w:pPr>
-            <w:r>
-              <w:rPr>
-                <w:b/>
-                <w:color w:val="00407A"/>
-                <w:sz w:val="17"/>
-              </w:rPr>
-              <w:t>—</w:t>
-            </w:r>
-          </w:p>
-        </w:tc>
-        <w:tc>
-          <w:tcPr>
-            <w:tcW w:w="2060" w:type="dxa"/>
-            <w:shd w:val="clear" w:color="auto" w:fill="EAF3F8"/>
-          </w:tcPr>
-          <w:p>
-            <w:pPr>
-              <w:spacing w:before="40" w:after="40"/>
-            </w:pPr>
-            <w:r/>
-            <w:r>
-              <w:rPr>
-                <w:rFonts w:ascii="Segoe UI" w:hAnsi="Segoe UI"/>
-                <w:b w:val="0"/>
-                <w:color w:val="1B2630"/>
-                <w:sz w:val="17"/>
-              </w:rPr>
-              <w:t>24 u ≈ 3 dagen</w:t>
-            </w:r>
-          </w:p>
-        </w:tc>
-      </w:tr>
-    </w:tbl>
-    <w:p>
-      <w:pPr>
-        <w:spacing w:after="40"/>
-      </w:pPr>
-    </w:p>
-    <w:p>
-      <w:pPr>
-        <w:spacing w:before="160" w:after="60"/>
-      </w:pPr>
-      <w:r>
-        <w:rPr>
-          <w:b/>
-          <w:color w:val="00407A"/>
-        </w:rPr>
-        <w:t>Totaal</w:t>
-      </w:r>
-    </w:p>
-    <w:tbl>
-      <w:tblPr>
-        <w:tblW w:w="0" w:type="auto"/>
-        <w:tblBorders>
-          <w:top w:val="single" w:sz="4" w:space="0" w:color="D8E2EA"/>
-          <w:left w:val="single" w:sz="4" w:space="0" w:color="D8E2EA"/>
-          <w:bottom w:val="single" w:sz="4" w:space="0" w:color="D8E2EA"/>
-          <w:right w:val="single" w:sz="4" w:space="0" w:color="D8E2EA"/>
-          <w:insideH w:val="single" w:sz="4" w:space="0" w:color="D8E2EA"/>
-          <w:insideV w:val="single" w:sz="4" w:space="0" w:color="D8E2EA"/>
-        </w:tblBorders>
-        <w:tblLayout w:type="fixed"/>
-        <w:tblLook w:val="04A0" w:firstRow="1" w:lastRow="0" w:firstColumn="1" w:lastColumn="0" w:noHBand="0" w:noVBand="1"/>
-      </w:tblPr>
-      <w:tblGrid>
-        <w:gridCol w:w="6400"/>
-        <w:gridCol w:w="3460"/>
-      </w:tblGrid>
-      <w:tr>
-        <w:tc>
-          <w:tcPr>
-            <w:tcW w:w="6400" w:type="dxa"/>
-            <w:shd w:val="clear" w:color="auto" w:fill="1D8DB0"/>
-          </w:tcPr>
-          <w:p>
-            <w:pPr>
-              <w:spacing w:before="60" w:after="60"/>
-            </w:pPr>
-            <w:r>
-              <w:rPr>
-                <w:b/>
-                <w:color w:val="FFFFFF"/>
-                <w:sz w:val="15"/>
-              </w:rPr>
-              <w:t>Post</w:t>
-            </w:r>
-          </w:p>
-        </w:tc>
-        <w:tc>
-          <w:tcPr>
-            <w:tcW w:w="3460" w:type="dxa"/>
-            <w:shd w:val="clear" w:color="auto" w:fill="1D8DB0"/>
-          </w:tcPr>
-          <w:p>
-            <w:pPr>
-              <w:spacing w:before="60" w:after="60"/>
-            </w:pPr>
-            <w:r>
-              <w:rPr>
-                <w:b/>
-                <w:color w:val="FFFFFF"/>
-                <w:sz w:val="15"/>
-              </w:rPr>
-              <w:t>Dagen</w:t>
-            </w:r>
-          </w:p>
-        </w:tc>
-      </w:tr>
-      <w:tr>
-        <w:tc>
-          <w:tcPr>
-            <w:tcW w:w="6400" w:type="dxa"/>
-          </w:tcPr>
-          <w:p>
-            <w:pPr>
-              <w:spacing w:before="40" w:after="40"/>
-            </w:pPr>
-            <w:r/>
-            <w:r>
-              <w:rPr>
-                <w:rFonts w:ascii="Segoe UI" w:hAnsi="Segoe UI"/>
-                <w:b/>
-                <w:color w:val="1B2630"/>
-                <w:sz w:val="17"/>
-              </w:rPr>
-              <w:t>Janou · sessies en reisdagen</w:t>
-            </w:r>
-          </w:p>
-        </w:tc>
-        <w:tc>
-          <w:tcPr>
-            <w:tcW w:w="3460" w:type="dxa"/>
-          </w:tcPr>
-          <w:p>
-            <w:pPr>
-              <w:spacing w:before="40" w:after="40"/>
-            </w:pPr>
-            <w:r/>
-            <w:r>
-              <w:rPr>
-                <w:rFonts w:ascii="Segoe UI" w:hAnsi="Segoe UI"/>
-                <w:b w:val="0"/>
-                <w:color w:val="1B2630"/>
-                <w:sz w:val="17"/>
-              </w:rPr>
-              <w:t>18,5</w:t>
-            </w:r>
-          </w:p>
-        </w:tc>
-      </w:tr>
-      <w:tr>
-        <w:tc>
-          <w:tcPr>
-            <w:tcW w:w="6400" w:type="dxa"/>
-          </w:tcPr>
-          <w:p>
-            <w:pPr>
-              <w:spacing w:before="40" w:after="40"/>
-            </w:pPr>
-            <w:r/>
-            <w:r>
-              <w:rPr>
-                <w:rFonts w:ascii="Segoe UI" w:hAnsi="Segoe UI"/>
-                <w:b/>
-                <w:color w:val="1B2630"/>
-                <w:sz w:val="17"/>
-              </w:rPr>
-              <w:t>Janou · voorbereiding</w:t>
-            </w:r>
-          </w:p>
-        </w:tc>
-        <w:tc>
-          <w:tcPr>
-            <w:tcW w:w="3460" w:type="dxa"/>
-          </w:tcPr>
-          <w:p>
-            <w:pPr>
-              <w:spacing w:before="40" w:after="40"/>
-            </w:pPr>
-            <w:r/>
-            <w:r>
-              <w:rPr>
-                <w:rFonts w:ascii="Segoe UI" w:hAnsi="Segoe UI"/>
-                <w:b w:val="0"/>
-                <w:color w:val="1B2630"/>
-                <w:sz w:val="17"/>
-              </w:rPr>
-              <w:t>3</w:t>
-            </w:r>
-          </w:p>
-        </w:tc>
-      </w:tr>
-      <w:tr>
-        <w:tc>
-          <w:tcPr>
-            <w:tcW w:w="6400" w:type="dxa"/>
-          </w:tcPr>
-          <w:p>
-            <w:pPr>
-              <w:spacing w:before="40" w:after="40"/>
-            </w:pPr>
-            <w:r/>
-            <w:r>
-              <w:rPr>
-                <w:rFonts w:ascii="Segoe UI" w:hAnsi="Segoe UI"/>
-                <w:b/>
-                <w:color w:val="1B2630"/>
-                <w:sz w:val="17"/>
-              </w:rPr>
-              <w:t>Deschamps · 4,5 u contact, drie online sessies</w:t>
-            </w:r>
-          </w:p>
-        </w:tc>
-        <w:tc>
-          <w:tcPr>
-            <w:tcW w:w="3460" w:type="dxa"/>
-          </w:tcPr>
-          <w:p>
-            <w:pPr>
-              <w:spacing w:before="40" w:after="40"/>
-            </w:pPr>
-            <w:r/>
-            <w:r>
-              <w:rPr>
-                <w:rFonts w:ascii="Segoe UI" w:hAnsi="Segoe UI"/>
-                <w:b w:val="0"/>
-                <w:color w:val="1B2630"/>
-                <w:sz w:val="17"/>
-              </w:rPr>
-              <w:t>2</w:t>
-            </w:r>
-          </w:p>
-        </w:tc>
-      </w:tr>
-      <w:tr>
-        <w:tc>
-          <w:tcPr>
-            <w:tcW w:w="6400" w:type="dxa"/>
-          </w:tcPr>
-          <w:p>
-            <w:pPr>
-              <w:spacing w:before="40" w:after="40"/>
-            </w:pPr>
-            <w:r/>
-            <w:r>
-              <w:rPr>
-                <w:rFonts w:ascii="Segoe UI" w:hAnsi="Segoe UI"/>
-                <w:b/>
-                <w:color w:val="1B2630"/>
-                <w:sz w:val="17"/>
-              </w:rPr>
-              <w:t>Dobbels · 19,5 u contact vóór de start, zes lesdagen in december</w:t>
-            </w:r>
-          </w:p>
-        </w:tc>
-        <w:tc>
-          <w:tcPr>
-            <w:tcW w:w="3460" w:type="dxa"/>
-          </w:tcPr>
-          <w:p>
-            <w:pPr>
-              <w:spacing w:before="40" w:after="40"/>
-            </w:pPr>
-            <w:r/>
-            <w:r>
-              <w:rPr>
-                <w:rFonts w:ascii="Segoe UI" w:hAnsi="Segoe UI"/>
-                <w:b w:val="0"/>
-                <w:color w:val="1B2630"/>
-                <w:sz w:val="17"/>
-              </w:rPr>
-              <w:t>8</w:t>
-            </w:r>
-          </w:p>
-        </w:tc>
-      </w:tr>
-      <w:tr>
-        <w:tc>
-          <w:tcPr>
-            <w:tcW w:w="6400" w:type="dxa"/>
-          </w:tcPr>
-          <w:p>
-            <w:pPr>
-              <w:spacing w:before="40" w:after="40"/>
-            </w:pPr>
-            <w:r/>
-            <w:r>
-              <w:rPr>
-                <w:rFonts w:ascii="Segoe UI" w:hAnsi="Segoe UI"/>
-                <w:b/>
-                <w:color w:val="1B2630"/>
-                <w:sz w:val="17"/>
-              </w:rPr>
-              <w:t>Fobelets · 2 u contact, één online sessie</w:t>
-            </w:r>
-          </w:p>
-        </w:tc>
-        <w:tc>
-          <w:tcPr>
-            <w:tcW w:w="3460" w:type="dxa"/>
-          </w:tcPr>
-          <w:p>
-            <w:pPr>
-              <w:spacing w:before="40" w:after="40"/>
-            </w:pPr>
-            <w:r/>
-            <w:r>
-              <w:rPr>
-                <w:rFonts w:ascii="Segoe UI" w:hAnsi="Segoe UI"/>
-                <w:b w:val="0"/>
-                <w:color w:val="1B2630"/>
-                <w:sz w:val="17"/>
-              </w:rPr>
-              <w:t>1,5</w:t>
-            </w:r>
-          </w:p>
-        </w:tc>
-      </w:tr>
-      <w:tr>
-        <w:tc>
-          <w:tcPr>
-            <w:tcW w:w="6400" w:type="dxa"/>
-            <w:shd w:val="clear" w:color="auto" w:fill="EAF3F8"/>
-          </w:tcPr>
-          <w:p>
-            <w:pPr>
-              <w:spacing w:before="40" w:after="40"/>
-            </w:pPr>
-            <w:r/>
-            <w:r>
-              <w:rPr>
-                <w:rFonts w:ascii="Segoe UI" w:hAnsi="Segoe UI"/>
-                <w:b/>
-                <w:color w:val="00407A"/>
-                <w:sz w:val="17"/>
-              </w:rPr>
-              <w:t>Janou, tussen 10 november en 29 januari</w:t>
-            </w:r>
-          </w:p>
-        </w:tc>
-        <w:tc>
-          <w:tcPr>
-            <w:tcW w:w="3460" w:type="dxa"/>
-            <w:shd w:val="clear" w:color="auto" w:fill="EAF3F8"/>
-          </w:tcPr>
-          <w:p>
-            <w:pPr>
-              <w:spacing w:before="40" w:after="40"/>
-            </w:pPr>
-            <w:r/>
-            <w:r>
-              <w:rPr>
-                <w:rFonts w:ascii="Segoe UI" w:hAnsi="Segoe UI"/>
-                <w:b/>
-                <w:color w:val="00407A"/>
-                <w:sz w:val="17"/>
-              </w:rPr>
-              <w:t>21,5 van de 48 werkdagen</w:t>
-            </w:r>
-          </w:p>
-        </w:tc>
-      </w:tr>
-    </w:tbl>
-    <w:p>
-      <w:pPr>
-        <w:spacing w:after="40"/>
-      </w:pPr>
-    </w:p>
     <w:p>
       <w:pPr>
         <w:spacing w:after="40"/>
@@ -6673,6 +5003,7 @@
           <w:sz w:val="22"/>
           <w:lang w:val="nl-BE"/>
         </w:rPr>
+        <w:lastRenderedPageBreak/>
         <w:t xml:space="preserve">7  </w:t>
       </w:r>
       <w:r>
@@ -6695,19 +5026,17 @@
       </w:pPr>
       <w:r>
         <w:rPr>
-          <w:rFonts w:ascii="Segoe UI" w:hAnsi="Segoe UI"/>
           <w:b/>
           <w:color w:val="FF7A00"/>
-          <w:sz w:val="19"/>
+          <w:lang w:val="nl-BE"/>
         </w:rPr>
         <w:t xml:space="preserve">1.  </w:t>
       </w:r>
       <w:r>
         <w:rPr>
-          <w:rFonts w:ascii="Segoe UI" w:hAnsi="Segoe UI"/>
           <w:b/>
           <w:color w:val="1B2630"/>
-          <w:sz w:val="19"/>
+          <w:lang w:val="nl-BE"/>
         </w:rPr>
         <w:t>De zes data van december en januari, met per centrum wie er die dag bij is.</w:t>
       </w:r>
@@ -6722,19 +5051,17 @@
       </w:pPr>
       <w:r>
         <w:rPr>
-          <w:rFonts w:ascii="Segoe UI" w:hAnsi="Segoe UI"/>
           <w:b/>
           <w:color w:val="FF7A00"/>
-          <w:sz w:val="19"/>
+          <w:lang w:val="nl-BE"/>
         </w:rPr>
         <w:t xml:space="preserve">2.  </w:t>
       </w:r>
       <w:r>
         <w:rPr>
-          <w:rFonts w:ascii="Segoe UI" w:hAnsi="Segoe UI"/>
           <w:b/>
           <w:color w:val="1B2630"/>
-          <w:sz w:val="19"/>
+          <w:lang w:val="nl-BE"/>
         </w:rPr>
         <w:t>Of Dobbels de twaalf gedragsdagen zelf geeft, of iemand opleidt voor gedragsdag 2.</w:t>
       </w:r>
@@ -6749,19 +5076,17 @@
       </w:pPr>
       <w:r>
         <w:rPr>
-          <w:rFonts w:ascii="Segoe UI" w:hAnsi="Segoe UI"/>
           <w:b/>
           <w:color w:val="FF7A00"/>
-          <w:sz w:val="19"/>
+          <w:lang w:val="nl-BE"/>
         </w:rPr>
         <w:t xml:space="preserve">3.  </w:t>
       </w:r>
       <w:r>
         <w:rPr>
-          <w:rFonts w:ascii="Segoe UI" w:hAnsi="Segoe UI"/>
           <w:b/>
           <w:color w:val="1B2630"/>
-          <w:sz w:val="19"/>
+          <w:lang w:val="nl-BE"/>
         </w:rPr>
         <w:t>Educatie online of ter plaatse.</w:t>
       </w:r>
@@ -6776,19 +5101,17 @@
       </w:pPr>
       <w:r>
         <w:rPr>
-          <w:rFonts w:ascii="Segoe UI" w:hAnsi="Segoe UI"/>
           <w:b/>
           <w:color w:val="FF7A00"/>
-          <w:sz w:val="19"/>
+          <w:lang w:val="nl-BE"/>
         </w:rPr>
         <w:t xml:space="preserve">4.  </w:t>
       </w:r>
       <w:r>
         <w:rPr>
-          <w:rFonts w:ascii="Segoe UI" w:hAnsi="Segoe UI"/>
           <w:b/>
           <w:color w:val="1B2630"/>
-          <w:sz w:val="19"/>
+          <w:lang w:val="nl-BE"/>
         </w:rPr>
         <w:t>Drie uur gedrag vóór de start en drie in april — of alle zes vooraf.</w:t>
       </w:r>
@@ -6803,46 +5126,25 @@
       </w:pPr>
       <w:r>
         <w:rPr>
-          <w:rFonts w:ascii="Segoe UI" w:hAnsi="Segoe UI"/>
           <w:b/>
           <w:color w:val="FF7A00"/>
-          <w:sz w:val="19"/>
+          <w:lang w:val="nl-BE"/>
         </w:rPr>
-        <w:t xml:space="preserve">5.  </w:t>
+        <w:t>5</w:t>
       </w:r>
       <w:r>
         <w:rPr>
-          <w:rFonts w:ascii="Segoe UI" w:hAnsi="Segoe UI"/>
           <w:b/>
-          <w:color w:val="1B2630"/>
-          <w:sz w:val="19"/>
-        </w:rPr>
-        <w:t>Wie de thema's geeft die Janou niet doet — voorstel: Deschamps theorie en randomisatie, Dobbels educatie en gedrag, Fobelets datacollectie (proces en GE evaluatie).</w:t>
-      </w:r>
-    </w:p>
-    <w:p>
-      <w:pPr>
-        <w:spacing w:after="80"/>
-        <w:ind w:left="280" w:hanging="280"/>
-        <w:rPr>
+          <w:color w:val="FF7A00"/>
           <w:lang w:val="nl-BE"/>
         </w:rPr>
-      </w:pPr>
-      <w:r>
-        <w:rPr>
-          <w:rFonts w:ascii="Segoe UI" w:hAnsi="Segoe UI"/>
-          <w:b/>
-          <w:color w:val="FF7A00"/>
-          <w:sz w:val="19"/>
-        </w:rPr>
-        <w:t xml:space="preserve">6.  </w:t>
+        <w:t xml:space="preserve">.  </w:t>
       </w:r>
       <w:r>
         <w:rPr>
-          <w:rFonts w:ascii="Segoe UI" w:hAnsi="Segoe UI"/>
           <w:b/>
           <w:color w:val="1B2630"/>
-          <w:sz w:val="19"/>
+          <w:lang w:val="nl-BE"/>
         </w:rPr>
         <w:t>Een plaatsvervanger voor technologie en droogloop, met naam.</w:t>
       </w:r>
@@ -6857,19 +5159,25 @@
       </w:pPr>
       <w:r>
         <w:rPr>
-          <w:rFonts w:ascii="Segoe UI" w:hAnsi="Segoe UI"/>
           <w:b/>
           <w:color w:val="FF7A00"/>
-          <w:sz w:val="19"/>
+          <w:lang w:val="nl-BE"/>
         </w:rPr>
-        <w:t xml:space="preserve">7.  </w:t>
+        <w:t>6</w:t>
       </w:r>
       <w:r>
         <w:rPr>
-          <w:rFonts w:ascii="Segoe UI" w:hAnsi="Segoe UI"/>
+          <w:b/>
+          <w:color w:val="FF7A00"/>
+          <w:lang w:val="nl-BE"/>
+        </w:rPr>
+        <w:t xml:space="preserve">.  </w:t>
+      </w:r>
+      <w:r>
+        <w:rPr>
           <w:b/>
           <w:color w:val="1B2630"/>
-          <w:sz w:val="19"/>
+          <w:lang w:val="nl-BE"/>
         </w:rPr>
         <w:t>Wat er gebeurt als een centrum op 1 februari niet klaar is: gefaseerde start of alles opschuiven.</w:t>
       </w:r>

--- a/PARADISE_opleidingsplanning.docx
+++ b/PARADISE_opleidingsplanning.docx
@@ -3111,7 +3111,7 @@
                 <w:sz w:val="17"/>
                 <w:lang w:val="nl-BE"/>
               </w:rPr>
-              <w:t>23 pasvorm binnen én buiten met foto's, 24 drukherverdeling zonder en mét de CMFO in dezelfde sessie en aanpassen tot de norm gehaald is, 25 Orthotimer in de zool, 26, 27 MoveMonitor terug, 28, 29 teach-back, 30</w:t>
+              <w:t>23 pasvorm binnen én buiten met foto's, 24 drukherverdeling zonder en mét de CMFO, tegenover de meting zonder CMFO van visite 2, en aanpassen tot de norm gehaald is, 25 Orthotimer in de zool, 26, 27 MoveMonitor terug, 28, 29 teach-back, 30</w:t>
             </w:r>
           </w:p>
         </w:tc>

--- a/PARADISE_opleidingsplanning.docx
+++ b/PARADISE_opleidingsplanning.docx
@@ -341,7 +341,7 @@
                 <w:color w:val="1B2630"/>
                 <w:sz w:val="17"/>
               </w:rPr>
-              <w:t>3 · Educatie</w:t>
+              <w:t>3 · SEBIA-training 1 en 2 — educatie geven, kennis en draagtijd terugkoppelen</w:t>
             </w:r>
           </w:p>
         </w:tc>
@@ -358,7 +358,7 @@
                 <w:color w:val="1B2630"/>
                 <w:sz w:val="17"/>
               </w:rPr>
-              <w:t>1,5 u</w:t>
+              <w:t>4 u (2 × 1,5 u, met pauzes)</w:t>
             </w:r>
           </w:p>
         </w:tc>
@@ -375,7 +375,7 @@
                 <w:color w:val="1B2630"/>
                 <w:sz w:val="17"/>
               </w:rPr>
-              <w:t>online</w:t>
+              <w:t>ter plaatse, centraal, twee groepen</w:t>
             </w:r>
           </w:p>
         </w:tc>
@@ -392,7 +392,7 @@
                 <w:color w:val="1B2630"/>
                 <w:sz w:val="17"/>
               </w:rPr>
-              <w:t>wie de educatie geeft</w:t>
+              <w:t>alle podologen</w:t>
             </w:r>
           </w:p>
         </w:tc>
@@ -415,7 +415,7 @@
                 <w:color w:val="1B2630"/>
                 <w:sz w:val="17"/>
               </w:rPr>
-              <w:t>4 · Gedragsbijsturing</w:t>
+              <w:t>4 · SEBIA-training 3 tot 6 — motiverende gespreksvoering, ondersteunende interventies, intervisie</w:t>
             </w:r>
           </w:p>
         </w:tc>
@@ -436,7 +436,7 @@
                 <w:sz w:val="17"/>
                 <w:lang w:val="nl-BE"/>
               </w:rPr>
-              <w:t>6 blokken van 1 u, drie per dag</w:t>
+              <w:t>4 u centraal; 1,5 u individueel; 1 u online</w:t>
             </w:r>
           </w:p>
         </w:tc>
@@ -457,7 +457,7 @@
                 <w:sz w:val="17"/>
                 <w:lang w:val="nl-BE"/>
               </w:rPr>
-              <w:t>ter plaatse, per centrum, twee dagen</w:t>
+              <w:t>centraal in twee groepen; in het centrum; online</w:t>
             </w:r>
           </w:p>
         </w:tc>
@@ -474,7 +474,7 @@
                 <w:color w:val="1B2630"/>
                 <w:sz w:val="17"/>
               </w:rPr>
-              <w:t>3 zorgverleners per centrum</w:t>
+              <w:t>alle podologen</w:t>
             </w:r>
           </w:p>
         </w:tc>
@@ -946,7 +946,7 @@
           <w:color w:val="00407A"/>
           <w:lang w:val="nl-BE"/>
         </w:rPr>
-        <w:t>November · theorie, toestemming en educatie, alles online</w:t>
+        <w:t>November · theorie en toestemming, alles online</w:t>
       </w:r>
     </w:p>
     <w:tbl>
@@ -1193,81 +1193,6 @@
                 <w:sz w:val="17"/>
               </w:rPr>
               <w:t>iedereen</w:t>
-            </w:r>
-          </w:p>
-        </w:tc>
-      </w:tr>
-      <w:tr>
-        <w:tc>
-          <w:tcPr>
-            <w:tcW w:w="1100" w:type="dxa"/>
-          </w:tcPr>
-          <w:p>
-            <w:pPr>
-              <w:spacing w:before="40" w:after="40"/>
-            </w:pPr>
-            <w:r>
-              <w:rPr>
-                <w:b/>
-                <w:color w:val="1B2630"/>
-                <w:sz w:val="17"/>
-              </w:rPr>
-              <w:t>wo 18 nov</w:t>
-            </w:r>
-          </w:p>
-        </w:tc>
-        <w:tc>
-          <w:tcPr>
-            <w:tcW w:w="4500" w:type="dxa"/>
-          </w:tcPr>
-          <w:p>
-            <w:pPr>
-              <w:spacing w:before="40" w:after="40"/>
-              <w:rPr>
-                <w:lang w:val="nl-BE"/>
-              </w:rPr>
-            </w:pPr>
-            <w:r>
-              <w:rPr>
-                <w:color w:val="1B2630"/>
-                <w:sz w:val="17"/>
-                <w:lang w:val="nl-BE"/>
-              </w:rPr>
-              <w:t>Educatie — boekje, folder, logboek, volgorde van de vragenlijsten</w:t>
-            </w:r>
-          </w:p>
-        </w:tc>
-        <w:tc>
-          <w:tcPr>
-            <w:tcW w:w="2000" w:type="dxa"/>
-          </w:tcPr>
-          <w:p>
-            <w:pPr>
-              <w:spacing w:before="40" w:after="40"/>
-            </w:pPr>
-            <w:r>
-              <w:rPr>
-                <w:color w:val="1B2630"/>
-                <w:sz w:val="17"/>
-              </w:rPr>
-              <w:t>online, 13u–14u30</w:t>
-            </w:r>
-          </w:p>
-        </w:tc>
-        <w:tc>
-          <w:tcPr>
-            <w:tcW w:w="2260" w:type="dxa"/>
-          </w:tcPr>
-          <w:p>
-            <w:pPr>
-              <w:spacing w:before="40" w:after="40"/>
-            </w:pPr>
-            <w:r>
-              <w:rPr>
-                <w:color w:val="1B2630"/>
-                <w:sz w:val="17"/>
-              </w:rPr>
-              <w:t>wie de educatie geeft</w:t>
             </w:r>
           </w:p>
         </w:tc>
@@ -1381,7 +1306,7 @@
           <w:color w:val="00407A"/>
           <w:lang w:val="nl-BE"/>
         </w:rPr>
-        <w:t>December · technologie per centrum, gedrag blok 1</w:t>
+        <w:t>December · technologie per centrum</w:t>
       </w:r>
     </w:p>
     <w:tbl>
@@ -1697,65 +1622,6 @@
                 <w:color w:val="1B2630"/>
                 <w:sz w:val="17"/>
               </w:rPr>
-              <w:lastRenderedPageBreak/>
-              <w:t>december</w:t>
-            </w:r>
-          </w:p>
-        </w:tc>
-        <w:tc>
-          <w:tcPr>
-            <w:tcW w:w="4700" w:type="dxa"/>
-          </w:tcPr>
-          <w:p>
-            <w:pPr>
-              <w:spacing w:before="40" w:after="40"/>
-              <w:rPr>
-                <w:lang w:val="nl-BE"/>
-              </w:rPr>
-            </w:pPr>
-            <w:r>
-              <w:rPr>
-                <w:color w:val="1B2630"/>
-                <w:sz w:val="17"/>
-                <w:lang w:val="nl-BE"/>
-              </w:rPr>
-              <w:t>Gedragsdag 1: blok 1 tot 3, drie uur per centrum — op een andere dag dan de technologiedag</w:t>
-            </w:r>
-          </w:p>
-        </w:tc>
-        <w:tc>
-          <w:tcPr>
-            <w:tcW w:w="4060" w:type="dxa"/>
-          </w:tcPr>
-          <w:p>
-            <w:pPr>
-              <w:spacing w:before="40" w:after="40"/>
-            </w:pPr>
-            <w:r>
-              <w:rPr>
-                <w:color w:val="1B2630"/>
-                <w:sz w:val="17"/>
-              </w:rPr>
-              <w:t>bij elk centrum</w:t>
-            </w:r>
-          </w:p>
-        </w:tc>
-      </w:tr>
-      <w:tr>
-        <w:tc>
-          <w:tcPr>
-            <w:tcW w:w="1100" w:type="dxa"/>
-          </w:tcPr>
-          <w:p>
-            <w:pPr>
-              <w:spacing w:before="40" w:after="40"/>
-            </w:pPr>
-            <w:r>
-              <w:rPr>
-                <w:b/>
-                <w:color w:val="1B2630"/>
-                <w:sz w:val="17"/>
-              </w:rPr>
               <w:t>vr 18 dec</w:t>
             </w:r>
           </w:p>
@@ -1821,7 +1687,7 @@
           <w:color w:val="00407A"/>
           <w:lang w:val="nl-BE"/>
         </w:rPr>
-        <w:t>Januari · vragenlijsten, dan de zes drooglopen</w:t>
+        <w:t>Januari · SEBIA 1 en 2, vragenlijsten, dan de zes drooglopen</w:t>
       </w:r>
     </w:p>
     <w:tbl>
@@ -1956,6 +1822,122 @@
                 <w:sz w:val="17"/>
               </w:rPr>
               <w:t>eigen centrum</w:t>
+            </w:r>
+          </w:p>
+        </w:tc>
+      </w:tr>
+      <w:tr>
+        <w:tc>
+          <w:tcPr>
+            <w:tcW w:w="1500" w:type="dxa"/>
+          </w:tcPr>
+          <w:p>
+            <w:pPr>
+              <w:spacing w:before="40" w:after="40"/>
+            </w:pPr>
+            <w:r>
+              <w:rPr>
+                <w:b/>
+                <w:color w:val="1B2630"/>
+                <w:sz w:val="17"/>
+              </w:rPr>
+              <w:t>di 5 jan</w:t>
+            </w:r>
+          </w:p>
+        </w:tc>
+        <w:tc>
+          <w:tcPr>
+            <w:tcW w:w="4900" w:type="dxa"/>
+          </w:tcPr>
+          <w:p>
+            <w:pPr>
+              <w:spacing w:before="40" w:after="40"/>
+              <w:rPr>
+                <w:lang w:val="nl-BE"/>
+              </w:rPr>
+            </w:pPr>
+            <w:r>
+              <w:rPr>
+                <w:color w:val="1B2630"/>
+                <w:sz w:val="17"/>
+                <w:lang w:val="nl-BE"/>
+              </w:rPr>
+              <w:t>SEBIA-training 1 en 2, groep Oost (Antwerpen, Leuven, Aalst), 9u–13u</w:t>
+            </w:r>
+          </w:p>
+        </w:tc>
+        <w:tc>
+          <w:tcPr>
+            <w:tcW w:w="3460" w:type="dxa"/>
+          </w:tcPr>
+          <w:p>
+            <w:pPr>
+              <w:spacing w:before="40" w:after="40"/>
+            </w:pPr>
+            <w:r>
+              <w:rPr>
+                <w:color w:val="1B2630"/>
+                <w:sz w:val="17"/>
+              </w:rPr>
+              <w:t>centraal, voorstel Leuven</w:t>
+            </w:r>
+          </w:p>
+        </w:tc>
+      </w:tr>
+      <w:tr>
+        <w:tc>
+          <w:tcPr>
+            <w:tcW w:w="1500" w:type="dxa"/>
+          </w:tcPr>
+          <w:p>
+            <w:pPr>
+              <w:spacing w:before="40" w:after="40"/>
+            </w:pPr>
+            <w:r>
+              <w:rPr>
+                <w:b/>
+                <w:color w:val="1B2630"/>
+                <w:sz w:val="17"/>
+              </w:rPr>
+              <w:t>vr 8 jan</w:t>
+            </w:r>
+          </w:p>
+        </w:tc>
+        <w:tc>
+          <w:tcPr>
+            <w:tcW w:w="4900" w:type="dxa"/>
+          </w:tcPr>
+          <w:p>
+            <w:pPr>
+              <w:spacing w:before="40" w:after="40"/>
+              <w:rPr>
+                <w:lang w:val="nl-BE"/>
+              </w:rPr>
+            </w:pPr>
+            <w:r>
+              <w:rPr>
+                <w:color w:val="1B2630"/>
+                <w:sz w:val="17"/>
+                <w:lang w:val="nl-BE"/>
+              </w:rPr>
+              <w:t>SEBIA-training 1 en 2, groep West (Brugge, Kortrijk, Gent), 13u–17u; alternatief do 7 jan, 8u30–12u30</w:t>
+            </w:r>
+          </w:p>
+        </w:tc>
+        <w:tc>
+          <w:tcPr>
+            <w:tcW w:w="3460" w:type="dxa"/>
+          </w:tcPr>
+          <w:p>
+            <w:pPr>
+              <w:spacing w:before="40" w:after="40"/>
+            </w:pPr>
+            <w:r>
+              <w:rPr>
+                <w:color w:val="1B2630"/>
+                <w:sz w:val="17"/>
+              </w:rPr>
+              <w:t>centraal, voorstel Gent</w:t>
             </w:r>
           </w:p>
         </w:tc>
@@ -2695,7 +2677,7 @@
           <w:b/>
           <w:color w:val="00407A"/>
         </w:rPr>
-        <w:t>2027 · de tweede gedragsdag</w:t>
+        <w:t>Maart 2027 en later · SEBIA 3 tot 6</w:t>
       </w:r>
     </w:p>
     <w:tbl>
@@ -2771,7 +2753,7 @@
                 <w:color w:val="1B2630"/>
                 <w:sz w:val="17"/>
               </w:rPr>
-              <w:t>april 2027</w:t>
+              <w:t>di 2 mrt</w:t>
             </w:r>
           </w:p>
         </w:tc>
@@ -2792,31 +2774,130 @@
                 <w:sz w:val="17"/>
                 <w:lang w:val="nl-BE"/>
               </w:rPr>
-              <w:t>Gedragsdag 2: blok 4 tot 6, drie uur per centrum</w:t>
-            </w:r>
-            <w:r>
-              <w:rPr>
-                <w:color w:val="1B2630"/>
-                <w:sz w:val="17"/>
+              <w:t>SEBIA-training 3 en 4, groep Oost, 9u–13u — data nog te bevestigen door Dobbels</w:t>
+            </w:r>
+          </w:p>
+        </w:tc>
+      </w:tr>
+      <w:tr>
+        <w:tc>
+          <w:tcPr>
+            <w:tcW w:w="1700" w:type="dxa"/>
+          </w:tcPr>
+          <w:p>
+            <w:pPr>
+              <w:spacing w:before="40" w:after="40"/>
+            </w:pPr>
+            <w:r>
+              <w:rPr>
+                <w:b/>
+                <w:color w:val="1B2630"/>
+                <w:sz w:val="17"/>
+              </w:rPr>
+              <w:t>vr 5 mrt</w:t>
+            </w:r>
+          </w:p>
+        </w:tc>
+        <w:tc>
+          <w:tcPr>
+            <w:tcW w:w="8160" w:type="dxa"/>
+          </w:tcPr>
+          <w:p>
+            <w:pPr>
+              <w:spacing w:before="40" w:after="40"/>
+              <w:rPr>
                 <w:lang w:val="nl-BE"/>
               </w:rPr>
-              <w:t xml:space="preserve">, stap 3 en 4, en de fideliteitsterugkoppeling. </w:t>
-            </w:r>
+            </w:pPr>
             <w:r>
               <w:rPr>
                 <w:color w:val="1B2630"/>
                 <w:sz w:val="17"/>
                 <w:lang w:val="nl-BE"/>
               </w:rPr>
-              <w:t xml:space="preserve">Enkele </w:t>
-            </w:r>
-            <w:r>
-              <w:rPr>
-                <w:color w:val="1B2630"/>
-                <w:sz w:val="17"/>
+              <w:t>SEBIA-training 3 en 4, groep West, 13u–17u — data nog te bevestigen door Dobbels</w:t>
+            </w:r>
+          </w:p>
+        </w:tc>
+      </w:tr>
+      <w:tr>
+        <w:tc>
+          <w:tcPr>
+            <w:tcW w:w="1700" w:type="dxa"/>
+          </w:tcPr>
+          <w:p>
+            <w:pPr>
+              <w:spacing w:before="40" w:after="40"/>
+            </w:pPr>
+            <w:r>
+              <w:rPr>
+                <w:b/>
+                <w:color w:val="1B2630"/>
+                <w:sz w:val="17"/>
+              </w:rPr>
+              <w:t>mrt–apr</w:t>
+            </w:r>
+          </w:p>
+        </w:tc>
+        <w:tc>
+          <w:tcPr>
+            <w:tcW w:w="8160" w:type="dxa"/>
+          </w:tcPr>
+          <w:p>
+            <w:pPr>
+              <w:spacing w:before="40" w:after="40"/>
+              <w:rPr>
                 <w:lang w:val="nl-BE"/>
               </w:rPr>
-              <w:t>dagen, vóór de eerste maand 3-visites</w:t>
+            </w:pPr>
+            <w:r>
+              <w:rPr>
+                <w:color w:val="1B2630"/>
+                <w:sz w:val="17"/>
+                <w:lang w:val="nl-BE"/>
+              </w:rPr>
+              <w:t>SEBIA-training 5, 1,5 u per podoloog in het eigen centrum, vóór de eerste maand 3-visite. Beste moment: Kortrijk wo, Brugge ma VM, Gent do VM, Leuven di, Antwerpen di of wo VM, Aalst di</w:t>
+            </w:r>
+          </w:p>
+        </w:tc>
+      </w:tr>
+      <w:tr>
+        <w:tc>
+          <w:tcPr>
+            <w:tcW w:w="1700" w:type="dxa"/>
+          </w:tcPr>
+          <w:p>
+            <w:pPr>
+              <w:spacing w:before="40" w:after="40"/>
+            </w:pPr>
+            <w:r>
+              <w:rPr>
+                <w:b/>
+                <w:color w:val="1B2630"/>
+                <w:sz w:val="17"/>
+              </w:rPr>
+              <w:t>maand 6–9</w:t>
+            </w:r>
+          </w:p>
+        </w:tc>
+        <w:tc>
+          <w:tcPr>
+            <w:tcW w:w="8160" w:type="dxa"/>
+          </w:tcPr>
+          <w:p>
+            <w:pPr>
+              <w:spacing w:before="40" w:after="40"/>
+              <w:rPr>
+                <w:lang w:val="nl-BE"/>
+              </w:rPr>
+            </w:pPr>
+            <w:r>
+              <w:rPr>
+                <w:color w:val="1B2630"/>
+                <w:sz w:val="17"/>
+                <w:lang w:val="nl-BE"/>
+              </w:rPr>
+              <w:t>SEBIA-training 6, intervisie, online, 1 u per podoloog, na de start van de inclusies</w:t>
             </w:r>
           </w:p>
         </w:tc>
@@ -3790,6 +3871,68 @@
                 <w:color w:val="1B2630"/>
                 <w:sz w:val="17"/>
               </w:rPr>
+              <w:t>vr 18 dec</w:t>
+            </w:r>
+          </w:p>
+        </w:tc>
+        <w:tc>
+          <w:tcPr>
+            <w:tcW w:w="4200" w:type="dxa"/>
+          </w:tcPr>
+          <w:p>
+            <w:pPr>
+              <w:spacing w:before="40" w:after="40"/>
+              <w:rPr>
+                <w:lang w:val="nl-BE"/>
+              </w:rPr>
+            </w:pPr>
+            <w:r>
+              <w:rPr>
+                <w:color w:val="1B2630"/>
+                <w:sz w:val="17"/>
+                <w:lang w:val="nl-BE"/>
+              </w:rPr>
+              <w:t>Voor SEBIA 1 en 2: beknopt overzicht voetzorg en zolen/schoenen met foto's, termen in de scripts, printout van de sensor, kaartjes per sessie, demonstratiepakket voetzorg</w:t>
+            </w:r>
+          </w:p>
+        </w:tc>
+        <w:tc>
+          <w:tcPr>
+            <w:tcW w:w="4060" w:type="dxa"/>
+          </w:tcPr>
+          <w:p>
+            <w:pPr>
+              <w:spacing w:before="40" w:after="40"/>
+              <w:rPr>
+                <w:lang w:val="nl-BE"/>
+              </w:rPr>
+            </w:pPr>
+            <w:r>
+              <w:rPr>
+                <w:color w:val="1B2630"/>
+                <w:sz w:val="17"/>
+                <w:lang w:val="nl-BE"/>
+              </w:rPr>
+              <w:t>SEBIA-training 1 en 2 in januari</w:t>
+            </w:r>
+          </w:p>
+        </w:tc>
+      </w:tr>
+      <w:tr>
+        <w:tc>
+          <w:tcPr>
+            <w:tcW w:w="1600" w:type="dxa"/>
+          </w:tcPr>
+          <w:p>
+            <w:pPr>
+              <w:spacing w:before="40" w:after="40"/>
+            </w:pPr>
+            <w:r>
+              <w:rPr>
+                <w:b/>
+                <w:color w:val="1B2630"/>
+                <w:sz w:val="17"/>
+              </w:rPr>
               <w:t>december</w:t>
             </w:r>
           </w:p>
@@ -3832,7 +3975,7 @@
                 <w:sz w:val="17"/>
                 <w:lang w:val="nl-BE"/>
               </w:rPr>
-              <w:t>gedragsdag 2 van april en de fideliteitsmeting</w:t>
+              <w:t>SEBIA-training 6 en de fideliteitsmeting</w:t>
             </w:r>
           </w:p>
         </w:tc>
@@ -4163,7 +4306,7 @@
                 <w:sz w:val="17"/>
                 <w:lang w:val="nl-BE"/>
               </w:rPr>
-              <w:t>3 u theorie, 1,5 u toestemming, 1,5 u educatie, 2 u technologie, 3 u gedrag, 3 u vragenlijsten, 4,5 u droogloop — samen 18,5 u vóór de start, plus 3 u in april</w:t>
+              <w:t>3 u theorie, 1,5 u toestemming, 2 u technologie, 4 u SEBIA 1 en 2, 3 u vragenlijsten, 4,5 u droogloop — samen 18 u vóór de piloot; daarna 4 u SEBIA 3 en 4, 1,5 u SEBIA 5 en 1 u SEBIA 6</w:t>
             </w:r>
           </w:p>
         </w:tc>
@@ -4180,7 +4323,7 @@
                 <w:color w:val="1B2630"/>
                 <w:sz w:val="17"/>
               </w:rPr>
-              <w:t>geen</w:t>
+              <w:t>twee keer naar een centrale locatie</w:t>
             </w:r>
           </w:p>
         </w:tc>
@@ -4292,7 +4435,7 @@
                 <w:sz w:val="17"/>
                 <w:lang w:val="nl-BE"/>
               </w:rPr>
-              <w:t>Janou achttien sitebezoeken, Dobbels twaalf reisdagen — zes per gedragsdag</w:t>
+              <w:t>Janou achttien sitebezoeken; Dobbels vier centrale sessies en SEBIA 5 in de zes centra</w:t>
             </w:r>
           </w:p>
         </w:tc>
@@ -4560,7 +4703,7 @@
                 <w:color w:val="1B2630"/>
                 <w:sz w:val="17"/>
               </w:rPr>
-              <w:t>Educatie</w:t>
+              <w:t>SEBIA-training 1 en 2, twee groepen</w:t>
             </w:r>
           </w:p>
         </w:tc>
@@ -4577,7 +4720,7 @@
                 <w:color w:val="1B2630"/>
                 <w:sz w:val="17"/>
               </w:rPr>
-              <w:t>Dobbels</w:t>
+              <w:t>Dobbels, met Janou</w:t>
             </w:r>
           </w:p>
         </w:tc>
@@ -4594,7 +4737,7 @@
                 <w:color w:val="1B2630"/>
                 <w:sz w:val="17"/>
               </w:rPr>
-              <w:t>1,5 u</w:t>
+              <w:t>8 u</w:t>
             </w:r>
           </w:p>
         </w:tc>
@@ -4614,7 +4757,7 @@
                 <w:color w:val="1B2630"/>
                 <w:sz w:val="17"/>
               </w:rPr>
-              <w:t>Gedragsdag 1, zes centra</w:t>
+              <w:t>Technologie, zes centra</w:t>
             </w:r>
           </w:p>
         </w:tc>
@@ -4631,7 +4774,7 @@
                 <w:color w:val="1B2630"/>
                 <w:sz w:val="17"/>
               </w:rPr>
-              <w:t xml:space="preserve">Dobbels, met Janou </w:t>
+              <w:t>Janou</w:t>
             </w:r>
           </w:p>
         </w:tc>
@@ -4648,7 +4791,7 @@
                 <w:color w:val="1B2630"/>
                 <w:sz w:val="17"/>
               </w:rPr>
-              <w:t>18 u</w:t>
+              <w:t>12 u</w:t>
             </w:r>
           </w:p>
         </w:tc>
@@ -4668,7 +4811,7 @@
                 <w:color w:val="1B2630"/>
                 <w:sz w:val="17"/>
               </w:rPr>
-              <w:t>Technologie, zes centra</w:t>
+              <w:t>Softwarevoorbereiding, zes centra</w:t>
             </w:r>
           </w:p>
         </w:tc>
@@ -4702,7 +4845,7 @@
                 <w:color w:val="1B2630"/>
                 <w:sz w:val="17"/>
               </w:rPr>
-              <w:t>12 u</w:t>
+              <w:t>3 u</w:t>
             </w:r>
           </w:p>
         </w:tc>
@@ -4722,7 +4865,7 @@
                 <w:color w:val="1B2630"/>
                 <w:sz w:val="17"/>
               </w:rPr>
-              <w:t>Softwarevoorbereiding, zes centra</w:t>
+              <w:t>Datacollectie en vragenlijsten</w:t>
             </w:r>
           </w:p>
         </w:tc>
@@ -4739,7 +4882,7 @@
                 <w:color w:val="1B2630"/>
                 <w:sz w:val="17"/>
               </w:rPr>
-              <w:t>Janou</w:t>
+              <w:t>Fobelets, met het studieteam</w:t>
             </w:r>
           </w:p>
         </w:tc>
@@ -4756,7 +4899,7 @@
                 <w:color w:val="1B2630"/>
                 <w:sz w:val="17"/>
               </w:rPr>
-              <w:t>3 u</w:t>
+              <w:t>2 u</w:t>
             </w:r>
           </w:p>
         </w:tc>
@@ -4769,14 +4912,18 @@
           <w:p>
             <w:pPr>
               <w:spacing w:before="40" w:after="40"/>
+              <w:rPr>
+                <w:lang w:val="nl-BE"/>
+              </w:rPr>
             </w:pPr>
             <w:r>
               <w:rPr>
                 <w:b/>
                 <w:color w:val="1B2630"/>
                 <w:sz w:val="17"/>
-              </w:rPr>
-              <w:t>Datacollectie en vragenlijsten</w:t>
+                <w:lang w:val="nl-BE"/>
+              </w:rPr>
+              <w:t>Droogloop met debriefing, zes centra</w:t>
             </w:r>
           </w:p>
         </w:tc>
@@ -4793,7 +4940,7 @@
                 <w:color w:val="1B2630"/>
                 <w:sz w:val="17"/>
               </w:rPr>
-              <w:t>Fobelets, met het studieteam</w:t>
+              <w:t>Janou</w:t>
             </w:r>
           </w:p>
         </w:tc>
@@ -4810,7 +4957,7 @@
                 <w:color w:val="1B2630"/>
                 <w:sz w:val="17"/>
               </w:rPr>
-              <w:t>2 u</w:t>
+              <w:t>27 u</w:t>
             </w:r>
           </w:p>
         </w:tc>
@@ -4819,56 +4966,55 @@
         <w:tc>
           <w:tcPr>
             <w:tcW w:w="3400" w:type="dxa"/>
-          </w:tcPr>
-          <w:p>
-            <w:pPr>
-              <w:spacing w:before="40" w:after="40"/>
-              <w:rPr>
-                <w:lang w:val="nl-BE"/>
-              </w:rPr>
+            <w:shd w:val="clear" w:color="auto" w:fill="EAF3F8"/>
+          </w:tcPr>
+          <w:p>
+            <w:pPr>
+              <w:spacing w:before="40" w:after="40"/>
             </w:pPr>
             <w:r>
               <w:rPr>
                 <w:b/>
                 <w:color w:val="1B2630"/>
                 <w:sz w:val="17"/>
-                <w:lang w:val="nl-BE"/>
-              </w:rPr>
-              <w:t>Droogloop met debriefing, zes centra</w:t>
+              </w:rPr>
+              <w:t>SEBIA-training 3 tot 6, na de piloot</w:t>
             </w:r>
           </w:p>
         </w:tc>
         <w:tc>
           <w:tcPr>
             <w:tcW w:w="3600" w:type="dxa"/>
-          </w:tcPr>
-          <w:p>
-            <w:pPr>
-              <w:spacing w:before="40" w:after="40"/>
-            </w:pPr>
-            <w:r>
-              <w:rPr>
-                <w:color w:val="1B2630"/>
-                <w:sz w:val="17"/>
-              </w:rPr>
-              <w:t>Janou</w:t>
+            <w:shd w:val="clear" w:color="auto" w:fill="EAF3F8"/>
+          </w:tcPr>
+          <w:p>
+            <w:pPr>
+              <w:spacing w:before="40" w:after="40"/>
+            </w:pPr>
+            <w:r>
+              <w:rPr>
+                <w:color w:val="1B2630"/>
+                <w:sz w:val="17"/>
+              </w:rPr>
+              <w:t>Dobbels, met Janou</w:t>
             </w:r>
           </w:p>
         </w:tc>
         <w:tc>
           <w:tcPr>
             <w:tcW w:w="2860" w:type="dxa"/>
-          </w:tcPr>
-          <w:p>
-            <w:pPr>
-              <w:spacing w:before="40" w:after="40"/>
-            </w:pPr>
-            <w:r>
-              <w:rPr>
-                <w:color w:val="1B2630"/>
-                <w:sz w:val="17"/>
-              </w:rPr>
-              <w:t>27 u</w:t>
+            <w:shd w:val="clear" w:color="auto" w:fill="EAF3F8"/>
+          </w:tcPr>
+          <w:p>
+            <w:pPr>
+              <w:spacing w:before="40" w:after="40"/>
+            </w:pPr>
+            <w:r>
+              <w:rPr>
+                <w:color w:val="1B2630"/>
+                <w:sz w:val="17"/>
+              </w:rPr>
+              <w:t>8 u centraal, 2,5 u per podoloog</w:t>
             </w:r>
           </w:p>
         </w:tc>
@@ -4886,10 +5032,10 @@
             <w:r>
               <w:rPr>
                 <w:b/>
-                <w:color w:val="1B2630"/>
-                <w:sz w:val="17"/>
-              </w:rPr>
-              <w:t>Gedragsdag 2, in april 2027</w:t>
+                <w:color w:val="00407A"/>
+                <w:sz w:val="17"/>
+              </w:rPr>
+              <w:t>Totaal vóór de start</w:t>
             </w:r>
           </w:p>
         </w:tc>
@@ -4902,13 +5048,6 @@
             <w:pPr>
               <w:spacing w:before="40" w:after="40"/>
             </w:pPr>
-            <w:r>
-              <w:rPr>
-                <w:color w:val="1B2630"/>
-                <w:sz w:val="17"/>
-              </w:rPr>
-              <w:t xml:space="preserve">Dobbels, met Janou </w:t>
-            </w:r>
           </w:p>
         </w:tc>
         <w:tc>
@@ -4925,57 +5064,7 @@
                 <w:color w:val="1B2630"/>
                 <w:sz w:val="17"/>
               </w:rPr>
-              <w:t>18 u</w:t>
-            </w:r>
-          </w:p>
-        </w:tc>
-      </w:tr>
-      <w:tr>
-        <w:tc>
-          <w:tcPr>
-            <w:tcW w:w="3400" w:type="dxa"/>
-            <w:shd w:val="clear" w:color="auto" w:fill="EAF3F8"/>
-          </w:tcPr>
-          <w:p>
-            <w:pPr>
-              <w:spacing w:before="40" w:after="40"/>
-            </w:pPr>
-            <w:r>
-              <w:rPr>
-                <w:b/>
-                <w:color w:val="00407A"/>
-                <w:sz w:val="17"/>
-              </w:rPr>
-              <w:t>Totaal vóór de start</w:t>
-            </w:r>
-          </w:p>
-        </w:tc>
-        <w:tc>
-          <w:tcPr>
-            <w:tcW w:w="3600" w:type="dxa"/>
-            <w:shd w:val="clear" w:color="auto" w:fill="EAF3F8"/>
-          </w:tcPr>
-          <w:p>
-            <w:pPr>
-              <w:spacing w:before="40" w:after="40"/>
-            </w:pPr>
-          </w:p>
-        </w:tc>
-        <w:tc>
-          <w:tcPr>
-            <w:tcW w:w="2860" w:type="dxa"/>
-            <w:shd w:val="clear" w:color="auto" w:fill="EAF3F8"/>
-          </w:tcPr>
-          <w:p>
-            <w:pPr>
-              <w:spacing w:before="40" w:after="40"/>
-            </w:pPr>
-            <w:r>
-              <w:rPr>
-                <w:color w:val="1B2630"/>
-                <w:sz w:val="17"/>
-              </w:rPr>
-              <w:t>68 u</w:t>
+              <w:t>56,5 u</w:t>
             </w:r>
           </w:p>
         </w:tc>
@@ -5063,7 +5152,7 @@
           <w:color w:val="1B2630"/>
           <w:lang w:val="nl-BE"/>
         </w:rPr>
-        <w:t>Of Dobbels de twaalf gedragsdagen zelf geeft, of iemand opleidt voor gedragsdag 2.</w:t>
+        <w:t>Datum, uur en locatie van SEBIA 1 en 2 per groep, via een doodle met de podologen.</w:t>
       </w:r>
     </w:p>
     <w:p>
@@ -5088,7 +5177,7 @@
           <w:color w:val="1B2630"/>
           <w:lang w:val="nl-BE"/>
         </w:rPr>
-        <w:t>Educatie online of ter plaatse.</w:t>
+        <w:t>Welk SEBIA-schema geldt: dat van Dobbels en het script (eCRF 17), of dat van het manuscript. Daarna manuscript en REDCap gelijkzetten (knelpunt 8).</w:t>
       </w:r>
     </w:p>
     <w:p>
@@ -5113,7 +5202,7 @@
           <w:color w:val="1B2630"/>
           <w:lang w:val="nl-BE"/>
         </w:rPr>
-        <w:t>Drie uur gedrag vóór de start en drie in april — of alle zes vooraf.</w:t>
+        <w:t>MOS-revised (eCRF 13) ook op maand 3 en 18 afnemen, zoals Dobbels en eCRF 17 vragen; dan REDCap aanpassen, want daar staat eCRF 13 alleen op visite 1.</w:t>
       </w:r>
     </w:p>
     <w:p>
@@ -5180,6 +5269,282 @@
           <w:lang w:val="nl-BE"/>
         </w:rPr>
         <w:t>Wat er gebeurt als een centrum op 1 februari niet klaar is: gefaseerde start of alles opschuiven.</w:t>
+      </w:r>
+    </w:p>
+    <w:p>
+      <w:pPr>
+        <w:spacing w:before="300" w:after="100"/>
+        <w:rPr>
+          <w:lang w:val="nl-BE"/>
+        </w:rPr>
+      </w:pPr>
+      <w:r>
+        <w:rPr>
+          <w:b/>
+          <w:color w:val="FF7A00"/>
+          <w:sz w:val="22"/>
+          <w:lang w:val="nl-BE"/>
+        </w:rPr>
+        <w:t xml:space="preserve">8  </w:t>
+      </w:r>
+      <w:r>
+        <w:rPr>
+          <w:b/>
+          <w:color w:val="00407A"/>
+          <w:sz w:val="22"/>
+          <w:lang w:val="nl-BE"/>
+        </w:rPr>
+        <w:t>Knelpunten</w:t>
+      </w:r>
+    </w:p>
+    <w:p>
+      <w:pPr>
+        <w:spacing w:after="80"/>
+        <w:ind w:left="280" w:hanging="280"/>
+        <w:rPr>
+          <w:lang w:val="nl-BE"/>
+        </w:rPr>
+      </w:pPr>
+      <w:r>
+        <w:rPr>
+          <w:b/>
+          <w:color w:val="FF7A00"/>
+          <w:lang w:val="nl-BE"/>
+        </w:rPr>
+        <w:t xml:space="preserve">1.  </w:t>
+      </w:r>
+      <w:r>
+        <w:rPr>
+          <w:b w:val="0"/>
+          <w:color w:val="1B2630"/>
+          <w:lang w:val="nl-BE"/>
+        </w:rPr>
+        <w:t>Eén sessie voor alle zes podologen lukt niet: er is geen weekdag waarop iedereen kan. Gent kan alleen do VM of vr NM, Leuven niet op ma en do, Antwerpen en Aalst niet op vr. Daarom twee groepen.</w:t>
+      </w:r>
+    </w:p>
+    <w:p>
+      <w:pPr>
+        <w:spacing w:after="80"/>
+        <w:ind w:left="280" w:hanging="280"/>
+        <w:rPr>
+          <w:lang w:val="nl-BE"/>
+        </w:rPr>
+      </w:pPr>
+      <w:r>
+        <w:rPr>
+          <w:b/>
+          <w:color w:val="FF7A00"/>
+          <w:lang w:val="nl-BE"/>
+        </w:rPr>
+        <w:t xml:space="preserve">2.  </w:t>
+      </w:r>
+      <w:r>
+        <w:rPr>
+          <w:b w:val="0"/>
+          <w:color w:val="1B2630"/>
+          <w:lang w:val="nl-BE"/>
+        </w:rPr>
+        <w:t>Groep West hangt aan Gent: alleen vr 8 jan NM of do 7 jan VM, en beide zijn reservedata van Dobbels. Op do begint de voetkliniek van Gent om 13u. Kortrijk en Brugge werken die dagen niet in het ziekenhuis: bevestigen.</w:t>
+      </w:r>
+    </w:p>
+    <w:p>
+      <w:pPr>
+        <w:spacing w:after="80"/>
+        <w:ind w:left="280" w:hanging="280"/>
+        <w:rPr>
+          <w:lang w:val="nl-BE"/>
+        </w:rPr>
+      </w:pPr>
+      <w:r>
+        <w:rPr>
+          <w:b/>
+          <w:color w:val="FF7A00"/>
+          <w:lang w:val="nl-BE"/>
+        </w:rPr>
+        <w:t xml:space="preserve">3.  </w:t>
+      </w:r>
+      <w:r>
+        <w:rPr>
+          <w:b w:val="0"/>
+          <w:color w:val="1B2630"/>
+          <w:lang w:val="nl-BE"/>
+        </w:rPr>
+        <w:t>Groep Oost kan op di 5 jan. Di 12 jan niet (datacollectie 13u–15u), vr 15 jan niet (droogloop Kortrijk).</w:t>
+      </w:r>
+    </w:p>
+    <w:p>
+      <w:pPr>
+        <w:spacing w:after="80"/>
+        <w:ind w:left="280" w:hanging="280"/>
+        <w:rPr>
+          <w:lang w:val="nl-BE"/>
+        </w:rPr>
+      </w:pPr>
+      <w:r>
+        <w:rPr>
+          <w:b/>
+          <w:color w:val="FF7A00"/>
+          <w:lang w:val="nl-BE"/>
+        </w:rPr>
+        <w:t xml:space="preserve">4.  </w:t>
+      </w:r>
+      <w:r>
+        <w:rPr>
+          <w:b w:val="0"/>
+          <w:color w:val="1B2630"/>
+          <w:lang w:val="nl-BE"/>
+        </w:rPr>
+        <w:t>Onvolledig: UZ Gent en UZ Leuven gaven geen beste moment op; de tweede podoloog van Sint-Jan, UZ Leuven, UZA en Azorg heeft nog geen bevestigde naam; AZ Groeninge heeft wellicht maar één podoloog, dus geen vervanger.</w:t>
+      </w:r>
+    </w:p>
+    <w:p>
+      <w:pPr>
+        <w:spacing w:after="80"/>
+        <w:ind w:left="280" w:hanging="280"/>
+        <w:rPr>
+          <w:lang w:val="nl-BE"/>
+        </w:rPr>
+      </w:pPr>
+      <w:r>
+        <w:rPr>
+          <w:b/>
+          <w:color w:val="FF7A00"/>
+          <w:lang w:val="nl-BE"/>
+        </w:rPr>
+        <w:t xml:space="preserve">5.  </w:t>
+      </w:r>
+      <w:r>
+        <w:rPr>
+          <w:b w:val="0"/>
+          <w:color w:val="1B2630"/>
+          <w:lang w:val="nl-BE"/>
+        </w:rPr>
+        <w:t>Podologen verplaatsen zich nu twee keer naar een centrale locatie; in het vorige voorstel was dat nooit.</w:t>
+      </w:r>
+    </w:p>
+    <w:p>
+      <w:pPr>
+        <w:spacing w:after="80"/>
+        <w:ind w:left="280" w:hanging="280"/>
+        <w:rPr>
+          <w:lang w:val="nl-BE"/>
+        </w:rPr>
+      </w:pPr>
+      <w:r>
+        <w:rPr>
+          <w:b/>
+          <w:color w:val="FF7A00"/>
+          <w:lang w:val="nl-BE"/>
+        </w:rPr>
+        <w:t xml:space="preserve">6.  </w:t>
+      </w:r>
+      <w:r>
+        <w:rPr>
+          <w:b w:val="0"/>
+          <w:color w:val="1B2630"/>
+          <w:lang w:val="nl-BE"/>
+        </w:rPr>
+        <w:t>Piloot (1–19 feb) en droogloop van de kwartaalvisites vallen vóór SEBIA 3 en 4: de ondersteunende interventies zijn dan nog niet aangeleerd. Dobbels noemt dit zelf.</w:t>
+      </w:r>
+    </w:p>
+    <w:p>
+      <w:pPr>
+        <w:spacing w:after="80"/>
+        <w:ind w:left="280" w:hanging="280"/>
+        <w:rPr>
+          <w:lang w:val="nl-BE"/>
+        </w:rPr>
+      </w:pPr>
+      <w:r>
+        <w:rPr>
+          <w:b/>
+          <w:color w:val="FF7A00"/>
+          <w:lang w:val="nl-BE"/>
+        </w:rPr>
+        <w:t xml:space="preserve">7.  </w:t>
+      </w:r>
+      <w:r>
+        <w:rPr>
+          <w:b w:val="0"/>
+          <w:color w:val="1B2630"/>
+          <w:lang w:val="nl-BE"/>
+        </w:rPr>
+        <w:t>Alleen podologen worden getraind. Volgens het manuscript leveren ook verpleegkundigen en artsen SEBIA.</w:t>
+      </w:r>
+    </w:p>
+    <w:p>
+      <w:pPr>
+        <w:spacing w:after="80"/>
+        <w:ind w:left="280" w:hanging="280"/>
+        <w:rPr>
+          <w:lang w:val="nl-BE"/>
+        </w:rPr>
+      </w:pPr>
+      <w:r>
+        <w:rPr>
+          <w:b/>
+          <w:color w:val="FF7A00"/>
+          <w:lang w:val="nl-BE"/>
+        </w:rPr>
+        <w:t xml:space="preserve">8.  </w:t>
+      </w:r>
+      <w:r>
+        <w:rPr>
+          <w:b w:val="0"/>
+          <w:color w:val="1B2630"/>
+          <w:lang w:val="nl-BE"/>
+        </w:rPr>
+        <w:t>Het schema van Dobbels (dia 3) volgt het SEBIA-script (eCRF 17), maar niet het manuscript en REDCap. Demonstratie voetzorg op maand 6 en 12 (manuscript: maand 9 en 15). NAFF op visite 1 en 2, maand 6, 12 en 18 (REDCap: alleen visite 1; manuscript: baseline, 3, 9 en 15). MOS-revised is eCRF 13, de twee VAS-schalen zijn eCRF 31. Haar vraag over contact op D14–M1: dat is visite 2 (eCRF 28 en 29).</w:t>
+      </w:r>
+    </w:p>
+    <w:p>
+      <w:pPr>
+        <w:spacing w:after="80"/>
+        <w:ind w:left="280" w:hanging="280"/>
+        <w:rPr>
+          <w:lang w:val="nl-BE"/>
+        </w:rPr>
+      </w:pPr>
+      <w:r>
+        <w:rPr>
+          <w:b/>
+          <w:color w:val="FF7A00"/>
+          <w:lang w:val="nl-BE"/>
+        </w:rPr>
+        <w:t xml:space="preserve">9.  </w:t>
+      </w:r>
+      <w:r>
+        <w:rPr>
+          <w:b w:val="0"/>
+          <w:color w:val="1B2630"/>
+          <w:lang w:val="nl-BE"/>
+        </w:rPr>
+        <w:t>"Geen brochure" (Dobbels) botst met het educatieboekje (eCRF 16) en de folder (eCRF 48).</w:t>
+      </w:r>
+    </w:p>
+    <w:p>
+      <w:pPr>
+        <w:spacing w:after="80"/>
+        <w:ind w:left="280" w:hanging="280"/>
+        <w:rPr>
+          <w:lang w:val="nl-BE"/>
+        </w:rPr>
+      </w:pPr>
+      <w:r>
+        <w:rPr>
+          <w:b/>
+          <w:color w:val="FF7A00"/>
+          <w:lang w:val="nl-BE"/>
+        </w:rPr>
+        <w:t xml:space="preserve">10.  </w:t>
+      </w:r>
+      <w:r>
+        <w:rPr>
+          <w:b w:val="0"/>
+          <w:color w:val="1B2630"/>
+          <w:lang w:val="nl-BE"/>
+        </w:rPr>
+        <w:t>De technologiesessie in december leert het uitlezen van de sensor; SEBIA 2 in januari herhaalt dat. Afstemmen wie wat geeft.</w:t>
       </w:r>
     </w:p>
     <w:p>

--- a/PARADISE_opleidingsplanning.docx
+++ b/PARADISE_opleidingsplanning.docx
@@ -1290,7 +1290,7 @@
           <w:sz w:val="17"/>
           <w:lang w:val="nl-BE"/>
         </w:rPr>
-        <w:t>De week van 2 tot 8 november is herfstvakantie en woensdag 11 november is een feestdag; daar staat niets.</w:t>
+        <w:t>De week van 2 tot 8 november is herfstvakantie en woensdag 11 november is een feestdag; daar staat niets. Op dinsdag kan Gent nooit (hogeschool) en heeft Kortrijk vanaf de middag voetkliniek: voorstel is de online sessies op te nemen.</w:t>
       </w:r>
     </w:p>
     <w:p>
@@ -1402,7 +1402,7 @@
                 <w:color w:val="1B2630"/>
                 <w:sz w:val="17"/>
               </w:rPr>
-              <w:t>di 1 dec</w:t>
+              <w:t>wo 2 dec</w:t>
             </w:r>
           </w:p>
         </w:tc>
@@ -1419,7 +1419,7 @@
                 <w:color w:val="1B2630"/>
                 <w:sz w:val="17"/>
               </w:rPr>
-              <w:t>Technologie, voormiddag en namiddag</w:t>
+              <w:t>Technologie: voormiddag Kortrijk, namiddag Brugge</w:t>
             </w:r>
           </w:p>
         </w:tc>
@@ -1440,7 +1440,7 @@
                 <w:sz w:val="17"/>
                 <w:lang w:val="nl-BE"/>
               </w:rPr>
-              <w:t>AZ Sint-Jan Brugge · AZ Groeninge Kortrijk</w:t>
+              <w:t>AZ Groeninge Kortrijk · AZ Sint-Jan Brugge</w:t>
             </w:r>
           </w:p>
         </w:tc>
@@ -1460,7 +1460,7 @@
                 <w:color w:val="1B2630"/>
                 <w:sz w:val="17"/>
               </w:rPr>
-              <w:t>di 8 dec</w:t>
+              <w:t>do 10 dec</w:t>
             </w:r>
           </w:p>
         </w:tc>
@@ -1477,7 +1477,7 @@
                 <w:color w:val="1B2630"/>
                 <w:sz w:val="17"/>
               </w:rPr>
-              <w:t>Technologie, voormiddag en namiddag</w:t>
+              <w:t>Technologie: voormiddag Gent, namiddag Aalst</w:t>
             </w:r>
           </w:p>
         </w:tc>
@@ -1899,7 +1899,7 @@
                 <w:color w:val="1B2630"/>
                 <w:sz w:val="17"/>
               </w:rPr>
-              <w:t>vr 8 jan</w:t>
+              <w:t>do 7 of vr 8 jan</w:t>
             </w:r>
           </w:p>
         </w:tc>
@@ -1920,7 +1920,7 @@
                 <w:sz w:val="17"/>
                 <w:lang w:val="nl-BE"/>
               </w:rPr>
-              <w:t>SEBIA-training 1 en 2, groep West (Brugge, Kortrijk, Gent), 13u–17u; alternatief do 7 jan, 8u30–12u30</w:t>
+              <w:t>SEBIA-training 1 en 2, groep West (Brugge, Kortrijk, Gent): do 7 jan 17u30–21u30 of vr 8 jan 13u–17u, via doodle</w:t>
             </w:r>
           </w:p>
         </w:tc>
@@ -2053,7 +2053,7 @@
                 <w:color w:val="1B2630"/>
                 <w:sz w:val="17"/>
               </w:rPr>
-              <w:t>online, 13u–15u</w:t>
+              <w:t>online, 9u–11u</w:t>
             </w:r>
           </w:p>
         </w:tc>
@@ -2073,7 +2073,7 @@
                 <w:color w:val="1B2630"/>
                 <w:sz w:val="17"/>
               </w:rPr>
-              <w:t>do 14 jan</w:t>
+              <w:t>wo 13 jan</w:t>
             </w:r>
           </w:p>
         </w:tc>
@@ -2090,7 +2090,7 @@
                 <w:color w:val="1B2630"/>
                 <w:sz w:val="17"/>
               </w:rPr>
-              <w:t>Droogloop en debriefing</w:t>
+              <w:t>Droogloop en debriefing, namiddag</w:t>
             </w:r>
           </w:p>
         </w:tc>
@@ -2127,7 +2127,7 @@
                 <w:color w:val="1B2630"/>
                 <w:sz w:val="17"/>
               </w:rPr>
-              <w:t>vr 15 jan</w:t>
+              <w:t>do 14 jan</w:t>
             </w:r>
           </w:p>
         </w:tc>
@@ -2144,7 +2144,7 @@
                 <w:color w:val="1B2630"/>
                 <w:sz w:val="17"/>
               </w:rPr>
-              <w:t>Droogloop en debriefing</w:t>
+              <w:t>Droogloop en debriefing, voormiddag — vóór de voetkliniek van 13u</w:t>
             </w:r>
           </w:p>
         </w:tc>
@@ -2161,7 +2161,7 @@
                 <w:color w:val="1B2630"/>
                 <w:sz w:val="17"/>
               </w:rPr>
-              <w:t>AZ Groeninge Kortrijk</w:t>
+              <w:t>UZ Gent</w:t>
             </w:r>
           </w:p>
         </w:tc>
@@ -2215,7 +2215,7 @@
                 <w:color w:val="1B2630"/>
                 <w:sz w:val="17"/>
               </w:rPr>
-              <w:t>UZ Gent</w:t>
+              <w:t>AZORG Aalst</w:t>
             </w:r>
           </w:p>
         </w:tc>
@@ -2269,7 +2269,7 @@
                 <w:color w:val="1B2630"/>
                 <w:sz w:val="17"/>
               </w:rPr>
-              <w:t>AZORG Aalst</w:t>
+              <w:t>AZ Groeninge Kortrijk</w:t>
             </w:r>
           </w:p>
         </w:tc>
@@ -2360,7 +2360,7 @@
                 <w:color w:val="1B2630"/>
                 <w:sz w:val="17"/>
               </w:rPr>
-              <w:t>Droogloop en debriefing</w:t>
+              <w:t>Droogloop en debriefing, voormiddag — vóór de voetkliniek</w:t>
             </w:r>
           </w:p>
         </w:tc>
@@ -2401,7 +2401,7 @@
           <w:sz w:val="17"/>
           <w:lang w:val="nl-BE"/>
         </w:rPr>
-        <w:t>Donderdag 21, vrijdag 22 en donderdag 28 januari blijven vrij als inhaalslots. Met zes drooglopen in twee weken is de kans reëel dat er één verschuift, en de kerstvakantie ervoor laat geen ruimte om iets naar voren te halen. Leuven en Antwerpen vallen bovendien op twee opeenvolgende dagen, elk negen en een half uur deur tot deur.</w:t>
+        <w:t>Inhaalslots: do 21 jan (Gent, Aalst), vr 22 jan (Leuven; Gent in de namiddag), ma 25 jan namiddag (Kortrijk), do 28 jan (Antwerpen, Gent). Brugge heeft vóór de piloot alleen nog een dinsdagnamiddag, met de tweede podoloog. Leuven en Antwerpen vallen op twee opeenvolgende dagen, elk negen en een half uur deur tot deur.</w:t>
       </w:r>
     </w:p>
     <w:p>
@@ -2794,7 +2794,7 @@
                 <w:color w:val="1B2630"/>
                 <w:sz w:val="17"/>
               </w:rPr>
-              <w:t>vr 5 mrt</w:t>
+              <w:t>do 4 of vr 5 mrt</w:t>
             </w:r>
           </w:p>
         </w:tc>
@@ -2815,7 +2815,7 @@
                 <w:sz w:val="17"/>
                 <w:lang w:val="nl-BE"/>
               </w:rPr>
-              <w:t>SEBIA-training 3 en 4, groep West, 13u–17u — data nog te bevestigen door Dobbels</w:t>
+              <w:t>SEBIA-training 3 en 4, groep West: do 4 mrt avond of vr 5 mrt 13u–17u, via doodle — data nog te bevestigen door Dobbels</w:t>
             </w:r>
           </w:p>
         </w:tc>
@@ -2856,7 +2856,7 @@
                 <w:sz w:val="17"/>
                 <w:lang w:val="nl-BE"/>
               </w:rPr>
-              <w:t>SEBIA-training 5, 1,5 u per podoloog in het eigen centrum, vóór de eerste maand 3-visite. Beste moment: Kortrijk wo, Brugge ma VM, Gent do VM, Leuven di, Antwerpen di of wo VM, Aalst di</w:t>
+              <w:t>SEBIA-training 5, 1,5 u per podoloog in het eigen centrum, vóór de eerste maand 3-visite. Beste moment: Kortrijk wo, Brugge ma VM, Gent do VM, Leuven di, Antwerpen di of wo VM, Aalst di. Valt deels in de paasvakantie (29 mrt – 11 apr)</w:t>
             </w:r>
           </w:p>
         </w:tc>
@@ -5177,7 +5177,7 @@
           <w:color w:val="1B2630"/>
           <w:lang w:val="nl-BE"/>
         </w:rPr>
-        <w:t>Welk SEBIA-schema geldt: dat van Dobbels en het script (eCRF 17), of dat van het manuscript. Daarna manuscript en REDCap gelijkzetten (knelpunt 8).</w:t>
+        <w:t>Welk SEBIA-schema geldt: dat van Dobbels en het script (eCRF 17), of dat van het manuscript. Daarna manuscript en REDCap gelijkzetten (knelpunt 11).</w:t>
       </w:r>
     </w:p>
     <w:p>
@@ -5319,7 +5319,7 @@
           <w:color w:val="1B2630"/>
           <w:lang w:val="nl-BE"/>
         </w:rPr>
-        <w:t>Eén sessie voor alle zes podologen lukt niet: er is geen weekdag waarop iedereen kan. Gent kan alleen do VM of vr NM, Leuven niet op ma en do, Antwerpen en Aalst niet op vr. Daarom twee groepen.</w:t>
+        <w:t>Eén sessie voor alle zes podologen lukt niet: er is geen weekdag waarop iedereen kan. Daarom twee groepen.</w:t>
       </w:r>
     </w:p>
     <w:p>
@@ -5344,7 +5344,7 @@
           <w:color w:val="1B2630"/>
           <w:lang w:val="nl-BE"/>
         </w:rPr>
-        <w:t>Groep West hangt aan Gent: alleen vr 8 jan NM of do 7 jan VM, en beide zijn reservedata van Dobbels. Op do begint de voetkliniek van Gent om 13u. Kortrijk en Brugge werken die dagen niet in het ziekenhuis: bevestigen.</w:t>
+        <w:t>Groep West heeft overdag geen gezamenlijk moment: Kortrijk en Brugge werken ma–wo in het ziekenhuis, Gent do–vr (ma–wo hogeschool). Enige opties: een avond, of vr NM met vrijaf voor Kortrijk en Brugge. Idem voor SEBIA 3 en 4.</w:t>
       </w:r>
     </w:p>
     <w:p>
@@ -5369,7 +5369,7 @@
           <w:color w:val="1B2630"/>
           <w:lang w:val="nl-BE"/>
         </w:rPr>
-        <w:t>Groep Oost kan op di 5 jan. Di 12 jan niet (datacollectie 13u–15u), vr 15 jan niet (droogloop Kortrijk).</w:t>
+        <w:t>Online sessies op dinsdag (theorie 10 en 17 nov, toestemming 24 nov): Gent kan nooit, Kortrijk heeft vanaf de middag voetkliniek, de eerste podoloog van Brugge werkt alleen op woensdag. Opnemen.</w:t>
       </w:r>
     </w:p>
     <w:p>
@@ -5394,7 +5394,7 @@
           <w:color w:val="1B2630"/>
           <w:lang w:val="nl-BE"/>
         </w:rPr>
-        <w:t>Onvolledig: UZ Gent en UZ Leuven gaven geen beste moment op; de tweede podoloog van Sint-Jan, UZ Leuven, UZA en Azorg heeft nog geen bevestigde naam; AZ Groeninge heeft wellicht maar één podoloog, dus geen vervanger.</w:t>
+        <w:t>Datacollectie 12 jan naar 9u–11u verschoven, zodat Kortrijk kan; Gent kan nog altijd niet.</w:t>
       </w:r>
     </w:p>
     <w:p>
@@ -5419,7 +5419,7 @@
           <w:color w:val="1B2630"/>
           <w:lang w:val="nl-BE"/>
         </w:rPr>
-        <w:t>Podologen verplaatsen zich nu twee keer naar een centrale locatie; in het vorige voorstel was dat nooit.</w:t>
+        <w:t>Technologie en droogloop verschoven naar dagen waarop de podoloog er is. Is het datumvoorstel van de week van 21 september al vertrokken, dan krijgen de centra de nieuwe data.</w:t>
       </w:r>
     </w:p>
     <w:p>
@@ -5444,7 +5444,7 @@
           <w:color w:val="1B2630"/>
           <w:lang w:val="nl-BE"/>
         </w:rPr>
-        <w:t>Piloot (1–19 feb) en droogloop van de kwartaalvisites vallen vóór SEBIA 3 en 4: de ondersteunende interventies zijn dan nog niet aangeleerd. Dobbels noemt dit zelf.</w:t>
+        <w:t>Brugge: buiten de voetkliniek is alleen de eerste podoloog er, op woensdagnamiddag; geen inhaalmoment voor de droogloop op een woensdag.</w:t>
       </w:r>
     </w:p>
     <w:p>
@@ -5469,7 +5469,7 @@
           <w:color w:val="1B2630"/>
           <w:lang w:val="nl-BE"/>
         </w:rPr>
-        <w:t>Alleen podologen worden getraind. Volgens het manuscript leveren ook verpleegkundigen en artsen SEBIA.</w:t>
+        <w:t>Onvolledig: UZ Gent en UZ Leuven gaven geen beste moment op; de tweede podoloog van Sint-Jan, UZ Leuven, UZA en Azorg is niet bevestigd; AZ Groeninge heeft wellicht maar één podoloog. Bij UZA is "even weken" onduidelijk.</w:t>
       </w:r>
     </w:p>
     <w:p>
@@ -5494,7 +5494,7 @@
           <w:color w:val="1B2630"/>
           <w:lang w:val="nl-BE"/>
         </w:rPr>
-        <w:t>Het schema van Dobbels (dia 3) volgt het SEBIA-script (eCRF 17), maar niet het manuscript en REDCap. Demonstratie voetzorg op maand 6 en 12 (manuscript: maand 9 en 15). NAFF op visite 1 en 2, maand 6, 12 en 18 (REDCap: alleen visite 1; manuscript: baseline, 3, 9 en 15). MOS-revised is eCRF 13, de twee VAS-schalen zijn eCRF 31. Haar vraag over contact op D14–M1: dat is visite 2 (eCRF 28 en 29).</w:t>
+        <w:t>Podologen verplaatsen zich twee keer naar een centrale locatie; in het vorige voorstel nooit.</w:t>
       </w:r>
     </w:p>
     <w:p>
@@ -5519,7 +5519,7 @@
           <w:color w:val="1B2630"/>
           <w:lang w:val="nl-BE"/>
         </w:rPr>
-        <w:t>"Geen brochure" (Dobbels) botst met het educatieboekje (eCRF 16) en de folder (eCRF 48).</w:t>
+        <w:t>Piloot (1–19 feb) en droogloop van de kwartaalvisites vallen vóór SEBIA 3 en 4: de ondersteunende interventies zijn dan nog niet aangeleerd.</w:t>
       </w:r>
     </w:p>
     <w:p>
@@ -5544,16 +5544,83 @@
           <w:color w:val="1B2630"/>
           <w:lang w:val="nl-BE"/>
         </w:rPr>
-        <w:t>De technologiesessie in december leert het uitlezen van de sensor; SEBIA 2 in januari herhaalt dat. Afstemmen wie wat geeft.</w:t>
+        <w:t>Alleen podologen worden getraind; volgens het manuscript leveren ook verpleegkundigen en artsen SEBIA.</w:t>
       </w:r>
     </w:p>
     <w:p>
       <w:pPr>
-        <w:spacing w:before="200" w:after="100"/>
+        <w:spacing w:after="80"/>
+        <w:ind w:left="280" w:hanging="280"/>
         <w:rPr>
           <w:lang w:val="nl-BE"/>
         </w:rPr>
       </w:pPr>
+      <w:r>
+        <w:rPr>
+          <w:b/>
+          <w:color w:val="FF7A00"/>
+          <w:lang w:val="nl-BE"/>
+        </w:rPr>
+        <w:t xml:space="preserve">11.  </w:t>
+      </w:r>
+      <w:r>
+        <w:rPr>
+          <w:b w:val="0"/>
+          <w:color w:val="1B2630"/>
+          <w:lang w:val="nl-BE"/>
+        </w:rPr>
+        <w:t>Het schema van Dobbels (dia 3) volgt het SEBIA-script (eCRF 17), maar niet het manuscript en REDCap: demonstratie voetzorg op maand 6 en 12 (manuscript: 9 en 15); NAFF op visite 1 en 2, maand 6, 12 en 18 (REDCap: alleen visite 1). MOS-revised is eCRF 13, de twee VAS-schalen zijn eCRF 31.</w:t>
+      </w:r>
+    </w:p>
+    <w:p>
+      <w:pPr>
+        <w:spacing w:after="80"/>
+        <w:ind w:left="280" w:hanging="280"/>
+        <w:rPr>
+          <w:lang w:val="nl-BE"/>
+        </w:rPr>
+      </w:pPr>
+      <w:r>
+        <w:rPr>
+          <w:b/>
+          <w:color w:val="FF7A00"/>
+          <w:lang w:val="nl-BE"/>
+        </w:rPr>
+        <w:t xml:space="preserve">12.  </w:t>
+      </w:r>
+      <w:r>
+        <w:rPr>
+          <w:b w:val="0"/>
+          <w:color w:val="1B2630"/>
+          <w:lang w:val="nl-BE"/>
+        </w:rPr>
+        <w:t>"Geen brochure" (Dobbels) botst met het educatieboekje (eCRF 16) en de folder (eCRF 48).</w:t>
+      </w:r>
+    </w:p>
+    <w:p>
+      <w:pPr>
+        <w:spacing w:after="80"/>
+        <w:ind w:left="280" w:hanging="280"/>
+        <w:rPr>
+          <w:lang w:val="nl-BE"/>
+        </w:rPr>
+      </w:pPr>
+      <w:r>
+        <w:rPr>
+          <w:b/>
+          <w:color w:val="FF7A00"/>
+          <w:lang w:val="nl-BE"/>
+        </w:rPr>
+        <w:t xml:space="preserve">13.  </w:t>
+      </w:r>
+      <w:r>
+        <w:rPr>
+          <w:b w:val="0"/>
+          <w:color w:val="1B2630"/>
+          <w:lang w:val="nl-BE"/>
+        </w:rPr>
+        <w:t>Uitlezen van de sensor zit in de technologiesessie én in SEBIA 2: afstemmen wie wat geeft.</w:t>
+      </w:r>
     </w:p>
     <w:sectPr>
       <w:pgSz w:w="11906" w:h="16838"/>

--- a/PARADISE_opleidingsplanning.docx
+++ b/PARADISE_opleidingsplanning.docx
@@ -1290,7 +1290,7 @@
           <w:sz w:val="17"/>
           <w:lang w:val="nl-BE"/>
         </w:rPr>
-        <w:t>De week van 2 tot 8 november is herfstvakantie en woensdag 11 november is een feestdag; daar staat niets. Op dinsdag kan Gent nooit (hogeschool) en heeft Kortrijk vanaf de middag voetkliniek: voorstel is de online sessies op te nemen.</w:t>
+        <w:t>De week van 2 tot 8 november is herfstvakantie en woensdag 11 november is een feestdag; daar staat niets. Op dinsdag kan Gent nooit (hogeschool) en heeft Kortrijk vanaf de middag voetkliniek: twee opties in sectie 9.</w:t>
       </w:r>
     </w:p>
     <w:p>
@@ -1402,7 +1402,7 @@
                 <w:color w:val="1B2630"/>
                 <w:sz w:val="17"/>
               </w:rPr>
-              <w:t>wo 2 dec</w:t>
+              <w:t>wo 2 dec (A) of ma 30 nov (B)</w:t>
             </w:r>
           </w:p>
         </w:tc>
@@ -1419,7 +1419,7 @@
                 <w:color w:val="1B2630"/>
                 <w:sz w:val="17"/>
               </w:rPr>
-              <w:t>Technologie: voormiddag Kortrijk, namiddag Brugge</w:t>
+              <w:t>Technologie. A: Kortrijk VM, Brugge NM · B: Brugge VM, Kortrijk NM</w:t>
             </w:r>
           </w:p>
         </w:tc>
@@ -1920,7 +1920,7 @@
                 <w:sz w:val="17"/>
                 <w:lang w:val="nl-BE"/>
               </w:rPr>
-              <w:t>SEBIA-training 1 en 2, groep West (Brugge, Kortrijk, Gent): do 7 jan 17u30–21u30 of vr 8 jan 13u–17u, via doodle</w:t>
+              <w:t>SEBIA-training 1 en 2, groep West (Brugge, Kortrijk, Gent): do 7 jan 17u30–21u30 (A) of vr 8 jan 13u–17u (B)</w:t>
             </w:r>
           </w:p>
         </w:tc>
@@ -2053,7 +2053,7 @@
                 <w:color w:val="1B2630"/>
                 <w:sz w:val="17"/>
               </w:rPr>
-              <w:t>online, 9u–11u</w:t>
+              <w:t>online, 9u–11u; opname (A) of herhaling vr 15 jan 13u–15u (B)</w:t>
             </w:r>
           </w:p>
         </w:tc>
@@ -2073,7 +2073,7 @@
                 <w:color w:val="1B2630"/>
                 <w:sz w:val="17"/>
               </w:rPr>
-              <w:t>wo 13 jan</w:t>
+              <w:t>wo 13 jan (A) of ma 18 jan (B)</w:t>
             </w:r>
           </w:p>
         </w:tc>
@@ -2090,7 +2090,7 @@
                 <w:color w:val="1B2630"/>
                 <w:sz w:val="17"/>
               </w:rPr>
-              <w:t>Droogloop en debriefing, namiddag</w:t>
+              <w:t>Droogloop en debriefing. A: namiddag · B: voormiddag</w:t>
             </w:r>
           </w:p>
         </w:tc>
@@ -2401,7 +2401,7 @@
           <w:sz w:val="17"/>
           <w:lang w:val="nl-BE"/>
         </w:rPr>
-        <w:t>Inhaalslots: do 21 jan (Gent, Aalst), vr 22 jan (Leuven; Gent in de namiddag), ma 25 jan namiddag (Kortrijk), do 28 jan (Antwerpen, Gent). Brugge heeft vóór de piloot alleen nog een dinsdagnamiddag, met de tweede podoloog. Leuven en Antwerpen vallen op twee opeenvolgende dagen, elk negen en een half uur deur tot deur.</w:t>
+        <w:t>Inhaalslots: do 21 jan (Gent, Aalst), vr 22 jan (Leuven; Gent in de namiddag), ma 25 jan namiddag (Kortrijk), do 28 jan (Antwerpen, Gent). Voor Brugge is de droogloopdatum die niet gekozen wordt het inhaalslot. Leuven en Antwerpen vallen op twee opeenvolgende dagen, elk negen en een half uur deur tot deur.</w:t>
       </w:r>
     </w:p>
     <w:p>
@@ -2753,7 +2753,7 @@
                 <w:color w:val="1B2630"/>
                 <w:sz w:val="17"/>
               </w:rPr>
-              <w:t>di 2 mrt</w:t>
+              <w:t>di 2 (A) of di 9 mrt (B)</w:t>
             </w:r>
           </w:p>
         </w:tc>
@@ -2815,7 +2815,7 @@
                 <w:sz w:val="17"/>
                 <w:lang w:val="nl-BE"/>
               </w:rPr>
-              <w:t>SEBIA-training 3 en 4, groep West: do 4 mrt avond of vr 5 mrt 13u–17u, via doodle — data nog te bevestigen door Dobbels</w:t>
+              <w:t>SEBIA-training 3 en 4, groep West: do 4 mrt 17u30–21u30 (A) of vr 5 mrt 13u–17u (B) — data nog te bevestigen door Dobbels</w:t>
             </w:r>
           </w:p>
         </w:tc>
@@ -2835,7 +2835,7 @@
                 <w:color w:val="1B2630"/>
                 <w:sz w:val="17"/>
               </w:rPr>
-              <w:t>mrt–apr</w:t>
+              <w:t>maart (A) of april (B)</w:t>
             </w:r>
           </w:p>
         </w:tc>
@@ -2856,7 +2856,7 @@
                 <w:sz w:val="17"/>
                 <w:lang w:val="nl-BE"/>
               </w:rPr>
-              <w:t>SEBIA-training 5, 1,5 u per podoloog in het eigen centrum, vóór de eerste maand 3-visite. Beste moment: Kortrijk wo, Brugge ma VM, Gent do VM, Leuven di, Antwerpen di of wo VM, Aalst di. Valt deels in de paasvakantie (29 mrt – 11 apr)</w:t>
+              <w:t>SEBIA-training 5, 1,5 u per podoloog in het eigen centrum. A: in maart, vóór de paasvakantie · B: vanaf 12 april, na de paasvakantie; beide vóór de eerste maand 3-visite. Beste moment: Kortrijk wo, Brugge ma VM, Gent do VM, Leuven di, Antwerpen di of wo VM, Aalst di</w:t>
             </w:r>
           </w:p>
         </w:tc>
@@ -5152,7 +5152,7 @@
           <w:color w:val="1B2630"/>
           <w:lang w:val="nl-BE"/>
         </w:rPr>
-        <w:t>Datum, uur en locatie van SEBIA 1 en 2 per groep, via een doodle met de podologen.</w:t>
+        <w:t>Optie A of B per knelpunt (sectie 9), na toetsing bij de centra tegen vr 16 okt.</w:t>
       </w:r>
     </w:p>
     <w:p>
@@ -5344,7 +5344,7 @@
           <w:color w:val="1B2630"/>
           <w:lang w:val="nl-BE"/>
         </w:rPr>
-        <w:t>Groep West heeft overdag geen gezamenlijk moment: Kortrijk en Brugge werken ma–wo in het ziekenhuis, Gent do–vr (ma–wo hogeschool). Enige opties: een avond, of vr NM met vrijaf voor Kortrijk en Brugge. Idem voor SEBIA 3 en 4.</w:t>
+        <w:t>Groep West heeft overdag geen gezamenlijk moment: Kortrijk en Brugge werken ma–wo in het ziekenhuis, Gent do–vr (ma–wo hogeschool). Enige opties: een avond, of vr NM met vrijaf voor Kortrijk en Brugge. Idem voor SEBIA 3 en 4. Twee opties: sectie 9.</w:t>
       </w:r>
     </w:p>
     <w:p>
@@ -5369,7 +5369,7 @@
           <w:color w:val="1B2630"/>
           <w:lang w:val="nl-BE"/>
         </w:rPr>
-        <w:t>Online sessies op dinsdag (theorie 10 en 17 nov, toestemming 24 nov): Gent kan nooit, Kortrijk heeft vanaf de middag voetkliniek, de eerste podoloog van Brugge werkt alleen op woensdag. Opnemen.</w:t>
+        <w:t>Online sessies op dinsdag (theorie 10 en 17 nov, toestemming 24 nov): Gent kan nooit, Kortrijk heeft vanaf de middag voetkliniek, de eerste podoloog van Brugge werkt alleen op woensdag. Twee opties: sectie 9.</w:t>
       </w:r>
     </w:p>
     <w:p>
@@ -5394,7 +5394,7 @@
           <w:color w:val="1B2630"/>
           <w:lang w:val="nl-BE"/>
         </w:rPr>
-        <w:t>Datacollectie 12 jan naar 9u–11u verschoven, zodat Kortrijk kan; Gent kan nog altijd niet.</w:t>
+        <w:t>Datacollectie 12 jan naar 9u–11u verschoven, zodat Kortrijk kan; Gent kan nog altijd niet. Twee opties: sectie 9.</w:t>
       </w:r>
     </w:p>
     <w:p>
@@ -5444,7 +5444,7 @@
           <w:color w:val="1B2630"/>
           <w:lang w:val="nl-BE"/>
         </w:rPr>
-        <w:t>Brugge: buiten de voetkliniek is alleen de eerste podoloog er, op woensdagnamiddag; geen inhaalmoment voor de droogloop op een woensdag.</w:t>
+        <w:t>Brugge: buiten de voetkliniek is alleen de eerste podoloog er, op woensdagnamiddag; geen inhaalmoment voor de droogloop op een woensdag. Twee opties: sectie 9.</w:t>
       </w:r>
     </w:p>
     <w:p>
@@ -5469,7 +5469,7 @@
           <w:color w:val="1B2630"/>
           <w:lang w:val="nl-BE"/>
         </w:rPr>
-        <w:t>Onvolledig: UZ Gent en UZ Leuven gaven geen beste moment op; de tweede podoloog van Sint-Jan, UZ Leuven, UZA en Azorg is niet bevestigd; AZ Groeninge heeft wellicht maar één podoloog. Bij UZA is "even weken" onduidelijk.</w:t>
+        <w:t>Onvolledig: UZ Gent en UZ Leuven gaven geen beste moment op; de tweede podoloog van Sint-Jan, UZA en Azorg is niet bevestigd; AZ Groeninge heeft wellicht maar één podoloog. Bij UZA is "even weken" onduidelijk.</w:t>
       </w:r>
     </w:p>
     <w:p>
@@ -5622,6 +5622,748 @@
         <w:t>Uitlezen van de sensor zit in de technologiesessie én in SEBIA 2: afstemmen wie wat geeft.</w:t>
       </w:r>
     </w:p>
+    <w:p>
+      <w:pPr>
+        <w:spacing w:before="300" w:after="100"/>
+        <w:rPr>
+          <w:lang w:val="nl-BE"/>
+        </w:rPr>
+      </w:pPr>
+      <w:r>
+        <w:rPr>
+          <w:b/>
+          <w:color w:val="FF7A00"/>
+          <w:sz w:val="22"/>
+          <w:lang w:val="nl-BE"/>
+        </w:rPr>
+        <w:t xml:space="preserve">9  </w:t>
+      </w:r>
+      <w:r>
+        <w:rPr>
+          <w:b/>
+          <w:color w:val="00407A"/>
+          <w:sz w:val="22"/>
+          <w:lang w:val="nl-BE"/>
+        </w:rPr>
+        <w:t>Twee opties, te toetsen bij de centra</w:t>
+      </w:r>
+    </w:p>
+    <w:p>
+      <w:pPr>
+        <w:spacing w:after="100"/>
+        <w:rPr>
+          <w:lang w:val="nl-BE"/>
+        </w:rPr>
+      </w:pPr>
+      <w:r>
+        <w:rPr>
+          <w:color w:val="5A6A78"/>
+          <w:sz w:val="17"/>
+          <w:lang w:val="nl-BE"/>
+        </w:rPr>
+        <w:t>Antwoord tegen vr 16 okt, samen met de bevestiging van de andere data. Daarna ligt de kalender vast.</w:t>
+      </w:r>
+    </w:p>
+    <w:tbl>
+      <w:tblPr>
+        <w:tblW w:w="0" w:type="auto"/>
+        <w:tblBorders>
+          <w:top w:val="single" w:sz="4" w:space="0" w:color="D8E2EA"/>
+          <w:left w:val="single" w:sz="4" w:space="0" w:color="D8E2EA"/>
+          <w:bottom w:val="single" w:sz="4" w:space="0" w:color="D8E2EA"/>
+          <w:right w:val="single" w:sz="4" w:space="0" w:color="D8E2EA"/>
+          <w:insideH w:val="single" w:sz="4" w:space="0" w:color="D8E2EA"/>
+          <w:insideV w:val="single" w:sz="4" w:space="0" w:color="D8E2EA"/>
+        </w:tblBorders>
+        <w:tblLayout w:type="fixed"/>
+        <w:tblLook w:val="04A0" w:firstRow="1" w:lastRow="0" w:firstColumn="1" w:lastColumn="0" w:noHBand="0" w:noVBand="1"/>
+      </w:tblPr>
+      <w:tblGrid>
+        <w:gridCol w:w="2268"/>
+        <w:gridCol w:w="2835"/>
+        <w:gridCol w:w="2948"/>
+        <w:gridCol w:w="1814"/>
+      </w:tblGrid>
+      <w:tr>
+        <w:tc>
+          <w:tcPr>
+            <w:tcW w:w="2268" w:type="dxa"/>
+            <w:shd w:val="clear" w:color="auto" w:fill="1D8DB0"/>
+          </w:tcPr>
+          <w:p>
+            <w:pPr>
+              <w:spacing w:before="60" w:after="60"/>
+            </w:pPr>
+            <w:r>
+              <w:rPr>
+                <w:b/>
+                <w:color w:val="FFFFFF"/>
+                <w:sz w:val="15"/>
+              </w:rPr>
+              <w:t>Wat</w:t>
+            </w:r>
+          </w:p>
+        </w:tc>
+        <w:tc>
+          <w:tcPr>
+            <w:tcW w:w="2835" w:type="dxa"/>
+            <w:shd w:val="clear" w:color="auto" w:fill="1D8DB0"/>
+          </w:tcPr>
+          <w:p>
+            <w:pPr>
+              <w:spacing w:before="60" w:after="60"/>
+            </w:pPr>
+            <w:r>
+              <w:rPr>
+                <w:b/>
+                <w:color w:val="FFFFFF"/>
+                <w:sz w:val="15"/>
+              </w:rPr>
+              <w:t>Optie A</w:t>
+            </w:r>
+          </w:p>
+        </w:tc>
+        <w:tc>
+          <w:tcPr>
+            <w:tcW w:w="2948" w:type="dxa"/>
+            <w:shd w:val="clear" w:color="auto" w:fill="1D8DB0"/>
+          </w:tcPr>
+          <w:p>
+            <w:pPr>
+              <w:spacing w:before="60" w:after="60"/>
+            </w:pPr>
+            <w:r>
+              <w:rPr>
+                <w:b/>
+                <w:color w:val="FFFFFF"/>
+                <w:sz w:val="15"/>
+              </w:rPr>
+              <w:t>Optie B</w:t>
+            </w:r>
+          </w:p>
+        </w:tc>
+        <w:tc>
+          <w:tcPr>
+            <w:tcW w:w="1814" w:type="dxa"/>
+            <w:shd w:val="clear" w:color="auto" w:fill="1D8DB0"/>
+          </w:tcPr>
+          <w:p>
+            <w:pPr>
+              <w:spacing w:before="60" w:after="60"/>
+            </w:pPr>
+            <w:r>
+              <w:rPr>
+                <w:b/>
+                <w:color w:val="FFFFFF"/>
+                <w:sz w:val="15"/>
+              </w:rPr>
+              <w:t>Toetsen bij</w:t>
+            </w:r>
+          </w:p>
+        </w:tc>
+      </w:tr>
+      <w:tr>
+        <w:tc>
+          <w:tcPr>
+            <w:tcW w:w="2268" w:type="dxa"/>
+          </w:tcPr>
+          <w:p>
+            <w:pPr>
+              <w:spacing w:before="40" w:after="40"/>
+            </w:pPr>
+            <w:r>
+              <w:rPr>
+                <w:b/>
+                <w:color w:val="1B2630"/>
+                <w:sz w:val="17"/>
+              </w:rPr>
+              <w:t>Technologie Kortrijk en Brugge</w:t>
+            </w:r>
+          </w:p>
+        </w:tc>
+        <w:tc>
+          <w:tcPr>
+            <w:tcW w:w="2835" w:type="dxa"/>
+          </w:tcPr>
+          <w:p>
+            <w:pPr>
+              <w:spacing w:before="40" w:after="40"/>
+              <w:rPr>
+                <w:lang w:val="nl-BE"/>
+              </w:rPr>
+            </w:pPr>
+            <w:r>
+              <w:rPr>
+                <w:color w:val="1B2630"/>
+                <w:sz w:val="17"/>
+                <w:lang w:val="nl-BE"/>
+              </w:rPr>
+              <w:t>wo 2 dec: Kortrijk VM, Brugge NM (alleen de eerste podoloog)</w:t>
+            </w:r>
+          </w:p>
+        </w:tc>
+        <w:tc>
+          <w:tcPr>
+            <w:tcW w:w="2948" w:type="dxa"/>
+          </w:tcPr>
+          <w:p>
+            <w:pPr>
+              <w:spacing w:before="40" w:after="40"/>
+            </w:pPr>
+            <w:r>
+              <w:rPr>
+                <w:color w:val="1B2630"/>
+                <w:sz w:val="17"/>
+              </w:rPr>
+              <w:t>ma 30 nov: Brugge VM (hun beste moment), Kortrijk NM</w:t>
+            </w:r>
+          </w:p>
+        </w:tc>
+        <w:tc>
+          <w:tcPr>
+            <w:tcW w:w="1814" w:type="dxa"/>
+          </w:tcPr>
+          <w:p>
+            <w:pPr>
+              <w:spacing w:before="40" w:after="40"/>
+            </w:pPr>
+            <w:r>
+              <w:rPr>
+                <w:color w:val="1B2630"/>
+                <w:sz w:val="17"/>
+              </w:rPr>
+              <w:t>Kortrijk, Brugge</w:t>
+            </w:r>
+          </w:p>
+        </w:tc>
+      </w:tr>
+      <w:tr>
+        <w:tc>
+          <w:tcPr>
+            <w:tcW w:w="2268" w:type="dxa"/>
+          </w:tcPr>
+          <w:p>
+            <w:pPr>
+              <w:spacing w:before="40" w:after="40"/>
+            </w:pPr>
+            <w:r>
+              <w:rPr>
+                <w:b/>
+                <w:color w:val="1B2630"/>
+                <w:sz w:val="17"/>
+              </w:rPr>
+              <w:t>Online sessies op dinsdag: theorie 10 en 17 nov, toestemming 24 nov</w:t>
+            </w:r>
+          </w:p>
+        </w:tc>
+        <w:tc>
+          <w:tcPr>
+            <w:tcW w:w="2835" w:type="dxa"/>
+          </w:tcPr>
+          <w:p>
+            <w:pPr>
+              <w:spacing w:before="40" w:after="40"/>
+              <w:rPr>
+                <w:lang w:val="nl-BE"/>
+              </w:rPr>
+            </w:pPr>
+            <w:r>
+              <w:rPr>
+                <w:color w:val="1B2630"/>
+                <w:sz w:val="17"/>
+                <w:lang w:val="nl-BE"/>
+              </w:rPr>
+              <w:t>di 12u30–14u live, met opname voor wie niet kan</w:t>
+            </w:r>
+          </w:p>
+        </w:tc>
+        <w:tc>
+          <w:tcPr>
+            <w:tcW w:w="2948" w:type="dxa"/>
+          </w:tcPr>
+          <w:p>
+            <w:pPr>
+              <w:spacing w:before="40" w:after="40"/>
+            </w:pPr>
+            <w:r>
+              <w:rPr>
+                <w:color w:val="1B2630"/>
+                <w:sz w:val="17"/>
+              </w:rPr>
+              <w:t>di 12u30–14u live, plus een live herhaling op do 12, 19 en 26 nov, 8u30–10u</w:t>
+            </w:r>
+          </w:p>
+        </w:tc>
+        <w:tc>
+          <w:tcPr>
+            <w:tcW w:w="1814" w:type="dxa"/>
+          </w:tcPr>
+          <w:p>
+            <w:pPr>
+              <w:spacing w:before="40" w:after="40"/>
+            </w:pPr>
+            <w:r>
+              <w:rPr>
+                <w:color w:val="1B2630"/>
+                <w:sz w:val="17"/>
+              </w:rPr>
+              <w:t>alle centra; vooral Gent en Kortrijk</w:t>
+            </w:r>
+          </w:p>
+        </w:tc>
+      </w:tr>
+      <w:tr>
+        <w:tc>
+          <w:tcPr>
+            <w:tcW w:w="2268" w:type="dxa"/>
+          </w:tcPr>
+          <w:p>
+            <w:pPr>
+              <w:spacing w:before="40" w:after="40"/>
+            </w:pPr>
+            <w:r>
+              <w:rPr>
+                <w:b/>
+                <w:color w:val="1B2630"/>
+                <w:sz w:val="17"/>
+              </w:rPr>
+              <w:t>Datacollectie</w:t>
+            </w:r>
+          </w:p>
+        </w:tc>
+        <w:tc>
+          <w:tcPr>
+            <w:tcW w:w="2835" w:type="dxa"/>
+          </w:tcPr>
+          <w:p>
+            <w:pPr>
+              <w:spacing w:before="40" w:after="40"/>
+              <w:rPr>
+                <w:lang w:val="nl-BE"/>
+              </w:rPr>
+            </w:pPr>
+            <w:r>
+              <w:rPr>
+                <w:color w:val="1B2630"/>
+                <w:sz w:val="17"/>
+                <w:lang w:val="nl-BE"/>
+              </w:rPr>
+              <w:t>di 12 jan 9u–11u, met opname</w:t>
+            </w:r>
+          </w:p>
+        </w:tc>
+        <w:tc>
+          <w:tcPr>
+            <w:tcW w:w="2948" w:type="dxa"/>
+          </w:tcPr>
+          <w:p>
+            <w:pPr>
+              <w:spacing w:before="40" w:after="40"/>
+            </w:pPr>
+            <w:r>
+              <w:rPr>
+                <w:color w:val="1B2630"/>
+                <w:sz w:val="17"/>
+              </w:rPr>
+              <w:t>di 12 jan 9u–11u, plus een herhaling vr 15 jan 13u–15u</w:t>
+            </w:r>
+          </w:p>
+        </w:tc>
+        <w:tc>
+          <w:tcPr>
+            <w:tcW w:w="1814" w:type="dxa"/>
+          </w:tcPr>
+          <w:p>
+            <w:pPr>
+              <w:spacing w:before="40" w:after="40"/>
+            </w:pPr>
+            <w:r>
+              <w:rPr>
+                <w:color w:val="1B2630"/>
+                <w:sz w:val="17"/>
+              </w:rPr>
+              <w:t>Gent</w:t>
+            </w:r>
+          </w:p>
+        </w:tc>
+      </w:tr>
+      <w:tr>
+        <w:tc>
+          <w:tcPr>
+            <w:tcW w:w="2268" w:type="dxa"/>
+          </w:tcPr>
+          <w:p>
+            <w:pPr>
+              <w:spacing w:before="40" w:after="40"/>
+            </w:pPr>
+            <w:r>
+              <w:rPr>
+                <w:b/>
+                <w:color w:val="1B2630"/>
+                <w:sz w:val="17"/>
+              </w:rPr>
+              <w:t>SEBIA 1 en 2, groep West</w:t>
+            </w:r>
+          </w:p>
+        </w:tc>
+        <w:tc>
+          <w:tcPr>
+            <w:tcW w:w="2835" w:type="dxa"/>
+          </w:tcPr>
+          <w:p>
+            <w:pPr>
+              <w:spacing w:before="40" w:after="40"/>
+              <w:rPr>
+                <w:lang w:val="nl-BE"/>
+              </w:rPr>
+            </w:pPr>
+            <w:r>
+              <w:rPr>
+                <w:color w:val="1B2630"/>
+                <w:sz w:val="17"/>
+                <w:lang w:val="nl-BE"/>
+              </w:rPr>
+              <w:t>do 7 jan 17u30–21u30</w:t>
+            </w:r>
+          </w:p>
+        </w:tc>
+        <w:tc>
+          <w:tcPr>
+            <w:tcW w:w="2948" w:type="dxa"/>
+          </w:tcPr>
+          <w:p>
+            <w:pPr>
+              <w:spacing w:before="40" w:after="40"/>
+            </w:pPr>
+            <w:r>
+              <w:rPr>
+                <w:color w:val="1B2630"/>
+                <w:sz w:val="17"/>
+              </w:rPr>
+              <w:t>vr 8 jan 13u–17u, met vrijaf voor Kortrijk en Brugge</w:t>
+            </w:r>
+          </w:p>
+        </w:tc>
+        <w:tc>
+          <w:tcPr>
+            <w:tcW w:w="1814" w:type="dxa"/>
+          </w:tcPr>
+          <w:p>
+            <w:pPr>
+              <w:spacing w:before="40" w:after="40"/>
+            </w:pPr>
+            <w:r>
+              <w:rPr>
+                <w:color w:val="1B2630"/>
+                <w:sz w:val="17"/>
+              </w:rPr>
+              <w:t>Brugge, Kortrijk, Gent, Dobbels</w:t>
+            </w:r>
+          </w:p>
+        </w:tc>
+      </w:tr>
+      <w:tr>
+        <w:tc>
+          <w:tcPr>
+            <w:tcW w:w="2268" w:type="dxa"/>
+          </w:tcPr>
+          <w:p>
+            <w:pPr>
+              <w:spacing w:before="40" w:after="40"/>
+            </w:pPr>
+            <w:r>
+              <w:rPr>
+                <w:b/>
+                <w:color w:val="1B2630"/>
+                <w:sz w:val="17"/>
+              </w:rPr>
+              <w:t>Droogloop Brugge</w:t>
+            </w:r>
+          </w:p>
+        </w:tc>
+        <w:tc>
+          <w:tcPr>
+            <w:tcW w:w="2835" w:type="dxa"/>
+          </w:tcPr>
+          <w:p>
+            <w:pPr>
+              <w:spacing w:before="40" w:after="40"/>
+              <w:rPr>
+                <w:lang w:val="nl-BE"/>
+              </w:rPr>
+            </w:pPr>
+            <w:r>
+              <w:rPr>
+                <w:color w:val="1B2630"/>
+                <w:sz w:val="17"/>
+                <w:lang w:val="nl-BE"/>
+              </w:rPr>
+              <w:t>wo 13 jan NM (eerste podoloog)</w:t>
+            </w:r>
+          </w:p>
+        </w:tc>
+        <w:tc>
+          <w:tcPr>
+            <w:tcW w:w="2948" w:type="dxa"/>
+          </w:tcPr>
+          <w:p>
+            <w:pPr>
+              <w:spacing w:before="40" w:after="40"/>
+            </w:pPr>
+            <w:r>
+              <w:rPr>
+                <w:color w:val="1B2630"/>
+                <w:sz w:val="17"/>
+              </w:rPr>
+              <w:t>ma 18 jan VM (beste moment). De andere datum wordt het inhaalslot</w:t>
+            </w:r>
+          </w:p>
+        </w:tc>
+        <w:tc>
+          <w:tcPr>
+            <w:tcW w:w="1814" w:type="dxa"/>
+          </w:tcPr>
+          <w:p>
+            <w:pPr>
+              <w:spacing w:before="40" w:after="40"/>
+            </w:pPr>
+            <w:r>
+              <w:rPr>
+                <w:color w:val="1B2630"/>
+                <w:sz w:val="17"/>
+              </w:rPr>
+              <w:t>Brugge</w:t>
+            </w:r>
+          </w:p>
+        </w:tc>
+      </w:tr>
+      <w:tr>
+        <w:tc>
+          <w:tcPr>
+            <w:tcW w:w="2268" w:type="dxa"/>
+          </w:tcPr>
+          <w:p>
+            <w:pPr>
+              <w:spacing w:before="40" w:after="40"/>
+            </w:pPr>
+            <w:r>
+              <w:rPr>
+                <w:b/>
+                <w:color w:val="1B2630"/>
+                <w:sz w:val="17"/>
+              </w:rPr>
+              <w:t>SEBIA 3 en 4, groep Oost</w:t>
+            </w:r>
+          </w:p>
+        </w:tc>
+        <w:tc>
+          <w:tcPr>
+            <w:tcW w:w="2835" w:type="dxa"/>
+          </w:tcPr>
+          <w:p>
+            <w:pPr>
+              <w:spacing w:before="40" w:after="40"/>
+              <w:rPr>
+                <w:lang w:val="nl-BE"/>
+              </w:rPr>
+            </w:pPr>
+            <w:r>
+              <w:rPr>
+                <w:color w:val="1B2630"/>
+                <w:sz w:val="17"/>
+                <w:lang w:val="nl-BE"/>
+              </w:rPr>
+              <w:t>di 2 mrt 9u–13u</w:t>
+            </w:r>
+          </w:p>
+        </w:tc>
+        <w:tc>
+          <w:tcPr>
+            <w:tcW w:w="2948" w:type="dxa"/>
+          </w:tcPr>
+          <w:p>
+            <w:pPr>
+              <w:spacing w:before="40" w:after="40"/>
+            </w:pPr>
+            <w:r>
+              <w:rPr>
+                <w:color w:val="1B2630"/>
+                <w:sz w:val="17"/>
+              </w:rPr>
+              <w:t>di 9 mrt 9u–13u</w:t>
+            </w:r>
+          </w:p>
+        </w:tc>
+        <w:tc>
+          <w:tcPr>
+            <w:tcW w:w="1814" w:type="dxa"/>
+          </w:tcPr>
+          <w:p>
+            <w:pPr>
+              <w:spacing w:before="40" w:after="40"/>
+            </w:pPr>
+            <w:r>
+              <w:rPr>
+                <w:color w:val="1B2630"/>
+                <w:sz w:val="17"/>
+              </w:rPr>
+              <w:t>Leuven, Antwerpen, Aalst, Dobbels</w:t>
+            </w:r>
+          </w:p>
+        </w:tc>
+      </w:tr>
+      <w:tr>
+        <w:tc>
+          <w:tcPr>
+            <w:tcW w:w="2268" w:type="dxa"/>
+          </w:tcPr>
+          <w:p>
+            <w:pPr>
+              <w:spacing w:before="40" w:after="40"/>
+            </w:pPr>
+            <w:r>
+              <w:rPr>
+                <w:b/>
+                <w:color w:val="1B2630"/>
+                <w:sz w:val="17"/>
+              </w:rPr>
+              <w:t>SEBIA 3 en 4, groep West</w:t>
+            </w:r>
+          </w:p>
+        </w:tc>
+        <w:tc>
+          <w:tcPr>
+            <w:tcW w:w="2835" w:type="dxa"/>
+          </w:tcPr>
+          <w:p>
+            <w:pPr>
+              <w:spacing w:before="40" w:after="40"/>
+              <w:rPr>
+                <w:lang w:val="nl-BE"/>
+              </w:rPr>
+            </w:pPr>
+            <w:r>
+              <w:rPr>
+                <w:color w:val="1B2630"/>
+                <w:sz w:val="17"/>
+                <w:lang w:val="nl-BE"/>
+              </w:rPr>
+              <w:t>do 4 mrt 17u30–21u30</w:t>
+            </w:r>
+          </w:p>
+        </w:tc>
+        <w:tc>
+          <w:tcPr>
+            <w:tcW w:w="2948" w:type="dxa"/>
+          </w:tcPr>
+          <w:p>
+            <w:pPr>
+              <w:spacing w:before="40" w:after="40"/>
+            </w:pPr>
+            <w:r>
+              <w:rPr>
+                <w:color w:val="1B2630"/>
+                <w:sz w:val="17"/>
+              </w:rPr>
+              <w:t>vr 5 mrt 13u–17u</w:t>
+            </w:r>
+          </w:p>
+        </w:tc>
+        <w:tc>
+          <w:tcPr>
+            <w:tcW w:w="1814" w:type="dxa"/>
+          </w:tcPr>
+          <w:p>
+            <w:pPr>
+              <w:spacing w:before="40" w:after="40"/>
+            </w:pPr>
+            <w:r>
+              <w:rPr>
+                <w:color w:val="1B2630"/>
+                <w:sz w:val="17"/>
+              </w:rPr>
+              <w:t>Brugge, Kortrijk, Gent, Dobbels</w:t>
+            </w:r>
+          </w:p>
+        </w:tc>
+      </w:tr>
+      <w:tr>
+        <w:tc>
+          <w:tcPr>
+            <w:tcW w:w="2268" w:type="dxa"/>
+          </w:tcPr>
+          <w:p>
+            <w:pPr>
+              <w:spacing w:before="40" w:after="40"/>
+            </w:pPr>
+            <w:r>
+              <w:rPr>
+                <w:b/>
+                <w:color w:val="1B2630"/>
+                <w:sz w:val="17"/>
+              </w:rPr>
+              <w:t>SEBIA 5, individueel</w:t>
+            </w:r>
+          </w:p>
+        </w:tc>
+        <w:tc>
+          <w:tcPr>
+            <w:tcW w:w="2835" w:type="dxa"/>
+          </w:tcPr>
+          <w:p>
+            <w:pPr>
+              <w:spacing w:before="40" w:after="40"/>
+              <w:rPr>
+                <w:lang w:val="nl-BE"/>
+              </w:rPr>
+            </w:pPr>
+            <w:r>
+              <w:rPr>
+                <w:color w:val="1B2630"/>
+                <w:sz w:val="17"/>
+                <w:lang w:val="nl-BE"/>
+              </w:rPr>
+              <w:t>in maart, vóór de paasvakantie</w:t>
+            </w:r>
+          </w:p>
+        </w:tc>
+        <w:tc>
+          <w:tcPr>
+            <w:tcW w:w="2948" w:type="dxa"/>
+          </w:tcPr>
+          <w:p>
+            <w:pPr>
+              <w:spacing w:before="40" w:after="40"/>
+            </w:pPr>
+            <w:r>
+              <w:rPr>
+                <w:color w:val="1B2630"/>
+                <w:sz w:val="17"/>
+              </w:rPr>
+              <w:t>vanaf 12 april, na de paasvakantie</w:t>
+            </w:r>
+          </w:p>
+        </w:tc>
+        <w:tc>
+          <w:tcPr>
+            <w:tcW w:w="1814" w:type="dxa"/>
+          </w:tcPr>
+          <w:p>
+            <w:pPr>
+              <w:spacing w:before="40" w:after="40"/>
+            </w:pPr>
+            <w:r>
+              <w:rPr>
+                <w:color w:val="1B2630"/>
+                <w:sz w:val="17"/>
+              </w:rPr>
+              <w:t>elke podoloog</w:t>
+            </w:r>
+          </w:p>
+        </w:tc>
+      </w:tr>
+    </w:tbl>
+    <w:p/>
     <w:sectPr>
       <w:pgSz w:w="11906" w:h="16838"/>
       <w:pgMar w:top="907" w:right="1020" w:bottom="907" w:left="1020" w:header="720" w:footer="720" w:gutter="0"/>

--- a/PARADISE_opleidingsplanning.docx
+++ b/PARADISE_opleidingsplanning.docx
@@ -3042,7 +3042,7 @@
                 <w:color w:val="FFFFFF"/>
                 <w:sz w:val="15"/>
               </w:rPr>
-              <w:t>In de praktijk</w:t>
+              <w:t>In de praktijk, geschat</w:t>
             </w:r>
           </w:p>
         </w:tc>
@@ -3134,7 +3134,7 @@
                 <w:color w:val="1B2630"/>
                 <w:sz w:val="17"/>
               </w:rPr>
-              <w:t>90–120 min</w:t>
+              <w:t>OC 80–125 · UC 65–105 min</w:t>
             </w:r>
           </w:p>
         </w:tc>
@@ -3226,7 +3226,7 @@
                 <w:color w:val="1B2630"/>
                 <w:sz w:val="17"/>
               </w:rPr>
-              <w:t>60–90 min</w:t>
+              <w:t>OC 77–135 · UC 57–85 min</w:t>
             </w:r>
           </w:p>
         </w:tc>
@@ -3318,7 +3318,7 @@
                 <w:color w:val="1B2630"/>
                 <w:sz w:val="17"/>
               </w:rPr>
-              <w:t>30–45 min</w:t>
+              <w:t>OC 38–70 · UC 23–50 min</w:t>
             </w:r>
           </w:p>
         </w:tc>
@@ -3415,12 +3415,28 @@
                 <w:color w:val="1B2630"/>
                 <w:sz w:val="17"/>
               </w:rPr>
-              <w:t>60–75 min</w:t>
+              <w:t>OC 53–155 · UC 43–95 min</w:t>
             </w:r>
           </w:p>
         </w:tc>
       </w:tr>
     </w:tbl>
+    <w:p>
+      <w:pPr>
+        <w:spacing w:after="100"/>
+        <w:rPr>
+          <w:lang w:val="nl-BE"/>
+        </w:rPr>
+      </w:pPr>
+      <w:r>
+        <w:rPr>
+          <w:color w:val="5A6A78"/>
+          <w:sz w:val="17"/>
+          <w:lang w:val="nl-BE"/>
+        </w:rPr>
+        <w:t>Geschat per onderdeel en af te klokken in de droogloop; de opbouw staat in PARADISE_rekruteringssimulatie.docx, sectie 3. Betaald: 2 u per visite in Optimal Care en 1 u in Usual Care, baseline 2 u, plus 1 u op maand 6 + 1 week (consortiummeeting 1/4/2026, dia 71).</w:t>
+      </w:r>
+    </w:p>
     <w:p>
       <w:pPr>
         <w:spacing w:before="300" w:after="100"/>

--- a/PARADISE_opleidingsplanning.docx
+++ b/PARADISE_opleidingsplanning.docx
@@ -3134,7 +3134,7 @@
                 <w:color w:val="1B2630"/>
                 <w:sz w:val="17"/>
               </w:rPr>
-              <w:t>OC 80–125 · UC 65–105 min</w:t>
+              <w:t>OC 77–120 · UC 62–100 min</w:t>
             </w:r>
           </w:p>
         </w:tc>
@@ -3226,7 +3226,7 @@
                 <w:color w:val="1B2630"/>
                 <w:sz w:val="17"/>
               </w:rPr>
-              <w:t>OC 77–135 · UC 57–85 min</w:t>
+              <w:t>OC 76–133 · UC 56–83 min</w:t>
             </w:r>
           </w:p>
         </w:tc>
@@ -3318,7 +3318,7 @@
                 <w:color w:val="1B2630"/>
                 <w:sz w:val="17"/>
               </w:rPr>
-              <w:t>OC 38–70 · UC 23–50 min</w:t>
+              <w:t>OC 35–65 · UC 20–45 min</w:t>
             </w:r>
           </w:p>
         </w:tc>
@@ -3415,7 +3415,7 @@
                 <w:color w:val="1B2630"/>
                 <w:sz w:val="17"/>
               </w:rPr>
-              <w:t>OC 53–155 · UC 43–95 min</w:t>
+              <w:t>OC 50–150 · UC 40–90 min</w:t>
             </w:r>
           </w:p>
         </w:tc>

--- a/PARADISE_opleidingsplanning.docx
+++ b/PARADISE_opleidingsplanning.docx
@@ -3042,7 +3042,7 @@
                 <w:color w:val="FFFFFF"/>
                 <w:sz w:val="15"/>
               </w:rPr>
-              <w:t>In de praktijk, geschat</w:t>
+              <w:t>Betaald per patiënt</w:t>
             </w:r>
           </w:p>
         </w:tc>
@@ -3134,7 +3134,7 @@
                 <w:color w:val="1B2630"/>
                 <w:sz w:val="17"/>
               </w:rPr>
-              <w:t>OC 77–120 · UC 62–100 min</w:t>
+              <w:t>OC 2 u · UC 2 u</w:t>
             </w:r>
           </w:p>
         </w:tc>
@@ -3226,7 +3226,7 @@
                 <w:color w:val="1B2630"/>
                 <w:sz w:val="17"/>
               </w:rPr>
-              <w:t>OC 76–133 · UC 56–83 min</w:t>
+              <w:t>OC 2 u · UC 1 u</w:t>
             </w:r>
           </w:p>
         </w:tc>
@@ -3318,7 +3318,7 @@
                 <w:color w:val="1B2630"/>
                 <w:sz w:val="17"/>
               </w:rPr>
-              <w:t>OC 35–65 · UC 20–45 min</w:t>
+              <w:t>OC 2 u · UC 1 u</w:t>
             </w:r>
           </w:p>
         </w:tc>
@@ -3415,7 +3415,7 @@
                 <w:color w:val="1B2630"/>
                 <w:sz w:val="17"/>
               </w:rPr>
-              <w:t>OC 50–150 · UC 40–90 min</w:t>
+              <w:t>OC 2 u · UC 1 u; maand 6 + 1 week nog 1 u</w:t>
             </w:r>
           </w:p>
         </w:tc>
@@ -3434,7 +3434,7 @@
           <w:sz w:val="17"/>
           <w:lang w:val="nl-BE"/>
         </w:rPr>
-        <w:t>Geschat per onderdeel en af te klokken in de droogloop; de opbouw staat in PARADISE_rekruteringssimulatie.docx, sectie 3. Betaald: 2 u per visite in Optimal Care en 1 u in Usual Care, baseline 2 u, plus 1 u op maand 6 + 1 week (consortiummeeting 1/4/2026, dia 71).</w:t>
+        <w:t>Betaald: 2 u per visite in Optimal Care en 1 u in Usual Care, baseline 2 u, plus 1 u op maand 6 + 1 week; samen 17 u in OC en 10 u in UC per patiënt (consortiummeeting 1/4/2026, dia 71).</w:t>
       </w:r>
     </w:p>
     <w:p>

--- a/PARADISE_opleidingsplanning.docx
+++ b/PARADISE_opleidingsplanning.docx
@@ -70,7 +70,7 @@
           <w:color w:val="5A6A78"/>
           <w:sz w:val="17"/>
         </w:rPr>
-        <w:t>Uren zijn per persoon. Centraal: de centra komen samen op één locatie; ter plaatse: in het centrum zelf. Artsen volgen alleen de theorie; de praktische sessies zijn voor de podologen. Een halve dag met verplaatsing telt als een volle dag.</w:t>
+        <w:t>Uren zijn per persoon. Centraal: de centra komen samen op één locatie; ter plaatse: in het centrum zelf. Artsen volgen alleen theorie; de praktische sessies zijn voor de podologen. Een halve dag met verplaatsing telt als een volle dag.</w:t>
       </w:r>
     </w:p>
     <w:p>
@@ -486,7 +486,7 @@
                 <w:color w:val="1B2630"/>
                 <w:sz w:val="17"/>
               </w:rPr>
-              <w:t>2 u</w:t>
+              <w:t>2 u: eerst theorie, dan praktijk</w:t>
             </w:r>
           </w:p>
         </w:tc>
@@ -526,7 +526,7 @@
                 <w:color w:val="1B2630"/>
                 <w:sz w:val="17"/>
               </w:rPr>
-              <w:t>podologen; de twee pedorthisten elk één keer</w:t>
+              <w:t>theorie: podologen, artsen kunnen aansluiten, de twee pedorthisten elk één keer; praktijk: podologen</w:t>
             </w:r>
           </w:p>
         </w:tc>
@@ -861,7 +861,7 @@
                 <w:color w:val="1B2630"/>
                 <w:sz w:val="17"/>
               </w:rPr>
-              <w:t>Dobbels, met Janou</w:t>
+              <w:t>Dobbels; SEBIA 3 en 4 met Janou</w:t>
             </w:r>
           </w:p>
         </w:tc>
@@ -2111,7 +2111,7 @@
           <w:color w:val="5A6A78"/>
           <w:sz w:val="17"/>
         </w:rPr>
-        <w:t>De twee pedorthisten komen elk naar één technologiesessie, bij een van hun centra.</w:t>
+        <w:t>De technologie begint met theorie, waar de artsen kunnen aansluiten en de twee pedorthisten elk één keer komen, bij een van hun centra. Het praktische deel is voor de podologen.</w:t>
       </w:r>
     </w:p>
     <w:p>
@@ -3263,7 +3263,7 @@
                 <w:color w:val="1B2630"/>
                 <w:sz w:val="17"/>
               </w:rPr>
-              <w:t>Go/No-Go, Executive Board, unanimiteit vereist</w:t>
+              <w:t>Go/No-Go, Executive Board</w:t>
             </w:r>
           </w:p>
         </w:tc>
@@ -3489,7 +3489,7 @@
                 <w:color w:val="1B2630"/>
                 <w:sz w:val="17"/>
               </w:rPr>
-              <w:t>SEBIA 5, 1,5 u per podoloog in het eigen centrum, door Dobbels, vóór de eerste maand 3-visite. A: vóór de paasvakantie · B: erna. Beste moment: Kortrijk wo, Brugge ma VM, Antwerpen di of wo VM in een even week, Aalst di; Gent en Leuven nog op te vragen</w:t>
+              <w:t>SEBIA 5, 1,5 u per podoloog in het eigen centrum, door Dobbels, bij voorkeur vóór de eerste maand 3-visite. A: vóór de paasvakantie · B: erna. Beste moment: Kortrijk wo, Brugge ma VM, Antwerpen di of wo VM in een even week, Aalst di; Gent en Leuven nog op te vragen</w:t>
             </w:r>
           </w:p>
         </w:tc>
@@ -3534,7 +3534,7 @@
                 <w:color w:val="1B2630"/>
                 <w:sz w:val="17"/>
               </w:rPr>
-              <w:t>SEBIA 6, intervisie, 1 u per podoloog, online</w:t>
+              <w:t>SEBIA 6, intervisie met feedback, 1 u per podoloog, online, door Dobbels</w:t>
             </w:r>
           </w:p>
         </w:tc>
@@ -3760,7 +3760,7 @@
                 <w:color w:val="1B2630"/>
                 <w:sz w:val="17"/>
               </w:rPr>
-              <w:t>07, 08, 09 drukmeting zonder CMFO, 10 voorschrift; 12, 13, 14, 15 en 21 op papier in de wachtruimte, vóór de educatie; educatie met 16 en 48, in OC met het logboek 18; 19 en 20 MoveMonitor mee</w:t>
+              <w:t>07, 08, 09 drukmeting zonder CMFO, 10 voorschrift; 12, 13, 14, 15 en 21 op papier in de wachtruimte, vóór de educatie; in OC SEBIA stap 1 met het boekje 16, de folder 48 en het logboek 18; 19 en 20 MoveMonitor mee</w:t>
             </w:r>
           </w:p>
         </w:tc>
@@ -3845,7 +3845,7 @@
                 <w:color w:val="1B2630"/>
                 <w:sz w:val="17"/>
               </w:rPr>
-              <w:t>23 pasvorm binnen én buiten met foto's; 24 drukmeting zonder en mét de CMFO — in OC toetsen aan de norm en aanpassen tot ze gehaald is, in UC alleen meten; 25 Orthotimer in de zool; 26 in de wachtruimte; 27 MoveMonitor terug; in OC 28 activiteitenprofiel en 29 teach-back; 30</w:t>
+              <w:t>23 pasvorm binnen én buiten met foto's; 24 drukmeting zonder en mét de CMFO — in OC toetsen aan de norm en aanpassen tot ze gehaald is, in UC alleen meten; 25 Orthotimer in de zool; 26 in de wachtruimte; 27 MoveMonitor terug; in OC SEBIA stap 2 met 28 activiteitenprofiel, 29 teach-back en de sensorfolder 30</w:t>
             </w:r>
           </w:p>
         </w:tc>
@@ -4367,7 +4367,7 @@
                 <w:color w:val="1B2630"/>
                 <w:sz w:val="17"/>
               </w:rPr>
-              <w:t>twee weken uitval in januari legt tot vijf van de zes drooglopen stil</w:t>
+              <w:t>twee weken uitval in januari legt vijf drooglopen stil (optie A in Brugge) of alle zes (optie B)</w:t>
             </w:r>
           </w:p>
         </w:tc>
@@ -4392,7 +4392,7 @@
                 <w:color w:val="1B2630"/>
                 <w:sz w:val="17"/>
               </w:rPr>
-              <w:t>vóór de indiening bij het EC</w:t>
+              <w:t>vóór de indiening bij het EC, anders via amendement</w:t>
             </w:r>
           </w:p>
         </w:tc>
@@ -4477,7 +4477,7 @@
                 <w:color w:val="1B2630"/>
                 <w:sz w:val="17"/>
               </w:rPr>
-              <w:t>Novel pedar, novel database en software geïnstalleerd in het centrum (UZ Leuven op 7 okt)</w:t>
+              <w:t>In het centrum: Novel pedar met de novel database, de Orthotimer met uitleessoftware en de vier MoveMonitors (UZ Leuven: installatie op 7 okt)</w:t>
             </w:r>
           </w:p>
         </w:tc>
@@ -4692,7 +4692,7 @@
                 <w:color w:val="1B2630"/>
                 <w:sz w:val="17"/>
               </w:rPr>
-              <w:t>opleiden mag wel, een pilootpatiënt niet</w:t>
+              <w:t>de eerste inclusie in dat centrum; opleiden kan wel</w:t>
             </w:r>
           </w:p>
         </w:tc>
@@ -4840,7 +4840,7 @@
                 <w:color w:val="1B2630"/>
                 <w:sz w:val="17"/>
               </w:rPr>
-              <w:t>Arts en management</w:t>
+              <w:t>Arts</w:t>
             </w:r>
           </w:p>
         </w:tc>
@@ -4860,7 +4860,7 @@
                 <w:color w:val="1B2630"/>
                 <w:sz w:val="17"/>
               </w:rPr>
-              <w:t>3 u theorie, 1,5 u gezondheidseconomie en procesevaluatie, alles online</w:t>
+              <w:t>3 u theorie, 1,5 u gezondheidseconomie en procesevaluatie, online; kan aansluiten bij het theoriedeel van de technologie</w:t>
             </w:r>
           </w:p>
         </w:tc>
@@ -4990,7 +4990,7 @@
                 <w:color w:val="1B2630"/>
                 <w:sz w:val="17"/>
               </w:rPr>
-              <w:t>2 u technologie, één keer, bij een van hun centra</w:t>
+              <w:t>het theoriedeel van één technologiesessie, bij een van hun centra</w:t>
             </w:r>
           </w:p>
         </w:tc>
@@ -6036,7 +6036,7 @@
           <w:color w:val="1B2630"/>
           <w:sz w:val="19"/>
         </w:rPr>
-        <w:t>Wat er gebeurt als een centrum op 1 februari niet klaar is:</w:t>
+        <w:t>Wat er gebeurt als een centrum op 1 februari, de start van de piloot, niet klaar is:</w:t>
       </w:r>
       <w:r>
         <w:rPr>
@@ -6267,7 +6267,7 @@
           <w:color w:val="1B2630"/>
           <w:sz w:val="19"/>
         </w:rPr>
-        <w:t xml:space="preserve">  buiten de voetkliniek is alleen de eerste podoloog er, op woensdagnamiddag. Maandagvoormiddag is opgegeven als beste moment, maar op maandag staat geen podoloog vermeld. Twee opties: sectie 9.</w:t>
+        <w:t xml:space="preserve">  buiten de voetkliniek (woensdagvoormiddag) is de tweede podoloog er op dinsdagnamiddag en de eerste op woensdagnamiddag. Maandagvoormiddag is opgegeven als beste moment, maar op maandag staat geen podoloog vermeld. Twee opties: sectie 9.</w:t>
       </w:r>
     </w:p>
     <w:p>
@@ -6432,7 +6432,7 @@
           <w:color w:val="1B2630"/>
           <w:sz w:val="19"/>
         </w:rPr>
-        <w:t xml:space="preserve">  vaardigheden voetzorg op maand 6 en 12 (manuscript: demonstratie op 9 en 15); NAFF op visite 1 en 2 en maand 6, 12 en 18 (REDCap: alleen visite 1); MOS-revised twee items op maand 3 en volledig op 18 (REDCap: alleen visite 1). De twee VAS-schalen zijn eCRF 31.</w:t>
+        <w:t xml:space="preserve">  een SEBIA-gesprek met terugkoppeling op maand 3 (manuscript: geen stap op maand 3); vaardigheden voetzorg op maand 6 en 12 (manuscript: demonstratie op 9 en 15); NAFF op visite 1 en 2 en maand 6, 12 en 18 (REDCap: alleen visite 1); MOS-revised twee items op maand 3 en volledig op 18 (REDCap: alleen visite 1). De twee VAS-schalen zijn eCRF 31.</w:t>
       </w:r>
     </w:p>
     <w:p>

--- a/PARADISE_opleidingsplanning.docx
+++ b/PARADISE_opleidingsplanning.docx
@@ -296,7 +296,7 @@
                 <w:color w:val="1B2630"/>
                 <w:sz w:val="17"/>
               </w:rPr>
-              <w:t>online</w:t>
+              <w:t>online, opgenomen</w:t>
             </w:r>
           </w:p>
         </w:tc>
@@ -401,7 +401,7 @@
                 <w:color w:val="1B2630"/>
                 <w:sz w:val="17"/>
               </w:rPr>
-              <w:t>online</w:t>
+              <w:t>online, opgenomen</w:t>
             </w:r>
           </w:p>
         </w:tc>
@@ -611,7 +611,7 @@
                 <w:color w:val="1B2630"/>
                 <w:sz w:val="17"/>
               </w:rPr>
-              <w:t>online, na voorbereiding</w:t>
+              <w:t>online, opgenomen</w:t>
             </w:r>
           </w:p>
         </w:tc>
@@ -976,6 +976,29 @@
       <w:pPr>
         <w:spacing w:after="40"/>
       </w:pPr>
+    </w:p>
+    <w:p>
+      <w:pPr>
+        <w:spacing w:before="0" w:after="100"/>
+      </w:pPr>
+      <w:r>
+        <w:rPr>
+          <w:rFonts w:ascii="Segoe UI" w:hAnsi="Segoe UI"/>
+          <w:b/>
+          <w:color w:val="1B2630"/>
+          <w:sz w:val="19"/>
+        </w:rPr>
+        <w:t xml:space="preserve">Online sessies worden opgenomen. </w:t>
+      </w:r>
+      <w:r>
+        <w:rPr>
+          <w:rFonts w:ascii="Segoe UI" w:hAnsi="Segoe UI"/>
+          <w:b w:val="0"/>
+          <w:color w:val="1B2630"/>
+          <w:sz w:val="19"/>
+        </w:rPr>
+        <w:t>Wie niet live kan, bekijkt de opname online.</w:t>
+      </w:r>
     </w:p>
     <w:p>
       <w:pPr>
@@ -1592,7 +1615,7 @@
           <w:color w:val="5A6A78"/>
           <w:sz w:val="17"/>
         </w:rPr>
-        <w:t>De week van 2 tot 8 november is herfstvakantie en woensdag 11 november een feestdag. Beide data vallen in een even week, zodat Antwerpen kan. Op dinsdag kan Gent nooit, heeft Kortrijk vanaf de middag voetkliniek en is in Brugge alleen de tweede podoloog er, in de namiddag: twee opties in sectie 9.</w:t>
+        <w:t>De week van 2 tot 8 november is herfstvakantie en woensdag 11 november een feestdag. Beide data vallen in een even week, zodat Antwerpen kan. Op dinsdag kan Gent nooit, heeft Kortrijk vanaf de middag voetkliniek en is in Brugge alleen de tweede podoloog er, in de namiddag. Wie niet live kan, bekijkt de opname online.</w:t>
       </w:r>
     </w:p>
     <w:p>
@@ -5613,7 +5636,7 @@
                 <w:color w:val="1B2630"/>
                 <w:sz w:val="17"/>
               </w:rPr>
-              <w:t>Totaal vóór de start, zonder de herhalingen van optie B</w:t>
+              <w:t>Totaal vóór de start</w:t>
             </w:r>
           </w:p>
         </w:tc>
@@ -6159,7 +6182,7 @@
           <w:color w:val="1B2630"/>
           <w:sz w:val="19"/>
         </w:rPr>
-        <w:t>Online op dinsdag:</w:t>
+        <w:t>Online sessies op dinsdag:</w:t>
       </w:r>
       <w:r>
         <w:rPr>
@@ -6168,7 +6191,7 @@
           <w:color w:val="1B2630"/>
           <w:sz w:val="19"/>
         </w:rPr>
-        <w:t xml:space="preserve">  Gent kan nooit, Kortrijk heeft vanaf de middag voetkliniek, in Brugge is alleen de tweede podoloog er, in de namiddag. Twee opties: sectie 9.</w:t>
+        <w:t xml:space="preserve">  Gent kan op dinsdag nooit, Kortrijk heeft dinsdagnamiddag voetkliniek, in Brugge is op dinsdagvoormiddag geen podoloog en op dinsdagnamiddag alleen de tweede. Wie niet live kan, bekijkt de opname online.</w:t>
       </w:r>
     </w:p>
     <w:p>
@@ -6184,39 +6207,6 @@
           <w:sz w:val="19"/>
         </w:rPr>
         <w:t xml:space="preserve">4.  </w:t>
-      </w:r>
-      <w:r>
-        <w:rPr>
-          <w:rFonts w:ascii="Segoe UI" w:hAnsi="Segoe UI"/>
-          <w:b/>
-          <w:color w:val="1B2630"/>
-          <w:sz w:val="19"/>
-        </w:rPr>
-        <w:t>Datacollectie di 12 jan, 9u–11u:</w:t>
-      </w:r>
-      <w:r>
-        <w:rPr>
-          <w:rFonts w:ascii="Segoe UI" w:hAnsi="Segoe UI"/>
-          <w:b w:val="0"/>
-          <w:color w:val="1B2630"/>
-          <w:sz w:val="19"/>
-        </w:rPr>
-        <w:t xml:space="preserve">  Kortrijk kan; Gent en Brugge niet. Twee opties: sectie 9.</w:t>
-      </w:r>
-    </w:p>
-    <w:p>
-      <w:pPr>
-        <w:spacing w:before="0" w:after="80"/>
-        <w:ind w:left="280" w:hanging="280"/>
-      </w:pPr>
-      <w:r>
-        <w:rPr>
-          <w:rFonts w:ascii="Segoe UI" w:hAnsi="Segoe UI"/>
-          <w:b/>
-          <w:color w:val="FF7A00"/>
-          <w:sz w:val="19"/>
-        </w:rPr>
-        <w:t xml:space="preserve">5.  </w:t>
       </w:r>
       <w:r>
         <w:rPr>
@@ -6249,7 +6239,7 @@
           <w:color w:val="FF7A00"/>
           <w:sz w:val="19"/>
         </w:rPr>
-        <w:t xml:space="preserve">6.  </w:t>
+        <w:t xml:space="preserve">5.  </w:t>
       </w:r>
       <w:r>
         <w:rPr>
@@ -6282,7 +6272,7 @@
           <w:color w:val="FF7A00"/>
           <w:sz w:val="19"/>
         </w:rPr>
-        <w:t xml:space="preserve">7.  </w:t>
+        <w:t xml:space="preserve">6.  </w:t>
       </w:r>
       <w:r>
         <w:rPr>
@@ -6315,7 +6305,7 @@
           <w:color w:val="FF7A00"/>
           <w:sz w:val="19"/>
         </w:rPr>
-        <w:t xml:space="preserve">8.  </w:t>
+        <w:t xml:space="preserve">7.  </w:t>
       </w:r>
       <w:r>
         <w:rPr>
@@ -6348,7 +6338,7 @@
           <w:color w:val="FF7A00"/>
           <w:sz w:val="19"/>
         </w:rPr>
-        <w:t xml:space="preserve">9.  </w:t>
+        <w:t xml:space="preserve">8.  </w:t>
       </w:r>
       <w:r>
         <w:rPr>
@@ -6381,7 +6371,7 @@
           <w:color w:val="FF7A00"/>
           <w:sz w:val="19"/>
         </w:rPr>
-        <w:t xml:space="preserve">10.  </w:t>
+        <w:t xml:space="preserve">9.  </w:t>
       </w:r>
       <w:r>
         <w:rPr>
@@ -6414,7 +6404,7 @@
           <w:color w:val="FF7A00"/>
           <w:sz w:val="19"/>
         </w:rPr>
-        <w:t xml:space="preserve">11.  </w:t>
+        <w:t xml:space="preserve">10.  </w:t>
       </w:r>
       <w:r>
         <w:rPr>
@@ -6447,7 +6437,7 @@
           <w:color w:val="FF7A00"/>
           <w:sz w:val="19"/>
         </w:rPr>
-        <w:t xml:space="preserve">12.  </w:t>
+        <w:t xml:space="preserve">11.  </w:t>
       </w:r>
       <w:r>
         <w:rPr>
@@ -6480,7 +6470,7 @@
           <w:color w:val="FF7A00"/>
           <w:sz w:val="19"/>
         </w:rPr>
-        <w:t xml:space="preserve">13.  </w:t>
+        <w:t xml:space="preserve">12.  </w:t>
       </w:r>
       <w:r>
         <w:rPr>
@@ -6737,176 +6727,6 @@
                 <w:sz w:val="17"/>
               </w:rPr>
               <w:t>Kortrijk, Brugge</w:t>
-            </w:r>
-          </w:p>
-        </w:tc>
-      </w:tr>
-      <w:tr>
-        <w:trPr>
-          <w:cantSplit/>
-        </w:trPr>
-        <w:tc>
-          <w:tcPr>
-            <w:tcW w:type="dxa" w:w="2200"/>
-          </w:tcPr>
-          <w:p>
-            <w:pPr>
-              <w:spacing w:before="40" w:after="40"/>
-            </w:pPr>
-            <w:r/>
-            <w:r>
-              <w:rPr>
-                <w:rFonts w:ascii="Segoe UI" w:hAnsi="Segoe UI"/>
-                <w:b/>
-                <w:color w:val="1B2630"/>
-                <w:sz w:val="17"/>
-              </w:rPr>
-              <w:t>Online sessies op dinsdag: theorie 10 en 24 nov, gezondheidseconomie en procesevaluatie 8 dec</w:t>
-            </w:r>
-          </w:p>
-        </w:tc>
-        <w:tc>
-          <w:tcPr>
-            <w:tcW w:type="dxa" w:w="2700"/>
-          </w:tcPr>
-          <w:p>
-            <w:pPr>
-              <w:spacing w:before="40" w:after="40"/>
-            </w:pPr>
-            <w:r/>
-            <w:r>
-              <w:rPr>
-                <w:rFonts w:ascii="Segoe UI" w:hAnsi="Segoe UI"/>
-                <w:b w:val="0"/>
-                <w:color w:val="1B2630"/>
-                <w:sz w:val="17"/>
-              </w:rPr>
-              <w:t>di 12u30–14u live, met opname voor wie niet kan</w:t>
-            </w:r>
-          </w:p>
-        </w:tc>
-        <w:tc>
-          <w:tcPr>
-            <w:tcW w:type="dxa" w:w="2900"/>
-          </w:tcPr>
-          <w:p>
-            <w:pPr>
-              <w:spacing w:before="40" w:after="40"/>
-            </w:pPr>
-            <w:r/>
-            <w:r>
-              <w:rPr>
-                <w:rFonts w:ascii="Segoe UI" w:hAnsi="Segoe UI"/>
-                <w:b w:val="0"/>
-                <w:color w:val="1B2630"/>
-                <w:sz w:val="17"/>
-              </w:rPr>
-              <w:t>di 12u30–14u live, plus een live herhaling op do 12 nov, do 26 nov en do 17 dec, 8u30–10u</w:t>
-            </w:r>
-          </w:p>
-        </w:tc>
-        <w:tc>
-          <w:tcPr>
-            <w:tcW w:type="dxa" w:w="2060"/>
-          </w:tcPr>
-          <w:p>
-            <w:pPr>
-              <w:spacing w:before="40" w:after="40"/>
-            </w:pPr>
-            <w:r/>
-            <w:r>
-              <w:rPr>
-                <w:rFonts w:ascii="Segoe UI" w:hAnsi="Segoe UI"/>
-                <w:b w:val="0"/>
-                <w:color w:val="1B2630"/>
-                <w:sz w:val="17"/>
-              </w:rPr>
-              <w:t>alle centra; vooral Gent, Kortrijk en Brugge</w:t>
-            </w:r>
-          </w:p>
-        </w:tc>
-      </w:tr>
-      <w:tr>
-        <w:trPr>
-          <w:cantSplit/>
-        </w:trPr>
-        <w:tc>
-          <w:tcPr>
-            <w:tcW w:type="dxa" w:w="2200"/>
-          </w:tcPr>
-          <w:p>
-            <w:pPr>
-              <w:spacing w:before="40" w:after="40"/>
-            </w:pPr>
-            <w:r/>
-            <w:r>
-              <w:rPr>
-                <w:rFonts w:ascii="Segoe UI" w:hAnsi="Segoe UI"/>
-                <w:b/>
-                <w:color w:val="1B2630"/>
-                <w:sz w:val="17"/>
-              </w:rPr>
-              <w:t>Datacollectie</w:t>
-            </w:r>
-          </w:p>
-        </w:tc>
-        <w:tc>
-          <w:tcPr>
-            <w:tcW w:type="dxa" w:w="2700"/>
-          </w:tcPr>
-          <w:p>
-            <w:pPr>
-              <w:spacing w:before="40" w:after="40"/>
-            </w:pPr>
-            <w:r/>
-            <w:r>
-              <w:rPr>
-                <w:rFonts w:ascii="Segoe UI" w:hAnsi="Segoe UI"/>
-                <w:b w:val="0"/>
-                <w:color w:val="1B2630"/>
-                <w:sz w:val="17"/>
-              </w:rPr>
-              <w:t>di 12 jan 9u–11u, met opname</w:t>
-            </w:r>
-          </w:p>
-        </w:tc>
-        <w:tc>
-          <w:tcPr>
-            <w:tcW w:type="dxa" w:w="2900"/>
-          </w:tcPr>
-          <w:p>
-            <w:pPr>
-              <w:spacing w:before="40" w:after="40"/>
-            </w:pPr>
-            <w:r/>
-            <w:r>
-              <w:rPr>
-                <w:rFonts w:ascii="Segoe UI" w:hAnsi="Segoe UI"/>
-                <w:b w:val="0"/>
-                <w:color w:val="1B2630"/>
-                <w:sz w:val="17"/>
-              </w:rPr>
-              <w:t>di 12 jan 9u–11u, plus een herhaling vr 15 jan 13u–15u</w:t>
-            </w:r>
-          </w:p>
-        </w:tc>
-        <w:tc>
-          <w:tcPr>
-            <w:tcW w:type="dxa" w:w="2060"/>
-          </w:tcPr>
-          <w:p>
-            <w:pPr>
-              <w:spacing w:before="40" w:after="40"/>
-            </w:pPr>
-            <w:r/>
-            <w:r>
-              <w:rPr>
-                <w:rFonts w:ascii="Segoe UI" w:hAnsi="Segoe UI"/>
-                <w:b w:val="0"/>
-                <w:color w:val="1B2630"/>
-                <w:sz w:val="17"/>
-              </w:rPr>
-              <w:t>Gent; Brugge krijgt in beide gevallen de opname</w:t>
             </w:r>
           </w:p>
         </w:tc>

--- a/PARADISE_opleidingsplanning.docx
+++ b/PARADISE_opleidingsplanning.docx
@@ -361,7 +361,7 @@
                 <w:color w:val="1B2630"/>
                 <w:sz w:val="17"/>
               </w:rPr>
-              <w:t>2 · Gezondheidseconomie en procesevaluatie — het gezondheidseconomisch dagboek, opnames en observatie, het dagboek van de therapeut</w:t>
+              <w:t>2 · Gezondheidseconomie en procesevaluatie — het gezondheidseconomisch dagboek, opnames en observatie van PARADISE-sessies met patiënten, het dagboek van de therapeut</w:t>
             </w:r>
           </w:p>
         </w:tc>
@@ -988,7 +988,7 @@
           <w:color w:val="1B2630"/>
           <w:sz w:val="19"/>
         </w:rPr>
-        <w:t xml:space="preserve">Online sessies worden opgenomen. </w:t>
+        <w:t xml:space="preserve">Wat wel en niet opgenomen wordt. </w:t>
       </w:r>
       <w:r>
         <w:rPr>
@@ -997,7 +997,7 @@
           <w:color w:val="1B2630"/>
           <w:sz w:val="19"/>
         </w:rPr>
-        <w:t>Wie niet live kan, bekijkt de opname online.</w:t>
+        <w:t>Opgenomen worden de online sessies: theorie 1 en 2, gezondheidseconomie en procesevaluatie, en datacollectie. Wie niet live kan, bekijkt de opname online. Niet opgenomen worden de praktijksessies, ter plaatse en op een centrale locatie: technologie, SEBIA 1 tot 5 en de droogloop. Daar is aanwezigheid nodig.</w:t>
       </w:r>
     </w:p>
     <w:p>
@@ -1043,7 +1043,7 @@
           <w:color w:val="1B2630"/>
           <w:sz w:val="19"/>
         </w:rPr>
-        <w:t>Het gezondheidseconomisch dagboek wordt tijdens de studie telefonisch bevraagd. De opnames en observaties van de procesevaluatie doen de doctorandi. Het dagboek van de therapeut (eCRF 40) staat in REDCap.</w:t>
+        <w:t>Het gezondheidseconomisch dagboek wordt tijdens de studie telefonisch bevraagd. Voor de procesevaluatie nemen de doctorandi PARADISE-sessies met patiënten op en observeren ze. Het dagboek van de therapeut (eCRF 40) staat in REDCap.</w:t>
       </w:r>
     </w:p>
     <w:p>
@@ -6323,7 +6323,7 @@
           <w:color w:val="1B2630"/>
           <w:sz w:val="19"/>
         </w:rPr>
-        <w:t xml:space="preserve">  Groep Oost doet op di 12 jan eerst de datacollectie online en komt in de namiddag naar Leuven.</w:t>
+        <w:t xml:space="preserve">  Die sessies worden niet opgenomen, dus aanwezigheid is nodig. Groep Oost doet op di 12 jan eerst de datacollectie online en komt in de namiddag naar Leuven.</w:t>
       </w:r>
     </w:p>
     <w:p>

--- a/PARADISE_opleidingsplanning.docx
+++ b/PARADISE_opleidingsplanning.docx
@@ -1746,7 +1746,7 @@
                 <w:color w:val="1B2630"/>
                 <w:sz w:val="17"/>
               </w:rPr>
-              <w:t>wo 2 dec (A) of ma 30 nov (B)</w:t>
+              <w:t>wo 2 dec</w:t>
             </w:r>
           </w:p>
         </w:tc>
@@ -1766,7 +1766,7 @@
                 <w:color w:val="1B2630"/>
                 <w:sz w:val="17"/>
               </w:rPr>
-              <w:t>Technologie. A: Kortrijk VM, Brugge NM · B: Brugge VM, Kortrijk NM</w:t>
+              <w:t>Technologie: Kortrijk VM, Brugge NM. Optie B: ma 30 nov, Brugge VM en Kortrijk NM</w:t>
             </w:r>
           </w:p>
         </w:tc>
@@ -2330,7 +2330,7 @@
                 <w:color w:val="1B2630"/>
                 <w:sz w:val="17"/>
               </w:rPr>
-              <w:t>do 7 jan (A) of vr 8 jan (B)</w:t>
+              <w:t>do 7 jan</w:t>
             </w:r>
           </w:p>
         </w:tc>
@@ -2350,7 +2350,7 @@
                 <w:color w:val="1B2630"/>
                 <w:sz w:val="17"/>
               </w:rPr>
-              <w:t>SEBIA 1 en 2, groep West (Brugge, Kortrijk, Gent). A: 17u30–21u30 · B: 13u–17u</w:t>
+              <w:t>SEBIA 1 en 2, groep West (Brugge, Kortrijk, Gent), 17u30–21u30. Optie B: vr 8 jan, 13u–17u</w:t>
             </w:r>
           </w:p>
         </w:tc>
@@ -2590,7 +2590,7 @@
                 <w:color w:val="1B2630"/>
                 <w:sz w:val="17"/>
               </w:rPr>
-              <w:t>wo 13 jan (A) of ma 18 jan (B)</w:t>
+              <w:t>wo 13 jan</w:t>
             </w:r>
           </w:p>
         </w:tc>
@@ -2610,7 +2610,7 @@
                 <w:color w:val="1B2630"/>
                 <w:sz w:val="17"/>
               </w:rPr>
-              <w:t>Droogloop en debriefing. A: namiddag · B: voormiddag</w:t>
+              <w:t>Droogloop en debriefing, namiddag. Optie B: ma 18 jan, voormiddag</w:t>
             </w:r>
           </w:p>
         </w:tc>
@@ -2978,7 +2978,7 @@
           <w:color w:val="5A6A78"/>
           <w:sz w:val="17"/>
         </w:rPr>
-        <w:t>Inhaalslots: do 21 jan (Gent VM, Aalst), vr 22 jan (Leuven; Gent NM), ma 25 jan NM (Kortrijk), do 28 jan VM (Antwerpen, Gent). Voor Brugge is de droogloopdatum die niet gekozen wordt het inhaalslot.</w:t>
+        <w:t>Inhaalslots: do 21 jan (Gent VM, Aalst), vr 22 jan (Leuven; Gent NM), ma 25 jan NM (Kortrijk), do 28 jan VM (Antwerpen, Gent). Voor Brugge is de droogloopdatum die niet gekozen wordt het inhaalslot: ma 18 jan VM, of wo 13 jan NM bij optie B.</w:t>
       </w:r>
     </w:p>
     <w:p>
@@ -3402,7 +3402,7 @@
                 <w:color w:val="1B2630"/>
                 <w:sz w:val="17"/>
               </w:rPr>
-              <w:t>di 9 (A) of di 23 mrt (B)</w:t>
+              <w:t>di 9 mrt</w:t>
             </w:r>
           </w:p>
         </w:tc>
@@ -3422,7 +3422,7 @@
                 <w:color w:val="1B2630"/>
                 <w:sz w:val="17"/>
               </w:rPr>
-              <w:t>SEBIA 3 en 4, groep Oost, 9u–13u, centraal, voorstel Leuven — data nog te bevestigen door Dobbels</w:t>
+              <w:t>SEBIA 3 en 4, groep Oost, 9u–13u, centraal, voorstel Leuven. Optie B: di 23 mrt. Data nog te bevestigen door Dobbels</w:t>
             </w:r>
           </w:p>
         </w:tc>
@@ -3447,7 +3447,7 @@
                 <w:color w:val="1B2630"/>
                 <w:sz w:val="17"/>
               </w:rPr>
-              <w:t>do 4 (A) of vr 5 mrt (B)</w:t>
+              <w:t>do 4 mrt</w:t>
             </w:r>
           </w:p>
         </w:tc>
@@ -3467,7 +3467,7 @@
                 <w:color w:val="1B2630"/>
                 <w:sz w:val="17"/>
               </w:rPr>
-              <w:t>SEBIA 3 en 4, groep West, centraal, voorstel Gent. A: 17u30–21u30 · B: 13u–17u — data nog te bevestigen door Dobbels</w:t>
+              <w:t>SEBIA 3 en 4, groep West, 17u30–21u30, centraal, voorstel Gent. Optie B: vr 5 mrt, 13u–17u. Data nog te bevestigen door Dobbels</w:t>
             </w:r>
           </w:p>
         </w:tc>
@@ -3492,7 +3492,7 @@
                 <w:color w:val="1B2630"/>
                 <w:sz w:val="17"/>
               </w:rPr>
-              <w:t>maart (A) of vanaf 12 april (B)</w:t>
+              <w:t>maart</w:t>
             </w:r>
           </w:p>
         </w:tc>
@@ -3512,7 +3512,7 @@
                 <w:color w:val="1B2630"/>
                 <w:sz w:val="17"/>
               </w:rPr>
-              <w:t>SEBIA 5, 1,5 u per podoloog in het eigen centrum, door Dobbels, bij voorkeur vóór de eerste maand 3-visite. A: vóór de paasvakantie · B: erna. Beste moment: Kortrijk wo, Brugge ma VM, Antwerpen di of wo VM in een even week, Aalst di; Gent en Leuven nog op te vragen</w:t>
+              <w:t>SEBIA 5, 1,5 u per podoloog in het eigen centrum, door Dobbels, vóór de paasvakantie en bij voorkeur vóór de eerste maand 3-visite. Optie B: vanaf 12 april. Beste moment: Kortrijk wo, Brugge ma VM, Antwerpen di of wo VM in een even week, Aalst di; Gent en Leuven nog op te vragen</w:t>
             </w:r>
           </w:p>
         </w:tc>
@@ -3783,7 +3783,7 @@
                 <w:color w:val="1B2630"/>
                 <w:sz w:val="17"/>
               </w:rPr>
-              <w:t>07, 08, 09 drukmeting zonder CMFO, 10 voorschrift; 12, 13, 14, 15 en 21 op papier in de wachtruimte, vóór de educatie; in OC SEBIA stap 1 met het boekje 16, de folder 48 en het logboek 18; 19 en 20 MoveMonitor mee</w:t>
+              <w:t>07, 08, 09 drukmeting zonder CMFO, 10 voorschrift; 12, 13, 14, 15 en 21 op papier in de wachtruimte, vóór de educatie met het boekje 16, in beide armen, en de folder 48; in OC als SEBIA stap 1, met het logboek 18; 19 en 20 MoveMonitor mee</w:t>
             </w:r>
           </w:p>
         </w:tc>
@@ -3868,7 +3868,7 @@
                 <w:color w:val="1B2630"/>
                 <w:sz w:val="17"/>
               </w:rPr>
-              <w:t>23 pasvorm binnen én buiten met foto's; 24 drukmeting zonder en mét de CMFO — in OC toetsen aan de norm en aanpassen tot ze gehaald is, in UC alleen meten; 25 Orthotimer in de zool; 26 in de wachtruimte; 27 MoveMonitor terug; in OC SEBIA stap 2 met 28 activiteitenprofiel, 29 teach-back en de sensorfolder 30</w:t>
+              <w:t>23 pasvorm binnen én buiten met foto's; 24 drukmeting zonder en mét de CMFO — in OC toetsen aan de norm en aanpassen tot ze gehaald is, in UC alleen meten; 25 Orthotimer in de zool; 26 in de wachtruimte; 27 MoveMonitor terug; in OC SEBIA stap 2 met 28 activiteitenprofiel en 29 teach-back; 30 sensorfolder</w:t>
             </w:r>
           </w:p>
         </w:tc>
@@ -7046,7 +7046,7 @@
                 <w:color w:val="1B2630"/>
                 <w:sz w:val="17"/>
               </w:rPr>
-              <w:t>vr 5 mrt 13u–17u</w:t>
+              <w:t>vr 5 mrt 13u–17u, met vrijaf voor Kortrijk en Brugge</w:t>
             </w:r>
           </w:p>
         </w:tc>

--- a/PARADISE_opleidingsplanning.docx
+++ b/PARADISE_opleidingsplanning.docx
@@ -41,7 +41,7 @@
           <w:color w:val="5A6A78"/>
           <w:sz w:val="18"/>
         </w:rPr>
-        <w:t>Stand van zaken op 29 september 2026  ·  werkdocument</w:t>
+        <w:t>Stand van zaken op 30 september 2026  ·  werkdocument</w:t>
       </w:r>
     </w:p>
     <w:p>
@@ -55,7 +55,7 @@
           <w:color w:val="1B2630"/>
           <w:sz w:val="19"/>
         </w:rPr>
-        <w:t>Vaste punten: eerste patiënt in februari 2027, piloot en Go/No-Go in februari 2027, herfstvakantie 2 tot 8 november, feestdag op woensdag 11 november, kerstvakantie 21 december tot 3 januari, krokusvakantie 8 tot 14 februari en paasvakantie 29 maart tot 11 april 2027.</w:t>
+        <w:t>Vaste punten: eerste patiënt in februari 2027, piloot en Go/No-Go in februari 2027, herfstvakantie 2 tot 8 november, feestdag op woensdag 11 november, kerstvakantie 21 december tot 3 januari, krokusvakantie 8 tot 14 februari en paasvakantie 29 maart tot 11 april 2027. SEBIA volgt de agenda van de lesgever, Fabienne Dobbels (SEBIA-deck van 23 september, dia 12).</w:t>
       </w:r>
     </w:p>
     <w:p>
@@ -1615,7 +1615,7 @@
           <w:color w:val="5A6A78"/>
           <w:sz w:val="17"/>
         </w:rPr>
-        <w:t>De week van 2 tot 8 november is herfstvakantie en woensdag 11 november een feestdag. Beide data vallen in een even week, zodat Antwerpen kan. Op dinsdag kan Gent nooit, heeft Kortrijk vanaf de middag voetkliniek en is in Brugge alleen de tweede podoloog er, in de namiddag. Wie niet live kan, bekijkt de opname online.</w:t>
+        <w:t>De week van 2 tot 8 november is herfstvakantie en woensdag 11 november een feestdag. Op dinsdag kan Gent nooit, heeft Kortrijk vanaf de middag voetkliniek en is in Brugge alleen de tweede podoloog er, in de namiddag. Wie niet live kan, bekijkt de opname online.</w:t>
       </w:r>
     </w:p>
     <w:p>
@@ -2330,7 +2330,7 @@
                 <w:color w:val="1B2630"/>
                 <w:sz w:val="17"/>
               </w:rPr>
-              <w:t>do 7 jan</w:t>
+              <w:t>wo 6 jan</w:t>
             </w:r>
           </w:p>
         </w:tc>
@@ -2350,7 +2350,7 @@
                 <w:color w:val="1B2630"/>
                 <w:sz w:val="17"/>
               </w:rPr>
-              <w:t>SEBIA 1 en 2, groep West (Brugge, Kortrijk, Gent), 17u30–21u30. Optie B: vr 8 jan, 13u–17u</w:t>
+              <w:t>SEBIA 1 en 2, groep West (Brugge, Kortrijk, Gent), 17u30–21u30. Optie B: ma 11 jan, 17u30–21u30</w:t>
             </w:r>
           </w:p>
         </w:tc>
@@ -3422,7 +3422,7 @@
                 <w:color w:val="1B2630"/>
                 <w:sz w:val="17"/>
               </w:rPr>
-              <w:t>SEBIA 3 en 4, groep Oost, 9u–13u, centraal, voorstel Leuven. Optie B: di 23 mrt. Data nog te bevestigen door Dobbels</w:t>
+              <w:t>SEBIA 3 en 4, groep Oost, 9u–13u, centraal, voorstel Leuven. Optie B: di 23 mrt. Voorstel: Dobbels gaf na januari nog geen data</w:t>
             </w:r>
           </w:p>
         </w:tc>
@@ -3467,7 +3467,7 @@
                 <w:color w:val="1B2630"/>
                 <w:sz w:val="17"/>
               </w:rPr>
-              <w:t>SEBIA 3 en 4, groep West, 17u30–21u30, centraal, voorstel Gent. Optie B: vr 5 mrt, 13u–17u. Data nog te bevestigen door Dobbels</w:t>
+              <w:t>SEBIA 3 en 4, groep West, 17u30–21u30, centraal, voorstel Gent. Optie B: vr 5 mrt, 13u–17u. Voorstel: Dobbels gaf na januari nog geen data</w:t>
             </w:r>
           </w:p>
         </w:tc>
@@ -3512,7 +3512,7 @@
                 <w:color w:val="1B2630"/>
                 <w:sz w:val="17"/>
               </w:rPr>
-              <w:t>SEBIA 5, 1,5 u per podoloog in het eigen centrum, door Dobbels, vóór de paasvakantie en bij voorkeur vóór de eerste maand 3-visite. Optie B: vanaf 12 april. Beste moment: Kortrijk wo, Brugge ma VM, Antwerpen di of wo VM in een even week, Aalst di; Gent en Leuven nog op te vragen</w:t>
+              <w:t>SEBIA 5, 1,5 u per podoloog in het eigen centrum, door Dobbels, vóór de paasvakantie en bij voorkeur vóór de eerste maand 3-visite. Optie B: vanaf 12 april. Beste moment: Kortrijk wo, Brugge ma VM, Antwerpen di of wo VM, Aalst di; Gent en Leuven nog op te vragen</w:t>
             </w:r>
           </w:p>
         </w:tc>
@@ -6158,7 +6158,7 @@
           <w:color w:val="1B2630"/>
           <w:sz w:val="19"/>
         </w:rPr>
-        <w:t xml:space="preserve">  Kortrijk werkt maandagnamiddag tot woensdag in het ziekenhuis, Brugge dinsdagnamiddag en woensdag, Gent donderdag en vrijdagnamiddag (maandag tot woensdag hogeschool). Enige opties: een avond, of vrijdagnamiddag met vrijaf voor Kortrijk en Brugge. Idem voor SEBIA 3 en 4. Twee opties: sectie 9.</w:t>
+        <w:t xml:space="preserve">  Kortrijk werkt maandagnamiddag tot woensdag in het ziekenhuis, Brugge dinsdagnamiddag en woensdag, Gent donderdag en vrijdagnamiddag (maandag tot woensdag hogeschool). Enige opties: een avond, of vrijdagnamiddag met vrijaf voor Kortrijk en Brugge. Dobbels heeft in januari vóór de eerste droogloop van West (13 jan) geen gewone vrijdag, dus twee avonden op gewone dagen in haar agenda. Voor SEBIA 3 en 4 ook vrijdagnamiddag. Twee opties: sectie 9.</w:t>
       </w:r>
     </w:p>
     <w:p>
@@ -6215,7 +6215,7 @@
           <w:color w:val="1B2630"/>
           <w:sz w:val="19"/>
         </w:rPr>
-        <w:t>Antwerpen werkt alleen in even weken.</w:t>
+        <w:t>Antwerpen werkt op donderdag alleen in even weken;</w:t>
       </w:r>
       <w:r>
         <w:rPr>
@@ -6224,7 +6224,7 @@
           <w:color w:val="1B2630"/>
           <w:sz w:val="19"/>
         </w:rPr>
-        <w:t xml:space="preserve">  Alle data voor Antwerpen, ook de online sessies, vallen in een even week.</w:t>
+        <w:t xml:space="preserve">  dinsdag en woensdag elke week. Het inhaalslot van do 28 jan valt in een even week (week 4).</w:t>
       </w:r>
     </w:p>
     <w:p>
@@ -6240,6 +6240,39 @@
           <w:sz w:val="19"/>
         </w:rPr>
         <w:t xml:space="preserve">5.  </w:t>
+      </w:r>
+      <w:r>
+        <w:rPr>
+          <w:rFonts w:ascii="Segoe UI" w:hAnsi="Segoe UI"/>
+          <w:b/>
+          <w:color w:val="1B2630"/>
+          <w:sz w:val="19"/>
+        </w:rPr>
+        <w:t>Dobbels is de lesgever van SEBIA:</w:t>
+      </w:r>
+      <w:r>
+        <w:rPr>
+          <w:rFonts w:ascii="Segoe UI" w:hAnsi="Segoe UI"/>
+          <w:b w:val="0"/>
+          <w:color w:val="1B2630"/>
+          <w:sz w:val="19"/>
+        </w:rPr>
+        <w:t xml:space="preserve">  haar agenda (SEBIA-deck, dia 12) bepaalt de data. In januari gebruikt de planning alleen haar gewone dagen, niet 17 dec en 7 en 8 jan, die ze alleen indien nodig opgaf. Na januari gaf ze nog geen data: SEBIA 3 tot 6 zijn voorstellen die eerst bij haar liggen.</w:t>
+      </w:r>
+    </w:p>
+    <w:p>
+      <w:pPr>
+        <w:spacing w:before="0" w:after="80"/>
+        <w:ind w:left="280" w:hanging="280"/>
+      </w:pPr>
+      <w:r>
+        <w:rPr>
+          <w:rFonts w:ascii="Segoe UI" w:hAnsi="Segoe UI"/>
+          <w:b/>
+          <w:color w:val="FF7A00"/>
+          <w:sz w:val="19"/>
+        </w:rPr>
+        <w:t xml:space="preserve">6.  </w:t>
       </w:r>
       <w:r>
         <w:rPr>
@@ -6272,7 +6305,7 @@
           <w:color w:val="FF7A00"/>
           <w:sz w:val="19"/>
         </w:rPr>
-        <w:t xml:space="preserve">6.  </w:t>
+        <w:t xml:space="preserve">7.  </w:t>
       </w:r>
       <w:r>
         <w:rPr>
@@ -6305,7 +6338,7 @@
           <w:color w:val="FF7A00"/>
           <w:sz w:val="19"/>
         </w:rPr>
-        <w:t xml:space="preserve">7.  </w:t>
+        <w:t xml:space="preserve">8.  </w:t>
       </w:r>
       <w:r>
         <w:rPr>
@@ -6338,7 +6371,7 @@
           <w:color w:val="FF7A00"/>
           <w:sz w:val="19"/>
         </w:rPr>
-        <w:t xml:space="preserve">8.  </w:t>
+        <w:t xml:space="preserve">9.  </w:t>
       </w:r>
       <w:r>
         <w:rPr>
@@ -6371,7 +6404,7 @@
           <w:color w:val="FF7A00"/>
           <w:sz w:val="19"/>
         </w:rPr>
-        <w:t xml:space="preserve">9.  </w:t>
+        <w:t xml:space="preserve">10.  </w:t>
       </w:r>
       <w:r>
         <w:rPr>
@@ -6404,7 +6437,7 @@
           <w:color w:val="FF7A00"/>
           <w:sz w:val="19"/>
         </w:rPr>
-        <w:t xml:space="preserve">10.  </w:t>
+        <w:t xml:space="preserve">11.  </w:t>
       </w:r>
       <w:r>
         <w:rPr>
@@ -6437,7 +6470,7 @@
           <w:color w:val="FF7A00"/>
           <w:sz w:val="19"/>
         </w:rPr>
-        <w:t xml:space="preserve">11.  </w:t>
+        <w:t xml:space="preserve">12.  </w:t>
       </w:r>
       <w:r>
         <w:rPr>
@@ -6470,7 +6503,7 @@
           <w:color w:val="FF7A00"/>
           <w:sz w:val="19"/>
         </w:rPr>
-        <w:t xml:space="preserve">12.  </w:t>
+        <w:t xml:space="preserve">13.  </w:t>
       </w:r>
       <w:r>
         <w:rPr>
@@ -6771,7 +6804,7 @@
                 <w:color w:val="1B2630"/>
                 <w:sz w:val="17"/>
               </w:rPr>
-              <w:t>do 7 jan 17u30–21u30</w:t>
+              <w:t>wo 6 jan 17u30–21u30</w:t>
             </w:r>
           </w:p>
         </w:tc>
@@ -6791,7 +6824,7 @@
                 <w:color w:val="1B2630"/>
                 <w:sz w:val="17"/>
               </w:rPr>
-              <w:t>vr 8 jan 13u–17u, met vrijaf voor Kortrijk en Brugge</w:t>
+              <w:t>ma 11 jan 17u30–21u30</w:t>
             </w:r>
           </w:p>
         </w:tc>
